--- a/MathLab.docx
+++ b/MathLab.docx
@@ -670,7 +670,14 @@
                   <w:rFonts w:ascii="Cambria Math" w:eastAsiaTheme="minorEastAsia" w:hAnsi="Cambria Math"/>
                   <w:lang w:val="nl-BE"/>
                 </w:rPr>
-                <m:t>-S2001+2000</m:t>
+                <m:t>-</m:t>
+              </m:r>
+              <m:r>
+                <w:rPr>
+                  <w:rFonts w:ascii="Cambria Math" w:eastAsiaTheme="minorEastAsia" w:hAnsi="Cambria Math"/>
+                  <w:lang w:val="nl-BE"/>
+                </w:rPr>
+                <m:t>S2001+2000</m:t>
               </m:r>
             </m:den>
           </m:f>
@@ -3720,6 +3727,7 @@
         <w:rPr>
           <w:rFonts w:eastAsiaTheme="minorEastAsia"/>
           <w:bCs/>
+          <w:noProof/>
           <w:lang w:val="nl-BE"/>
         </w:rPr>
         <w:lastRenderedPageBreak/>
@@ -3781,6 +3789,7 @@
         <w:rPr>
           <w:rFonts w:eastAsiaTheme="minorEastAsia"/>
           <w:bCs/>
+          <w:noProof/>
           <w:lang w:val="nl-BE"/>
         </w:rPr>
         <w:drawing>
@@ -4312,15 +4321,15 @@
     <w:lsdException w:name="Unresolved Mention" w:semiHidden="1" w:unhideWhenUsed="1"/>
     <w:lsdException w:name="Smart Link" w:semiHidden="1" w:unhideWhenUsed="1"/>
   </w:latentStyles>
-  <w:style w:type="paragraph" w:default="1" w:styleId="Standaard">
+  <w:style w:type="paragraph" w:default="1" w:styleId="Normal">
     <w:name w:val="Normal"/>
     <w:qFormat/>
   </w:style>
-  <w:style w:type="paragraph" w:styleId="Kop1">
+  <w:style w:type="paragraph" w:styleId="Heading1">
     <w:name w:val="heading 1"/>
-    <w:basedOn w:val="Standaard"/>
-    <w:next w:val="Standaard"/>
-    <w:link w:val="Kop1Char"/>
+    <w:basedOn w:val="Normal"/>
+    <w:next w:val="Normal"/>
+    <w:link w:val="Heading1Char"/>
     <w:uiPriority w:val="9"/>
     <w:qFormat/>
     <w:rsid w:val="00B00D71"/>
@@ -4337,11 +4346,11 @@
       <w:szCs w:val="40"/>
     </w:rPr>
   </w:style>
-  <w:style w:type="paragraph" w:styleId="Kop2">
+  <w:style w:type="paragraph" w:styleId="Heading2">
     <w:name w:val="heading 2"/>
-    <w:basedOn w:val="Standaard"/>
-    <w:next w:val="Standaard"/>
-    <w:link w:val="Kop2Char"/>
+    <w:basedOn w:val="Normal"/>
+    <w:next w:val="Normal"/>
+    <w:link w:val="Heading2Char"/>
     <w:uiPriority w:val="9"/>
     <w:semiHidden/>
     <w:unhideWhenUsed/>
@@ -4360,11 +4369,11 @@
       <w:szCs w:val="32"/>
     </w:rPr>
   </w:style>
-  <w:style w:type="paragraph" w:styleId="Kop3">
+  <w:style w:type="paragraph" w:styleId="Heading3">
     <w:name w:val="heading 3"/>
-    <w:basedOn w:val="Standaard"/>
-    <w:next w:val="Standaard"/>
-    <w:link w:val="Kop3Char"/>
+    <w:basedOn w:val="Normal"/>
+    <w:next w:val="Normal"/>
+    <w:link w:val="Heading3Char"/>
     <w:uiPriority w:val="9"/>
     <w:semiHidden/>
     <w:unhideWhenUsed/>
@@ -4383,11 +4392,11 @@
       <w:szCs w:val="28"/>
     </w:rPr>
   </w:style>
-  <w:style w:type="paragraph" w:styleId="Kop4">
+  <w:style w:type="paragraph" w:styleId="Heading4">
     <w:name w:val="heading 4"/>
-    <w:basedOn w:val="Standaard"/>
-    <w:next w:val="Standaard"/>
-    <w:link w:val="Kop4Char"/>
+    <w:basedOn w:val="Normal"/>
+    <w:next w:val="Normal"/>
+    <w:link w:val="Heading4Char"/>
     <w:uiPriority w:val="9"/>
     <w:semiHidden/>
     <w:unhideWhenUsed/>
@@ -4406,11 +4415,11 @@
       <w:color w:val="0F4761" w:themeColor="accent1" w:themeShade="BF"/>
     </w:rPr>
   </w:style>
-  <w:style w:type="paragraph" w:styleId="Kop5">
+  <w:style w:type="paragraph" w:styleId="Heading5">
     <w:name w:val="heading 5"/>
-    <w:basedOn w:val="Standaard"/>
-    <w:next w:val="Standaard"/>
-    <w:link w:val="Kop5Char"/>
+    <w:basedOn w:val="Normal"/>
+    <w:next w:val="Normal"/>
+    <w:link w:val="Heading5Char"/>
     <w:uiPriority w:val="9"/>
     <w:semiHidden/>
     <w:unhideWhenUsed/>
@@ -4427,11 +4436,11 @@
       <w:color w:val="0F4761" w:themeColor="accent1" w:themeShade="BF"/>
     </w:rPr>
   </w:style>
-  <w:style w:type="paragraph" w:styleId="Kop6">
+  <w:style w:type="paragraph" w:styleId="Heading6">
     <w:name w:val="heading 6"/>
-    <w:basedOn w:val="Standaard"/>
-    <w:next w:val="Standaard"/>
-    <w:link w:val="Kop6Char"/>
+    <w:basedOn w:val="Normal"/>
+    <w:next w:val="Normal"/>
+    <w:link w:val="Heading6Char"/>
     <w:uiPriority w:val="9"/>
     <w:semiHidden/>
     <w:unhideWhenUsed/>
@@ -4450,11 +4459,11 @@
       <w:color w:val="595959" w:themeColor="text1" w:themeTint="A6"/>
     </w:rPr>
   </w:style>
-  <w:style w:type="paragraph" w:styleId="Kop7">
+  <w:style w:type="paragraph" w:styleId="Heading7">
     <w:name w:val="heading 7"/>
-    <w:basedOn w:val="Standaard"/>
-    <w:next w:val="Standaard"/>
-    <w:link w:val="Kop7Char"/>
+    <w:basedOn w:val="Normal"/>
+    <w:next w:val="Normal"/>
+    <w:link w:val="Heading7Char"/>
     <w:uiPriority w:val="9"/>
     <w:semiHidden/>
     <w:unhideWhenUsed/>
@@ -4471,11 +4480,11 @@
       <w:color w:val="595959" w:themeColor="text1" w:themeTint="A6"/>
     </w:rPr>
   </w:style>
-  <w:style w:type="paragraph" w:styleId="Kop8">
+  <w:style w:type="paragraph" w:styleId="Heading8">
     <w:name w:val="heading 8"/>
-    <w:basedOn w:val="Standaard"/>
-    <w:next w:val="Standaard"/>
-    <w:link w:val="Kop8Char"/>
+    <w:basedOn w:val="Normal"/>
+    <w:next w:val="Normal"/>
+    <w:link w:val="Heading8Char"/>
     <w:uiPriority w:val="9"/>
     <w:semiHidden/>
     <w:unhideWhenUsed/>
@@ -4494,11 +4503,11 @@
       <w:color w:val="272727" w:themeColor="text1" w:themeTint="D8"/>
     </w:rPr>
   </w:style>
-  <w:style w:type="paragraph" w:styleId="Kop9">
+  <w:style w:type="paragraph" w:styleId="Heading9">
     <w:name w:val="heading 9"/>
-    <w:basedOn w:val="Standaard"/>
-    <w:next w:val="Standaard"/>
-    <w:link w:val="Kop9Char"/>
+    <w:basedOn w:val="Normal"/>
+    <w:next w:val="Normal"/>
+    <w:link w:val="Heading9Char"/>
     <w:uiPriority w:val="9"/>
     <w:semiHidden/>
     <w:unhideWhenUsed/>
@@ -4515,13 +4524,13 @@
       <w:color w:val="272727" w:themeColor="text1" w:themeTint="D8"/>
     </w:rPr>
   </w:style>
-  <w:style w:type="character" w:default="1" w:styleId="Standaardalinea-lettertype">
+  <w:style w:type="character" w:default="1" w:styleId="DefaultParagraphFont">
     <w:name w:val="Default Paragraph Font"/>
     <w:uiPriority w:val="1"/>
     <w:semiHidden/>
     <w:unhideWhenUsed/>
   </w:style>
-  <w:style w:type="table" w:default="1" w:styleId="Standaardtabel">
+  <w:style w:type="table" w:default="1" w:styleId="TableNormal">
     <w:name w:val="Normal Table"/>
     <w:uiPriority w:val="99"/>
     <w:semiHidden/>
@@ -4536,16 +4545,16 @@
       </w:tblCellMar>
     </w:tblPr>
   </w:style>
-  <w:style w:type="numbering" w:default="1" w:styleId="Geenlijst">
+  <w:style w:type="numbering" w:default="1" w:styleId="NoList">
     <w:name w:val="No List"/>
     <w:uiPriority w:val="99"/>
     <w:semiHidden/>
     <w:unhideWhenUsed/>
   </w:style>
-  <w:style w:type="character" w:customStyle="1" w:styleId="Kop1Char">
-    <w:name w:val="Kop 1 Char"/>
-    <w:basedOn w:val="Standaardalinea-lettertype"/>
-    <w:link w:val="Kop1"/>
+  <w:style w:type="character" w:customStyle="1" w:styleId="Heading1Char">
+    <w:name w:val="Heading 1 Char"/>
+    <w:basedOn w:val="DefaultParagraphFont"/>
+    <w:link w:val="Heading1"/>
     <w:uiPriority w:val="9"/>
     <w:rsid w:val="00B00D71"/>
     <w:rPr>
@@ -4555,10 +4564,10 @@
       <w:szCs w:val="40"/>
     </w:rPr>
   </w:style>
-  <w:style w:type="character" w:customStyle="1" w:styleId="Kop2Char">
-    <w:name w:val="Kop 2 Char"/>
-    <w:basedOn w:val="Standaardalinea-lettertype"/>
-    <w:link w:val="Kop2"/>
+  <w:style w:type="character" w:customStyle="1" w:styleId="Heading2Char">
+    <w:name w:val="Heading 2 Char"/>
+    <w:basedOn w:val="DefaultParagraphFont"/>
+    <w:link w:val="Heading2"/>
     <w:uiPriority w:val="9"/>
     <w:semiHidden/>
     <w:rsid w:val="00B00D71"/>
@@ -4569,10 +4578,10 @@
       <w:szCs w:val="32"/>
     </w:rPr>
   </w:style>
-  <w:style w:type="character" w:customStyle="1" w:styleId="Kop3Char">
-    <w:name w:val="Kop 3 Char"/>
-    <w:basedOn w:val="Standaardalinea-lettertype"/>
-    <w:link w:val="Kop3"/>
+  <w:style w:type="character" w:customStyle="1" w:styleId="Heading3Char">
+    <w:name w:val="Heading 3 Char"/>
+    <w:basedOn w:val="DefaultParagraphFont"/>
+    <w:link w:val="Heading3"/>
     <w:uiPriority w:val="9"/>
     <w:semiHidden/>
     <w:rsid w:val="00B00D71"/>
@@ -4583,10 +4592,10 @@
       <w:szCs w:val="28"/>
     </w:rPr>
   </w:style>
-  <w:style w:type="character" w:customStyle="1" w:styleId="Kop4Char">
-    <w:name w:val="Kop 4 Char"/>
-    <w:basedOn w:val="Standaardalinea-lettertype"/>
-    <w:link w:val="Kop4"/>
+  <w:style w:type="character" w:customStyle="1" w:styleId="Heading4Char">
+    <w:name w:val="Heading 4 Char"/>
+    <w:basedOn w:val="DefaultParagraphFont"/>
+    <w:link w:val="Heading4"/>
     <w:uiPriority w:val="9"/>
     <w:semiHidden/>
     <w:rsid w:val="00B00D71"/>
@@ -4597,10 +4606,10 @@
       <w:color w:val="0F4761" w:themeColor="accent1" w:themeShade="BF"/>
     </w:rPr>
   </w:style>
-  <w:style w:type="character" w:customStyle="1" w:styleId="Kop5Char">
-    <w:name w:val="Kop 5 Char"/>
-    <w:basedOn w:val="Standaardalinea-lettertype"/>
-    <w:link w:val="Kop5"/>
+  <w:style w:type="character" w:customStyle="1" w:styleId="Heading5Char">
+    <w:name w:val="Heading 5 Char"/>
+    <w:basedOn w:val="DefaultParagraphFont"/>
+    <w:link w:val="Heading5"/>
     <w:uiPriority w:val="9"/>
     <w:semiHidden/>
     <w:rsid w:val="00B00D71"/>
@@ -4609,10 +4618,10 @@
       <w:color w:val="0F4761" w:themeColor="accent1" w:themeShade="BF"/>
     </w:rPr>
   </w:style>
-  <w:style w:type="character" w:customStyle="1" w:styleId="Kop6Char">
-    <w:name w:val="Kop 6 Char"/>
-    <w:basedOn w:val="Standaardalinea-lettertype"/>
-    <w:link w:val="Kop6"/>
+  <w:style w:type="character" w:customStyle="1" w:styleId="Heading6Char">
+    <w:name w:val="Heading 6 Char"/>
+    <w:basedOn w:val="DefaultParagraphFont"/>
+    <w:link w:val="Heading6"/>
     <w:uiPriority w:val="9"/>
     <w:semiHidden/>
     <w:rsid w:val="00B00D71"/>
@@ -4623,10 +4632,10 @@
       <w:color w:val="595959" w:themeColor="text1" w:themeTint="A6"/>
     </w:rPr>
   </w:style>
-  <w:style w:type="character" w:customStyle="1" w:styleId="Kop7Char">
-    <w:name w:val="Kop 7 Char"/>
-    <w:basedOn w:val="Standaardalinea-lettertype"/>
-    <w:link w:val="Kop7"/>
+  <w:style w:type="character" w:customStyle="1" w:styleId="Heading7Char">
+    <w:name w:val="Heading 7 Char"/>
+    <w:basedOn w:val="DefaultParagraphFont"/>
+    <w:link w:val="Heading7"/>
     <w:uiPriority w:val="9"/>
     <w:semiHidden/>
     <w:rsid w:val="00B00D71"/>
@@ -4635,10 +4644,10 @@
       <w:color w:val="595959" w:themeColor="text1" w:themeTint="A6"/>
     </w:rPr>
   </w:style>
-  <w:style w:type="character" w:customStyle="1" w:styleId="Kop8Char">
-    <w:name w:val="Kop 8 Char"/>
-    <w:basedOn w:val="Standaardalinea-lettertype"/>
-    <w:link w:val="Kop8"/>
+  <w:style w:type="character" w:customStyle="1" w:styleId="Heading8Char">
+    <w:name w:val="Heading 8 Char"/>
+    <w:basedOn w:val="DefaultParagraphFont"/>
+    <w:link w:val="Heading8"/>
     <w:uiPriority w:val="9"/>
     <w:semiHidden/>
     <w:rsid w:val="00B00D71"/>
@@ -4649,10 +4658,10 @@
       <w:color w:val="272727" w:themeColor="text1" w:themeTint="D8"/>
     </w:rPr>
   </w:style>
-  <w:style w:type="character" w:customStyle="1" w:styleId="Kop9Char">
-    <w:name w:val="Kop 9 Char"/>
-    <w:basedOn w:val="Standaardalinea-lettertype"/>
-    <w:link w:val="Kop9"/>
+  <w:style w:type="character" w:customStyle="1" w:styleId="Heading9Char">
+    <w:name w:val="Heading 9 Char"/>
+    <w:basedOn w:val="DefaultParagraphFont"/>
+    <w:link w:val="Heading9"/>
     <w:uiPriority w:val="9"/>
     <w:semiHidden/>
     <w:rsid w:val="00B00D71"/>
@@ -4661,11 +4670,11 @@
       <w:color w:val="272727" w:themeColor="text1" w:themeTint="D8"/>
     </w:rPr>
   </w:style>
-  <w:style w:type="paragraph" w:styleId="Titel">
+  <w:style w:type="paragraph" w:styleId="Title">
     <w:name w:val="Title"/>
-    <w:basedOn w:val="Standaard"/>
-    <w:next w:val="Standaard"/>
-    <w:link w:val="TitelChar"/>
+    <w:basedOn w:val="Normal"/>
+    <w:next w:val="Normal"/>
+    <w:link w:val="TitleChar"/>
     <w:uiPriority w:val="10"/>
     <w:qFormat/>
     <w:rsid w:val="00B00D71"/>
@@ -4681,10 +4690,10 @@
       <w:szCs w:val="56"/>
     </w:rPr>
   </w:style>
-  <w:style w:type="character" w:customStyle="1" w:styleId="TitelChar">
-    <w:name w:val="Titel Char"/>
-    <w:basedOn w:val="Standaardalinea-lettertype"/>
-    <w:link w:val="Titel"/>
+  <w:style w:type="character" w:customStyle="1" w:styleId="TitleChar">
+    <w:name w:val="Title Char"/>
+    <w:basedOn w:val="DefaultParagraphFont"/>
+    <w:link w:val="Title"/>
     <w:uiPriority w:val="10"/>
     <w:rsid w:val="00B00D71"/>
     <w:rPr>
@@ -4695,11 +4704,11 @@
       <w:szCs w:val="56"/>
     </w:rPr>
   </w:style>
-  <w:style w:type="paragraph" w:styleId="Ondertitel">
+  <w:style w:type="paragraph" w:styleId="Subtitle">
     <w:name w:val="Subtitle"/>
-    <w:basedOn w:val="Standaard"/>
-    <w:next w:val="Standaard"/>
-    <w:link w:val="OndertitelChar"/>
+    <w:basedOn w:val="Normal"/>
+    <w:next w:val="Normal"/>
+    <w:link w:val="SubtitleChar"/>
     <w:uiPriority w:val="11"/>
     <w:qFormat/>
     <w:rsid w:val="00B00D71"/>
@@ -4716,10 +4725,10 @@
       <w:szCs w:val="28"/>
     </w:rPr>
   </w:style>
-  <w:style w:type="character" w:customStyle="1" w:styleId="OndertitelChar">
-    <w:name w:val="Ondertitel Char"/>
-    <w:basedOn w:val="Standaardalinea-lettertype"/>
-    <w:link w:val="Ondertitel"/>
+  <w:style w:type="character" w:customStyle="1" w:styleId="SubtitleChar">
+    <w:name w:val="Subtitle Char"/>
+    <w:basedOn w:val="DefaultParagraphFont"/>
+    <w:link w:val="Subtitle"/>
     <w:uiPriority w:val="11"/>
     <w:rsid w:val="00B00D71"/>
     <w:rPr>
@@ -4730,11 +4739,11 @@
       <w:szCs w:val="28"/>
     </w:rPr>
   </w:style>
-  <w:style w:type="paragraph" w:styleId="Citaat">
+  <w:style w:type="paragraph" w:styleId="Quote">
     <w:name w:val="Quote"/>
-    <w:basedOn w:val="Standaard"/>
-    <w:next w:val="Standaard"/>
-    <w:link w:val="CitaatChar"/>
+    <w:basedOn w:val="Normal"/>
+    <w:next w:val="Normal"/>
+    <w:link w:val="QuoteChar"/>
     <w:uiPriority w:val="29"/>
     <w:qFormat/>
     <w:rsid w:val="00B00D71"/>
@@ -4748,10 +4757,10 @@
       <w:color w:val="404040" w:themeColor="text1" w:themeTint="BF"/>
     </w:rPr>
   </w:style>
-  <w:style w:type="character" w:customStyle="1" w:styleId="CitaatChar">
-    <w:name w:val="Citaat Char"/>
-    <w:basedOn w:val="Standaardalinea-lettertype"/>
-    <w:link w:val="Citaat"/>
+  <w:style w:type="character" w:customStyle="1" w:styleId="QuoteChar">
+    <w:name w:val="Quote Char"/>
+    <w:basedOn w:val="DefaultParagraphFont"/>
+    <w:link w:val="Quote"/>
     <w:uiPriority w:val="29"/>
     <w:rsid w:val="00B00D71"/>
     <w:rPr>
@@ -4760,9 +4769,9 @@
       <w:color w:val="404040" w:themeColor="text1" w:themeTint="BF"/>
     </w:rPr>
   </w:style>
-  <w:style w:type="paragraph" w:styleId="Lijstalinea">
+  <w:style w:type="paragraph" w:styleId="ListParagraph">
     <w:name w:val="List Paragraph"/>
-    <w:basedOn w:val="Standaard"/>
+    <w:basedOn w:val="Normal"/>
     <w:uiPriority w:val="34"/>
     <w:qFormat/>
     <w:rsid w:val="00B00D71"/>
@@ -4771,9 +4780,9 @@
       <w:contextualSpacing/>
     </w:pPr>
   </w:style>
-  <w:style w:type="character" w:styleId="Intensievebenadrukking">
+  <w:style w:type="character" w:styleId="IntenseEmphasis">
     <w:name w:val="Intense Emphasis"/>
-    <w:basedOn w:val="Standaardalinea-lettertype"/>
+    <w:basedOn w:val="DefaultParagraphFont"/>
     <w:uiPriority w:val="21"/>
     <w:qFormat/>
     <w:rsid w:val="00B00D71"/>
@@ -4783,11 +4792,11 @@
       <w:color w:val="0F4761" w:themeColor="accent1" w:themeShade="BF"/>
     </w:rPr>
   </w:style>
-  <w:style w:type="paragraph" w:styleId="Duidelijkcitaat">
+  <w:style w:type="paragraph" w:styleId="IntenseQuote">
     <w:name w:val="Intense Quote"/>
-    <w:basedOn w:val="Standaard"/>
-    <w:next w:val="Standaard"/>
-    <w:link w:val="DuidelijkcitaatChar"/>
+    <w:basedOn w:val="Normal"/>
+    <w:next w:val="Normal"/>
+    <w:link w:val="IntenseQuoteChar"/>
     <w:uiPriority w:val="30"/>
     <w:qFormat/>
     <w:rsid w:val="00B00D71"/>
@@ -4806,10 +4815,10 @@
       <w:color w:val="0F4761" w:themeColor="accent1" w:themeShade="BF"/>
     </w:rPr>
   </w:style>
-  <w:style w:type="character" w:customStyle="1" w:styleId="DuidelijkcitaatChar">
-    <w:name w:val="Duidelijk citaat Char"/>
-    <w:basedOn w:val="Standaardalinea-lettertype"/>
-    <w:link w:val="Duidelijkcitaat"/>
+  <w:style w:type="character" w:customStyle="1" w:styleId="IntenseQuoteChar">
+    <w:name w:val="Intense Quote Char"/>
+    <w:basedOn w:val="DefaultParagraphFont"/>
+    <w:link w:val="IntenseQuote"/>
     <w:uiPriority w:val="30"/>
     <w:rsid w:val="00B00D71"/>
     <w:rPr>
@@ -4818,9 +4827,9 @@
       <w:color w:val="0F4761" w:themeColor="accent1" w:themeShade="BF"/>
     </w:rPr>
   </w:style>
-  <w:style w:type="character" w:styleId="Intensieveverwijzing">
+  <w:style w:type="character" w:styleId="IntenseReference">
     <w:name w:val="Intense Reference"/>
-    <w:basedOn w:val="Standaardalinea-lettertype"/>
+    <w:basedOn w:val="DefaultParagraphFont"/>
     <w:uiPriority w:val="32"/>
     <w:qFormat/>
     <w:rsid w:val="00B00D71"/>
@@ -4832,9 +4841,9 @@
       <w:spacing w:val="5"/>
     </w:rPr>
   </w:style>
-  <w:style w:type="character" w:styleId="Tekstvantijdelijkeaanduiding">
+  <w:style w:type="character" w:styleId="PlaceholderText">
     <w:name w:val="Placeholder Text"/>
-    <w:basedOn w:val="Standaardalinea-lettertype"/>
+    <w:basedOn w:val="DefaultParagraphFont"/>
     <w:uiPriority w:val="99"/>
     <w:semiHidden/>
     <w:rsid w:val="00B00D71"/>

--- a/MathLab.docx
+++ b/MathLab.docx
@@ -670,14 +670,7 @@
                   <w:rFonts w:ascii="Cambria Math" w:eastAsiaTheme="minorEastAsia" w:hAnsi="Cambria Math"/>
                   <w:lang w:val="nl-BE"/>
                 </w:rPr>
-                <m:t>-</m:t>
-              </m:r>
-              <m:r>
-                <w:rPr>
-                  <w:rFonts w:ascii="Cambria Math" w:eastAsiaTheme="minorEastAsia" w:hAnsi="Cambria Math"/>
-                  <w:lang w:val="nl-BE"/>
-                </w:rPr>
-                <m:t>S2001+2000</m:t>
+                <m:t>+S2001+2000</m:t>
               </m:r>
             </m:den>
           </m:f>
@@ -767,7 +760,7 @@
                   <w:rFonts w:ascii="Cambria Math" w:eastAsiaTheme="minorEastAsia" w:hAnsi="Cambria Math"/>
                   <w:lang w:val="nl-BE"/>
                 </w:rPr>
-                <m:t>-S300 001+300 000</m:t>
+                <m:t>+S300 001+300 000</m:t>
               </m:r>
             </m:den>
           </m:f>
@@ -1048,7 +1041,7 @@
                   <w:rFonts w:ascii="Cambria Math" w:eastAsiaTheme="minorEastAsia" w:hAnsi="Cambria Math"/>
                   <w:lang w:val="nl-BE"/>
                 </w:rPr>
-                <m:t>-S0,988+1</m:t>
+                <m:t>+S0,988+1</m:t>
               </m:r>
             </m:den>
           </m:f>
@@ -1230,7 +1223,7 @@
                   <w:rFonts w:ascii="Cambria Math" w:eastAsiaTheme="minorEastAsia" w:hAnsi="Cambria Math"/>
                   <w:lang w:val="nl-BE"/>
                 </w:rPr>
-                <m:t>-S1,2+1</m:t>
+                <m:t>+S1,2+1</m:t>
               </m:r>
             </m:den>
           </m:f>
@@ -1490,7 +1483,7 @@
               <w:rFonts w:ascii="Cambria Math" w:eastAsiaTheme="minorEastAsia" w:hAnsi="Cambria Math"/>
               <w:lang w:val="nl-BE"/>
             </w:rPr>
-            <m:t>⟹L=0,494H ≈0,5H</m:t>
+            <m:t xml:space="preserve">⟹L=0,494H </m:t>
           </m:r>
         </m:oMath>
       </m:oMathPara>
@@ -1511,23 +1504,6 @@
               <w:lang w:val="nl-BE"/>
             </w:rPr>
             <m:t>⟹R=998</m:t>
-          </m:r>
-          <m:r>
-            <m:rPr>
-              <m:sty m:val="p"/>
-            </m:rPr>
-            <w:rPr>
-              <w:rFonts w:ascii="Cambria Math" w:eastAsiaTheme="minorEastAsia" w:hAnsi="Cambria Math"/>
-              <w:lang w:val="nl-BE"/>
-            </w:rPr>
-            <m:t>Ω</m:t>
-          </m:r>
-          <m:r>
-            <w:rPr>
-              <w:rFonts w:ascii="Cambria Math" w:eastAsiaTheme="minorEastAsia" w:hAnsi="Cambria Math"/>
-              <w:lang w:val="nl-BE"/>
-            </w:rPr>
-            <m:t>≈1k</m:t>
           </m:r>
           <m:r>
             <m:rPr>
@@ -1775,7 +1751,7 @@
                   <w:rFonts w:ascii="Cambria Math" w:eastAsiaTheme="minorEastAsia" w:hAnsi="Cambria Math"/>
                   <w:lang w:val="nl-BE"/>
                 </w:rPr>
-                <m:t>1k</m:t>
+                <m:t>998</m:t>
               </m:r>
               <m:r>
                 <m:rPr>
@@ -1845,7 +1821,14 @@
                   <w:rFonts w:ascii="Cambria Math" w:eastAsiaTheme="minorEastAsia" w:hAnsi="Cambria Math"/>
                   <w:lang w:val="nl-BE"/>
                 </w:rPr>
-                <m:t>0,5HS+</m:t>
+                <m:t>0,494H</m:t>
+              </m:r>
+              <m:r>
+                <w:rPr>
+                  <w:rFonts w:ascii="Cambria Math" w:eastAsiaTheme="minorEastAsia" w:hAnsi="Cambria Math"/>
+                  <w:lang w:val="nl-BE"/>
+                </w:rPr>
+                <m:t>S+</m:t>
               </m:r>
               <m:f>
                 <m:fPr>
@@ -1972,6 +1955,13 @@
                       <w:rFonts w:ascii="Cambria Math" w:eastAsiaTheme="minorEastAsia" w:hAnsi="Cambria Math"/>
                       <w:lang w:val="nl-BE"/>
                     </w:rPr>
+                    <m:t>0,998</m:t>
+                  </m:r>
+                  <m:r>
+                    <w:rPr>
+                      <w:rFonts w:ascii="Cambria Math" w:eastAsiaTheme="minorEastAsia" w:hAnsi="Cambria Math"/>
+                      <w:lang w:val="nl-BE"/>
+                    </w:rPr>
                     <m:t>S</m:t>
                   </m:r>
                 </m:num>
@@ -1981,7 +1971,7 @@
                       <w:rFonts w:ascii="Cambria Math" w:eastAsiaTheme="minorEastAsia" w:hAnsi="Cambria Math"/>
                       <w:lang w:val="nl-BE"/>
                     </w:rPr>
-                    <m:t>0,0005</m:t>
+                    <m:t>0,000494</m:t>
                   </m:r>
                   <m:sSup>
                     <m:sSupPr>
@@ -2149,7 +2139,7 @@
                   <w:rFonts w:ascii="Cambria Math" w:eastAsiaTheme="minorEastAsia" w:hAnsi="Cambria Math"/>
                   <w:lang w:val="nl-BE"/>
                 </w:rPr>
-                <m:t>0,0005</m:t>
+                <m:t>0,000494</m:t>
               </m:r>
               <m:sSup>
                 <m:sSupPr>
@@ -2195,7 +2185,7 @@
                   <w:rFonts w:ascii="Cambria Math" w:eastAsiaTheme="minorEastAsia" w:hAnsi="Cambria Math"/>
                   <w:lang w:val="nl-BE"/>
                 </w:rPr>
-                <m:t>0,0005</m:t>
+                <m:t>0,000494</m:t>
               </m:r>
               <m:sSup>
                 <m:sSupPr>
@@ -2232,7 +2222,14 @@
                   <w:rFonts w:ascii="Cambria Math" w:eastAsiaTheme="minorEastAsia" w:hAnsi="Cambria Math"/>
                   <w:lang w:val="nl-BE"/>
                 </w:rPr>
-                <m:t>+S+1</m:t>
+                <m:t>+</m:t>
+              </m:r>
+              <m:r>
+                <w:rPr>
+                  <w:rFonts w:ascii="Cambria Math" w:eastAsiaTheme="minorEastAsia" w:hAnsi="Cambria Math"/>
+                  <w:lang w:val="nl-BE"/>
+                </w:rPr>
+                <m:t>0,998S+1</m:t>
               </m:r>
             </m:den>
           </m:f>
@@ -2316,7 +2313,7 @@
                           <w:rFonts w:ascii="Cambria Math" w:eastAsiaTheme="minorEastAsia" w:hAnsi="Cambria Math"/>
                           <w:lang w:val="nl-BE"/>
                         </w:rPr>
-                        <m:t>44,7</m:t>
+                        <m:t>44,99</m:t>
                       </m:r>
                     </m:e>
                     <m:sup>
@@ -2401,7 +2398,7 @@
                           <w:rFonts w:ascii="Cambria Math" w:eastAsiaTheme="minorEastAsia" w:hAnsi="Cambria Math"/>
                           <w:lang w:val="nl-BE"/>
                         </w:rPr>
-                        <m:t>44,7</m:t>
+                        <m:t>44,99</m:t>
                       </m:r>
                     </m:e>
                     <m:sup>
@@ -2421,7 +2418,21 @@
                   <w:rFonts w:ascii="Cambria Math" w:eastAsiaTheme="minorEastAsia" w:hAnsi="Cambria Math"/>
                   <w:lang w:val="nl-BE"/>
                 </w:rPr>
-                <m:t>+S+1</m:t>
+                <m:t>+</m:t>
+              </m:r>
+              <m:r>
+                <w:rPr>
+                  <w:rFonts w:ascii="Cambria Math" w:eastAsiaTheme="minorEastAsia" w:hAnsi="Cambria Math"/>
+                  <w:lang w:val="nl-BE"/>
+                </w:rPr>
+                <m:t>0,998</m:t>
+              </m:r>
+              <m:r>
+                <w:rPr>
+                  <w:rFonts w:ascii="Cambria Math" w:eastAsiaTheme="minorEastAsia" w:hAnsi="Cambria Math"/>
+                  <w:lang w:val="nl-BE"/>
+                </w:rPr>
+                <m:t>S+1</m:t>
               </m:r>
             </m:den>
           </m:f>
@@ -3727,15 +3738,14 @@
         <w:rPr>
           <w:rFonts w:eastAsiaTheme="minorEastAsia"/>
           <w:bCs/>
-          <w:noProof/>
           <w:lang w:val="nl-BE"/>
         </w:rPr>
         <w:lastRenderedPageBreak/>
         <w:drawing>
-          <wp:inline distT="0" distB="0" distL="0" distR="0" wp14:anchorId="27D4AFD7" wp14:editId="0E644CD0">
-            <wp:extent cx="5760720" cy="3828415"/>
-            <wp:effectExtent l="0" t="0" r="0" b="635"/>
-            <wp:docPr id="1832239425" name="Afbeelding 1"/>
+          <wp:inline distT="0" distB="0" distL="0" distR="0" wp14:anchorId="3A3F74FE" wp14:editId="1160732A">
+            <wp:extent cx="5760720" cy="3910965"/>
+            <wp:effectExtent l="0" t="0" r="0" b="0"/>
+            <wp:docPr id="1915451439" name="Afbeelding 1"/>
             <wp:cNvGraphicFramePr>
               <a:graphicFrameLocks xmlns:a="http://schemas.openxmlformats.org/drawingml/2006/main" noChangeAspect="1"/>
             </wp:cNvGraphicFramePr>
@@ -3743,7 +3753,7 @@
               <a:graphicData uri="http://schemas.openxmlformats.org/drawingml/2006/picture">
                 <pic:pic xmlns:pic="http://schemas.openxmlformats.org/drawingml/2006/picture">
                   <pic:nvPicPr>
-                    <pic:cNvPr id="1832239425" name=""/>
+                    <pic:cNvPr id="1915451439" name=""/>
                     <pic:cNvPicPr/>
                   </pic:nvPicPr>
                   <pic:blipFill>
@@ -3755,7 +3765,7 @@
                   <pic:spPr>
                     <a:xfrm>
                       <a:off x="0" y="0"/>
-                      <a:ext cx="5760720" cy="3828415"/>
+                      <a:ext cx="5760720" cy="3910965"/>
                     </a:xfrm>
                     <a:prstGeom prst="rect">
                       <a:avLst/>
@@ -3789,14 +3799,13 @@
         <w:rPr>
           <w:rFonts w:eastAsiaTheme="minorEastAsia"/>
           <w:bCs/>
-          <w:noProof/>
           <w:lang w:val="nl-BE"/>
         </w:rPr>
         <w:drawing>
-          <wp:inline distT="0" distB="0" distL="0" distR="0" wp14:anchorId="18EF2D4E" wp14:editId="168ED0D1">
-            <wp:extent cx="5760720" cy="3834765"/>
+          <wp:inline distT="0" distB="0" distL="0" distR="0" wp14:anchorId="1927E8D7" wp14:editId="1778F22D">
+            <wp:extent cx="5760720" cy="3867150"/>
             <wp:effectExtent l="0" t="0" r="0" b="0"/>
-            <wp:docPr id="175567385" name="Afbeelding 1"/>
+            <wp:docPr id="626078901" name="Afbeelding 1"/>
             <wp:cNvGraphicFramePr>
               <a:graphicFrameLocks xmlns:a="http://schemas.openxmlformats.org/drawingml/2006/main" noChangeAspect="1"/>
             </wp:cNvGraphicFramePr>
@@ -3804,7 +3813,7 @@
               <a:graphicData uri="http://schemas.openxmlformats.org/drawingml/2006/picture">
                 <pic:pic xmlns:pic="http://schemas.openxmlformats.org/drawingml/2006/picture">
                   <pic:nvPicPr>
-                    <pic:cNvPr id="175567385" name=""/>
+                    <pic:cNvPr id="626078901" name=""/>
                     <pic:cNvPicPr/>
                   </pic:nvPicPr>
                   <pic:blipFill>
@@ -3816,7 +3825,7 @@
                   <pic:spPr>
                     <a:xfrm>
                       <a:off x="0" y="0"/>
-                      <a:ext cx="5760720" cy="3834765"/>
+                      <a:ext cx="5760720" cy="3867150"/>
                     </a:xfrm>
                     <a:prstGeom prst="rect">
                       <a:avLst/>
@@ -3852,7 +3861,8 @@
           <w:bCs/>
           <w:lang w:val="nl-BE"/>
         </w:rPr>
-        <w:t xml:space="preserve">De ontworpen filter lijkt niet meer zeer goed op het gegeven. Dit vooral bij de eerste notche. Het is zichtbaar dat deze minder diep is en ook beide fase plot minder scherpe hoeken heeft dit wijst </w:t>
+        <w:lastRenderedPageBreak/>
+        <w:t xml:space="preserve">De bode plot van de filter is hetzelfde als die in de opgave. Dit is te zien omdat ze </w:t>
       </w:r>
       <w:r>
         <w:rPr>
@@ -3860,18 +3870,32 @@
           <w:bCs/>
           <w:lang w:val="nl-BE"/>
         </w:rPr>
-        <w:lastRenderedPageBreak/>
-        <w:t>op een lager Q-factor. Dit komt doordat er een kleine afronding is gebeurt van de spoel en weerstand die in de filter zitten.</w:t>
+        <w:t>deze</w:t>
       </w:r>
-    </w:p>
-    <w:p>
-      <w:pPr>
-        <w:rPr>
-          <w:rFonts w:eastAsiaTheme="minorEastAsia"/>
-          <w:bCs/>
-          <w:lang w:val="nl-BE"/>
-        </w:rPr>
-      </w:pPr>
+      <w:r>
+        <w:rPr>
+          <w:rFonts w:eastAsiaTheme="minorEastAsia"/>
+          <w:bCs/>
+          <w:lang w:val="nl-BE"/>
+        </w:rPr>
+        <w:t>s</w:t>
+      </w:r>
+      <w:r>
+        <w:rPr>
+          <w:rFonts w:eastAsiaTheme="minorEastAsia"/>
+          <w:bCs/>
+          <w:lang w:val="nl-BE"/>
+        </w:rPr>
+        <w:t>lfde</w:t>
+      </w:r>
+      <w:r>
+        <w:rPr>
+          <w:rFonts w:eastAsiaTheme="minorEastAsia"/>
+          <w:bCs/>
+          <w:lang w:val="nl-BE"/>
+        </w:rPr>
+        <w:t xml:space="preserve"> transfer functie hebben. Dit blijft een theoretische analyse, als deze in het echt wordt uitgewerkt kunnen de afwijking groot zijn. Dit door de gevoeligheid van de notche.</w:t>
+      </w:r>
     </w:p>
     <w:p>
       <w:pPr>
@@ -4321,15 +4345,15 @@
     <w:lsdException w:name="Unresolved Mention" w:semiHidden="1" w:unhideWhenUsed="1"/>
     <w:lsdException w:name="Smart Link" w:semiHidden="1" w:unhideWhenUsed="1"/>
   </w:latentStyles>
-  <w:style w:type="paragraph" w:default="1" w:styleId="Normal">
+  <w:style w:type="paragraph" w:default="1" w:styleId="Standaard">
     <w:name w:val="Normal"/>
     <w:qFormat/>
   </w:style>
-  <w:style w:type="paragraph" w:styleId="Heading1">
+  <w:style w:type="paragraph" w:styleId="Kop1">
     <w:name w:val="heading 1"/>
-    <w:basedOn w:val="Normal"/>
-    <w:next w:val="Normal"/>
-    <w:link w:val="Heading1Char"/>
+    <w:basedOn w:val="Standaard"/>
+    <w:next w:val="Standaard"/>
+    <w:link w:val="Kop1Char"/>
     <w:uiPriority w:val="9"/>
     <w:qFormat/>
     <w:rsid w:val="00B00D71"/>
@@ -4346,11 +4370,11 @@
       <w:szCs w:val="40"/>
     </w:rPr>
   </w:style>
-  <w:style w:type="paragraph" w:styleId="Heading2">
+  <w:style w:type="paragraph" w:styleId="Kop2">
     <w:name w:val="heading 2"/>
-    <w:basedOn w:val="Normal"/>
-    <w:next w:val="Normal"/>
-    <w:link w:val="Heading2Char"/>
+    <w:basedOn w:val="Standaard"/>
+    <w:next w:val="Standaard"/>
+    <w:link w:val="Kop2Char"/>
     <w:uiPriority w:val="9"/>
     <w:semiHidden/>
     <w:unhideWhenUsed/>
@@ -4369,11 +4393,11 @@
       <w:szCs w:val="32"/>
     </w:rPr>
   </w:style>
-  <w:style w:type="paragraph" w:styleId="Heading3">
+  <w:style w:type="paragraph" w:styleId="Kop3">
     <w:name w:val="heading 3"/>
-    <w:basedOn w:val="Normal"/>
-    <w:next w:val="Normal"/>
-    <w:link w:val="Heading3Char"/>
+    <w:basedOn w:val="Standaard"/>
+    <w:next w:val="Standaard"/>
+    <w:link w:val="Kop3Char"/>
     <w:uiPriority w:val="9"/>
     <w:semiHidden/>
     <w:unhideWhenUsed/>
@@ -4392,11 +4416,11 @@
       <w:szCs w:val="28"/>
     </w:rPr>
   </w:style>
-  <w:style w:type="paragraph" w:styleId="Heading4">
+  <w:style w:type="paragraph" w:styleId="Kop4">
     <w:name w:val="heading 4"/>
-    <w:basedOn w:val="Normal"/>
-    <w:next w:val="Normal"/>
-    <w:link w:val="Heading4Char"/>
+    <w:basedOn w:val="Standaard"/>
+    <w:next w:val="Standaard"/>
+    <w:link w:val="Kop4Char"/>
     <w:uiPriority w:val="9"/>
     <w:semiHidden/>
     <w:unhideWhenUsed/>
@@ -4415,11 +4439,11 @@
       <w:color w:val="0F4761" w:themeColor="accent1" w:themeShade="BF"/>
     </w:rPr>
   </w:style>
-  <w:style w:type="paragraph" w:styleId="Heading5">
+  <w:style w:type="paragraph" w:styleId="Kop5">
     <w:name w:val="heading 5"/>
-    <w:basedOn w:val="Normal"/>
-    <w:next w:val="Normal"/>
-    <w:link w:val="Heading5Char"/>
+    <w:basedOn w:val="Standaard"/>
+    <w:next w:val="Standaard"/>
+    <w:link w:val="Kop5Char"/>
     <w:uiPriority w:val="9"/>
     <w:semiHidden/>
     <w:unhideWhenUsed/>
@@ -4436,11 +4460,11 @@
       <w:color w:val="0F4761" w:themeColor="accent1" w:themeShade="BF"/>
     </w:rPr>
   </w:style>
-  <w:style w:type="paragraph" w:styleId="Heading6">
+  <w:style w:type="paragraph" w:styleId="Kop6">
     <w:name w:val="heading 6"/>
-    <w:basedOn w:val="Normal"/>
-    <w:next w:val="Normal"/>
-    <w:link w:val="Heading6Char"/>
+    <w:basedOn w:val="Standaard"/>
+    <w:next w:val="Standaard"/>
+    <w:link w:val="Kop6Char"/>
     <w:uiPriority w:val="9"/>
     <w:semiHidden/>
     <w:unhideWhenUsed/>
@@ -4459,11 +4483,11 @@
       <w:color w:val="595959" w:themeColor="text1" w:themeTint="A6"/>
     </w:rPr>
   </w:style>
-  <w:style w:type="paragraph" w:styleId="Heading7">
+  <w:style w:type="paragraph" w:styleId="Kop7">
     <w:name w:val="heading 7"/>
-    <w:basedOn w:val="Normal"/>
-    <w:next w:val="Normal"/>
-    <w:link w:val="Heading7Char"/>
+    <w:basedOn w:val="Standaard"/>
+    <w:next w:val="Standaard"/>
+    <w:link w:val="Kop7Char"/>
     <w:uiPriority w:val="9"/>
     <w:semiHidden/>
     <w:unhideWhenUsed/>
@@ -4480,11 +4504,11 @@
       <w:color w:val="595959" w:themeColor="text1" w:themeTint="A6"/>
     </w:rPr>
   </w:style>
-  <w:style w:type="paragraph" w:styleId="Heading8">
+  <w:style w:type="paragraph" w:styleId="Kop8">
     <w:name w:val="heading 8"/>
-    <w:basedOn w:val="Normal"/>
-    <w:next w:val="Normal"/>
-    <w:link w:val="Heading8Char"/>
+    <w:basedOn w:val="Standaard"/>
+    <w:next w:val="Standaard"/>
+    <w:link w:val="Kop8Char"/>
     <w:uiPriority w:val="9"/>
     <w:semiHidden/>
     <w:unhideWhenUsed/>
@@ -4503,11 +4527,11 @@
       <w:color w:val="272727" w:themeColor="text1" w:themeTint="D8"/>
     </w:rPr>
   </w:style>
-  <w:style w:type="paragraph" w:styleId="Heading9">
+  <w:style w:type="paragraph" w:styleId="Kop9">
     <w:name w:val="heading 9"/>
-    <w:basedOn w:val="Normal"/>
-    <w:next w:val="Normal"/>
-    <w:link w:val="Heading9Char"/>
+    <w:basedOn w:val="Standaard"/>
+    <w:next w:val="Standaard"/>
+    <w:link w:val="Kop9Char"/>
     <w:uiPriority w:val="9"/>
     <w:semiHidden/>
     <w:unhideWhenUsed/>
@@ -4524,13 +4548,13 @@
       <w:color w:val="272727" w:themeColor="text1" w:themeTint="D8"/>
     </w:rPr>
   </w:style>
-  <w:style w:type="character" w:default="1" w:styleId="DefaultParagraphFont">
+  <w:style w:type="character" w:default="1" w:styleId="Standaardalinea-lettertype">
     <w:name w:val="Default Paragraph Font"/>
     <w:uiPriority w:val="1"/>
     <w:semiHidden/>
     <w:unhideWhenUsed/>
   </w:style>
-  <w:style w:type="table" w:default="1" w:styleId="TableNormal">
+  <w:style w:type="table" w:default="1" w:styleId="Standaardtabel">
     <w:name w:val="Normal Table"/>
     <w:uiPriority w:val="99"/>
     <w:semiHidden/>
@@ -4545,16 +4569,16 @@
       </w:tblCellMar>
     </w:tblPr>
   </w:style>
-  <w:style w:type="numbering" w:default="1" w:styleId="NoList">
+  <w:style w:type="numbering" w:default="1" w:styleId="Geenlijst">
     <w:name w:val="No List"/>
     <w:uiPriority w:val="99"/>
     <w:semiHidden/>
     <w:unhideWhenUsed/>
   </w:style>
-  <w:style w:type="character" w:customStyle="1" w:styleId="Heading1Char">
-    <w:name w:val="Heading 1 Char"/>
-    <w:basedOn w:val="DefaultParagraphFont"/>
-    <w:link w:val="Heading1"/>
+  <w:style w:type="character" w:customStyle="1" w:styleId="Kop1Char">
+    <w:name w:val="Kop 1 Char"/>
+    <w:basedOn w:val="Standaardalinea-lettertype"/>
+    <w:link w:val="Kop1"/>
     <w:uiPriority w:val="9"/>
     <w:rsid w:val="00B00D71"/>
     <w:rPr>
@@ -4564,10 +4588,10 @@
       <w:szCs w:val="40"/>
     </w:rPr>
   </w:style>
-  <w:style w:type="character" w:customStyle="1" w:styleId="Heading2Char">
-    <w:name w:val="Heading 2 Char"/>
-    <w:basedOn w:val="DefaultParagraphFont"/>
-    <w:link w:val="Heading2"/>
+  <w:style w:type="character" w:customStyle="1" w:styleId="Kop2Char">
+    <w:name w:val="Kop 2 Char"/>
+    <w:basedOn w:val="Standaardalinea-lettertype"/>
+    <w:link w:val="Kop2"/>
     <w:uiPriority w:val="9"/>
     <w:semiHidden/>
     <w:rsid w:val="00B00D71"/>
@@ -4578,10 +4602,10 @@
       <w:szCs w:val="32"/>
     </w:rPr>
   </w:style>
-  <w:style w:type="character" w:customStyle="1" w:styleId="Heading3Char">
-    <w:name w:val="Heading 3 Char"/>
-    <w:basedOn w:val="DefaultParagraphFont"/>
-    <w:link w:val="Heading3"/>
+  <w:style w:type="character" w:customStyle="1" w:styleId="Kop3Char">
+    <w:name w:val="Kop 3 Char"/>
+    <w:basedOn w:val="Standaardalinea-lettertype"/>
+    <w:link w:val="Kop3"/>
     <w:uiPriority w:val="9"/>
     <w:semiHidden/>
     <w:rsid w:val="00B00D71"/>
@@ -4592,10 +4616,10 @@
       <w:szCs w:val="28"/>
     </w:rPr>
   </w:style>
-  <w:style w:type="character" w:customStyle="1" w:styleId="Heading4Char">
-    <w:name w:val="Heading 4 Char"/>
-    <w:basedOn w:val="DefaultParagraphFont"/>
-    <w:link w:val="Heading4"/>
+  <w:style w:type="character" w:customStyle="1" w:styleId="Kop4Char">
+    <w:name w:val="Kop 4 Char"/>
+    <w:basedOn w:val="Standaardalinea-lettertype"/>
+    <w:link w:val="Kop4"/>
     <w:uiPriority w:val="9"/>
     <w:semiHidden/>
     <w:rsid w:val="00B00D71"/>
@@ -4606,10 +4630,10 @@
       <w:color w:val="0F4761" w:themeColor="accent1" w:themeShade="BF"/>
     </w:rPr>
   </w:style>
-  <w:style w:type="character" w:customStyle="1" w:styleId="Heading5Char">
-    <w:name w:val="Heading 5 Char"/>
-    <w:basedOn w:val="DefaultParagraphFont"/>
-    <w:link w:val="Heading5"/>
+  <w:style w:type="character" w:customStyle="1" w:styleId="Kop5Char">
+    <w:name w:val="Kop 5 Char"/>
+    <w:basedOn w:val="Standaardalinea-lettertype"/>
+    <w:link w:val="Kop5"/>
     <w:uiPriority w:val="9"/>
     <w:semiHidden/>
     <w:rsid w:val="00B00D71"/>
@@ -4618,10 +4642,10 @@
       <w:color w:val="0F4761" w:themeColor="accent1" w:themeShade="BF"/>
     </w:rPr>
   </w:style>
-  <w:style w:type="character" w:customStyle="1" w:styleId="Heading6Char">
-    <w:name w:val="Heading 6 Char"/>
-    <w:basedOn w:val="DefaultParagraphFont"/>
-    <w:link w:val="Heading6"/>
+  <w:style w:type="character" w:customStyle="1" w:styleId="Kop6Char">
+    <w:name w:val="Kop 6 Char"/>
+    <w:basedOn w:val="Standaardalinea-lettertype"/>
+    <w:link w:val="Kop6"/>
     <w:uiPriority w:val="9"/>
     <w:semiHidden/>
     <w:rsid w:val="00B00D71"/>
@@ -4632,10 +4656,10 @@
       <w:color w:val="595959" w:themeColor="text1" w:themeTint="A6"/>
     </w:rPr>
   </w:style>
-  <w:style w:type="character" w:customStyle="1" w:styleId="Heading7Char">
-    <w:name w:val="Heading 7 Char"/>
-    <w:basedOn w:val="DefaultParagraphFont"/>
-    <w:link w:val="Heading7"/>
+  <w:style w:type="character" w:customStyle="1" w:styleId="Kop7Char">
+    <w:name w:val="Kop 7 Char"/>
+    <w:basedOn w:val="Standaardalinea-lettertype"/>
+    <w:link w:val="Kop7"/>
     <w:uiPriority w:val="9"/>
     <w:semiHidden/>
     <w:rsid w:val="00B00D71"/>
@@ -4644,10 +4668,10 @@
       <w:color w:val="595959" w:themeColor="text1" w:themeTint="A6"/>
     </w:rPr>
   </w:style>
-  <w:style w:type="character" w:customStyle="1" w:styleId="Heading8Char">
-    <w:name w:val="Heading 8 Char"/>
-    <w:basedOn w:val="DefaultParagraphFont"/>
-    <w:link w:val="Heading8"/>
+  <w:style w:type="character" w:customStyle="1" w:styleId="Kop8Char">
+    <w:name w:val="Kop 8 Char"/>
+    <w:basedOn w:val="Standaardalinea-lettertype"/>
+    <w:link w:val="Kop8"/>
     <w:uiPriority w:val="9"/>
     <w:semiHidden/>
     <w:rsid w:val="00B00D71"/>
@@ -4658,10 +4682,10 @@
       <w:color w:val="272727" w:themeColor="text1" w:themeTint="D8"/>
     </w:rPr>
   </w:style>
-  <w:style w:type="character" w:customStyle="1" w:styleId="Heading9Char">
-    <w:name w:val="Heading 9 Char"/>
-    <w:basedOn w:val="DefaultParagraphFont"/>
-    <w:link w:val="Heading9"/>
+  <w:style w:type="character" w:customStyle="1" w:styleId="Kop9Char">
+    <w:name w:val="Kop 9 Char"/>
+    <w:basedOn w:val="Standaardalinea-lettertype"/>
+    <w:link w:val="Kop9"/>
     <w:uiPriority w:val="9"/>
     <w:semiHidden/>
     <w:rsid w:val="00B00D71"/>
@@ -4670,11 +4694,11 @@
       <w:color w:val="272727" w:themeColor="text1" w:themeTint="D8"/>
     </w:rPr>
   </w:style>
-  <w:style w:type="paragraph" w:styleId="Title">
+  <w:style w:type="paragraph" w:styleId="Titel">
     <w:name w:val="Title"/>
-    <w:basedOn w:val="Normal"/>
-    <w:next w:val="Normal"/>
-    <w:link w:val="TitleChar"/>
+    <w:basedOn w:val="Standaard"/>
+    <w:next w:val="Standaard"/>
+    <w:link w:val="TitelChar"/>
     <w:uiPriority w:val="10"/>
     <w:qFormat/>
     <w:rsid w:val="00B00D71"/>
@@ -4690,10 +4714,10 @@
       <w:szCs w:val="56"/>
     </w:rPr>
   </w:style>
-  <w:style w:type="character" w:customStyle="1" w:styleId="TitleChar">
-    <w:name w:val="Title Char"/>
-    <w:basedOn w:val="DefaultParagraphFont"/>
-    <w:link w:val="Title"/>
+  <w:style w:type="character" w:customStyle="1" w:styleId="TitelChar">
+    <w:name w:val="Titel Char"/>
+    <w:basedOn w:val="Standaardalinea-lettertype"/>
+    <w:link w:val="Titel"/>
     <w:uiPriority w:val="10"/>
     <w:rsid w:val="00B00D71"/>
     <w:rPr>
@@ -4704,11 +4728,11 @@
       <w:szCs w:val="56"/>
     </w:rPr>
   </w:style>
-  <w:style w:type="paragraph" w:styleId="Subtitle">
+  <w:style w:type="paragraph" w:styleId="Ondertitel">
     <w:name w:val="Subtitle"/>
-    <w:basedOn w:val="Normal"/>
-    <w:next w:val="Normal"/>
-    <w:link w:val="SubtitleChar"/>
+    <w:basedOn w:val="Standaard"/>
+    <w:next w:val="Standaard"/>
+    <w:link w:val="OndertitelChar"/>
     <w:uiPriority w:val="11"/>
     <w:qFormat/>
     <w:rsid w:val="00B00D71"/>
@@ -4725,10 +4749,10 @@
       <w:szCs w:val="28"/>
     </w:rPr>
   </w:style>
-  <w:style w:type="character" w:customStyle="1" w:styleId="SubtitleChar">
-    <w:name w:val="Subtitle Char"/>
-    <w:basedOn w:val="DefaultParagraphFont"/>
-    <w:link w:val="Subtitle"/>
+  <w:style w:type="character" w:customStyle="1" w:styleId="OndertitelChar">
+    <w:name w:val="Ondertitel Char"/>
+    <w:basedOn w:val="Standaardalinea-lettertype"/>
+    <w:link w:val="Ondertitel"/>
     <w:uiPriority w:val="11"/>
     <w:rsid w:val="00B00D71"/>
     <w:rPr>
@@ -4739,11 +4763,11 @@
       <w:szCs w:val="28"/>
     </w:rPr>
   </w:style>
-  <w:style w:type="paragraph" w:styleId="Quote">
+  <w:style w:type="paragraph" w:styleId="Citaat">
     <w:name w:val="Quote"/>
-    <w:basedOn w:val="Normal"/>
-    <w:next w:val="Normal"/>
-    <w:link w:val="QuoteChar"/>
+    <w:basedOn w:val="Standaard"/>
+    <w:next w:val="Standaard"/>
+    <w:link w:val="CitaatChar"/>
     <w:uiPriority w:val="29"/>
     <w:qFormat/>
     <w:rsid w:val="00B00D71"/>
@@ -4757,10 +4781,10 @@
       <w:color w:val="404040" w:themeColor="text1" w:themeTint="BF"/>
     </w:rPr>
   </w:style>
-  <w:style w:type="character" w:customStyle="1" w:styleId="QuoteChar">
-    <w:name w:val="Quote Char"/>
-    <w:basedOn w:val="DefaultParagraphFont"/>
-    <w:link w:val="Quote"/>
+  <w:style w:type="character" w:customStyle="1" w:styleId="CitaatChar">
+    <w:name w:val="Citaat Char"/>
+    <w:basedOn w:val="Standaardalinea-lettertype"/>
+    <w:link w:val="Citaat"/>
     <w:uiPriority w:val="29"/>
     <w:rsid w:val="00B00D71"/>
     <w:rPr>
@@ -4769,9 +4793,9 @@
       <w:color w:val="404040" w:themeColor="text1" w:themeTint="BF"/>
     </w:rPr>
   </w:style>
-  <w:style w:type="paragraph" w:styleId="ListParagraph">
+  <w:style w:type="paragraph" w:styleId="Lijstalinea">
     <w:name w:val="List Paragraph"/>
-    <w:basedOn w:val="Normal"/>
+    <w:basedOn w:val="Standaard"/>
     <w:uiPriority w:val="34"/>
     <w:qFormat/>
     <w:rsid w:val="00B00D71"/>
@@ -4780,9 +4804,9 @@
       <w:contextualSpacing/>
     </w:pPr>
   </w:style>
-  <w:style w:type="character" w:styleId="IntenseEmphasis">
+  <w:style w:type="character" w:styleId="Intensievebenadrukking">
     <w:name w:val="Intense Emphasis"/>
-    <w:basedOn w:val="DefaultParagraphFont"/>
+    <w:basedOn w:val="Standaardalinea-lettertype"/>
     <w:uiPriority w:val="21"/>
     <w:qFormat/>
     <w:rsid w:val="00B00D71"/>
@@ -4792,11 +4816,11 @@
       <w:color w:val="0F4761" w:themeColor="accent1" w:themeShade="BF"/>
     </w:rPr>
   </w:style>
-  <w:style w:type="paragraph" w:styleId="IntenseQuote">
+  <w:style w:type="paragraph" w:styleId="Duidelijkcitaat">
     <w:name w:val="Intense Quote"/>
-    <w:basedOn w:val="Normal"/>
-    <w:next w:val="Normal"/>
-    <w:link w:val="IntenseQuoteChar"/>
+    <w:basedOn w:val="Standaard"/>
+    <w:next w:val="Standaard"/>
+    <w:link w:val="DuidelijkcitaatChar"/>
     <w:uiPriority w:val="30"/>
     <w:qFormat/>
     <w:rsid w:val="00B00D71"/>
@@ -4815,10 +4839,10 @@
       <w:color w:val="0F4761" w:themeColor="accent1" w:themeShade="BF"/>
     </w:rPr>
   </w:style>
-  <w:style w:type="character" w:customStyle="1" w:styleId="IntenseQuoteChar">
-    <w:name w:val="Intense Quote Char"/>
-    <w:basedOn w:val="DefaultParagraphFont"/>
-    <w:link w:val="IntenseQuote"/>
+  <w:style w:type="character" w:customStyle="1" w:styleId="DuidelijkcitaatChar">
+    <w:name w:val="Duidelijk citaat Char"/>
+    <w:basedOn w:val="Standaardalinea-lettertype"/>
+    <w:link w:val="Duidelijkcitaat"/>
     <w:uiPriority w:val="30"/>
     <w:rsid w:val="00B00D71"/>
     <w:rPr>
@@ -4827,9 +4851,9 @@
       <w:color w:val="0F4761" w:themeColor="accent1" w:themeShade="BF"/>
     </w:rPr>
   </w:style>
-  <w:style w:type="character" w:styleId="IntenseReference">
+  <w:style w:type="character" w:styleId="Intensieveverwijzing">
     <w:name w:val="Intense Reference"/>
-    <w:basedOn w:val="DefaultParagraphFont"/>
+    <w:basedOn w:val="Standaardalinea-lettertype"/>
     <w:uiPriority w:val="32"/>
     <w:qFormat/>
     <w:rsid w:val="00B00D71"/>
@@ -4841,9 +4865,9 @@
       <w:spacing w:val="5"/>
     </w:rPr>
   </w:style>
-  <w:style w:type="character" w:styleId="PlaceholderText">
+  <w:style w:type="character" w:styleId="Tekstvantijdelijkeaanduiding">
     <w:name w:val="Placeholder Text"/>
-    <w:basedOn w:val="DefaultParagraphFont"/>
+    <w:basedOn w:val="Standaardalinea-lettertype"/>
     <w:uiPriority w:val="99"/>
     <w:semiHidden/>
     <w:rsid w:val="00B00D71"/>

--- a/MathLab.docx
+++ b/MathLab.docx
@@ -71,7 +71,23 @@
           <w:bCs/>
           <w:lang w:val="nl-BE"/>
         </w:rPr>
-        <w:t xml:space="preserve">Om de transfer functie van de bode plot te vinden worden eerst de polen en nullen gezocht. Aangezien we opzoek zijn naar twee nothce filter weten we dat er 4 nullen en 4 pollen zijn. De eerste twee nullen bevinden zich op </w:t>
+        <w:t xml:space="preserve">Om de transfer functie van de bode plot te vinden worden eerst de polen en nullen gezocht. Aangezien we opzoek zijn naar twee </w:t>
+      </w:r>
+      <w:proofErr w:type="spellStart"/>
+      <w:r>
+        <w:rPr>
+          <w:bCs/>
+          <w:lang w:val="nl-BE"/>
+        </w:rPr>
+        <w:t>nothce</w:t>
+      </w:r>
+      <w:proofErr w:type="spellEnd"/>
+      <w:r>
+        <w:rPr>
+          <w:bCs/>
+          <w:lang w:val="nl-BE"/>
+        </w:rPr>
+        <w:t xml:space="preserve"> filter weten we dat er 4 nullen en 4 pollen zijn. De eerste twee nullen bevinden zich op </w:t>
       </w:r>
       <m:oMath>
         <m:r>
@@ -229,7 +245,43 @@
           <w:bCs/>
           <w:lang w:val="nl-BE"/>
         </w:rPr>
-        <w:t xml:space="preserve">Nu de pollen en nullen gevonden kunnen we twee tweede orde filter zoeken die elk twee nullen en pollen hebben. Om te zorgen dat het een gewone notche filter is en geen low of high pass nothce moeten de pollen aan beide kanten ongeveer even ver van de nullen liggen. </w:t>
+        <w:t xml:space="preserve">Nu de pollen en nullen gevonden kunnen we twee tweede orde filter zoeken die elk twee nullen en pollen hebben. Om te zorgen dat het een gewone </w:t>
+      </w:r>
+      <w:proofErr w:type="spellStart"/>
+      <w:r>
+        <w:rPr>
+          <w:rFonts w:eastAsiaTheme="minorEastAsia"/>
+          <w:bCs/>
+          <w:lang w:val="nl-BE"/>
+        </w:rPr>
+        <w:t>notche</w:t>
+      </w:r>
+      <w:proofErr w:type="spellEnd"/>
+      <w:r>
+        <w:rPr>
+          <w:rFonts w:eastAsiaTheme="minorEastAsia"/>
+          <w:bCs/>
+          <w:lang w:val="nl-BE"/>
+        </w:rPr>
+        <w:t xml:space="preserve"> filter is en geen low of high pass </w:t>
+      </w:r>
+      <w:proofErr w:type="spellStart"/>
+      <w:r>
+        <w:rPr>
+          <w:rFonts w:eastAsiaTheme="minorEastAsia"/>
+          <w:bCs/>
+          <w:lang w:val="nl-BE"/>
+        </w:rPr>
+        <w:t>nothce</w:t>
+      </w:r>
+      <w:proofErr w:type="spellEnd"/>
+      <w:r>
+        <w:rPr>
+          <w:rFonts w:eastAsiaTheme="minorEastAsia"/>
+          <w:bCs/>
+          <w:lang w:val="nl-BE"/>
+        </w:rPr>
+        <w:t xml:space="preserve"> moeten de pollen aan beide kanten ongeveer even ver van de nullen liggen. </w:t>
       </w:r>
       <w:r>
         <w:rPr>
@@ -536,7 +588,43 @@
           <w:bCs/>
           <w:lang w:val="nl-BE"/>
         </w:rPr>
-        <w:t>Hieruit kan de transferfucntie berend worden met de hand of in mahtlab.</w:t>
+        <w:t xml:space="preserve">Hieruit kan de </w:t>
+      </w:r>
+      <w:proofErr w:type="spellStart"/>
+      <w:r>
+        <w:rPr>
+          <w:rFonts w:eastAsiaTheme="minorEastAsia"/>
+          <w:bCs/>
+          <w:lang w:val="nl-BE"/>
+        </w:rPr>
+        <w:t>transferfucntie</w:t>
+      </w:r>
+      <w:proofErr w:type="spellEnd"/>
+      <w:r>
+        <w:rPr>
+          <w:rFonts w:eastAsiaTheme="minorEastAsia"/>
+          <w:bCs/>
+          <w:lang w:val="nl-BE"/>
+        </w:rPr>
+        <w:t xml:space="preserve"> berend worden met de hand of in </w:t>
+      </w:r>
+      <w:proofErr w:type="spellStart"/>
+      <w:r>
+        <w:rPr>
+          <w:rFonts w:eastAsiaTheme="minorEastAsia"/>
+          <w:bCs/>
+          <w:lang w:val="nl-BE"/>
+        </w:rPr>
+        <w:t>mahtlab</w:t>
+      </w:r>
+      <w:proofErr w:type="spellEnd"/>
+      <w:r>
+        <w:rPr>
+          <w:rFonts w:eastAsiaTheme="minorEastAsia"/>
+          <w:bCs/>
+          <w:lang w:val="nl-BE"/>
+        </w:rPr>
+        <w:t>.</w:t>
       </w:r>
     </w:p>
     <w:p>
@@ -1244,7 +1332,43 @@
           <w:bCs/>
           <w:lang w:val="nl-BE"/>
         </w:rPr>
-        <w:t>Deze transfer functie kan gemaakt worden door twee bandstopfilters achterelkaar te plaatsen met een spannings buffer ertussen om loading tegen te gaan.</w:t>
+        <w:t xml:space="preserve">Deze transfer functie kan gemaakt worden door twee bandstopfilters achterelkaar te plaatsen met een </w:t>
+      </w:r>
+      <w:proofErr w:type="spellStart"/>
+      <w:r>
+        <w:rPr>
+          <w:rFonts w:eastAsiaTheme="minorEastAsia"/>
+          <w:bCs/>
+          <w:lang w:val="nl-BE"/>
+        </w:rPr>
+        <w:t>spannings</w:t>
+      </w:r>
+      <w:proofErr w:type="spellEnd"/>
+      <w:r>
+        <w:rPr>
+          <w:rFonts w:eastAsiaTheme="minorEastAsia"/>
+          <w:bCs/>
+          <w:lang w:val="nl-BE"/>
+        </w:rPr>
+        <w:t xml:space="preserve"> buffer ertussen om </w:t>
+      </w:r>
+      <w:proofErr w:type="spellStart"/>
+      <w:r>
+        <w:rPr>
+          <w:rFonts w:eastAsiaTheme="minorEastAsia"/>
+          <w:bCs/>
+          <w:lang w:val="nl-BE"/>
+        </w:rPr>
+        <w:t>loading</w:t>
+      </w:r>
+      <w:proofErr w:type="spellEnd"/>
+      <w:r>
+        <w:rPr>
+          <w:rFonts w:eastAsiaTheme="minorEastAsia"/>
+          <w:bCs/>
+          <w:lang w:val="nl-BE"/>
+        </w:rPr>
+        <w:t xml:space="preserve"> tegen te gaan.</w:t>
       </w:r>
     </w:p>
     <w:p>
@@ -1635,7 +1759,25 @@
           <w:bCs/>
           <w:lang w:val="nl-BE"/>
         </w:rPr>
-        <w:t>Voor te controleren of dit werkt kunnen we terugrekenen met de wetten van kirchoff.</w:t>
+        <w:t xml:space="preserve">Voor te controleren of dit werkt kunnen we terugrekenen met de wetten van </w:t>
+      </w:r>
+      <w:proofErr w:type="spellStart"/>
+      <w:r>
+        <w:rPr>
+          <w:rFonts w:eastAsiaTheme="minorEastAsia"/>
+          <w:bCs/>
+          <w:lang w:val="nl-BE"/>
+        </w:rPr>
+        <w:t>kirchoff</w:t>
+      </w:r>
+      <w:proofErr w:type="spellEnd"/>
+      <w:r>
+        <w:rPr>
+          <w:rFonts w:eastAsiaTheme="minorEastAsia"/>
+          <w:bCs/>
+          <w:lang w:val="nl-BE"/>
+        </w:rPr>
+        <w:t>.</w:t>
       </w:r>
     </w:p>
     <w:p>
@@ -1821,14 +1963,7 @@
                   <w:rFonts w:ascii="Cambria Math" w:eastAsiaTheme="minorEastAsia" w:hAnsi="Cambria Math"/>
                   <w:lang w:val="nl-BE"/>
                 </w:rPr>
-                <m:t>0,494H</m:t>
-              </m:r>
-              <m:r>
-                <w:rPr>
-                  <w:rFonts w:ascii="Cambria Math" w:eastAsiaTheme="minorEastAsia" w:hAnsi="Cambria Math"/>
-                  <w:lang w:val="nl-BE"/>
-                </w:rPr>
-                <m:t>S+</m:t>
+                <m:t>0,494HS+</m:t>
               </m:r>
               <m:f>
                 <m:fPr>
@@ -1955,14 +2090,7 @@
                       <w:rFonts w:ascii="Cambria Math" w:eastAsiaTheme="minorEastAsia" w:hAnsi="Cambria Math"/>
                       <w:lang w:val="nl-BE"/>
                     </w:rPr>
-                    <m:t>0,998</m:t>
-                  </m:r>
-                  <m:r>
-                    <w:rPr>
-                      <w:rFonts w:ascii="Cambria Math" w:eastAsiaTheme="minorEastAsia" w:hAnsi="Cambria Math"/>
-                      <w:lang w:val="nl-BE"/>
-                    </w:rPr>
-                    <m:t>S</m:t>
+                    <m:t>0,998S</m:t>
                   </m:r>
                 </m:num>
                 <m:den>
@@ -2222,14 +2350,7 @@
                   <w:rFonts w:ascii="Cambria Math" w:eastAsiaTheme="minorEastAsia" w:hAnsi="Cambria Math"/>
                   <w:lang w:val="nl-BE"/>
                 </w:rPr>
-                <m:t>+</m:t>
-              </m:r>
-              <m:r>
-                <w:rPr>
-                  <w:rFonts w:ascii="Cambria Math" w:eastAsiaTheme="minorEastAsia" w:hAnsi="Cambria Math"/>
-                  <w:lang w:val="nl-BE"/>
-                </w:rPr>
-                <m:t>0,998S+1</m:t>
+                <m:t>+0,998S+1</m:t>
               </m:r>
             </m:den>
           </m:f>
@@ -2418,21 +2539,7 @@
                   <w:rFonts w:ascii="Cambria Math" w:eastAsiaTheme="minorEastAsia" w:hAnsi="Cambria Math"/>
                   <w:lang w:val="nl-BE"/>
                 </w:rPr>
-                <m:t>+</m:t>
-              </m:r>
-              <m:r>
-                <w:rPr>
-                  <w:rFonts w:ascii="Cambria Math" w:eastAsiaTheme="minorEastAsia" w:hAnsi="Cambria Math"/>
-                  <w:lang w:val="nl-BE"/>
-                </w:rPr>
-                <m:t>0,998</m:t>
-              </m:r>
-              <m:r>
-                <w:rPr>
-                  <w:rFonts w:ascii="Cambria Math" w:eastAsiaTheme="minorEastAsia" w:hAnsi="Cambria Math"/>
-                  <w:lang w:val="nl-BE"/>
-                </w:rPr>
-                <m:t>S+1</m:t>
+                <m:t>+0,998S+1</m:t>
               </m:r>
             </m:den>
           </m:f>
@@ -3302,7 +3409,25 @@
           <w:bCs/>
           <w:lang w:val="nl-BE"/>
         </w:rPr>
-        <w:t>Door de spanning buffer is de totale trasferfunctie het product van de twee filters:</w:t>
+        <w:t xml:space="preserve">Door de spanning buffer is de totale </w:t>
+      </w:r>
+      <w:proofErr w:type="spellStart"/>
+      <w:r>
+        <w:rPr>
+          <w:rFonts w:eastAsiaTheme="minorEastAsia"/>
+          <w:bCs/>
+          <w:lang w:val="nl-BE"/>
+        </w:rPr>
+        <w:t>trasferfunctie</w:t>
+      </w:r>
+      <w:proofErr w:type="spellEnd"/>
+      <w:r>
+        <w:rPr>
+          <w:rFonts w:eastAsiaTheme="minorEastAsia"/>
+          <w:bCs/>
+          <w:lang w:val="nl-BE"/>
+        </w:rPr>
+        <w:t xml:space="preserve"> het product van de twee filters:</w:t>
       </w:r>
     </w:p>
     <w:p>
@@ -3738,6 +3863,7 @@
         <w:rPr>
           <w:rFonts w:eastAsiaTheme="minorEastAsia"/>
           <w:bCs/>
+          <w:noProof/>
           <w:lang w:val="nl-BE"/>
         </w:rPr>
         <w:lastRenderedPageBreak/>
@@ -3799,6 +3925,7 @@
         <w:rPr>
           <w:rFonts w:eastAsiaTheme="minorEastAsia"/>
           <w:bCs/>
+          <w:noProof/>
           <w:lang w:val="nl-BE"/>
         </w:rPr>
         <w:drawing>
@@ -3864,6 +3991,7 @@
         <w:lastRenderedPageBreak/>
         <w:t xml:space="preserve">De bode plot van de filter is hetzelfde als die in de opgave. Dit is te zien omdat ze </w:t>
       </w:r>
+      <w:proofErr w:type="spellStart"/>
       <w:r>
         <w:rPr>
           <w:rFonts w:eastAsiaTheme="minorEastAsia"/>
@@ -3888,19 +4016,47 @@
         </w:rPr>
         <w:t>lfde</w:t>
       </w:r>
-      <w:r>
-        <w:rPr>
-          <w:rFonts w:eastAsiaTheme="minorEastAsia"/>
-          <w:bCs/>
-          <w:lang w:val="nl-BE"/>
-        </w:rPr>
-        <w:t xml:space="preserve"> transfer functie hebben. Dit blijft een theoretische analyse, als deze in het echt wordt uitgewerkt kunnen de afwijking groot zijn. Dit door de gevoeligheid van de notche.</w:t>
+      <w:proofErr w:type="spellEnd"/>
+      <w:r>
+        <w:rPr>
+          <w:rFonts w:eastAsiaTheme="minorEastAsia"/>
+          <w:bCs/>
+          <w:lang w:val="nl-BE"/>
+        </w:rPr>
+        <w:t xml:space="preserve"> transfer functie hebben. Dit blijft een theoretische analyse, als deze in het echt wordt uitgewerkt kunnen de afwijking groot zijn. Dit door de gevoeligheid van de </w:t>
+      </w:r>
+      <w:proofErr w:type="spellStart"/>
+      <w:r>
+        <w:rPr>
+          <w:rFonts w:eastAsiaTheme="minorEastAsia"/>
+          <w:bCs/>
+          <w:lang w:val="nl-BE"/>
+        </w:rPr>
+        <w:t>notche</w:t>
+      </w:r>
+      <w:proofErr w:type="spellEnd"/>
+      <w:r>
+        <w:rPr>
+          <w:rFonts w:eastAsiaTheme="minorEastAsia"/>
+          <w:bCs/>
+          <w:lang w:val="nl-BE"/>
+        </w:rPr>
+        <w:t>.</w:t>
       </w:r>
     </w:p>
     <w:p>
       <w:pPr>
         <w:rPr>
           <w:rFonts w:eastAsiaTheme="minorEastAsia"/>
+          <w:bCs/>
+          <w:lang w:val="nl-BE"/>
+        </w:rPr>
+      </w:pPr>
+    </w:p>
+    <w:p>
+      <w:pPr>
+        <w:rPr>
+          <w:rFonts w:eastAsiaTheme="minorEastAsia"/>
           <w:b/>
           <w:lang w:val="nl-BE"/>
         </w:rPr>
@@ -3913,6 +4069,936 @@
         </w:rPr>
         <w:t>Part 2:</w:t>
       </w:r>
+    </w:p>
+    <w:p>
+      <w:pPr>
+        <w:rPr>
+          <w:rFonts w:eastAsiaTheme="minorEastAsia"/>
+          <w:bCs/>
+          <w:lang w:val="nl-BE"/>
+        </w:rPr>
+      </w:pPr>
+      <w:r>
+        <w:rPr>
+          <w:rFonts w:eastAsiaTheme="minorEastAsia"/>
+          <w:bCs/>
+          <w:lang w:val="nl-BE"/>
+        </w:rPr>
+        <w:t>Er zijn verschillende manieren om aan te tonnen dat het systeem stabiel is.</w:t>
+      </w:r>
+    </w:p>
+    <w:p>
+      <w:pPr>
+        <w:rPr>
+          <w:rFonts w:eastAsiaTheme="minorEastAsia"/>
+          <w:bCs/>
+          <w:lang w:val="nl-BE"/>
+        </w:rPr>
+      </w:pPr>
+      <w:r>
+        <w:rPr>
+          <w:rFonts w:eastAsiaTheme="minorEastAsia"/>
+          <w:bCs/>
+          <w:lang w:val="nl-BE"/>
+        </w:rPr>
+        <w:t xml:space="preserve">Als eerste via de bode plot, de fase verdraaiing van </w:t>
+      </w:r>
+      <m:oMath>
+        <m:r>
+          <w:rPr>
+            <w:rFonts w:ascii="Cambria Math" w:eastAsiaTheme="minorEastAsia" w:hAnsi="Cambria Math"/>
+            <w:lang w:val="nl-BE"/>
+          </w:rPr>
+          <m:t>180°</m:t>
+        </m:r>
+      </m:oMath>
+      <w:r>
+        <w:rPr>
+          <w:rFonts w:eastAsiaTheme="minorEastAsia"/>
+          <w:bCs/>
+          <w:lang w:val="nl-BE"/>
+        </w:rPr>
+        <w:t xml:space="preserve"> komt overeen met een </w:t>
+      </w:r>
+      <w:proofErr w:type="spellStart"/>
+      <w:r>
+        <w:rPr>
+          <w:rFonts w:eastAsiaTheme="minorEastAsia"/>
+          <w:bCs/>
+          <w:lang w:val="nl-BE"/>
+        </w:rPr>
+        <w:t>gain</w:t>
+      </w:r>
+      <w:proofErr w:type="spellEnd"/>
+      <w:r>
+        <w:rPr>
+          <w:rFonts w:eastAsiaTheme="minorEastAsia"/>
+          <w:bCs/>
+          <w:lang w:val="nl-BE"/>
+        </w:rPr>
+        <w:t xml:space="preserve"> van </w:t>
+      </w:r>
+      <m:oMath>
+        <m:r>
+          <w:rPr>
+            <w:rFonts w:ascii="Cambria Math" w:eastAsiaTheme="minorEastAsia" w:hAnsi="Cambria Math"/>
+            <w:lang w:val="nl-BE"/>
+          </w:rPr>
+          <m:t>-49dB</m:t>
+        </m:r>
+      </m:oMath>
+      <w:r>
+        <w:rPr>
+          <w:rFonts w:eastAsiaTheme="minorEastAsia"/>
+          <w:bCs/>
+          <w:lang w:val="nl-BE"/>
+        </w:rPr>
+        <w:t xml:space="preserve"> ongeveer. </w:t>
+      </w:r>
+      <w:r>
+        <w:rPr>
+          <w:rFonts w:eastAsiaTheme="minorEastAsia"/>
+          <w:bCs/>
+          <w:lang w:val="nl-BE"/>
+        </w:rPr>
+        <w:t xml:space="preserve">Ook gaat de plot nergens naar een </w:t>
+      </w:r>
+      <w:proofErr w:type="spellStart"/>
+      <w:r>
+        <w:rPr>
+          <w:rFonts w:eastAsiaTheme="minorEastAsia"/>
+          <w:bCs/>
+          <w:lang w:val="nl-BE"/>
+        </w:rPr>
+        <w:t>gain</w:t>
+      </w:r>
+      <w:proofErr w:type="spellEnd"/>
+      <w:r>
+        <w:rPr>
+          <w:rFonts w:eastAsiaTheme="minorEastAsia"/>
+          <w:bCs/>
+          <w:lang w:val="nl-BE"/>
+        </w:rPr>
+        <w:t xml:space="preserve"> van oneindig.</w:t>
+      </w:r>
+    </w:p>
+    <w:p>
+      <w:pPr>
+        <w:rPr>
+          <w:rFonts w:eastAsiaTheme="minorEastAsia"/>
+          <w:bCs/>
+          <w:lang w:val="nl-BE"/>
+        </w:rPr>
+      </w:pPr>
+      <w:r>
+        <w:rPr>
+          <w:rFonts w:eastAsiaTheme="minorEastAsia"/>
+          <w:bCs/>
+          <w:lang w:val="nl-BE"/>
+        </w:rPr>
+        <w:t xml:space="preserve">Vervolgens toont de </w:t>
+      </w:r>
+      <w:proofErr w:type="spellStart"/>
+      <w:r>
+        <w:rPr>
+          <w:rFonts w:eastAsiaTheme="minorEastAsia"/>
+          <w:bCs/>
+          <w:lang w:val="nl-BE"/>
+        </w:rPr>
+        <w:t>Pole</w:t>
+      </w:r>
+      <w:proofErr w:type="spellEnd"/>
+      <w:r>
+        <w:rPr>
+          <w:rFonts w:eastAsiaTheme="minorEastAsia"/>
+          <w:bCs/>
+          <w:lang w:val="nl-BE"/>
+        </w:rPr>
+        <w:t>-Zero map dat er geen polen zijn met een positief reëel deel.</w:t>
+      </w:r>
+    </w:p>
+    <w:p>
+      <w:pPr>
+        <w:rPr>
+          <w:rFonts w:eastAsiaTheme="minorEastAsia"/>
+          <w:bCs/>
+          <w:lang w:val="nl-BE"/>
+        </w:rPr>
+      </w:pPr>
+      <w:r>
+        <w:rPr>
+          <w:rFonts w:eastAsiaTheme="minorEastAsia"/>
+          <w:bCs/>
+          <w:lang w:val="nl-BE"/>
+        </w:rPr>
+        <w:t>Als laatste gaat de stapfunctie van het systeem niet oscilleren naar oneindig maar dempt uit.</w:t>
+      </w:r>
+    </w:p>
+    <w:p>
+      <w:pPr>
+        <w:rPr>
+          <w:rFonts w:eastAsiaTheme="minorEastAsia"/>
+          <w:bCs/>
+          <w:lang w:val="nl-BE"/>
+        </w:rPr>
+      </w:pPr>
+    </w:p>
+    <w:p>
+      <w:pPr>
+        <w:rPr>
+          <w:rFonts w:eastAsiaTheme="minorEastAsia"/>
+          <w:bCs/>
+          <w:lang w:val="nl-BE"/>
+        </w:rPr>
+      </w:pPr>
+      <w:r>
+        <w:rPr>
+          <w:rFonts w:eastAsiaTheme="minorEastAsia"/>
+          <w:bCs/>
+          <w:lang w:val="nl-BE"/>
+        </w:rPr>
+        <w:t xml:space="preserve">Voor het bepalen van een goede </w:t>
+      </w:r>
+      <w:proofErr w:type="spellStart"/>
+      <w:r>
+        <w:rPr>
+          <w:rFonts w:eastAsiaTheme="minorEastAsia"/>
+          <w:bCs/>
+          <w:lang w:val="nl-BE"/>
+        </w:rPr>
+        <w:t>gain</w:t>
+      </w:r>
+      <w:proofErr w:type="spellEnd"/>
+      <w:r>
+        <w:rPr>
+          <w:rFonts w:eastAsiaTheme="minorEastAsia"/>
+          <w:bCs/>
+          <w:lang w:val="nl-BE"/>
+        </w:rPr>
+        <w:t xml:space="preserve"> voor de P controller wordt eerste de </w:t>
+      </w:r>
+      <w:proofErr w:type="spellStart"/>
+      <w:r>
+        <w:rPr>
+          <w:rFonts w:eastAsiaTheme="minorEastAsia"/>
+          <w:bCs/>
+          <w:lang w:val="nl-BE"/>
+        </w:rPr>
+        <w:t>gain</w:t>
+      </w:r>
+      <w:proofErr w:type="spellEnd"/>
+      <w:r>
+        <w:rPr>
+          <w:rFonts w:eastAsiaTheme="minorEastAsia"/>
+          <w:bCs/>
+          <w:lang w:val="nl-BE"/>
+        </w:rPr>
+        <w:t xml:space="preserve"> </w:t>
+      </w:r>
+      <w:proofErr w:type="spellStart"/>
+      <w:r>
+        <w:rPr>
+          <w:rFonts w:eastAsiaTheme="minorEastAsia"/>
+          <w:bCs/>
+          <w:lang w:val="nl-BE"/>
+        </w:rPr>
+        <w:t>margin</w:t>
+      </w:r>
+      <w:proofErr w:type="spellEnd"/>
+      <w:r>
+        <w:rPr>
+          <w:rFonts w:eastAsiaTheme="minorEastAsia"/>
+          <w:bCs/>
+          <w:lang w:val="nl-BE"/>
+        </w:rPr>
+        <w:t xml:space="preserve"> bepaald. Dit is </w:t>
+      </w:r>
+      <m:oMath>
+        <m:r>
+          <w:rPr>
+            <w:rFonts w:ascii="Cambria Math" w:eastAsiaTheme="minorEastAsia" w:hAnsi="Cambria Math"/>
+            <w:lang w:val="nl-BE"/>
+          </w:rPr>
+          <m:t>52,9dB</m:t>
+        </m:r>
+      </m:oMath>
+      <w:r>
+        <w:rPr>
+          <w:rFonts w:eastAsiaTheme="minorEastAsia"/>
+          <w:bCs/>
+          <w:lang w:val="nl-BE"/>
+        </w:rPr>
+        <w:t xml:space="preserve"> of </w:t>
+      </w:r>
+      <m:oMath>
+        <m:r>
+          <w:rPr>
+            <w:rFonts w:ascii="Cambria Math" w:eastAsiaTheme="minorEastAsia" w:hAnsi="Cambria Math"/>
+            <w:lang w:val="nl-BE"/>
+          </w:rPr>
+          <m:t>443</m:t>
+        </m:r>
+      </m:oMath>
+      <w:r>
+        <w:rPr>
+          <w:rFonts w:eastAsiaTheme="minorEastAsia"/>
+          <w:bCs/>
+          <w:lang w:val="nl-BE"/>
+        </w:rPr>
+        <w:t xml:space="preserve">. Een vuistregel om een goede gok te doen van wat een </w:t>
+      </w:r>
+      <w:proofErr w:type="spellStart"/>
+      <w:r>
+        <w:rPr>
+          <w:rFonts w:eastAsiaTheme="minorEastAsia"/>
+          <w:bCs/>
+          <w:lang w:val="nl-BE"/>
+        </w:rPr>
+        <w:t>gain</w:t>
+      </w:r>
+      <w:proofErr w:type="spellEnd"/>
+      <w:r>
+        <w:rPr>
+          <w:rFonts w:eastAsiaTheme="minorEastAsia"/>
+          <w:bCs/>
+          <w:lang w:val="nl-BE"/>
+        </w:rPr>
+        <w:t xml:space="preserve"> is half de </w:t>
+      </w:r>
+      <w:proofErr w:type="spellStart"/>
+      <w:r>
+        <w:rPr>
+          <w:rFonts w:eastAsiaTheme="minorEastAsia"/>
+          <w:bCs/>
+          <w:lang w:val="nl-BE"/>
+        </w:rPr>
+        <w:t>gain</w:t>
+      </w:r>
+      <w:proofErr w:type="spellEnd"/>
+      <w:r>
+        <w:rPr>
+          <w:rFonts w:eastAsiaTheme="minorEastAsia"/>
+          <w:bCs/>
+          <w:lang w:val="nl-BE"/>
+        </w:rPr>
+        <w:t xml:space="preserve"> </w:t>
+      </w:r>
+      <w:proofErr w:type="spellStart"/>
+      <w:r>
+        <w:rPr>
+          <w:rFonts w:eastAsiaTheme="minorEastAsia"/>
+          <w:bCs/>
+          <w:lang w:val="nl-BE"/>
+        </w:rPr>
+        <w:t>margin</w:t>
+      </w:r>
+      <w:proofErr w:type="spellEnd"/>
+      <w:r>
+        <w:rPr>
+          <w:rFonts w:eastAsiaTheme="minorEastAsia"/>
+          <w:bCs/>
+          <w:lang w:val="nl-BE"/>
+        </w:rPr>
+        <w:t xml:space="preserve">. Een </w:t>
+      </w:r>
+      <w:proofErr w:type="spellStart"/>
+      <w:r>
+        <w:rPr>
+          <w:rFonts w:eastAsiaTheme="minorEastAsia"/>
+          <w:bCs/>
+          <w:lang w:val="nl-BE"/>
+        </w:rPr>
+        <w:t>gain</w:t>
+      </w:r>
+      <w:proofErr w:type="spellEnd"/>
+      <w:r>
+        <w:rPr>
+          <w:rFonts w:eastAsiaTheme="minorEastAsia"/>
+          <w:bCs/>
+          <w:lang w:val="nl-BE"/>
+        </w:rPr>
+        <w:t xml:space="preserve"> van </w:t>
+      </w:r>
+      <m:oMath>
+        <m:r>
+          <w:rPr>
+            <w:rFonts w:ascii="Cambria Math" w:eastAsiaTheme="minorEastAsia" w:hAnsi="Cambria Math"/>
+            <w:lang w:val="nl-BE"/>
+          </w:rPr>
+          <m:t>221,5</m:t>
+        </m:r>
+      </m:oMath>
+      <w:r>
+        <w:rPr>
+          <w:rFonts w:eastAsiaTheme="minorEastAsia"/>
+          <w:bCs/>
+          <w:lang w:val="nl-BE"/>
+        </w:rPr>
+        <w:t xml:space="preserve"> is dus een goede gok om mee te beginnen.</w:t>
+      </w:r>
+    </w:p>
+    <w:p>
+      <w:pPr>
+        <w:rPr>
+          <w:rFonts w:eastAsiaTheme="minorEastAsia"/>
+          <w:bCs/>
+          <w:lang w:val="nl-BE"/>
+        </w:rPr>
+      </w:pPr>
+      <w:r>
+        <w:rPr>
+          <w:rFonts w:eastAsiaTheme="minorEastAsia"/>
+          <w:bCs/>
+          <w:lang w:val="nl-BE"/>
+        </w:rPr>
+        <w:t xml:space="preserve">Ja de root locus plot geeft dezelfde waard want het systeem wordt randstabiel bij een </w:t>
+      </w:r>
+      <w:proofErr w:type="spellStart"/>
+      <w:r>
+        <w:rPr>
+          <w:rFonts w:eastAsiaTheme="minorEastAsia"/>
+          <w:bCs/>
+          <w:lang w:val="nl-BE"/>
+        </w:rPr>
+        <w:t>gain</w:t>
+      </w:r>
+      <w:proofErr w:type="spellEnd"/>
+      <w:r>
+        <w:rPr>
+          <w:rFonts w:eastAsiaTheme="minorEastAsia"/>
+          <w:bCs/>
+          <w:lang w:val="nl-BE"/>
+        </w:rPr>
+        <w:t xml:space="preserve"> van </w:t>
+      </w:r>
+      <m:oMath>
+        <m:r>
+          <w:rPr>
+            <w:rFonts w:ascii="Cambria Math" w:eastAsiaTheme="minorEastAsia" w:hAnsi="Cambria Math"/>
+            <w:lang w:val="nl-BE"/>
+          </w:rPr>
+          <m:t>441</m:t>
+        </m:r>
+      </m:oMath>
+      <w:r>
+        <w:rPr>
+          <w:rFonts w:eastAsiaTheme="minorEastAsia"/>
+          <w:bCs/>
+          <w:lang w:val="nl-BE"/>
+        </w:rPr>
+        <w:t>. Dit omdat een pool rechts van de imaginaire as komt.</w:t>
+      </w:r>
+    </w:p>
+    <w:p>
+      <w:pPr>
+        <w:rPr>
+          <w:rFonts w:eastAsiaTheme="minorEastAsia"/>
+          <w:bCs/>
+          <w:lang w:val="nl-BE"/>
+        </w:rPr>
+      </w:pPr>
+      <w:r>
+        <w:rPr>
+          <w:rFonts w:eastAsiaTheme="minorEastAsia"/>
+          <w:bCs/>
+          <w:lang w:val="nl-BE"/>
+        </w:rPr>
+        <w:t xml:space="preserve">Een systeem met een </w:t>
+      </w:r>
+      <w:proofErr w:type="spellStart"/>
+      <w:r>
+        <w:rPr>
+          <w:rFonts w:eastAsiaTheme="minorEastAsia"/>
+          <w:bCs/>
+          <w:lang w:val="nl-BE"/>
+        </w:rPr>
+        <w:t>gain</w:t>
+      </w:r>
+      <w:proofErr w:type="spellEnd"/>
+      <w:r>
+        <w:rPr>
+          <w:rFonts w:eastAsiaTheme="minorEastAsia"/>
+          <w:bCs/>
+          <w:lang w:val="nl-BE"/>
+        </w:rPr>
+        <w:t xml:space="preserve"> van 442 maat het systeem marginaal stabiel, omdat hier twee pollen op de Imaginaire as liggen.</w:t>
+      </w:r>
+    </w:p>
+    <w:p>
+      <w:pPr>
+        <w:rPr>
+          <w:rFonts w:eastAsiaTheme="minorEastAsia"/>
+          <w:bCs/>
+          <w:lang w:val="nl-BE"/>
+        </w:rPr>
+      </w:pPr>
+      <w:r>
+        <w:rPr>
+          <w:rFonts w:eastAsiaTheme="minorEastAsia"/>
+          <w:bCs/>
+          <w:lang w:val="nl-BE"/>
+        </w:rPr>
+        <w:t xml:space="preserve">Een </w:t>
+      </w:r>
+      <w:proofErr w:type="spellStart"/>
+      <w:r>
+        <w:rPr>
+          <w:rFonts w:eastAsiaTheme="minorEastAsia"/>
+          <w:bCs/>
+          <w:lang w:val="nl-BE"/>
+        </w:rPr>
+        <w:t>gain</w:t>
+      </w:r>
+      <w:proofErr w:type="spellEnd"/>
+      <w:r>
+        <w:rPr>
+          <w:rFonts w:eastAsiaTheme="minorEastAsia"/>
+          <w:bCs/>
+          <w:lang w:val="nl-BE"/>
+        </w:rPr>
+        <w:t xml:space="preserve"> van </w:t>
+      </w:r>
+      <m:oMath>
+        <m:r>
+          <w:rPr>
+            <w:rFonts w:ascii="Cambria Math" w:eastAsiaTheme="minorEastAsia" w:hAnsi="Cambria Math"/>
+            <w:lang w:val="nl-BE"/>
+          </w:rPr>
+          <m:t>63</m:t>
+        </m:r>
+      </m:oMath>
+      <w:r>
+        <w:rPr>
+          <w:rFonts w:eastAsiaTheme="minorEastAsia"/>
+          <w:bCs/>
+          <w:lang w:val="nl-BE"/>
+        </w:rPr>
+        <w:t xml:space="preserve"> is de best </w:t>
+      </w:r>
+      <w:proofErr w:type="spellStart"/>
+      <w:r>
+        <w:rPr>
+          <w:rFonts w:eastAsiaTheme="minorEastAsia"/>
+          <w:bCs/>
+          <w:lang w:val="nl-BE"/>
+        </w:rPr>
+        <w:t>gain</w:t>
+      </w:r>
+      <w:proofErr w:type="spellEnd"/>
+      <w:r>
+        <w:rPr>
+          <w:rFonts w:eastAsiaTheme="minorEastAsia"/>
+          <w:bCs/>
+          <w:lang w:val="nl-BE"/>
+        </w:rPr>
+        <w:t xml:space="preserve"> want deze heeft de hoogste demping. En zal dus voor de minsten </w:t>
+      </w:r>
+      <w:proofErr w:type="spellStart"/>
+      <w:r>
+        <w:rPr>
+          <w:rFonts w:eastAsiaTheme="minorEastAsia"/>
+          <w:bCs/>
+          <w:lang w:val="nl-BE"/>
+        </w:rPr>
+        <w:t>osilatie</w:t>
+      </w:r>
+      <w:proofErr w:type="spellEnd"/>
+      <w:r>
+        <w:rPr>
+          <w:rFonts w:eastAsiaTheme="minorEastAsia"/>
+          <w:bCs/>
+          <w:lang w:val="nl-BE"/>
+        </w:rPr>
+        <w:t xml:space="preserve"> zorgen. Aan gezien het systeem nooit kritische gedempt is dit de best optie.</w:t>
+      </w:r>
+    </w:p>
+    <w:p>
+      <w:pPr>
+        <w:rPr>
+          <w:rFonts w:eastAsiaTheme="minorEastAsia"/>
+          <w:bCs/>
+          <w:lang w:val="nl-BE"/>
+        </w:rPr>
+      </w:pPr>
+    </w:p>
+    <w:p>
+      <w:pPr>
+        <w:rPr>
+          <w:rFonts w:eastAsiaTheme="minorEastAsia"/>
+          <w:b/>
+          <w:lang w:val="nl-BE"/>
+        </w:rPr>
+      </w:pPr>
+      <w:r>
+        <w:rPr>
+          <w:rFonts w:eastAsiaTheme="minorEastAsia"/>
+          <w:b/>
+          <w:lang w:val="nl-BE"/>
+        </w:rPr>
+        <w:t>Part 3:</w:t>
+      </w:r>
+    </w:p>
+    <w:p>
+      <w:pPr>
+        <w:rPr>
+          <w:rFonts w:eastAsiaTheme="minorEastAsia"/>
+          <w:bCs/>
+          <w:lang w:val="nl-BE"/>
+        </w:rPr>
+      </w:pPr>
+      <w:r>
+        <w:rPr>
+          <w:rFonts w:eastAsiaTheme="minorEastAsia"/>
+          <w:bCs/>
+          <w:lang w:val="nl-BE"/>
+        </w:rPr>
+        <w:t xml:space="preserve">Om de </w:t>
+      </w:r>
+      <w:proofErr w:type="spellStart"/>
+      <w:r>
+        <w:rPr>
+          <w:rFonts w:eastAsiaTheme="minorEastAsia"/>
+          <w:bCs/>
+          <w:lang w:val="nl-BE"/>
+        </w:rPr>
+        <w:t>Ziegler</w:t>
+      </w:r>
+      <w:proofErr w:type="spellEnd"/>
+      <w:r>
+        <w:rPr>
+          <w:rFonts w:eastAsiaTheme="minorEastAsia"/>
+          <w:bCs/>
+          <w:lang w:val="nl-BE"/>
+        </w:rPr>
+        <w:t xml:space="preserve">-Nichols </w:t>
+      </w:r>
+      <w:proofErr w:type="spellStart"/>
+      <w:r>
+        <w:rPr>
+          <w:rFonts w:eastAsiaTheme="minorEastAsia"/>
+          <w:bCs/>
+          <w:lang w:val="nl-BE"/>
+        </w:rPr>
+        <w:t>method</w:t>
+      </w:r>
+      <w:proofErr w:type="spellEnd"/>
+      <w:r>
+        <w:rPr>
+          <w:rFonts w:eastAsiaTheme="minorEastAsia"/>
+          <w:bCs/>
+          <w:lang w:val="nl-BE"/>
+        </w:rPr>
+        <w:t xml:space="preserve"> toe te kunnen passen hebben we de </w:t>
+      </w:r>
+      <w:proofErr w:type="spellStart"/>
+      <w:r>
+        <w:rPr>
+          <w:rFonts w:eastAsiaTheme="minorEastAsia"/>
+          <w:bCs/>
+          <w:lang w:val="nl-BE"/>
+        </w:rPr>
+        <w:t>gain</w:t>
+      </w:r>
+      <w:proofErr w:type="spellEnd"/>
+      <w:r>
+        <w:rPr>
+          <w:rFonts w:eastAsiaTheme="minorEastAsia"/>
+          <w:bCs/>
+          <w:lang w:val="nl-BE"/>
+        </w:rPr>
+        <w:t xml:space="preserve"> maar een marginaal stabiel systeem nodig en de frequentie waarop dit gebeurt. Volgens </w:t>
+      </w:r>
+      <w:proofErr w:type="spellStart"/>
+      <w:r>
+        <w:rPr>
+          <w:rFonts w:eastAsiaTheme="minorEastAsia"/>
+          <w:bCs/>
+          <w:lang w:val="nl-BE"/>
+        </w:rPr>
+        <w:t>mathlab</w:t>
+      </w:r>
+      <w:proofErr w:type="spellEnd"/>
+      <w:r>
+        <w:rPr>
+          <w:rFonts w:eastAsiaTheme="minorEastAsia"/>
+          <w:bCs/>
+          <w:lang w:val="nl-BE"/>
+        </w:rPr>
+        <w:t xml:space="preserve"> is dit een </w:t>
+      </w:r>
+      <w:proofErr w:type="spellStart"/>
+      <w:r>
+        <w:rPr>
+          <w:rFonts w:eastAsiaTheme="minorEastAsia"/>
+          <w:bCs/>
+          <w:lang w:val="nl-BE"/>
+        </w:rPr>
+        <w:t>gain</w:t>
+      </w:r>
+      <w:proofErr w:type="spellEnd"/>
+      <w:r>
+        <w:rPr>
+          <w:rFonts w:eastAsiaTheme="minorEastAsia"/>
+          <w:bCs/>
+          <w:lang w:val="nl-BE"/>
+        </w:rPr>
+        <w:t xml:space="preserve"> van </w:t>
+      </w:r>
+      <m:oMath>
+        <m:r>
+          <w:rPr>
+            <w:rFonts w:ascii="Cambria Math" w:eastAsiaTheme="minorEastAsia" w:hAnsi="Cambria Math"/>
+            <w:lang w:val="nl-BE"/>
+          </w:rPr>
+          <m:t>443</m:t>
+        </m:r>
+      </m:oMath>
+      <w:r>
+        <w:rPr>
+          <w:rFonts w:eastAsiaTheme="minorEastAsia"/>
+          <w:bCs/>
+          <w:lang w:val="nl-BE"/>
+        </w:rPr>
+        <w:t xml:space="preserve"> bij een frequentie van </w:t>
+      </w:r>
+      <m:oMath>
+        <m:r>
+          <w:rPr>
+            <w:rFonts w:ascii="Cambria Math" w:eastAsiaTheme="minorEastAsia" w:hAnsi="Cambria Math"/>
+            <w:lang w:val="nl-BE"/>
+          </w:rPr>
+          <m:t>1135,4</m:t>
+        </m:r>
+        <m:f>
+          <m:fPr>
+            <m:ctrlPr>
+              <w:rPr>
+                <w:rFonts w:ascii="Cambria Math" w:eastAsiaTheme="minorEastAsia" w:hAnsi="Cambria Math"/>
+                <w:bCs/>
+                <w:i/>
+                <w:lang w:val="nl-BE"/>
+              </w:rPr>
+            </m:ctrlPr>
+          </m:fPr>
+          <m:num>
+            <m:r>
+              <w:rPr>
+                <w:rFonts w:ascii="Cambria Math" w:eastAsiaTheme="minorEastAsia" w:hAnsi="Cambria Math"/>
+                <w:lang w:val="nl-BE"/>
+              </w:rPr>
+              <m:t>rad</m:t>
+            </m:r>
+          </m:num>
+          <m:den>
+            <m:r>
+              <w:rPr>
+                <w:rFonts w:ascii="Cambria Math" w:eastAsiaTheme="minorEastAsia" w:hAnsi="Cambria Math"/>
+                <w:lang w:val="nl-BE"/>
+              </w:rPr>
+              <m:t>s</m:t>
+            </m:r>
+          </m:den>
+        </m:f>
+      </m:oMath>
+      <w:r>
+        <w:rPr>
+          <w:rFonts w:eastAsiaTheme="minorEastAsia"/>
+          <w:bCs/>
+          <w:lang w:val="nl-BE"/>
+        </w:rPr>
+        <w:t xml:space="preserve">, dit komt overeen met een periode van </w:t>
+      </w:r>
+      <m:oMath>
+        <m:r>
+          <w:rPr>
+            <w:rFonts w:ascii="Cambria Math" w:eastAsiaTheme="minorEastAsia" w:hAnsi="Cambria Math"/>
+            <w:lang w:val="nl-BE"/>
+          </w:rPr>
+          <m:t>5,5 ms</m:t>
+        </m:r>
+      </m:oMath>
+      <w:r>
+        <w:rPr>
+          <w:rFonts w:eastAsiaTheme="minorEastAsia"/>
+          <w:bCs/>
+          <w:lang w:val="nl-BE"/>
+        </w:rPr>
+        <w:t>.</w:t>
+      </w:r>
+    </w:p>
+    <w:p>
+      <w:pPr>
+        <w:rPr>
+          <w:rFonts w:eastAsiaTheme="minorEastAsia"/>
+          <w:bCs/>
+          <w:lang w:val="nl-BE"/>
+        </w:rPr>
+      </w:pPr>
+      <w:r>
+        <w:rPr>
+          <w:rFonts w:eastAsiaTheme="minorEastAsia"/>
+          <w:bCs/>
+          <w:lang w:val="nl-BE"/>
+        </w:rPr>
+        <w:t xml:space="preserve">Hieruit kommen volgende waarde: </w:t>
+      </w:r>
+      <m:oMath>
+        <m:sSub>
+          <m:sSubPr>
+            <m:ctrlPr>
+              <w:rPr>
+                <w:rFonts w:ascii="Cambria Math" w:eastAsiaTheme="minorEastAsia" w:hAnsi="Cambria Math"/>
+                <w:bCs/>
+                <w:i/>
+                <w:lang w:val="nl-BE"/>
+              </w:rPr>
+            </m:ctrlPr>
+          </m:sSubPr>
+          <m:e>
+            <m:r>
+              <w:rPr>
+                <w:rFonts w:ascii="Cambria Math" w:eastAsiaTheme="minorEastAsia" w:hAnsi="Cambria Math"/>
+                <w:lang w:val="nl-BE"/>
+              </w:rPr>
+              <m:t>K</m:t>
+            </m:r>
+          </m:e>
+          <m:sub>
+            <m:r>
+              <w:rPr>
+                <w:rFonts w:ascii="Cambria Math" w:eastAsiaTheme="minorEastAsia" w:hAnsi="Cambria Math"/>
+                <w:lang w:val="nl-BE"/>
+              </w:rPr>
+              <m:t>c</m:t>
+            </m:r>
+          </m:sub>
+        </m:sSub>
+        <m:r>
+          <w:rPr>
+            <w:rFonts w:ascii="Cambria Math" w:eastAsiaTheme="minorEastAsia" w:hAnsi="Cambria Math"/>
+            <w:lang w:val="nl-BE"/>
+          </w:rPr>
+          <m:t xml:space="preserve">=265,8 </m:t>
+        </m:r>
+        <m:sSub>
+          <m:sSubPr>
+            <m:ctrlPr>
+              <w:rPr>
+                <w:rFonts w:ascii="Cambria Math" w:eastAsiaTheme="minorEastAsia" w:hAnsi="Cambria Math"/>
+                <w:bCs/>
+                <w:i/>
+                <w:lang w:val="nl-BE"/>
+              </w:rPr>
+            </m:ctrlPr>
+          </m:sSubPr>
+          <m:e>
+            <m:r>
+              <w:rPr>
+                <w:rFonts w:ascii="Cambria Math" w:eastAsiaTheme="minorEastAsia" w:hAnsi="Cambria Math"/>
+                <w:lang w:val="nl-BE"/>
+              </w:rPr>
+              <m:t>T</m:t>
+            </m:r>
+          </m:e>
+          <m:sub>
+            <m:r>
+              <w:rPr>
+                <w:rFonts w:ascii="Cambria Math" w:eastAsiaTheme="minorEastAsia" w:hAnsi="Cambria Math"/>
+                <w:lang w:val="nl-BE"/>
+              </w:rPr>
+              <m:t>I</m:t>
+            </m:r>
+          </m:sub>
+        </m:sSub>
+        <m:r>
+          <w:rPr>
+            <w:rFonts w:ascii="Cambria Math" w:eastAsiaTheme="minorEastAsia" w:hAnsi="Cambria Math"/>
+            <w:lang w:val="nl-BE"/>
+          </w:rPr>
+          <m:t xml:space="preserve">=2,75s  </m:t>
+        </m:r>
+        <m:sSub>
+          <m:sSubPr>
+            <m:ctrlPr>
+              <w:rPr>
+                <w:rFonts w:ascii="Cambria Math" w:eastAsiaTheme="minorEastAsia" w:hAnsi="Cambria Math"/>
+                <w:bCs/>
+                <w:i/>
+                <w:lang w:val="nl-BE"/>
+              </w:rPr>
+            </m:ctrlPr>
+          </m:sSubPr>
+          <m:e>
+            <m:r>
+              <w:rPr>
+                <w:rFonts w:ascii="Cambria Math" w:eastAsiaTheme="minorEastAsia" w:hAnsi="Cambria Math"/>
+                <w:lang w:val="nl-BE"/>
+              </w:rPr>
+              <m:t>T</m:t>
+            </m:r>
+          </m:e>
+          <m:sub>
+            <m:r>
+              <w:rPr>
+                <w:rFonts w:ascii="Cambria Math" w:eastAsiaTheme="minorEastAsia" w:hAnsi="Cambria Math"/>
+                <w:lang w:val="nl-BE"/>
+              </w:rPr>
+              <m:t>D</m:t>
+            </m:r>
+          </m:sub>
+        </m:sSub>
+        <m:r>
+          <w:rPr>
+            <w:rFonts w:ascii="Cambria Math" w:eastAsiaTheme="minorEastAsia" w:hAnsi="Cambria Math"/>
+            <w:lang w:val="nl-BE"/>
+          </w:rPr>
+          <m:t>=0,6875s</m:t>
+        </m:r>
+      </m:oMath>
+      <w:r>
+        <w:rPr>
+          <w:rFonts w:eastAsiaTheme="minorEastAsia"/>
+          <w:bCs/>
+          <w:lang w:val="nl-BE"/>
+        </w:rPr>
+        <w:t xml:space="preserve">. </w:t>
+      </w:r>
+    </w:p>
+    <w:p>
+      <w:pPr>
+        <w:rPr>
+          <w:rFonts w:eastAsiaTheme="minorEastAsia"/>
+          <w:bCs/>
+          <w:lang w:val="nl-BE"/>
+        </w:rPr>
+      </w:pPr>
+    </w:p>
+    <w:p>
+      <w:pPr>
+        <w:rPr>
+          <w:rFonts w:eastAsiaTheme="minorEastAsia"/>
+          <w:bCs/>
+          <w:lang w:val="nl-BE"/>
+        </w:rPr>
+      </w:pPr>
+    </w:p>
+    <w:p>
+      <w:pPr>
+        <w:rPr>
+          <w:rFonts w:eastAsiaTheme="minorEastAsia"/>
+          <w:bCs/>
+          <w:lang w:val="nl-BE"/>
+        </w:rPr>
+      </w:pPr>
+    </w:p>
+    <w:p>
+      <w:pPr>
+        <w:rPr>
+          <w:rFonts w:eastAsiaTheme="minorEastAsia"/>
+          <w:bCs/>
+          <w:lang w:val="nl-BE"/>
+        </w:rPr>
+      </w:pPr>
     </w:p>
     <w:p>
       <w:pPr>
@@ -4551,7 +5637,6 @@
   <w:style w:type="character" w:default="1" w:styleId="Standaardalinea-lettertype">
     <w:name w:val="Default Paragraph Font"/>
     <w:uiPriority w:val="1"/>
-    <w:semiHidden/>
     <w:unhideWhenUsed/>
   </w:style>
   <w:style w:type="table" w:default="1" w:styleId="Standaardtabel">

--- a/MathLab.docx
+++ b/MathLab.docx
@@ -719,7 +719,7 @@
                   <w:rFonts w:ascii="Cambria Math" w:eastAsiaTheme="minorEastAsia" w:hAnsi="Cambria Math"/>
                   <w:lang w:val="nl-BE"/>
                 </w:rPr>
-                <m:t>+45²</m:t>
+                <m:t>+50²</m:t>
               </m:r>
             </m:num>
             <m:den>
@@ -1024,7 +1024,7 @@
                           <w:rFonts w:ascii="Cambria Math" w:eastAsiaTheme="minorEastAsia" w:hAnsi="Cambria Math"/>
                           <w:lang w:val="nl-BE"/>
                         </w:rPr>
-                        <m:t>45</m:t>
+                        <m:t>50</m:t>
                       </m:r>
                     </m:e>
                     <m:sup>
@@ -1109,7 +1109,7 @@
                           <w:rFonts w:ascii="Cambria Math" w:eastAsiaTheme="minorEastAsia" w:hAnsi="Cambria Math"/>
                           <w:lang w:val="nl-BE"/>
                         </w:rPr>
-                        <m:t>45</m:t>
+                        <m:t>50</m:t>
                       </m:r>
                     </m:e>
                     <m:sup>
@@ -1129,7 +1129,7 @@
                   <w:rFonts w:ascii="Cambria Math" w:eastAsiaTheme="minorEastAsia" w:hAnsi="Cambria Math"/>
                   <w:lang w:val="nl-BE"/>
                 </w:rPr>
-                <m:t>+S0,988+1</m:t>
+                <m:t>+S0,8+1</m:t>
               </m:r>
             </m:den>
           </m:f>
@@ -1607,7 +1607,7 @@
               <w:rFonts w:ascii="Cambria Math" w:eastAsiaTheme="minorEastAsia" w:hAnsi="Cambria Math"/>
               <w:lang w:val="nl-BE"/>
             </w:rPr>
-            <m:t xml:space="preserve">⟹L=0,494H </m:t>
+            <m:t xml:space="preserve">⟹L=0,4 H </m:t>
           </m:r>
         </m:oMath>
       </m:oMathPara>
@@ -1627,7 +1627,7 @@
               <w:rFonts w:ascii="Cambria Math" w:eastAsiaTheme="minorEastAsia" w:hAnsi="Cambria Math"/>
               <w:lang w:val="nl-BE"/>
             </w:rPr>
-            <m:t>⟹R=998</m:t>
+            <m:t>⟹R=800</m:t>
           </m:r>
           <m:r>
             <m:rPr>
@@ -1893,7 +1893,7 @@
                   <w:rFonts w:ascii="Cambria Math" w:eastAsiaTheme="minorEastAsia" w:hAnsi="Cambria Math"/>
                   <w:lang w:val="nl-BE"/>
                 </w:rPr>
-                <m:t>998</m:t>
+                <m:t>800</m:t>
               </m:r>
               <m:r>
                 <m:rPr>
@@ -1963,7 +1963,7 @@
                   <w:rFonts w:ascii="Cambria Math" w:eastAsiaTheme="minorEastAsia" w:hAnsi="Cambria Math"/>
                   <w:lang w:val="nl-BE"/>
                 </w:rPr>
-                <m:t>0,494HS+</m:t>
+                <m:t>0,4HS+</m:t>
               </m:r>
               <m:f>
                 <m:fPr>
@@ -2090,7 +2090,7 @@
                       <w:rFonts w:ascii="Cambria Math" w:eastAsiaTheme="minorEastAsia" w:hAnsi="Cambria Math"/>
                       <w:lang w:val="nl-BE"/>
                     </w:rPr>
-                    <m:t>0,998S</m:t>
+                    <m:t>0,8S</m:t>
                   </m:r>
                 </m:num>
                 <m:den>
@@ -2099,7 +2099,7 @@
                       <w:rFonts w:ascii="Cambria Math" w:eastAsiaTheme="minorEastAsia" w:hAnsi="Cambria Math"/>
                       <w:lang w:val="nl-BE"/>
                     </w:rPr>
-                    <m:t>0,000494</m:t>
+                    <m:t>0,0004</m:t>
                   </m:r>
                   <m:sSup>
                     <m:sSupPr>
@@ -2267,7 +2267,7 @@
                   <w:rFonts w:ascii="Cambria Math" w:eastAsiaTheme="minorEastAsia" w:hAnsi="Cambria Math"/>
                   <w:lang w:val="nl-BE"/>
                 </w:rPr>
-                <m:t>0,000494</m:t>
+                <m:t>0,0004</m:t>
               </m:r>
               <m:sSup>
                 <m:sSupPr>
@@ -2313,7 +2313,7 @@
                   <w:rFonts w:ascii="Cambria Math" w:eastAsiaTheme="minorEastAsia" w:hAnsi="Cambria Math"/>
                   <w:lang w:val="nl-BE"/>
                 </w:rPr>
-                <m:t>0,000494</m:t>
+                <m:t>0,0004</m:t>
               </m:r>
               <m:sSup>
                 <m:sSupPr>
@@ -2350,7 +2350,7 @@
                   <w:rFonts w:ascii="Cambria Math" w:eastAsiaTheme="minorEastAsia" w:hAnsi="Cambria Math"/>
                   <w:lang w:val="nl-BE"/>
                 </w:rPr>
-                <m:t>+0,998S+1</m:t>
+                <m:t>+0,8S+1</m:t>
               </m:r>
             </m:den>
           </m:f>
@@ -2434,7 +2434,7 @@
                           <w:rFonts w:ascii="Cambria Math" w:eastAsiaTheme="minorEastAsia" w:hAnsi="Cambria Math"/>
                           <w:lang w:val="nl-BE"/>
                         </w:rPr>
-                        <m:t>44,99</m:t>
+                        <m:t>50</m:t>
                       </m:r>
                     </m:e>
                     <m:sup>
@@ -2519,7 +2519,7 @@
                           <w:rFonts w:ascii="Cambria Math" w:eastAsiaTheme="minorEastAsia" w:hAnsi="Cambria Math"/>
                           <w:lang w:val="nl-BE"/>
                         </w:rPr>
-                        <m:t>44,99</m:t>
+                        <m:t>50</m:t>
                       </m:r>
                     </m:e>
                     <m:sup>
@@ -2539,7 +2539,7 @@
                   <w:rFonts w:ascii="Cambria Math" w:eastAsiaTheme="minorEastAsia" w:hAnsi="Cambria Math"/>
                   <w:lang w:val="nl-BE"/>
                 </w:rPr>
-                <m:t>+0,998S+1</m:t>
+                <m:t>+0,8S+1</m:t>
               </m:r>
             </m:den>
           </m:f>
@@ -3548,7 +3548,7 @@
                           <w:rFonts w:ascii="Cambria Math" w:eastAsiaTheme="minorEastAsia" w:hAnsi="Cambria Math"/>
                           <w:lang w:val="nl-BE"/>
                         </w:rPr>
-                        <m:t>44,7</m:t>
+                        <m:t>50</m:t>
                       </m:r>
                     </m:e>
                     <m:sup>
@@ -3633,7 +3633,7 @@
                           <w:rFonts w:ascii="Cambria Math" w:eastAsiaTheme="minorEastAsia" w:hAnsi="Cambria Math"/>
                           <w:lang w:val="nl-BE"/>
                         </w:rPr>
-                        <m:t>44,7</m:t>
+                        <m:t>50</m:t>
                       </m:r>
                     </m:e>
                     <m:sup>
@@ -3653,7 +3653,7 @@
                   <w:rFonts w:ascii="Cambria Math" w:eastAsiaTheme="minorEastAsia" w:hAnsi="Cambria Math"/>
                   <w:lang w:val="nl-BE"/>
                 </w:rPr>
-                <m:t>+S+1</m:t>
+                <m:t>+0,8S+1</m:t>
               </m:r>
             </m:den>
           </m:f>
@@ -3859,6 +3859,24 @@
           <w:lang w:val="nl-BE"/>
         </w:rPr>
       </w:pPr>
+    </w:p>
+    <w:p>
+      <w:pPr>
+        <w:rPr>
+          <w:rFonts w:eastAsiaTheme="minorEastAsia"/>
+          <w:bCs/>
+          <w:lang w:val="nl-BE"/>
+        </w:rPr>
+      </w:pPr>
+    </w:p>
+    <w:p>
+      <w:pPr>
+        <w:rPr>
+          <w:rFonts w:eastAsiaTheme="minorEastAsia"/>
+          <w:bCs/>
+          <w:lang w:val="nl-BE"/>
+        </w:rPr>
+      </w:pPr>
       <w:r>
         <w:rPr>
           <w:rFonts w:eastAsiaTheme="minorEastAsia"/>
@@ -3868,10 +3886,10 @@
         </w:rPr>
         <w:lastRenderedPageBreak/>
         <w:drawing>
-          <wp:inline distT="0" distB="0" distL="0" distR="0" wp14:anchorId="3A3F74FE" wp14:editId="1160732A">
-            <wp:extent cx="5760720" cy="3910965"/>
+          <wp:inline distT="0" distB="0" distL="0" distR="0" wp14:anchorId="14CC461D" wp14:editId="20D6D744">
+            <wp:extent cx="5760720" cy="3507740"/>
             <wp:effectExtent l="0" t="0" r="0" b="0"/>
-            <wp:docPr id="1915451439" name="Afbeelding 1"/>
+            <wp:docPr id="1413467994" name="Afbeelding 1"/>
             <wp:cNvGraphicFramePr>
               <a:graphicFrameLocks xmlns:a="http://schemas.openxmlformats.org/drawingml/2006/main" noChangeAspect="1"/>
             </wp:cNvGraphicFramePr>
@@ -3879,7 +3897,7 @@
               <a:graphicData uri="http://schemas.openxmlformats.org/drawingml/2006/picture">
                 <pic:pic xmlns:pic="http://schemas.openxmlformats.org/drawingml/2006/picture">
                   <pic:nvPicPr>
-                    <pic:cNvPr id="1915451439" name=""/>
+                    <pic:cNvPr id="1413467994" name=""/>
                     <pic:cNvPicPr/>
                   </pic:nvPicPr>
                   <pic:blipFill>
@@ -3891,7 +3909,7 @@
                   <pic:spPr>
                     <a:xfrm>
                       <a:off x="0" y="0"/>
-                      <a:ext cx="5760720" cy="3910965"/>
+                      <a:ext cx="5760720" cy="3507740"/>
                     </a:xfrm>
                     <a:prstGeom prst="rect">
                       <a:avLst/>
@@ -3929,10 +3947,10 @@
           <w:lang w:val="nl-BE"/>
         </w:rPr>
         <w:drawing>
-          <wp:inline distT="0" distB="0" distL="0" distR="0" wp14:anchorId="1927E8D7" wp14:editId="1778F22D">
-            <wp:extent cx="5760720" cy="3867150"/>
-            <wp:effectExtent l="0" t="0" r="0" b="0"/>
-            <wp:docPr id="626078901" name="Afbeelding 1"/>
+          <wp:inline distT="0" distB="0" distL="0" distR="0" wp14:anchorId="3367C387" wp14:editId="71587E73">
+            <wp:extent cx="5760720" cy="3768090"/>
+            <wp:effectExtent l="0" t="0" r="0" b="3810"/>
+            <wp:docPr id="462289393" name="Afbeelding 1"/>
             <wp:cNvGraphicFramePr>
               <a:graphicFrameLocks xmlns:a="http://schemas.openxmlformats.org/drawingml/2006/main" noChangeAspect="1"/>
             </wp:cNvGraphicFramePr>
@@ -3940,7 +3958,7 @@
               <a:graphicData uri="http://schemas.openxmlformats.org/drawingml/2006/picture">
                 <pic:pic xmlns:pic="http://schemas.openxmlformats.org/drawingml/2006/picture">
                   <pic:nvPicPr>
-                    <pic:cNvPr id="626078901" name=""/>
+                    <pic:cNvPr id="462289393" name=""/>
                     <pic:cNvPicPr/>
                   </pic:nvPicPr>
                   <pic:blipFill>
@@ -3952,7 +3970,7 @@
                   <pic:spPr>
                     <a:xfrm>
                       <a:off x="0" y="0"/>
-                      <a:ext cx="5760720" cy="3867150"/>
+                      <a:ext cx="5760720" cy="3768090"/>
                     </a:xfrm>
                     <a:prstGeom prst="rect">
                       <a:avLst/>
@@ -3982,6 +4000,24 @@
           <w:lang w:val="nl-BE"/>
         </w:rPr>
       </w:pPr>
+    </w:p>
+    <w:p>
+      <w:pPr>
+        <w:rPr>
+          <w:rFonts w:eastAsiaTheme="minorEastAsia"/>
+          <w:bCs/>
+          <w:lang w:val="nl-BE"/>
+        </w:rPr>
+      </w:pPr>
+    </w:p>
+    <w:p>
+      <w:pPr>
+        <w:rPr>
+          <w:rFonts w:eastAsiaTheme="minorEastAsia"/>
+          <w:bCs/>
+          <w:lang w:val="nl-BE"/>
+        </w:rPr>
+      </w:pPr>
       <w:r>
         <w:rPr>
           <w:rFonts w:eastAsiaTheme="minorEastAsia"/>
@@ -3991,6 +4027,22 @@
         <w:lastRenderedPageBreak/>
         <w:t xml:space="preserve">De bode plot van de filter is hetzelfde als die in de opgave. Dit is te zien omdat ze </w:t>
       </w:r>
+      <w:r>
+        <w:rPr>
+          <w:rFonts w:eastAsiaTheme="minorEastAsia"/>
+          <w:bCs/>
+          <w:lang w:val="nl-BE"/>
+        </w:rPr>
+        <w:t>de</w:t>
+      </w:r>
+      <w:r>
+        <w:rPr>
+          <w:rFonts w:eastAsiaTheme="minorEastAsia"/>
+          <w:bCs/>
+          <w:lang w:val="nl-BE"/>
+        </w:rPr>
+        <w:t xml:space="preserve"> </w:t>
+      </w:r>
       <w:proofErr w:type="spellStart"/>
       <w:r>
         <w:rPr>
@@ -3998,7 +4050,7 @@
           <w:bCs/>
           <w:lang w:val="nl-BE"/>
         </w:rPr>
-        <w:t>deze</w:t>
+        <w:t>ze</w:t>
       </w:r>
       <w:r>
         <w:rPr>
@@ -4194,6 +4246,58 @@
         <w:rPr>
           <w:rFonts w:eastAsiaTheme="minorEastAsia"/>
           <w:bCs/>
+          <w:noProof/>
+          <w:lang w:val="nl-BE"/>
+        </w:rPr>
+        <w:drawing>
+          <wp:inline distT="0" distB="0" distL="0" distR="0" wp14:anchorId="4A0AC6EC" wp14:editId="5B89C8D6">
+            <wp:extent cx="5760720" cy="3426460"/>
+            <wp:effectExtent l="0" t="0" r="0" b="2540"/>
+            <wp:docPr id="1169195020" name="Afbeelding 1"/>
+            <wp:cNvGraphicFramePr>
+              <a:graphicFrameLocks xmlns:a="http://schemas.openxmlformats.org/drawingml/2006/main" noChangeAspect="1"/>
+            </wp:cNvGraphicFramePr>
+            <a:graphic xmlns:a="http://schemas.openxmlformats.org/drawingml/2006/main">
+              <a:graphicData uri="http://schemas.openxmlformats.org/drawingml/2006/picture">
+                <pic:pic xmlns:pic="http://schemas.openxmlformats.org/drawingml/2006/picture">
+                  <pic:nvPicPr>
+                    <pic:cNvPr id="1169195020" name=""/>
+                    <pic:cNvPicPr/>
+                  </pic:nvPicPr>
+                  <pic:blipFill>
+                    <a:blip r:embed="rId6"/>
+                    <a:stretch>
+                      <a:fillRect/>
+                    </a:stretch>
+                  </pic:blipFill>
+                  <pic:spPr>
+                    <a:xfrm>
+                      <a:off x="0" y="0"/>
+                      <a:ext cx="5760720" cy="3426460"/>
+                    </a:xfrm>
+                    <a:prstGeom prst="rect">
+                      <a:avLst/>
+                    </a:prstGeom>
+                  </pic:spPr>
+                </pic:pic>
+              </a:graphicData>
+            </a:graphic>
+          </wp:inline>
+        </w:drawing>
+      </w:r>
+    </w:p>
+    <w:p>
+      <w:pPr>
+        <w:rPr>
+          <w:rFonts w:eastAsiaTheme="minorEastAsia"/>
+          <w:bCs/>
+          <w:lang w:val="nl-BE"/>
+        </w:rPr>
+      </w:pPr>
+      <w:r>
+        <w:rPr>
+          <w:rFonts w:eastAsiaTheme="minorEastAsia"/>
+          <w:bCs/>
           <w:lang w:val="nl-BE"/>
         </w:rPr>
         <w:t xml:space="preserve">Vervolgens toont de </w:t>
@@ -4229,6 +4333,77 @@
         <w:rPr>
           <w:rFonts w:eastAsiaTheme="minorEastAsia"/>
           <w:bCs/>
+          <w:noProof/>
+          <w:lang w:val="nl-BE"/>
+        </w:rPr>
+        <w:lastRenderedPageBreak/>
+        <w:drawing>
+          <wp:inline distT="0" distB="0" distL="0" distR="0" wp14:anchorId="0D90DEA4" wp14:editId="220098FE">
+            <wp:extent cx="5740842" cy="3748126"/>
+            <wp:effectExtent l="0" t="0" r="0" b="5080"/>
+            <wp:docPr id="638589641" name="Afbeelding 1"/>
+            <wp:cNvGraphicFramePr>
+              <a:graphicFrameLocks xmlns:a="http://schemas.openxmlformats.org/drawingml/2006/main" noChangeAspect="1"/>
+            </wp:cNvGraphicFramePr>
+            <a:graphic xmlns:a="http://schemas.openxmlformats.org/drawingml/2006/main">
+              <a:graphicData uri="http://schemas.openxmlformats.org/drawingml/2006/picture">
+                <pic:pic xmlns:pic="http://schemas.openxmlformats.org/drawingml/2006/picture">
+                  <pic:nvPicPr>
+                    <pic:cNvPr id="638589641" name=""/>
+                    <pic:cNvPicPr/>
+                  </pic:nvPicPr>
+                  <pic:blipFill>
+                    <a:blip r:embed="rId7"/>
+                    <a:stretch>
+                      <a:fillRect/>
+                    </a:stretch>
+                  </pic:blipFill>
+                  <pic:spPr>
+                    <a:xfrm>
+                      <a:off x="0" y="0"/>
+                      <a:ext cx="5754878" cy="3757290"/>
+                    </a:xfrm>
+                    <a:prstGeom prst="rect">
+                      <a:avLst/>
+                    </a:prstGeom>
+                  </pic:spPr>
+                </pic:pic>
+              </a:graphicData>
+            </a:graphic>
+          </wp:inline>
+        </w:drawing>
+      </w:r>
+    </w:p>
+    <w:p>
+      <w:pPr>
+        <w:rPr>
+          <w:rFonts w:eastAsiaTheme="minorEastAsia"/>
+          <w:bCs/>
+          <w:lang w:val="nl-BE"/>
+        </w:rPr>
+      </w:pPr>
+    </w:p>
+    <w:p>
+      <w:pPr>
+        <w:rPr>
+          <w:rFonts w:eastAsiaTheme="minorEastAsia"/>
+          <w:bCs/>
+          <w:lang w:val="nl-BE"/>
+        </w:rPr>
+      </w:pPr>
+    </w:p>
+    <w:p>
+      <w:pPr>
+        <w:rPr>
+          <w:rFonts w:eastAsiaTheme="minorEastAsia"/>
+          <w:bCs/>
+          <w:lang w:val="nl-BE"/>
+        </w:rPr>
+      </w:pPr>
+      <w:r>
+        <w:rPr>
+          <w:rFonts w:eastAsiaTheme="minorEastAsia"/>
+          <w:bCs/>
           <w:lang w:val="nl-BE"/>
         </w:rPr>
         <w:t>Als laatste gaat de stapfunctie van het systeem niet oscilleren naar oneindig maar dempt uit.</w:t>
@@ -4242,21 +4417,74 @@
           <w:lang w:val="nl-BE"/>
         </w:rPr>
       </w:pPr>
-    </w:p>
-    <w:p>
-      <w:pPr>
-        <w:rPr>
-          <w:rFonts w:eastAsiaTheme="minorEastAsia"/>
-          <w:bCs/>
-          <w:lang w:val="nl-BE"/>
-        </w:rPr>
-      </w:pPr>
-      <w:r>
-        <w:rPr>
-          <w:rFonts w:eastAsiaTheme="minorEastAsia"/>
-          <w:bCs/>
-          <w:lang w:val="nl-BE"/>
-        </w:rPr>
+      <w:r>
+        <w:rPr>
+          <w:rFonts w:eastAsiaTheme="minorEastAsia"/>
+          <w:bCs/>
+          <w:noProof/>
+          <w:lang w:val="nl-BE"/>
+        </w:rPr>
+        <w:drawing>
+          <wp:inline distT="0" distB="0" distL="0" distR="0" wp14:anchorId="7007BA25" wp14:editId="12763A0C">
+            <wp:extent cx="5760720" cy="3830320"/>
+            <wp:effectExtent l="0" t="0" r="0" b="0"/>
+            <wp:docPr id="2037734477" name="Afbeelding 1"/>
+            <wp:cNvGraphicFramePr>
+              <a:graphicFrameLocks xmlns:a="http://schemas.openxmlformats.org/drawingml/2006/main" noChangeAspect="1"/>
+            </wp:cNvGraphicFramePr>
+            <a:graphic xmlns:a="http://schemas.openxmlformats.org/drawingml/2006/main">
+              <a:graphicData uri="http://schemas.openxmlformats.org/drawingml/2006/picture">
+                <pic:pic xmlns:pic="http://schemas.openxmlformats.org/drawingml/2006/picture">
+                  <pic:nvPicPr>
+                    <pic:cNvPr id="2037734477" name=""/>
+                    <pic:cNvPicPr/>
+                  </pic:nvPicPr>
+                  <pic:blipFill>
+                    <a:blip r:embed="rId8"/>
+                    <a:stretch>
+                      <a:fillRect/>
+                    </a:stretch>
+                  </pic:blipFill>
+                  <pic:spPr>
+                    <a:xfrm>
+                      <a:off x="0" y="0"/>
+                      <a:ext cx="5760720" cy="3830320"/>
+                    </a:xfrm>
+                    <a:prstGeom prst="rect">
+                      <a:avLst/>
+                    </a:prstGeom>
+                  </pic:spPr>
+                </pic:pic>
+              </a:graphicData>
+            </a:graphic>
+          </wp:inline>
+        </w:drawing>
+      </w:r>
+    </w:p>
+    <w:p>
+      <w:pPr>
+        <w:rPr>
+          <w:rFonts w:eastAsiaTheme="minorEastAsia"/>
+          <w:bCs/>
+          <w:lang w:val="nl-BE"/>
+        </w:rPr>
+      </w:pPr>
+    </w:p>
+    <w:p>
+      <w:pPr>
+        <w:rPr>
+          <w:rFonts w:eastAsiaTheme="minorEastAsia"/>
+          <w:bCs/>
+          <w:lang w:val="nl-BE"/>
+        </w:rPr>
+      </w:pPr>
+      <w:r>
+        <w:rPr>
+          <w:rFonts w:eastAsiaTheme="minorEastAsia"/>
+          <w:bCs/>
+          <w:lang w:val="nl-BE"/>
+        </w:rPr>
+        <w:lastRenderedPageBreak/>
         <w:t xml:space="preserve">Voor het bepalen van een goede </w:t>
       </w:r>
       <w:proofErr w:type="spellStart"/>
@@ -4501,6 +4729,58 @@
         <w:rPr>
           <w:rFonts w:eastAsiaTheme="minorEastAsia"/>
           <w:bCs/>
+          <w:noProof/>
+          <w:lang w:val="nl-BE"/>
+        </w:rPr>
+        <w:drawing>
+          <wp:inline distT="0" distB="0" distL="0" distR="0" wp14:anchorId="3A7ACB16" wp14:editId="393F9A44">
+            <wp:extent cx="5760720" cy="3787140"/>
+            <wp:effectExtent l="0" t="0" r="0" b="3810"/>
+            <wp:docPr id="1067032230" name="Afbeelding 1"/>
+            <wp:cNvGraphicFramePr>
+              <a:graphicFrameLocks xmlns:a="http://schemas.openxmlformats.org/drawingml/2006/main" noChangeAspect="1"/>
+            </wp:cNvGraphicFramePr>
+            <a:graphic xmlns:a="http://schemas.openxmlformats.org/drawingml/2006/main">
+              <a:graphicData uri="http://schemas.openxmlformats.org/drawingml/2006/picture">
+                <pic:pic xmlns:pic="http://schemas.openxmlformats.org/drawingml/2006/picture">
+                  <pic:nvPicPr>
+                    <pic:cNvPr id="1067032230" name=""/>
+                    <pic:cNvPicPr/>
+                  </pic:nvPicPr>
+                  <pic:blipFill>
+                    <a:blip r:embed="rId9"/>
+                    <a:stretch>
+                      <a:fillRect/>
+                    </a:stretch>
+                  </pic:blipFill>
+                  <pic:spPr>
+                    <a:xfrm>
+                      <a:off x="0" y="0"/>
+                      <a:ext cx="5760720" cy="3787140"/>
+                    </a:xfrm>
+                    <a:prstGeom prst="rect">
+                      <a:avLst/>
+                    </a:prstGeom>
+                  </pic:spPr>
+                </pic:pic>
+              </a:graphicData>
+            </a:graphic>
+          </wp:inline>
+        </w:drawing>
+      </w:r>
+    </w:p>
+    <w:p>
+      <w:pPr>
+        <w:rPr>
+          <w:rFonts w:eastAsiaTheme="minorEastAsia"/>
+          <w:bCs/>
+          <w:lang w:val="nl-BE"/>
+        </w:rPr>
+      </w:pPr>
+      <w:r>
+        <w:rPr>
+          <w:rFonts w:eastAsiaTheme="minorEastAsia"/>
+          <w:bCs/>
           <w:lang w:val="nl-BE"/>
         </w:rPr>
         <w:t xml:space="preserve">Een systeem met een </w:t>
@@ -4573,7 +4853,7 @@
           <w:bCs/>
           <w:lang w:val="nl-BE"/>
         </w:rPr>
-        <w:t xml:space="preserve"> is de best </w:t>
+        <w:t xml:space="preserve"> is de best gain want deze heeft de hoogste demping. En zal dus voor de minsten </w:t>
       </w:r>
       <w:proofErr w:type="spellStart"/>
       <w:r>
@@ -4582,6 +4862,103 @@
           <w:bCs/>
           <w:lang w:val="nl-BE"/>
         </w:rPr>
+        <w:t>osilatie</w:t>
+      </w:r>
+      <w:proofErr w:type="spellEnd"/>
+      <w:r>
+        <w:rPr>
+          <w:rFonts w:eastAsiaTheme="minorEastAsia"/>
+          <w:bCs/>
+          <w:lang w:val="nl-BE"/>
+        </w:rPr>
+        <w:t xml:space="preserve"> zorgen. Aan gezien het systeem nooit kritische gedempt is dit de best optie.</w:t>
+      </w:r>
+    </w:p>
+    <w:p>
+      <w:pPr>
+        <w:rPr>
+          <w:rFonts w:eastAsiaTheme="minorEastAsia"/>
+          <w:bCs/>
+          <w:lang w:val="nl-BE"/>
+        </w:rPr>
+      </w:pPr>
+    </w:p>
+    <w:p>
+      <w:pPr>
+        <w:rPr>
+          <w:rFonts w:eastAsiaTheme="minorEastAsia"/>
+          <w:b/>
+          <w:lang w:val="nl-BE"/>
+        </w:rPr>
+      </w:pPr>
+      <w:r>
+        <w:rPr>
+          <w:rFonts w:eastAsiaTheme="minorEastAsia"/>
+          <w:b/>
+          <w:lang w:val="nl-BE"/>
+        </w:rPr>
+        <w:t>Part 3:</w:t>
+      </w:r>
+    </w:p>
+    <w:p>
+      <w:pPr>
+        <w:rPr>
+          <w:rFonts w:eastAsiaTheme="minorEastAsia"/>
+          <w:bCs/>
+          <w:lang w:val="nl-BE"/>
+        </w:rPr>
+      </w:pPr>
+      <w:r>
+        <w:rPr>
+          <w:rFonts w:eastAsiaTheme="minorEastAsia"/>
+          <w:bCs/>
+          <w:lang w:val="nl-BE"/>
+        </w:rPr>
+        <w:t xml:space="preserve">Om de </w:t>
+      </w:r>
+      <w:proofErr w:type="spellStart"/>
+      <w:r>
+        <w:rPr>
+          <w:rFonts w:eastAsiaTheme="minorEastAsia"/>
+          <w:bCs/>
+          <w:lang w:val="nl-BE"/>
+        </w:rPr>
+        <w:t>Ziegler</w:t>
+      </w:r>
+      <w:proofErr w:type="spellEnd"/>
+      <w:r>
+        <w:rPr>
+          <w:rFonts w:eastAsiaTheme="minorEastAsia"/>
+          <w:bCs/>
+          <w:lang w:val="nl-BE"/>
+        </w:rPr>
+        <w:t xml:space="preserve">-Nichols </w:t>
+      </w:r>
+      <w:proofErr w:type="spellStart"/>
+      <w:r>
+        <w:rPr>
+          <w:rFonts w:eastAsiaTheme="minorEastAsia"/>
+          <w:bCs/>
+          <w:lang w:val="nl-BE"/>
+        </w:rPr>
+        <w:t>method</w:t>
+      </w:r>
+      <w:proofErr w:type="spellEnd"/>
+      <w:r>
+        <w:rPr>
+          <w:rFonts w:eastAsiaTheme="minorEastAsia"/>
+          <w:bCs/>
+          <w:lang w:val="nl-BE"/>
+        </w:rPr>
+        <w:t xml:space="preserve"> toe te kunnen passen hebben we de </w:t>
+      </w:r>
+      <w:proofErr w:type="spellStart"/>
+      <w:r>
+        <w:rPr>
+          <w:rFonts w:eastAsiaTheme="minorEastAsia"/>
+          <w:bCs/>
+          <w:lang w:val="nl-BE"/>
+        </w:rPr>
         <w:t>gain</w:t>
       </w:r>
       <w:proofErr w:type="spellEnd"/>
@@ -4591,7 +4968,47 @@
           <w:bCs/>
           <w:lang w:val="nl-BE"/>
         </w:rPr>
-        <w:t xml:space="preserve"> want deze heeft de hoogste demping. En zal dus voor de minsten </w:t>
+        <w:t xml:space="preserve"> </w:t>
+      </w:r>
+      <w:r>
+        <w:rPr>
+          <w:rFonts w:eastAsiaTheme="minorEastAsia"/>
+          <w:bCs/>
+          <w:lang w:val="nl-BE"/>
+        </w:rPr>
+        <w:t>van</w:t>
+      </w:r>
+      <w:r>
+        <w:rPr>
+          <w:rFonts w:eastAsiaTheme="minorEastAsia"/>
+          <w:bCs/>
+          <w:lang w:val="nl-BE"/>
+        </w:rPr>
+        <w:t xml:space="preserve"> </w:t>
+      </w:r>
+      <w:r>
+        <w:rPr>
+          <w:rFonts w:eastAsiaTheme="minorEastAsia"/>
+          <w:bCs/>
+          <w:lang w:val="nl-BE"/>
+        </w:rPr>
+        <w:t>het</w:t>
+      </w:r>
+      <w:r>
+        <w:rPr>
+          <w:rFonts w:eastAsiaTheme="minorEastAsia"/>
+          <w:bCs/>
+          <w:lang w:val="nl-BE"/>
+        </w:rPr>
+        <w:t xml:space="preserve"> marginaal stabiel systeem nodig en de frequentie waarop dit gebeurt. </w:t>
+      </w:r>
+      <w:r>
+        <w:rPr>
+          <w:rFonts w:eastAsiaTheme="minorEastAsia"/>
+          <w:bCs/>
+          <w:lang w:val="nl-BE"/>
+        </w:rPr>
+        <w:t xml:space="preserve">Aangezien het systeem gekend is kunnen we </w:t>
       </w:r>
       <w:proofErr w:type="spellStart"/>
       <w:r>
@@ -4600,7 +5017,7 @@
           <w:bCs/>
           <w:lang w:val="nl-BE"/>
         </w:rPr>
-        <w:t>osilatie</w:t>
+        <w:t>aande</w:t>
       </w:r>
       <w:proofErr w:type="spellEnd"/>
       <w:r>
@@ -4609,50 +5026,7 @@
           <w:bCs/>
           <w:lang w:val="nl-BE"/>
         </w:rPr>
-        <w:t xml:space="preserve"> zorgen. Aan gezien het systeem nooit kritische gedempt is dit de best optie.</w:t>
-      </w:r>
-    </w:p>
-    <w:p>
-      <w:pPr>
-        <w:rPr>
-          <w:rFonts w:eastAsiaTheme="minorEastAsia"/>
-          <w:bCs/>
-          <w:lang w:val="nl-BE"/>
-        </w:rPr>
-      </w:pPr>
-    </w:p>
-    <w:p>
-      <w:pPr>
-        <w:rPr>
-          <w:rFonts w:eastAsiaTheme="minorEastAsia"/>
-          <w:b/>
-          <w:lang w:val="nl-BE"/>
-        </w:rPr>
-      </w:pPr>
-      <w:r>
-        <w:rPr>
-          <w:rFonts w:eastAsiaTheme="minorEastAsia"/>
-          <w:b/>
-          <w:lang w:val="nl-BE"/>
-        </w:rPr>
-        <w:t>Part 3:</w:t>
-      </w:r>
-    </w:p>
-    <w:p>
-      <w:pPr>
-        <w:rPr>
-          <w:rFonts w:eastAsiaTheme="minorEastAsia"/>
-          <w:bCs/>
-          <w:lang w:val="nl-BE"/>
-        </w:rPr>
-      </w:pPr>
-      <w:r>
-        <w:rPr>
-          <w:rFonts w:eastAsiaTheme="minorEastAsia"/>
-          <w:bCs/>
-          <w:lang w:val="nl-BE"/>
-        </w:rPr>
-        <w:t xml:space="preserve">Om de </w:t>
+        <w:t xml:space="preserve"> hand van de </w:t>
       </w:r>
       <w:proofErr w:type="spellStart"/>
       <w:r>
@@ -4661,7 +5035,7 @@
           <w:bCs/>
           <w:lang w:val="nl-BE"/>
         </w:rPr>
-        <w:t>Ziegler</w:t>
+        <w:t>gain</w:t>
       </w:r>
       <w:proofErr w:type="spellEnd"/>
       <w:r>
@@ -4670,7 +5044,7 @@
           <w:bCs/>
           <w:lang w:val="nl-BE"/>
         </w:rPr>
-        <w:t xml:space="preserve">-Nichols </w:t>
+        <w:t xml:space="preserve"> </w:t>
       </w:r>
       <w:proofErr w:type="spellStart"/>
       <w:r>
@@ -4679,7 +5053,7 @@
           <w:bCs/>
           <w:lang w:val="nl-BE"/>
         </w:rPr>
-        <w:t>method</w:t>
+        <w:t>margin</w:t>
       </w:r>
       <w:proofErr w:type="spellEnd"/>
       <w:r>
@@ -4688,7 +5062,7 @@
           <w:bCs/>
           <w:lang w:val="nl-BE"/>
         </w:rPr>
-        <w:t xml:space="preserve"> toe te kunnen passen hebben we de </w:t>
+        <w:t xml:space="preserve"> en de </w:t>
       </w:r>
       <w:proofErr w:type="spellStart"/>
       <w:r>
@@ -4697,7 +5071,7 @@
           <w:bCs/>
           <w:lang w:val="nl-BE"/>
         </w:rPr>
-        <w:t>gain</w:t>
+        <w:t>frequetie</w:t>
       </w:r>
       <w:proofErr w:type="spellEnd"/>
       <w:r>
@@ -4706,71 +5080,11 @@
           <w:bCs/>
           <w:lang w:val="nl-BE"/>
         </w:rPr>
-        <w:t xml:space="preserve"> maar een marginaal stabiel systeem nodig en de frequentie waarop dit gebeurt. Volgens </w:t>
-      </w:r>
-      <w:proofErr w:type="spellStart"/>
-      <w:r>
-        <w:rPr>
-          <w:rFonts w:eastAsiaTheme="minorEastAsia"/>
-          <w:bCs/>
-          <w:lang w:val="nl-BE"/>
-        </w:rPr>
-        <w:t>mathlab</w:t>
-      </w:r>
-      <w:proofErr w:type="spellEnd"/>
-      <w:r>
-        <w:rPr>
-          <w:rFonts w:eastAsiaTheme="minorEastAsia"/>
-          <w:bCs/>
-          <w:lang w:val="nl-BE"/>
-        </w:rPr>
-        <w:t xml:space="preserve"> is dit een </w:t>
-      </w:r>
-      <w:proofErr w:type="spellStart"/>
-      <w:r>
-        <w:rPr>
-          <w:rFonts w:eastAsiaTheme="minorEastAsia"/>
-          <w:bCs/>
-          <w:lang w:val="nl-BE"/>
-        </w:rPr>
-        <w:t>gain</w:t>
-      </w:r>
-      <w:proofErr w:type="spellEnd"/>
-      <w:r>
-        <w:rPr>
-          <w:rFonts w:eastAsiaTheme="minorEastAsia"/>
-          <w:bCs/>
-          <w:lang w:val="nl-BE"/>
-        </w:rPr>
-        <w:t xml:space="preserve"> van </w:t>
+        <w:t xml:space="preserve"> waar dit zich afspeelt de  </w:t>
       </w:r>
       <m:oMath>
-        <m:r>
-          <w:rPr>
-            <w:rFonts w:ascii="Cambria Math" w:eastAsiaTheme="minorEastAsia" w:hAnsi="Cambria Math"/>
-            <w:lang w:val="nl-BE"/>
-          </w:rPr>
-          <m:t>443</m:t>
-        </m:r>
-      </m:oMath>
-      <w:r>
-        <w:rPr>
-          <w:rFonts w:eastAsiaTheme="minorEastAsia"/>
-          <w:bCs/>
-          <w:lang w:val="nl-BE"/>
-        </w:rPr>
-        <w:t xml:space="preserve"> bij een frequentie van </w:t>
-      </w:r>
-      <m:oMath>
-        <m:r>
-          <w:rPr>
-            <w:rFonts w:ascii="Cambria Math" w:eastAsiaTheme="minorEastAsia" w:hAnsi="Cambria Math"/>
-            <w:lang w:val="nl-BE"/>
-          </w:rPr>
-          <m:t>1135,4</m:t>
-        </m:r>
-        <m:f>
-          <m:fPr>
+        <m:sSub>
+          <m:sSubPr>
             <m:ctrlPr>
               <w:rPr>
                 <w:rFonts w:ascii="Cambria Math" w:eastAsiaTheme="minorEastAsia" w:hAnsi="Cambria Math"/>
@@ -4779,26 +5093,26 @@
                 <w:lang w:val="nl-BE"/>
               </w:rPr>
             </m:ctrlPr>
-          </m:fPr>
-          <m:num>
+          </m:sSubPr>
+          <m:e>
             <m:r>
               <w:rPr>
                 <w:rFonts w:ascii="Cambria Math" w:eastAsiaTheme="minorEastAsia" w:hAnsi="Cambria Math"/>
                 <w:lang w:val="nl-BE"/>
               </w:rPr>
-              <m:t>rad</m:t>
+              <m:t>K</m:t>
             </m:r>
-          </m:num>
-          <m:den>
+          </m:e>
+          <m:sub>
             <m:r>
               <w:rPr>
                 <w:rFonts w:ascii="Cambria Math" w:eastAsiaTheme="minorEastAsia" w:hAnsi="Cambria Math"/>
                 <w:lang w:val="nl-BE"/>
               </w:rPr>
-              <m:t>s</m:t>
+              <m:t>u</m:t>
             </m:r>
-          </m:den>
-        </m:f>
+          </m:sub>
+        </m:sSub>
       </m:oMath>
       <w:r>
         <w:rPr>
@@ -4806,16 +5120,39 @@
           <w:bCs/>
           <w:lang w:val="nl-BE"/>
         </w:rPr>
-        <w:t xml:space="preserve">, dit komt overeen met een periode van </w:t>
+        <w:t xml:space="preserve">en de </w:t>
       </w:r>
       <m:oMath>
-        <m:r>
-          <w:rPr>
-            <w:rFonts w:ascii="Cambria Math" w:eastAsiaTheme="minorEastAsia" w:hAnsi="Cambria Math"/>
-            <w:lang w:val="nl-BE"/>
-          </w:rPr>
-          <m:t>5,5 ms</m:t>
-        </m:r>
+        <m:sSub>
+          <m:sSubPr>
+            <m:ctrlPr>
+              <w:rPr>
+                <w:rFonts w:ascii="Cambria Math" w:eastAsiaTheme="minorEastAsia" w:hAnsi="Cambria Math"/>
+                <w:bCs/>
+                <w:i/>
+                <w:lang w:val="nl-BE"/>
+              </w:rPr>
+            </m:ctrlPr>
+          </m:sSubPr>
+          <m:e>
+            <m:r>
+              <w:rPr>
+                <w:rFonts w:ascii="Cambria Math" w:eastAsiaTheme="minorEastAsia" w:hAnsi="Cambria Math"/>
+                <w:lang w:val="nl-BE"/>
+              </w:rPr>
+              <m:t>T</m:t>
+            </m:r>
+          </m:e>
+          <m:sub>
+            <m:r>
+              <w:rPr>
+                <w:rFonts w:ascii="Cambria Math" w:eastAsiaTheme="minorEastAsia" w:hAnsi="Cambria Math"/>
+                <w:lang w:val="nl-BE"/>
+              </w:rPr>
+              <m:t>u</m:t>
+            </m:r>
+          </m:sub>
+        </m:sSub>
       </m:oMath>
       <w:r>
         <w:rPr>
@@ -4823,8 +5160,108 @@
           <w:bCs/>
           <w:lang w:val="nl-BE"/>
         </w:rPr>
-        <w:t>.</w:t>
-      </w:r>
+        <w:t xml:space="preserve"> bepalen.</w:t>
+      </w:r>
+    </w:p>
+    <w:p>
+      <w:pPr>
+        <w:rPr>
+          <w:rFonts w:eastAsiaTheme="minorEastAsia"/>
+          <w:bCs/>
+          <w:lang w:val="nl-BE"/>
+        </w:rPr>
+      </w:pPr>
+      <m:oMathPara>
+        <m:oMath>
+          <m:sSub>
+            <m:sSubPr>
+              <m:ctrlPr>
+                <w:rPr>
+                  <w:rFonts w:ascii="Cambria Math" w:eastAsiaTheme="minorEastAsia" w:hAnsi="Cambria Math"/>
+                  <w:bCs/>
+                  <w:i/>
+                  <w:lang w:val="nl-BE"/>
+                </w:rPr>
+              </m:ctrlPr>
+            </m:sSubPr>
+            <m:e>
+              <m:r>
+                <w:rPr>
+                  <w:rFonts w:ascii="Cambria Math" w:eastAsiaTheme="minorEastAsia" w:hAnsi="Cambria Math"/>
+                  <w:lang w:val="nl-BE"/>
+                </w:rPr>
+                <m:t>K</m:t>
+              </m:r>
+            </m:e>
+            <m:sub>
+              <m:r>
+                <w:rPr>
+                  <w:rFonts w:ascii="Cambria Math" w:eastAsiaTheme="minorEastAsia" w:hAnsi="Cambria Math"/>
+                  <w:lang w:val="nl-BE"/>
+                </w:rPr>
+                <m:t>u</m:t>
+              </m:r>
+            </m:sub>
+          </m:sSub>
+          <m:r>
+            <w:rPr>
+              <w:rFonts w:ascii="Cambria Math" w:eastAsiaTheme="minorEastAsia" w:hAnsi="Cambria Math"/>
+              <w:lang w:val="nl-BE"/>
+            </w:rPr>
+            <m:t>=443.1</m:t>
+          </m:r>
+        </m:oMath>
+      </m:oMathPara>
+    </w:p>
+    <w:p>
+      <w:pPr>
+        <w:rPr>
+          <w:rFonts w:eastAsiaTheme="minorEastAsia"/>
+          <w:bCs/>
+          <w:lang w:val="nl-BE"/>
+        </w:rPr>
+      </w:pPr>
+      <m:oMathPara>
+        <m:oMath>
+          <m:sSub>
+            <m:sSubPr>
+              <m:ctrlPr>
+                <w:rPr>
+                  <w:rFonts w:ascii="Cambria Math" w:eastAsiaTheme="minorEastAsia" w:hAnsi="Cambria Math"/>
+                  <w:bCs/>
+                  <w:i/>
+                  <w:lang w:val="nl-BE"/>
+                </w:rPr>
+              </m:ctrlPr>
+            </m:sSubPr>
+            <m:e>
+              <m:r>
+                <w:rPr>
+                  <w:rFonts w:ascii="Cambria Math" w:eastAsiaTheme="minorEastAsia" w:hAnsi="Cambria Math"/>
+                  <w:lang w:val="nl-BE"/>
+                </w:rPr>
+                <m:t>T</m:t>
+              </m:r>
+            </m:e>
+            <m:sub>
+              <m:r>
+                <w:rPr>
+                  <w:rFonts w:ascii="Cambria Math" w:eastAsiaTheme="minorEastAsia" w:hAnsi="Cambria Math"/>
+                  <w:lang w:val="nl-BE"/>
+                </w:rPr>
+                <m:t>u</m:t>
+              </m:r>
+            </m:sub>
+          </m:sSub>
+          <m:r>
+            <w:rPr>
+              <w:rFonts w:ascii="Cambria Math" w:eastAsiaTheme="minorEastAsia" w:hAnsi="Cambria Math"/>
+              <w:lang w:val="nl-BE"/>
+            </w:rPr>
+            <m:t>=5,5ms</m:t>
+          </m:r>
+        </m:oMath>
+      </m:oMathPara>
     </w:p>
     <w:p>
       <w:pPr>
@@ -4962,6 +5399,1012 @@
           <w:lang w:val="nl-BE"/>
         </w:rPr>
         <w:t xml:space="preserve">. </w:t>
+      </w:r>
+    </w:p>
+    <w:p>
+      <w:pPr>
+        <w:rPr>
+          <w:rFonts w:eastAsiaTheme="minorEastAsia"/>
+          <w:bCs/>
+          <w:lang w:val="nl-BE"/>
+        </w:rPr>
+      </w:pPr>
+      <w:r>
+        <w:rPr>
+          <w:rFonts w:eastAsiaTheme="minorEastAsia"/>
+          <w:bCs/>
+          <w:lang w:val="nl-BE"/>
+        </w:rPr>
+        <w:lastRenderedPageBreak/>
+        <w:drawing>
+          <wp:inline distT="0" distB="0" distL="0" distR="0" wp14:anchorId="4772A715" wp14:editId="159C65B0">
+            <wp:extent cx="5760720" cy="3689350"/>
+            <wp:effectExtent l="0" t="0" r="0" b="6350"/>
+            <wp:docPr id="600062466" name="Afbeelding 1"/>
+            <wp:cNvGraphicFramePr>
+              <a:graphicFrameLocks xmlns:a="http://schemas.openxmlformats.org/drawingml/2006/main" noChangeAspect="1"/>
+            </wp:cNvGraphicFramePr>
+            <a:graphic xmlns:a="http://schemas.openxmlformats.org/drawingml/2006/main">
+              <a:graphicData uri="http://schemas.openxmlformats.org/drawingml/2006/picture">
+                <pic:pic xmlns:pic="http://schemas.openxmlformats.org/drawingml/2006/picture">
+                  <pic:nvPicPr>
+                    <pic:cNvPr id="600062466" name=""/>
+                    <pic:cNvPicPr/>
+                  </pic:nvPicPr>
+                  <pic:blipFill>
+                    <a:blip r:embed="rId10"/>
+                    <a:stretch>
+                      <a:fillRect/>
+                    </a:stretch>
+                  </pic:blipFill>
+                  <pic:spPr>
+                    <a:xfrm>
+                      <a:off x="0" y="0"/>
+                      <a:ext cx="5760720" cy="3689350"/>
+                    </a:xfrm>
+                    <a:prstGeom prst="rect">
+                      <a:avLst/>
+                    </a:prstGeom>
+                  </pic:spPr>
+                </pic:pic>
+              </a:graphicData>
+            </a:graphic>
+          </wp:inline>
+        </w:drawing>
+      </w:r>
+    </w:p>
+    <w:p>
+      <w:pPr>
+        <w:rPr>
+          <w:rFonts w:eastAsiaTheme="minorEastAsia"/>
+          <w:bCs/>
+          <w:lang w:val="nl-BE"/>
+        </w:rPr>
+      </w:pPr>
+      <w:r>
+        <w:rPr>
+          <w:rFonts w:eastAsiaTheme="minorEastAsia"/>
+          <w:bCs/>
+          <w:lang w:val="nl-BE"/>
+        </w:rPr>
+        <w:t xml:space="preserve">Het doel van de PID-controller is sturen van een </w:t>
+      </w:r>
+      <w:proofErr w:type="spellStart"/>
+      <w:r>
+        <w:rPr>
+          <w:rFonts w:eastAsiaTheme="minorEastAsia"/>
+          <w:bCs/>
+          <w:lang w:val="nl-BE"/>
+        </w:rPr>
+        <w:t>servo</w:t>
+      </w:r>
+      <w:proofErr w:type="spellEnd"/>
+      <w:r>
+        <w:rPr>
+          <w:rFonts w:eastAsiaTheme="minorEastAsia"/>
+          <w:bCs/>
+          <w:lang w:val="nl-BE"/>
+        </w:rPr>
+        <w:t xml:space="preserve"> motor in een robotarm. Input is een spanning die overeenkomt met een hoek en de output is de hoek van de </w:t>
+      </w:r>
+      <w:proofErr w:type="spellStart"/>
+      <w:r>
+        <w:rPr>
+          <w:rFonts w:eastAsiaTheme="minorEastAsia"/>
+          <w:bCs/>
+          <w:lang w:val="nl-BE"/>
+        </w:rPr>
+        <w:t>servo</w:t>
+      </w:r>
+      <w:proofErr w:type="spellEnd"/>
+      <w:r>
+        <w:rPr>
+          <w:rFonts w:eastAsiaTheme="minorEastAsia"/>
+          <w:bCs/>
+          <w:lang w:val="nl-BE"/>
+        </w:rPr>
+        <w:t xml:space="preserve"> zelf. </w:t>
+      </w:r>
+    </w:p>
+    <w:p>
+      <w:pPr>
+        <w:rPr>
+          <w:rFonts w:eastAsiaTheme="minorEastAsia"/>
+          <w:bCs/>
+          <w:lang w:val="nl-BE"/>
+        </w:rPr>
+      </w:pPr>
+      <w:r>
+        <w:rPr>
+          <w:rFonts w:eastAsiaTheme="minorEastAsia"/>
+          <w:bCs/>
+          <w:lang w:val="nl-BE"/>
+        </w:rPr>
+        <w:t>Doelen:</w:t>
+      </w:r>
+    </w:p>
+    <w:p>
+      <w:pPr>
+        <w:rPr>
+          <w:rFonts w:eastAsiaTheme="minorEastAsia"/>
+          <w:bCs/>
+          <w:lang w:val="nl-BE"/>
+        </w:rPr>
+      </w:pPr>
+      <w:r>
+        <w:rPr>
+          <w:rFonts w:eastAsiaTheme="minorEastAsia"/>
+          <w:bCs/>
+          <w:lang w:val="nl-BE"/>
+        </w:rPr>
+        <w:t xml:space="preserve">- Weinig overschoot: de robot </w:t>
+      </w:r>
+      <w:proofErr w:type="gramStart"/>
+      <w:r>
+        <w:rPr>
+          <w:rFonts w:eastAsiaTheme="minorEastAsia"/>
+          <w:bCs/>
+          <w:lang w:val="nl-BE"/>
+        </w:rPr>
+        <w:t>arm  mag</w:t>
+      </w:r>
+      <w:proofErr w:type="gramEnd"/>
+      <w:r>
+        <w:rPr>
+          <w:rFonts w:eastAsiaTheme="minorEastAsia"/>
+          <w:bCs/>
+          <w:lang w:val="nl-BE"/>
+        </w:rPr>
+        <w:t xml:space="preserve"> niet onnodig ver uitzwenken dit kan gevaarlijk zijn en ook andere dingen omstootten of stuk maken. Max 1% </w:t>
+      </w:r>
+      <w:proofErr w:type="spellStart"/>
+      <w:r>
+        <w:rPr>
+          <w:rFonts w:eastAsiaTheme="minorEastAsia"/>
+          <w:bCs/>
+          <w:lang w:val="nl-BE"/>
+        </w:rPr>
+        <w:t>overhoot</w:t>
+      </w:r>
+      <w:proofErr w:type="spellEnd"/>
+    </w:p>
+    <w:p>
+      <w:pPr>
+        <w:rPr>
+          <w:rFonts w:eastAsiaTheme="minorEastAsia"/>
+          <w:bCs/>
+          <w:lang w:val="nl-BE"/>
+        </w:rPr>
+      </w:pPr>
+      <w:r>
+        <w:rPr>
+          <w:rFonts w:eastAsiaTheme="minorEastAsia"/>
+          <w:bCs/>
+          <w:lang w:val="nl-BE"/>
+        </w:rPr>
+        <w:t>-Sneller reactie: de robotarm moet snel van het een naar het ander punt kunnen. Dus het systeem moet snel genoeg naar zijn doel waarde. Binnen 1s naar 99,9% van de stap.</w:t>
+      </w:r>
+    </w:p>
+    <w:p>
+      <w:pPr>
+        <w:rPr>
+          <w:rFonts w:eastAsiaTheme="minorEastAsia"/>
+          <w:bCs/>
+          <w:lang w:val="nl-BE"/>
+        </w:rPr>
+      </w:pPr>
+    </w:p>
+    <w:p>
+      <w:pPr>
+        <w:rPr>
+          <w:rFonts w:eastAsiaTheme="minorEastAsia"/>
+          <w:bCs/>
+          <w:lang w:val="nl-BE"/>
+        </w:rPr>
+      </w:pPr>
+      <w:r>
+        <w:rPr>
+          <w:rFonts w:eastAsiaTheme="minorEastAsia"/>
+          <w:bCs/>
+          <w:lang w:val="nl-BE"/>
+        </w:rPr>
+        <w:t xml:space="preserve">Na </w:t>
+      </w:r>
+      <w:proofErr w:type="spellStart"/>
+      <w:r>
+        <w:rPr>
+          <w:rFonts w:eastAsiaTheme="minorEastAsia"/>
+          <w:bCs/>
+          <w:lang w:val="nl-BE"/>
+        </w:rPr>
+        <w:t>trail</w:t>
+      </w:r>
+      <w:proofErr w:type="spellEnd"/>
+      <w:r>
+        <w:rPr>
+          <w:rFonts w:eastAsiaTheme="minorEastAsia"/>
+          <w:bCs/>
+          <w:lang w:val="nl-BE"/>
+        </w:rPr>
+        <w:t>-</w:t>
+      </w:r>
+      <w:proofErr w:type="spellStart"/>
+      <w:r>
+        <w:rPr>
+          <w:rFonts w:eastAsiaTheme="minorEastAsia"/>
+          <w:bCs/>
+          <w:lang w:val="nl-BE"/>
+        </w:rPr>
+        <w:t>and</w:t>
+      </w:r>
+      <w:proofErr w:type="spellEnd"/>
+      <w:r>
+        <w:rPr>
+          <w:rFonts w:eastAsiaTheme="minorEastAsia"/>
+          <w:bCs/>
+          <w:lang w:val="nl-BE"/>
+        </w:rPr>
+        <w:t>-</w:t>
+      </w:r>
+      <w:r>
+        <w:rPr>
+          <w:rFonts w:eastAsiaTheme="minorEastAsia"/>
+          <w:bCs/>
+          <w:lang w:val="nl-BE"/>
+        </w:rPr>
+        <w:t xml:space="preserve">error </w:t>
+      </w:r>
+      <w:proofErr w:type="spellStart"/>
+      <w:r>
+        <w:rPr>
+          <w:rFonts w:eastAsiaTheme="minorEastAsia"/>
+          <w:bCs/>
+          <w:lang w:val="nl-BE"/>
+        </w:rPr>
+        <w:t>tunning</w:t>
+      </w:r>
+      <w:proofErr w:type="spellEnd"/>
+      <w:r>
+        <w:rPr>
+          <w:rFonts w:eastAsiaTheme="minorEastAsia"/>
+          <w:bCs/>
+          <w:lang w:val="nl-BE"/>
+        </w:rPr>
+        <w:t xml:space="preserve"> bleken volgende waar</w:t>
+      </w:r>
+      <w:r>
+        <w:rPr>
+          <w:rFonts w:eastAsiaTheme="minorEastAsia"/>
+          <w:bCs/>
+          <w:lang w:val="nl-BE"/>
+        </w:rPr>
+        <w:t xml:space="preserve">de te </w:t>
+      </w:r>
+      <w:r>
+        <w:rPr>
+          <w:rFonts w:eastAsiaTheme="minorEastAsia"/>
+          <w:bCs/>
+          <w:lang w:val="nl-BE"/>
+        </w:rPr>
+        <w:t>werk</w:t>
+      </w:r>
+      <w:r>
+        <w:rPr>
+          <w:rFonts w:eastAsiaTheme="minorEastAsia"/>
+          <w:bCs/>
+          <w:lang w:val="nl-BE"/>
+        </w:rPr>
+        <w:t>:</w:t>
+      </w:r>
+    </w:p>
+    <w:p>
+      <w:pPr>
+        <w:rPr>
+          <w:rFonts w:eastAsiaTheme="minorEastAsia"/>
+          <w:bCs/>
+          <w:lang w:val="nl-BE"/>
+        </w:rPr>
+      </w:pPr>
+      <w:r>
+        <w:rPr>
+          <w:rFonts w:eastAsiaTheme="minorEastAsia"/>
+          <w:bCs/>
+          <w:lang w:val="nl-BE"/>
+        </w:rPr>
+        <w:t>k = 18;</w:t>
+      </w:r>
+    </w:p>
+    <w:p>
+      <w:pPr>
+        <w:rPr>
+          <w:rFonts w:eastAsiaTheme="minorEastAsia"/>
+          <w:bCs/>
+          <w:lang w:val="nl-BE"/>
+        </w:rPr>
+      </w:pPr>
+      <w:r>
+        <w:rPr>
+          <w:rFonts w:eastAsiaTheme="minorEastAsia"/>
+          <w:bCs/>
+          <w:lang w:val="nl-BE"/>
+        </w:rPr>
+        <w:t>KI = 85;</w:t>
+      </w:r>
+    </w:p>
+    <w:p>
+      <w:pPr>
+        <w:rPr>
+          <w:rFonts w:eastAsiaTheme="minorEastAsia"/>
+          <w:bCs/>
+          <w:lang w:val="nl-BE"/>
+        </w:rPr>
+      </w:pPr>
+      <w:r>
+        <w:rPr>
+          <w:rFonts w:eastAsiaTheme="minorEastAsia"/>
+          <w:bCs/>
+          <w:lang w:val="nl-BE"/>
+        </w:rPr>
+        <w:t>KD = 0.63;</w:t>
+      </w:r>
+    </w:p>
+    <w:p>
+      <w:pPr>
+        <w:rPr>
+          <w:rFonts w:eastAsiaTheme="minorEastAsia"/>
+          <w:bCs/>
+        </w:rPr>
+      </w:pPr>
+    </w:p>
+    <w:p>
+      <w:pPr>
+        <w:rPr>
+          <w:rFonts w:eastAsiaTheme="minorEastAsia"/>
+          <w:bCs/>
+        </w:rPr>
+      </w:pPr>
+      <w:r>
+        <w:rPr>
+          <w:rFonts w:eastAsiaTheme="minorEastAsia"/>
+          <w:bCs/>
+        </w:rPr>
+        <w:lastRenderedPageBreak/>
+        <w:drawing>
+          <wp:inline distT="0" distB="0" distL="0" distR="0" wp14:anchorId="4FD4068C" wp14:editId="537C8CCF">
+            <wp:extent cx="5760720" cy="3644900"/>
+            <wp:effectExtent l="0" t="0" r="0" b="0"/>
+            <wp:docPr id="1000248467" name="Afbeelding 1"/>
+            <wp:cNvGraphicFramePr>
+              <a:graphicFrameLocks xmlns:a="http://schemas.openxmlformats.org/drawingml/2006/main" noChangeAspect="1"/>
+            </wp:cNvGraphicFramePr>
+            <a:graphic xmlns:a="http://schemas.openxmlformats.org/drawingml/2006/main">
+              <a:graphicData uri="http://schemas.openxmlformats.org/drawingml/2006/picture">
+                <pic:pic xmlns:pic="http://schemas.openxmlformats.org/drawingml/2006/picture">
+                  <pic:nvPicPr>
+                    <pic:cNvPr id="1000248467" name=""/>
+                    <pic:cNvPicPr/>
+                  </pic:nvPicPr>
+                  <pic:blipFill>
+                    <a:blip r:embed="rId11"/>
+                    <a:stretch>
+                      <a:fillRect/>
+                    </a:stretch>
+                  </pic:blipFill>
+                  <pic:spPr>
+                    <a:xfrm>
+                      <a:off x="0" y="0"/>
+                      <a:ext cx="5760720" cy="3644900"/>
+                    </a:xfrm>
+                    <a:prstGeom prst="rect">
+                      <a:avLst/>
+                    </a:prstGeom>
+                  </pic:spPr>
+                </pic:pic>
+              </a:graphicData>
+            </a:graphic>
+          </wp:inline>
+        </w:drawing>
+      </w:r>
+    </w:p>
+    <w:p>
+      <w:pPr>
+        <w:rPr>
+          <w:rFonts w:eastAsiaTheme="minorEastAsia"/>
+          <w:b/>
+          <w:lang w:val="nl-BE"/>
+        </w:rPr>
+      </w:pPr>
+      <w:r>
+        <w:rPr>
+          <w:rFonts w:eastAsiaTheme="minorEastAsia"/>
+          <w:b/>
+          <w:lang w:val="nl-BE"/>
+        </w:rPr>
+        <w:t>Part 4:</w:t>
+      </w:r>
+    </w:p>
+    <w:p>
+      <w:pPr>
+        <w:rPr>
+          <w:rFonts w:eastAsiaTheme="minorEastAsia"/>
+          <w:bCs/>
+          <w:lang w:val="nl-BE"/>
+        </w:rPr>
+      </w:pPr>
+      <w:r>
+        <w:rPr>
+          <w:rFonts w:eastAsiaTheme="minorEastAsia"/>
+          <w:bCs/>
+          <w:lang w:val="nl-BE"/>
+        </w:rPr>
+        <w:t xml:space="preserve">De Maximale time berekenen wordt gedaan door de </w:t>
+      </w:r>
+      <w:proofErr w:type="spellStart"/>
+      <w:r>
+        <w:rPr>
+          <w:rFonts w:eastAsiaTheme="minorEastAsia"/>
+          <w:bCs/>
+          <w:lang w:val="nl-BE"/>
+        </w:rPr>
+        <w:t>phase</w:t>
+      </w:r>
+      <w:proofErr w:type="spellEnd"/>
+      <w:r>
+        <w:rPr>
+          <w:rFonts w:eastAsiaTheme="minorEastAsia"/>
+          <w:bCs/>
+          <w:lang w:val="nl-BE"/>
+        </w:rPr>
+        <w:t xml:space="preserve"> </w:t>
+      </w:r>
+      <w:proofErr w:type="spellStart"/>
+      <w:r>
+        <w:rPr>
+          <w:rFonts w:eastAsiaTheme="minorEastAsia"/>
+          <w:bCs/>
+          <w:lang w:val="nl-BE"/>
+        </w:rPr>
+        <w:t>margin</w:t>
+      </w:r>
+      <w:proofErr w:type="spellEnd"/>
+      <w:r>
+        <w:rPr>
+          <w:rFonts w:eastAsiaTheme="minorEastAsia"/>
+          <w:bCs/>
+          <w:lang w:val="nl-BE"/>
+        </w:rPr>
+        <w:t xml:space="preserve"> te bepalen en dan volgende formule toe te passen:</w:t>
+      </w:r>
+    </w:p>
+    <w:p>
+      <w:pPr>
+        <w:rPr>
+          <w:rFonts w:eastAsiaTheme="minorEastAsia"/>
+          <w:bCs/>
+          <w:lang w:val="nl-BE"/>
+        </w:rPr>
+      </w:pPr>
+      <w:r>
+        <w:rPr>
+          <w:rFonts w:eastAsiaTheme="minorEastAsia"/>
+          <w:bCs/>
+          <w:lang w:val="nl-BE"/>
+        </w:rPr>
+        <w:t xml:space="preserve"> </w:t>
+      </w:r>
+      <m:oMath>
+        <m:r>
+          <w:rPr>
+            <w:rFonts w:ascii="Cambria Math" w:eastAsiaTheme="minorEastAsia" w:hAnsi="Cambria Math"/>
+            <w:lang w:val="nl-BE"/>
+          </w:rPr>
+          <m:t>t=</m:t>
+        </m:r>
+        <m:f>
+          <m:fPr>
+            <m:ctrlPr>
+              <w:rPr>
+                <w:rFonts w:ascii="Cambria Math" w:eastAsiaTheme="minorEastAsia" w:hAnsi="Cambria Math"/>
+                <w:bCs/>
+                <w:i/>
+                <w:lang w:val="nl-BE"/>
+              </w:rPr>
+            </m:ctrlPr>
+          </m:fPr>
+          <m:num>
+            <m:sSub>
+              <m:sSubPr>
+                <m:ctrlPr>
+                  <w:rPr>
+                    <w:rFonts w:ascii="Cambria Math" w:eastAsiaTheme="minorEastAsia" w:hAnsi="Cambria Math"/>
+                    <w:bCs/>
+                    <w:i/>
+                    <w:lang w:val="nl-BE"/>
+                  </w:rPr>
+                </m:ctrlPr>
+              </m:sSubPr>
+              <m:e>
+                <m:r>
+                  <w:rPr>
+                    <w:rFonts w:ascii="Cambria Math" w:eastAsiaTheme="minorEastAsia" w:hAnsi="Cambria Math"/>
+                    <w:lang w:val="nl-BE"/>
+                  </w:rPr>
+                  <m:t>ϕ</m:t>
+                </m:r>
+              </m:e>
+              <m:sub>
+                <m:r>
+                  <w:rPr>
+                    <w:rFonts w:ascii="Cambria Math" w:eastAsiaTheme="minorEastAsia" w:hAnsi="Cambria Math"/>
+                    <w:lang w:val="nl-BE"/>
+                  </w:rPr>
+                  <m:t>mar</m:t>
+                </m:r>
+              </m:sub>
+            </m:sSub>
+            <m:r>
+              <w:rPr>
+                <w:rFonts w:ascii="Cambria Math" w:eastAsiaTheme="minorEastAsia" w:hAnsi="Cambria Math"/>
+                <w:lang w:val="nl-BE"/>
+              </w:rPr>
+              <m:t>π</m:t>
+            </m:r>
+          </m:num>
+          <m:den>
+            <m:r>
+              <w:rPr>
+                <w:rFonts w:ascii="Cambria Math" w:eastAsiaTheme="minorEastAsia" w:hAnsi="Cambria Math"/>
+                <w:lang w:val="nl-BE"/>
+              </w:rPr>
+              <m:t>180ω</m:t>
+            </m:r>
+          </m:den>
+        </m:f>
+        <m:r>
+          <w:rPr>
+            <w:rFonts w:ascii="Cambria Math" w:eastAsiaTheme="minorEastAsia" w:hAnsi="Cambria Math"/>
+            <w:lang w:val="nl-BE"/>
+          </w:rPr>
+          <m:t>=0,0026s</m:t>
+        </m:r>
+      </m:oMath>
+    </w:p>
+    <w:p>
+      <w:pPr>
+        <w:rPr>
+          <w:rFonts w:ascii="Cambria Math" w:eastAsiaTheme="minorEastAsia" w:hAnsi="Cambria Math"/>
+          <w:bCs/>
+          <w:i/>
+        </w:rPr>
+      </w:pPr>
+      <w:r>
+        <w:rPr>
+          <w:rFonts w:ascii="Cambria Math" w:eastAsiaTheme="minorEastAsia" w:hAnsi="Cambria Math"/>
+          <w:bCs/>
+          <w:i/>
+        </w:rPr>
+        <w:drawing>
+          <wp:inline distT="0" distB="0" distL="0" distR="0" wp14:anchorId="611716C7" wp14:editId="5E307091">
+            <wp:extent cx="5760720" cy="3566160"/>
+            <wp:effectExtent l="0" t="0" r="0" b="0"/>
+            <wp:docPr id="116026813" name="Afbeelding 1"/>
+            <wp:cNvGraphicFramePr>
+              <a:graphicFrameLocks xmlns:a="http://schemas.openxmlformats.org/drawingml/2006/main" noChangeAspect="1"/>
+            </wp:cNvGraphicFramePr>
+            <a:graphic xmlns:a="http://schemas.openxmlformats.org/drawingml/2006/main">
+              <a:graphicData uri="http://schemas.openxmlformats.org/drawingml/2006/picture">
+                <pic:pic xmlns:pic="http://schemas.openxmlformats.org/drawingml/2006/picture">
+                  <pic:nvPicPr>
+                    <pic:cNvPr id="116026813" name=""/>
+                    <pic:cNvPicPr/>
+                  </pic:nvPicPr>
+                  <pic:blipFill>
+                    <a:blip r:embed="rId12"/>
+                    <a:stretch>
+                      <a:fillRect/>
+                    </a:stretch>
+                  </pic:blipFill>
+                  <pic:spPr>
+                    <a:xfrm>
+                      <a:off x="0" y="0"/>
+                      <a:ext cx="5760720" cy="3566160"/>
+                    </a:xfrm>
+                    <a:prstGeom prst="rect">
+                      <a:avLst/>
+                    </a:prstGeom>
+                  </pic:spPr>
+                </pic:pic>
+              </a:graphicData>
+            </a:graphic>
+          </wp:inline>
+        </w:drawing>
+      </w:r>
+    </w:p>
+    <w:p>
+      <w:pPr>
+        <w:rPr>
+          <w:rFonts w:eastAsiaTheme="minorEastAsia"/>
+          <w:bCs/>
+          <w:lang w:val="nl-BE"/>
+        </w:rPr>
+      </w:pPr>
+      <w:r>
+        <w:rPr>
+          <w:rFonts w:eastAsiaTheme="minorEastAsia"/>
+          <w:bCs/>
+          <w:lang w:val="nl-BE"/>
+        </w:rPr>
+        <w:lastRenderedPageBreak/>
+        <w:t>A</w:t>
+      </w:r>
+      <w:r>
+        <w:rPr>
+          <w:rFonts w:eastAsiaTheme="minorEastAsia"/>
+          <w:bCs/>
+          <w:lang w:val="nl-BE"/>
+        </w:rPr>
+        <w:t>ls</w:t>
+      </w:r>
+      <w:r>
+        <w:rPr>
+          <w:rFonts w:eastAsiaTheme="minorEastAsia"/>
+          <w:bCs/>
+          <w:lang w:val="nl-BE"/>
+        </w:rPr>
+        <w:t xml:space="preserve"> deze waarde in </w:t>
+      </w:r>
+      <w:proofErr w:type="spellStart"/>
+      <w:r>
+        <w:rPr>
+          <w:rFonts w:eastAsiaTheme="minorEastAsia"/>
+          <w:bCs/>
+          <w:lang w:val="nl-BE"/>
+        </w:rPr>
+        <w:t>simulink</w:t>
+      </w:r>
+      <w:proofErr w:type="spellEnd"/>
+      <w:r>
+        <w:rPr>
+          <w:rFonts w:eastAsiaTheme="minorEastAsia"/>
+          <w:bCs/>
+          <w:lang w:val="nl-BE"/>
+        </w:rPr>
+        <w:t xml:space="preserve"> worden getest blijkt dit systeem zwaar onstabiel te zijn. Na meer </w:t>
+      </w:r>
+      <w:proofErr w:type="spellStart"/>
+      <w:r>
+        <w:rPr>
+          <w:rFonts w:eastAsiaTheme="minorEastAsia"/>
+          <w:bCs/>
+          <w:lang w:val="nl-BE"/>
+        </w:rPr>
+        <w:t>trail</w:t>
+      </w:r>
+      <w:proofErr w:type="spellEnd"/>
+      <w:r>
+        <w:rPr>
+          <w:rFonts w:eastAsiaTheme="minorEastAsia"/>
+          <w:bCs/>
+          <w:lang w:val="nl-BE"/>
+        </w:rPr>
+        <w:t>-</w:t>
+      </w:r>
+      <w:proofErr w:type="spellStart"/>
+      <w:r>
+        <w:rPr>
+          <w:rFonts w:eastAsiaTheme="minorEastAsia"/>
+          <w:bCs/>
+          <w:lang w:val="nl-BE"/>
+        </w:rPr>
+        <w:t>and</w:t>
+      </w:r>
+      <w:proofErr w:type="spellEnd"/>
+      <w:r>
+        <w:rPr>
+          <w:rFonts w:eastAsiaTheme="minorEastAsia"/>
+          <w:bCs/>
+          <w:lang w:val="nl-BE"/>
+        </w:rPr>
+        <w:t>-</w:t>
+      </w:r>
+      <w:r>
+        <w:rPr>
+          <w:rFonts w:eastAsiaTheme="minorEastAsia"/>
+          <w:bCs/>
+          <w:lang w:val="nl-BE"/>
+        </w:rPr>
+        <w:t>error</w:t>
+      </w:r>
+      <w:r>
+        <w:rPr>
+          <w:rFonts w:eastAsiaTheme="minorEastAsia"/>
+          <w:bCs/>
+          <w:lang w:val="nl-BE"/>
+        </w:rPr>
+        <w:t xml:space="preserve"> </w:t>
+      </w:r>
+      <w:proofErr w:type="spellStart"/>
+      <w:r>
+        <w:rPr>
+          <w:rFonts w:eastAsiaTheme="minorEastAsia"/>
+          <w:bCs/>
+          <w:lang w:val="nl-BE"/>
+        </w:rPr>
+        <w:t>testing</w:t>
+      </w:r>
+      <w:proofErr w:type="spellEnd"/>
+      <w:r>
+        <w:rPr>
+          <w:rFonts w:eastAsiaTheme="minorEastAsia"/>
+          <w:bCs/>
+          <w:lang w:val="nl-BE"/>
+        </w:rPr>
+        <w:t xml:space="preserve"> blijkt dat het systeem marginaal stabiel is met een vertraging van </w:t>
+      </w:r>
+      <m:oMath>
+        <m:r>
+          <w:rPr>
+            <w:rFonts w:ascii="Cambria Math" w:eastAsiaTheme="minorEastAsia" w:hAnsi="Cambria Math"/>
+            <w:lang w:val="nl-BE"/>
+          </w:rPr>
+          <m:t>0,606 ms</m:t>
+        </m:r>
+      </m:oMath>
+      <w:r>
+        <w:rPr>
+          <w:rFonts w:eastAsiaTheme="minorEastAsia"/>
+          <w:bCs/>
+          <w:lang w:val="nl-BE"/>
+        </w:rPr>
+        <w:t xml:space="preserve">. </w:t>
+      </w:r>
+    </w:p>
+    <w:p>
+      <w:pPr>
+        <w:rPr>
+          <w:rFonts w:eastAsiaTheme="minorEastAsia"/>
+          <w:bCs/>
+          <w:lang w:val="nl-BE"/>
+        </w:rPr>
+      </w:pPr>
+      <w:r>
+        <w:rPr>
+          <w:rFonts w:eastAsiaTheme="minorEastAsia"/>
+          <w:bCs/>
+          <w:lang w:val="nl-BE"/>
+        </w:rPr>
+        <w:drawing>
+          <wp:inline distT="0" distB="0" distL="0" distR="0" wp14:anchorId="58FE5506" wp14:editId="753AD73A">
+            <wp:extent cx="5760720" cy="3718560"/>
+            <wp:effectExtent l="0" t="0" r="0" b="0"/>
+            <wp:docPr id="862927212" name="Afbeelding 1"/>
+            <wp:cNvGraphicFramePr>
+              <a:graphicFrameLocks xmlns:a="http://schemas.openxmlformats.org/drawingml/2006/main" noChangeAspect="1"/>
+            </wp:cNvGraphicFramePr>
+            <a:graphic xmlns:a="http://schemas.openxmlformats.org/drawingml/2006/main">
+              <a:graphicData uri="http://schemas.openxmlformats.org/drawingml/2006/picture">
+                <pic:pic xmlns:pic="http://schemas.openxmlformats.org/drawingml/2006/picture">
+                  <pic:nvPicPr>
+                    <pic:cNvPr id="862927212" name=""/>
+                    <pic:cNvPicPr/>
+                  </pic:nvPicPr>
+                  <pic:blipFill>
+                    <a:blip r:embed="rId13"/>
+                    <a:stretch>
+                      <a:fillRect/>
+                    </a:stretch>
+                  </pic:blipFill>
+                  <pic:spPr>
+                    <a:xfrm>
+                      <a:off x="0" y="0"/>
+                      <a:ext cx="5760720" cy="3718560"/>
+                    </a:xfrm>
+                    <a:prstGeom prst="rect">
+                      <a:avLst/>
+                    </a:prstGeom>
+                  </pic:spPr>
+                </pic:pic>
+              </a:graphicData>
+            </a:graphic>
+          </wp:inline>
+        </w:drawing>
+      </w:r>
+    </w:p>
+    <w:p>
+      <w:pPr>
+        <w:rPr>
+          <w:rFonts w:eastAsiaTheme="minorEastAsia"/>
+          <w:bCs/>
+          <w:lang w:val="nl-BE"/>
+        </w:rPr>
+      </w:pPr>
+      <w:r>
+        <w:rPr>
+          <w:rFonts w:eastAsiaTheme="minorEastAsia"/>
+          <w:bCs/>
+          <w:lang w:val="nl-BE"/>
+        </w:rPr>
+        <w:t xml:space="preserve">Dit </w:t>
+      </w:r>
+      <w:r>
+        <w:rPr>
+          <w:rFonts w:eastAsiaTheme="minorEastAsia"/>
+          <w:bCs/>
+          <w:lang w:val="nl-BE"/>
+        </w:rPr>
+        <w:t>systeem</w:t>
+      </w:r>
+      <w:r>
+        <w:rPr>
+          <w:rFonts w:eastAsiaTheme="minorEastAsia"/>
+          <w:bCs/>
+          <w:lang w:val="nl-BE"/>
+        </w:rPr>
+        <w:t xml:space="preserve"> is opnieuw </w:t>
+      </w:r>
+      <w:proofErr w:type="spellStart"/>
+      <w:r>
+        <w:rPr>
+          <w:rFonts w:eastAsiaTheme="minorEastAsia"/>
+          <w:bCs/>
+          <w:lang w:val="nl-BE"/>
+        </w:rPr>
+        <w:t>ge</w:t>
+      </w:r>
+      <w:r>
+        <w:rPr>
+          <w:rFonts w:eastAsiaTheme="minorEastAsia"/>
+          <w:bCs/>
+          <w:lang w:val="nl-BE"/>
+        </w:rPr>
+        <w:t>tunned</w:t>
+      </w:r>
+      <w:proofErr w:type="spellEnd"/>
+      <w:r>
+        <w:rPr>
+          <w:rFonts w:eastAsiaTheme="minorEastAsia"/>
+          <w:bCs/>
+          <w:lang w:val="nl-BE"/>
+        </w:rPr>
+        <w:t xml:space="preserve"> met een PID-controller</w:t>
+      </w:r>
+      <w:r>
+        <w:rPr>
+          <w:rFonts w:eastAsiaTheme="minorEastAsia"/>
+          <w:bCs/>
+          <w:lang w:val="nl-BE"/>
+        </w:rPr>
+        <w:t xml:space="preserve"> en volgende waarde leken optimaal:</w:t>
+      </w:r>
+    </w:p>
+    <w:p>
+      <w:pPr>
+        <w:rPr>
+          <w:rFonts w:eastAsiaTheme="minorEastAsia"/>
+          <w:bCs/>
+          <w:lang w:val="nl-BE"/>
+        </w:rPr>
+      </w:pPr>
+      <w:proofErr w:type="gramStart"/>
+      <w:r>
+        <w:rPr>
+          <w:rFonts w:eastAsiaTheme="minorEastAsia"/>
+          <w:bCs/>
+          <w:lang w:val="nl-BE"/>
+        </w:rPr>
+        <w:t>k</w:t>
+      </w:r>
+      <w:proofErr w:type="gramEnd"/>
+      <w:r>
+        <w:rPr>
+          <w:rFonts w:eastAsiaTheme="minorEastAsia"/>
+          <w:bCs/>
+          <w:lang w:val="nl-BE"/>
+        </w:rPr>
+        <w:t xml:space="preserve"> = 6.5;</w:t>
+      </w:r>
+    </w:p>
+    <w:p>
+      <w:pPr>
+        <w:rPr>
+          <w:rFonts w:eastAsiaTheme="minorEastAsia"/>
+          <w:bCs/>
+          <w:lang w:val="nl-BE"/>
+        </w:rPr>
+      </w:pPr>
+      <w:r>
+        <w:rPr>
+          <w:rFonts w:eastAsiaTheme="minorEastAsia"/>
+          <w:bCs/>
+          <w:lang w:val="nl-BE"/>
+        </w:rPr>
+        <w:t>KI = 47;</w:t>
+      </w:r>
+    </w:p>
+    <w:p>
+      <w:pPr>
+        <w:rPr>
+          <w:rFonts w:eastAsiaTheme="minorEastAsia"/>
+          <w:bCs/>
+          <w:lang w:val="nl-BE"/>
+        </w:rPr>
+      </w:pPr>
+      <w:r>
+        <w:rPr>
+          <w:rFonts w:eastAsiaTheme="minorEastAsia"/>
+          <w:bCs/>
+          <w:lang w:val="nl-BE"/>
+        </w:rPr>
+        <w:t>KD = 0.298;</w:t>
+      </w:r>
+    </w:p>
+    <w:p>
+      <w:pPr>
+        <w:rPr>
+          <w:rFonts w:eastAsiaTheme="minorEastAsia"/>
+          <w:bCs/>
+          <w:lang w:val="nl-BE"/>
+        </w:rPr>
+      </w:pPr>
+      <w:r>
+        <w:rPr>
+          <w:rFonts w:eastAsiaTheme="minorEastAsia"/>
+          <w:bCs/>
+          <w:lang w:val="nl-BE"/>
+        </w:rPr>
+        <w:t>Men ziet dat dit systeem veel minder agressief is getuned, alle waarden zijn een stuk lager.</w:t>
+      </w:r>
+    </w:p>
+    <w:p>
+      <w:pPr>
+        <w:rPr>
+          <w:rFonts w:eastAsiaTheme="minorEastAsia"/>
+          <w:bCs/>
+          <w:lang w:val="nl-BE"/>
+        </w:rPr>
+      </w:pPr>
+      <w:r>
+        <w:rPr>
+          <w:rFonts w:eastAsiaTheme="minorEastAsia"/>
+          <w:bCs/>
+          <w:lang w:val="nl-BE"/>
+        </w:rPr>
+        <w:lastRenderedPageBreak/>
+        <w:drawing>
+          <wp:inline distT="0" distB="0" distL="0" distR="0" wp14:anchorId="7956F613" wp14:editId="5304E60E">
+            <wp:extent cx="5760720" cy="3741420"/>
+            <wp:effectExtent l="0" t="0" r="0" b="0"/>
+            <wp:docPr id="1865456501" name="Afbeelding 1"/>
+            <wp:cNvGraphicFramePr>
+              <a:graphicFrameLocks xmlns:a="http://schemas.openxmlformats.org/drawingml/2006/main" noChangeAspect="1"/>
+            </wp:cNvGraphicFramePr>
+            <a:graphic xmlns:a="http://schemas.openxmlformats.org/drawingml/2006/main">
+              <a:graphicData uri="http://schemas.openxmlformats.org/drawingml/2006/picture">
+                <pic:pic xmlns:pic="http://schemas.openxmlformats.org/drawingml/2006/picture">
+                  <pic:nvPicPr>
+                    <pic:cNvPr id="1865456501" name=""/>
+                    <pic:cNvPicPr/>
+                  </pic:nvPicPr>
+                  <pic:blipFill>
+                    <a:blip r:embed="rId14"/>
+                    <a:stretch>
+                      <a:fillRect/>
+                    </a:stretch>
+                  </pic:blipFill>
+                  <pic:spPr>
+                    <a:xfrm>
+                      <a:off x="0" y="0"/>
+                      <a:ext cx="5760720" cy="3741420"/>
+                    </a:xfrm>
+                    <a:prstGeom prst="rect">
+                      <a:avLst/>
+                    </a:prstGeom>
+                  </pic:spPr>
+                </pic:pic>
+              </a:graphicData>
+            </a:graphic>
+          </wp:inline>
+        </w:drawing>
       </w:r>
     </w:p>
     <w:p>

--- a/MathLab.docx
+++ b/MathLab.docx
@@ -1738,12 +1738,55 @@
     </w:p>
     <w:p>
       <w:pPr>
-        <w:rPr>
-          <w:rFonts w:eastAsiaTheme="minorEastAsia"/>
-          <w:bCs/>
-          <w:lang w:val="nl-BE"/>
-        </w:rPr>
-      </w:pPr>
+        <w:jc w:val="center"/>
+        <w:rPr>
+          <w:rFonts w:eastAsiaTheme="minorEastAsia"/>
+          <w:bCs/>
+          <w:lang w:val="nl-BE"/>
+        </w:rPr>
+      </w:pPr>
+      <w:r>
+        <w:rPr>
+          <w:rFonts w:eastAsiaTheme="minorEastAsia"/>
+          <w:bCs/>
+          <w:lang w:val="nl-BE"/>
+        </w:rPr>
+        <w:drawing>
+          <wp:inline distT="0" distB="0" distL="0" distR="0" wp14:anchorId="27455E9F" wp14:editId="2B4BD1CE">
+            <wp:extent cx="3600953" cy="1771897"/>
+            <wp:effectExtent l="0" t="0" r="0" b="0"/>
+            <wp:docPr id="862629664" name="Afbeelding 1"/>
+            <wp:cNvGraphicFramePr>
+              <a:graphicFrameLocks xmlns:a="http://schemas.openxmlformats.org/drawingml/2006/main" noChangeAspect="1"/>
+            </wp:cNvGraphicFramePr>
+            <a:graphic xmlns:a="http://schemas.openxmlformats.org/drawingml/2006/main">
+              <a:graphicData uri="http://schemas.openxmlformats.org/drawingml/2006/picture">
+                <pic:pic xmlns:pic="http://schemas.openxmlformats.org/drawingml/2006/picture">
+                  <pic:nvPicPr>
+                    <pic:cNvPr id="862629664" name=""/>
+                    <pic:cNvPicPr/>
+                  </pic:nvPicPr>
+                  <pic:blipFill>
+                    <a:blip r:embed="rId4"/>
+                    <a:stretch>
+                      <a:fillRect/>
+                    </a:stretch>
+                  </pic:blipFill>
+                  <pic:spPr>
+                    <a:xfrm>
+                      <a:off x="0" y="0"/>
+                      <a:ext cx="3600953" cy="1771897"/>
+                    </a:xfrm>
+                    <a:prstGeom prst="rect">
+                      <a:avLst/>
+                    </a:prstGeom>
+                  </pic:spPr>
+                </pic:pic>
+              </a:graphicData>
+            </a:graphic>
+          </wp:inline>
+        </w:drawing>
+      </w:r>
     </w:p>
     <w:p>
       <w:pPr>
@@ -3901,7 +3944,7 @@
                     <pic:cNvPicPr/>
                   </pic:nvPicPr>
                   <pic:blipFill>
-                    <a:blip r:embed="rId4"/>
+                    <a:blip r:embed="rId5"/>
                     <a:stretch>
                       <a:fillRect/>
                     </a:stretch>
@@ -3962,7 +4005,7 @@
                     <pic:cNvPicPr/>
                   </pic:nvPicPr>
                   <pic:blipFill>
-                    <a:blip r:embed="rId5"/>
+                    <a:blip r:embed="rId6"/>
                     <a:stretch>
                       <a:fillRect/>
                     </a:stretch>
@@ -4265,7 +4308,7 @@
                     <pic:cNvPicPr/>
                   </pic:nvPicPr>
                   <pic:blipFill>
-                    <a:blip r:embed="rId6"/>
+                    <a:blip r:embed="rId7"/>
                     <a:stretch>
                       <a:fillRect/>
                     </a:stretch>
@@ -4353,7 +4396,7 @@
                     <pic:cNvPicPr/>
                   </pic:nvPicPr>
                   <pic:blipFill>
-                    <a:blip r:embed="rId7"/>
+                    <a:blip r:embed="rId8"/>
                     <a:stretch>
                       <a:fillRect/>
                     </a:stretch>
@@ -4440,7 +4483,7 @@
                     <pic:cNvPicPr/>
                   </pic:nvPicPr>
                   <pic:blipFill>
-                    <a:blip r:embed="rId8"/>
+                    <a:blip r:embed="rId9"/>
                     <a:stretch>
                       <a:fillRect/>
                     </a:stretch>
@@ -4748,7 +4791,7 @@
                     <pic:cNvPicPr/>
                   </pic:nvPicPr>
                   <pic:blipFill>
-                    <a:blip r:embed="rId9"/>
+                    <a:blip r:embed="rId10"/>
                     <a:stretch>
                       <a:fillRect/>
                     </a:stretch>
@@ -5413,6 +5456,7 @@
         <w:rPr>
           <w:rFonts w:eastAsiaTheme="minorEastAsia"/>
           <w:bCs/>
+          <w:noProof/>
           <w:lang w:val="nl-BE"/>
         </w:rPr>
         <w:lastRenderedPageBreak/>
@@ -5432,7 +5476,7 @@
                     <pic:cNvPicPr/>
                   </pic:nvPicPr>
                   <pic:blipFill>
-                    <a:blip r:embed="rId10"/>
+                    <a:blip r:embed="rId11"/>
                     <a:stretch>
                       <a:fillRect/>
                     </a:stretch>
@@ -5767,6 +5811,7 @@
         <w:rPr>
           <w:rFonts w:eastAsiaTheme="minorEastAsia"/>
           <w:bCs/>
+          <w:noProof/>
         </w:rPr>
         <w:lastRenderedPageBreak/>
         <w:drawing>
@@ -5785,7 +5830,7 @@
                     <pic:cNvPicPr/>
                   </pic:nvPicPr>
                   <pic:blipFill>
-                    <a:blip r:embed="rId11"/>
+                    <a:blip r:embed="rId12"/>
                     <a:stretch>
                       <a:fillRect/>
                     </a:stretch>
@@ -5982,6 +6027,7 @@
           <w:rFonts w:ascii="Cambria Math" w:eastAsiaTheme="minorEastAsia" w:hAnsi="Cambria Math"/>
           <w:bCs/>
           <w:i/>
+          <w:noProof/>
         </w:rPr>
         <w:drawing>
           <wp:inline distT="0" distB="0" distL="0" distR="0" wp14:anchorId="611716C7" wp14:editId="5E307091">
@@ -5999,7 +6045,7 @@
                     <pic:cNvPicPr/>
                   </pic:nvPicPr>
                   <pic:blipFill>
-                    <a:blip r:embed="rId12"/>
+                    <a:blip r:embed="rId13"/>
                     <a:stretch>
                       <a:fillRect/>
                     </a:stretch>
@@ -6171,6 +6217,7 @@
         <w:rPr>
           <w:rFonts w:eastAsiaTheme="minorEastAsia"/>
           <w:bCs/>
+          <w:noProof/>
           <w:lang w:val="nl-BE"/>
         </w:rPr>
         <w:drawing>
@@ -6189,7 +6236,7 @@
                     <pic:cNvPicPr/>
                   </pic:nvPicPr>
                   <pic:blipFill>
-                    <a:blip r:embed="rId13"/>
+                    <a:blip r:embed="rId14"/>
                     <a:stretch>
                       <a:fillRect/>
                     </a:stretch>
@@ -6367,6 +6414,7 @@
         <w:rPr>
           <w:rFonts w:eastAsiaTheme="minorEastAsia"/>
           <w:bCs/>
+          <w:noProof/>
           <w:lang w:val="nl-BE"/>
         </w:rPr>
         <w:lastRenderedPageBreak/>
@@ -6386,7 +6434,7 @@
                     <pic:cNvPicPr/>
                   </pic:nvPicPr>
                   <pic:blipFill>
-                    <a:blip r:embed="rId14"/>
+                    <a:blip r:embed="rId15"/>
                     <a:stretch>
                       <a:fillRect/>
                     </a:stretch>
@@ -7080,6 +7128,7 @@
   <w:style w:type="character" w:default="1" w:styleId="Standaardalinea-lettertype">
     <w:name w:val="Default Paragraph Font"/>
     <w:uiPriority w:val="1"/>
+    <w:semiHidden/>
     <w:unhideWhenUsed/>
   </w:style>
   <w:style w:type="table" w:default="1" w:styleId="Standaardtabel">

--- a/MathLab.docx
+++ b/MathLab.docx
@@ -142,7 +142,7 @@
             <w:rFonts w:ascii="Cambria Math" w:eastAsiaTheme="minorEastAsia" w:hAnsi="Cambria Math"/>
             <w:lang w:val="nl-BE"/>
           </w:rPr>
-          <m:t>2000</m:t>
+          <m:t>2500</m:t>
         </m:r>
         <m:f>
           <m:fPr>
@@ -189,7 +189,7 @@
             <w:rFonts w:ascii="Cambria Math" w:eastAsiaTheme="minorEastAsia" w:hAnsi="Cambria Math"/>
             <w:lang w:val="nl-BE"/>
           </w:rPr>
-          <m:t>300 000</m:t>
+          <m:t>250 000</m:t>
         </m:r>
         <m:f>
           <m:fPr>
@@ -289,7 +289,31 @@
           <w:bCs/>
           <w:lang w:val="nl-BE"/>
         </w:rPr>
-        <w:t xml:space="preserve">Hieruit volgt dat filter 1 twee imaginaire nullen heeft op </w:t>
+        <w:t xml:space="preserve">Hieruit volgt dat </w:t>
+      </w:r>
+      <w:r>
+        <w:rPr>
+          <w:rFonts w:eastAsiaTheme="minorEastAsia"/>
+          <w:bCs/>
+          <w:lang w:val="nl-BE"/>
+        </w:rPr>
+        <w:t>eerste filter</w:t>
+      </w:r>
+      <w:r>
+        <w:rPr>
+          <w:rFonts w:eastAsiaTheme="minorEastAsia"/>
+          <w:bCs/>
+          <w:lang w:val="nl-BE"/>
+        </w:rPr>
+        <w:t xml:space="preserve"> twee imaginaire nullen heeft op</w:t>
+      </w:r>
+      <w:r>
+        <w:rPr>
+          <w:rFonts w:eastAsiaTheme="minorEastAsia"/>
+          <w:bCs/>
+          <w:lang w:val="nl-BE"/>
+        </w:rPr>
+        <w:t xml:space="preserve"> </w:t>
       </w:r>
       <m:oMath>
         <m:r>
@@ -297,7 +321,7 @@
             <w:rFonts w:ascii="Cambria Math" w:eastAsiaTheme="minorEastAsia" w:hAnsi="Cambria Math"/>
             <w:lang w:val="nl-BE"/>
           </w:rPr>
-          <m:t>45</m:t>
+          <m:t>50</m:t>
         </m:r>
         <m:f>
           <m:fPr>
@@ -336,7 +360,23 @@
           <w:bCs/>
           <w:lang w:val="nl-BE"/>
         </w:rPr>
-        <w:t xml:space="preserve"> en een reële nul op </w:t>
+        <w:t xml:space="preserve"> en reële </w:t>
+      </w:r>
+      <w:r>
+        <w:rPr>
+          <w:rFonts w:eastAsiaTheme="minorEastAsia"/>
+          <w:bCs/>
+          <w:lang w:val="nl-BE"/>
+        </w:rPr>
+        <w:t>poolen</w:t>
+      </w:r>
+      <w:r>
+        <w:rPr>
+          <w:rFonts w:eastAsiaTheme="minorEastAsia"/>
+          <w:bCs/>
+          <w:lang w:val="nl-BE"/>
+        </w:rPr>
+        <w:t xml:space="preserve"> op </w:t>
       </w:r>
       <m:oMath>
         <m:r>
@@ -391,7 +431,7 @@
             <w:rFonts w:ascii="Cambria Math" w:eastAsiaTheme="minorEastAsia" w:hAnsi="Cambria Math"/>
             <w:lang w:val="nl-BE"/>
           </w:rPr>
-          <m:t>2000</m:t>
+          <m:t>2500</m:t>
         </m:r>
         <m:f>
           <m:fPr>
@@ -477,7 +517,23 @@
           <w:bCs/>
           <w:lang w:val="nl-BE"/>
         </w:rPr>
-        <w:t xml:space="preserve"> en een reëel pool op </w:t>
+        <w:t xml:space="preserve"> en reëel pool</w:t>
+      </w:r>
+      <w:r>
+        <w:rPr>
+          <w:rFonts w:eastAsiaTheme="minorEastAsia"/>
+          <w:bCs/>
+          <w:lang w:val="nl-BE"/>
+        </w:rPr>
+        <w:t>en</w:t>
+      </w:r>
+      <w:r>
+        <w:rPr>
+          <w:rFonts w:eastAsiaTheme="minorEastAsia"/>
+          <w:bCs/>
+          <w:lang w:val="nl-BE"/>
+        </w:rPr>
+        <w:t xml:space="preserve"> op </w:t>
       </w:r>
       <m:oMath>
         <m:r>
@@ -532,7 +588,7 @@
             <w:rFonts w:ascii="Cambria Math" w:eastAsiaTheme="minorEastAsia" w:hAnsi="Cambria Math"/>
             <w:lang w:val="nl-BE"/>
           </w:rPr>
-          <m:t>300 000</m:t>
+          <m:t>250 000</m:t>
         </m:r>
         <m:f>
           <m:fPr>
@@ -758,7 +814,7 @@
                   <w:rFonts w:ascii="Cambria Math" w:eastAsiaTheme="minorEastAsia" w:hAnsi="Cambria Math"/>
                   <w:lang w:val="nl-BE"/>
                 </w:rPr>
-                <m:t>+S2001+2000</m:t>
+                <m:t>+S2001+2500</m:t>
               </m:r>
             </m:den>
           </m:f>
@@ -848,7 +904,7 @@
                   <w:rFonts w:ascii="Cambria Math" w:eastAsiaTheme="minorEastAsia" w:hAnsi="Cambria Math"/>
                   <w:lang w:val="nl-BE"/>
                 </w:rPr>
-                <m:t>+S300 001+300 000</m:t>
+                <m:t>+S300 001+250 000</m:t>
               </m:r>
             </m:den>
           </m:f>
@@ -869,41 +925,25 @@
           <w:bCs/>
           <w:lang w:val="nl-BE"/>
         </w:rPr>
-        <w:t xml:space="preserve">Aangezien dit niet als een filter kan geïmplementeerd worden dat tijdens de lessen zijn behandeld moeten er een paar verandering gebeuren. De 2000 van de eerste transferfunctie moet </w:t>
-      </w:r>
-      <m:oMath>
-        <m:r>
-          <w:rPr>
-            <w:rFonts w:ascii="Cambria Math" w:eastAsiaTheme="minorEastAsia" w:hAnsi="Cambria Math"/>
-            <w:lang w:val="nl-BE"/>
-          </w:rPr>
-          <m:t>45²</m:t>
-        </m:r>
-      </m:oMath>
-      <w:r>
-        <w:rPr>
-          <w:rFonts w:eastAsiaTheme="minorEastAsia"/>
-          <w:bCs/>
-          <w:lang w:val="nl-BE"/>
-        </w:rPr>
-        <w:t xml:space="preserve"> en de 300 000 van de tweede trensferfunctie moet </w:t>
-      </w:r>
-      <m:oMath>
-        <m:r>
-          <w:rPr>
-            <w:rFonts w:ascii="Cambria Math" w:eastAsiaTheme="minorEastAsia" w:hAnsi="Cambria Math"/>
-            <w:lang w:val="nl-BE"/>
-          </w:rPr>
-          <m:t>500²</m:t>
-        </m:r>
-      </m:oMath>
-      <w:r>
-        <w:rPr>
-          <w:rFonts w:eastAsiaTheme="minorEastAsia"/>
-          <w:bCs/>
-          <w:lang w:val="nl-BE"/>
-        </w:rPr>
-        <w:t xml:space="preserve"> worden Dat is het met 50 00 verlagen. </w:t>
+        <w:t xml:space="preserve">Deze filter kan herschreven worden naar de standaard vorm voor </w:t>
+      </w:r>
+      <w:proofErr w:type="spellStart"/>
+      <w:r>
+        <w:rPr>
+          <w:rFonts w:eastAsiaTheme="minorEastAsia"/>
+          <w:bCs/>
+          <w:lang w:val="nl-BE"/>
+        </w:rPr>
+        <w:t>notche</w:t>
+      </w:r>
+      <w:proofErr w:type="spellEnd"/>
+      <w:r>
+        <w:rPr>
+          <w:rFonts w:eastAsiaTheme="minorEastAsia"/>
+          <w:bCs/>
+          <w:lang w:val="nl-BE"/>
+        </w:rPr>
+        <w:t xml:space="preserve"> filters.</w:t>
       </w:r>
     </w:p>
     <w:p>
@@ -1385,7 +1425,23 @@
           <w:bCs/>
           <w:lang w:val="nl-BE"/>
         </w:rPr>
-        <w:t xml:space="preserve">Uit de formule van de cursus kan de waarde van L, C en R berennend worden. </w:t>
+        <w:t>Uit de formule van de cursus kan de waarde van L, C en R bere</w:t>
+      </w:r>
+      <w:r>
+        <w:rPr>
+          <w:rFonts w:eastAsiaTheme="minorEastAsia"/>
+          <w:bCs/>
+          <w:lang w:val="nl-BE"/>
+        </w:rPr>
+        <w:t>k</w:t>
+      </w:r>
+      <w:r>
+        <w:rPr>
+          <w:rFonts w:eastAsiaTheme="minorEastAsia"/>
+          <w:bCs/>
+          <w:lang w:val="nl-BE"/>
+        </w:rPr>
+        <w:t xml:space="preserve">end worden. </w:t>
       </w:r>
     </w:p>
     <w:p>
@@ -1700,7 +1756,6 @@
               <w:rFonts w:ascii="Cambria Math" w:eastAsiaTheme="minorEastAsia" w:hAnsi="Cambria Math"/>
               <w:lang w:val="nl-BE"/>
             </w:rPr>
-            <w:lastRenderedPageBreak/>
             <m:t>L=0,4H</m:t>
           </m:r>
         </m:oMath>
@@ -1738,19 +1793,17 @@
     </w:p>
     <w:p>
       <w:pPr>
+        <w:keepNext/>
         <w:jc w:val="center"/>
-        <w:rPr>
-          <w:rFonts w:eastAsiaTheme="minorEastAsia"/>
-          <w:bCs/>
-          <w:lang w:val="nl-BE"/>
-        </w:rPr>
-      </w:pPr>
-      <w:r>
-        <w:rPr>
-          <w:rFonts w:eastAsiaTheme="minorEastAsia"/>
-          <w:bCs/>
-          <w:lang w:val="nl-BE"/>
-        </w:rPr>
+      </w:pPr>
+      <w:r>
+        <w:rPr>
+          <w:rFonts w:eastAsiaTheme="minorEastAsia"/>
+          <w:bCs/>
+          <w:noProof/>
+          <w:lang w:val="nl-BE"/>
+        </w:rPr>
+        <w:lastRenderedPageBreak/>
         <w:drawing>
           <wp:inline distT="0" distB="0" distL="0" distR="0" wp14:anchorId="27455E9F" wp14:editId="2B4BD1CE">
             <wp:extent cx="3600953" cy="1771897"/>
@@ -1786,6 +1839,51 @@
             </a:graphic>
           </wp:inline>
         </w:drawing>
+      </w:r>
+    </w:p>
+    <w:p>
+      <w:pPr>
+        <w:pStyle w:val="Bijschrift"/>
+        <w:jc w:val="center"/>
+        <w:rPr>
+          <w:rFonts w:eastAsiaTheme="minorEastAsia"/>
+          <w:bCs/>
+          <w:lang w:val="nl-BE"/>
+        </w:rPr>
+      </w:pPr>
+      <w:r>
+        <w:rPr>
+          <w:lang w:val="nl-BE"/>
+        </w:rPr>
+        <w:t xml:space="preserve">Figuur </w:t>
+      </w:r>
+      <w:r>
+        <w:fldChar w:fldCharType="begin"/>
+      </w:r>
+      <w:r>
+        <w:rPr>
+          <w:lang w:val="nl-BE"/>
+        </w:rPr>
+        <w:instrText xml:space="preserve"> SEQ Figuur \* ARABIC </w:instrText>
+      </w:r>
+      <w:r>
+        <w:fldChar w:fldCharType="separate"/>
+      </w:r>
+      <w:r>
+        <w:rPr>
+          <w:noProof/>
+          <w:lang w:val="nl-BE"/>
+        </w:rPr>
+        <w:t>1</w:t>
+      </w:r>
+      <w:r>
+        <w:fldChar w:fldCharType="end"/>
+      </w:r>
+      <w:r>
+        <w:rPr>
+          <w:lang w:val="nl-BE"/>
+        </w:rPr>
+        <w:t>: Elektronische circuit van de filter</w:t>
       </w:r>
     </w:p>
     <w:p>
@@ -3914,11 +4012,7 @@
     </w:p>
     <w:p>
       <w:pPr>
-        <w:rPr>
-          <w:rFonts w:eastAsiaTheme="minorEastAsia"/>
-          <w:bCs/>
-          <w:lang w:val="nl-BE"/>
-        </w:rPr>
+        <w:keepNext/>
       </w:pPr>
       <w:r>
         <w:rPr>
@@ -3929,10 +4023,10 @@
         </w:rPr>
         <w:lastRenderedPageBreak/>
         <w:drawing>
-          <wp:inline distT="0" distB="0" distL="0" distR="0" wp14:anchorId="14CC461D" wp14:editId="20D6D744">
-            <wp:extent cx="5760720" cy="3507740"/>
-            <wp:effectExtent l="0" t="0" r="0" b="0"/>
-            <wp:docPr id="1413467994" name="Afbeelding 1"/>
+          <wp:inline distT="0" distB="0" distL="0" distR="0" wp14:anchorId="27CDFFAD" wp14:editId="2F4AAC30">
+            <wp:extent cx="5760720" cy="3252470"/>
+            <wp:effectExtent l="0" t="0" r="0" b="5080"/>
+            <wp:docPr id="1465018048" name="Afbeelding 1"/>
             <wp:cNvGraphicFramePr>
               <a:graphicFrameLocks xmlns:a="http://schemas.openxmlformats.org/drawingml/2006/main" noChangeAspect="1"/>
             </wp:cNvGraphicFramePr>
@@ -3940,7 +4034,7 @@
               <a:graphicData uri="http://schemas.openxmlformats.org/drawingml/2006/picture">
                 <pic:pic xmlns:pic="http://schemas.openxmlformats.org/drawingml/2006/picture">
                   <pic:nvPicPr>
-                    <pic:cNvPr id="1413467994" name=""/>
+                    <pic:cNvPr id="1465018048" name=""/>
                     <pic:cNvPicPr/>
                   </pic:nvPicPr>
                   <pic:blipFill>
@@ -3952,7 +4046,7 @@
                   <pic:spPr>
                     <a:xfrm>
                       <a:off x="0" y="0"/>
-                      <a:ext cx="5760720" cy="3507740"/>
+                      <a:ext cx="5760720" cy="3252470"/>
                     </a:xfrm>
                     <a:prstGeom prst="rect">
                       <a:avLst/>
@@ -3967,33 +4061,64 @@
     </w:p>
     <w:p>
       <w:pPr>
-        <w:rPr>
-          <w:rFonts w:eastAsiaTheme="minorEastAsia"/>
-          <w:bCs/>
-          <w:lang w:val="nl-BE"/>
-        </w:rPr>
-      </w:pPr>
-    </w:p>
-    <w:p>
-      <w:pPr>
-        <w:rPr>
-          <w:rFonts w:eastAsiaTheme="minorEastAsia"/>
-          <w:bCs/>
-          <w:lang w:val="nl-BE"/>
-        </w:rPr>
-      </w:pPr>
-      <w:r>
-        <w:rPr>
-          <w:rFonts w:eastAsiaTheme="minorEastAsia"/>
-          <w:bCs/>
+        <w:pStyle w:val="Bijschrift"/>
+        <w:rPr>
+          <w:rFonts w:eastAsiaTheme="minorEastAsia"/>
+          <w:bCs/>
+          <w:lang w:val="nl-BE"/>
+        </w:rPr>
+      </w:pPr>
+      <w:r>
+        <w:rPr>
+          <w:lang w:val="nl-BE"/>
+        </w:rPr>
+        <w:t xml:space="preserve">Figuur </w:t>
+      </w:r>
+      <w:r>
+        <w:fldChar w:fldCharType="begin"/>
+      </w:r>
+      <w:r>
+        <w:rPr>
+          <w:lang w:val="nl-BE"/>
+        </w:rPr>
+        <w:instrText xml:space="preserve"> SEQ Figuur \* ARABIC </w:instrText>
+      </w:r>
+      <w:r>
+        <w:fldChar w:fldCharType="separate"/>
+      </w:r>
+      <w:r>
+        <w:rPr>
           <w:noProof/>
           <w:lang w:val="nl-BE"/>
         </w:rPr>
+        <w:t>2</w:t>
+      </w:r>
+      <w:r>
+        <w:fldChar w:fldCharType="end"/>
+      </w:r>
+      <w:r>
+        <w:rPr>
+          <w:lang w:val="nl-BE"/>
+        </w:rPr>
+        <w:t>: Bode plot van de transferfunctie van de filter</w:t>
+      </w:r>
+    </w:p>
+    <w:p>
+      <w:pPr>
+        <w:keepNext/>
+      </w:pPr>
+      <w:r>
+        <w:rPr>
+          <w:rFonts w:eastAsiaTheme="minorEastAsia"/>
+          <w:bCs/>
+          <w:noProof/>
+          <w:lang w:val="nl-BE"/>
+        </w:rPr>
         <w:drawing>
-          <wp:inline distT="0" distB="0" distL="0" distR="0" wp14:anchorId="3367C387" wp14:editId="71587E73">
-            <wp:extent cx="5760720" cy="3768090"/>
-            <wp:effectExtent l="0" t="0" r="0" b="3810"/>
-            <wp:docPr id="462289393" name="Afbeelding 1"/>
+          <wp:inline distT="0" distB="0" distL="0" distR="0" wp14:anchorId="6BFDF7CE" wp14:editId="768133EA">
+            <wp:extent cx="5760720" cy="2743835"/>
+            <wp:effectExtent l="0" t="0" r="0" b="0"/>
+            <wp:docPr id="490586363" name="Afbeelding 1"/>
             <wp:cNvGraphicFramePr>
               <a:graphicFrameLocks xmlns:a="http://schemas.openxmlformats.org/drawingml/2006/main" noChangeAspect="1"/>
             </wp:cNvGraphicFramePr>
@@ -4001,7 +4126,7 @@
               <a:graphicData uri="http://schemas.openxmlformats.org/drawingml/2006/picture">
                 <pic:pic xmlns:pic="http://schemas.openxmlformats.org/drawingml/2006/picture">
                   <pic:nvPicPr>
-                    <pic:cNvPr id="462289393" name=""/>
+                    <pic:cNvPr id="490586363" name=""/>
                     <pic:cNvPicPr/>
                   </pic:nvPicPr>
                   <pic:blipFill>
@@ -4013,7 +4138,7 @@
                   <pic:spPr>
                     <a:xfrm>
                       <a:off x="0" y="0"/>
-                      <a:ext cx="5760720" cy="3768090"/>
+                      <a:ext cx="5760720" cy="2743835"/>
                     </a:xfrm>
                     <a:prstGeom prst="rect">
                       <a:avLst/>
@@ -4028,30 +4153,169 @@
     </w:p>
     <w:p>
       <w:pPr>
-        <w:rPr>
-          <w:rFonts w:eastAsiaTheme="minorEastAsia"/>
-          <w:bCs/>
-          <w:lang w:val="nl-BE"/>
-        </w:rPr>
-      </w:pPr>
-    </w:p>
-    <w:p>
-      <w:pPr>
-        <w:rPr>
-          <w:rFonts w:eastAsiaTheme="minorEastAsia"/>
-          <w:bCs/>
-          <w:lang w:val="nl-BE"/>
-        </w:rPr>
-      </w:pPr>
-    </w:p>
-    <w:p>
-      <w:pPr>
-        <w:rPr>
-          <w:rFonts w:eastAsiaTheme="minorEastAsia"/>
-          <w:bCs/>
-          <w:lang w:val="nl-BE"/>
-        </w:rPr>
-      </w:pPr>
+        <w:pStyle w:val="Bijschrift"/>
+        <w:rPr>
+          <w:rFonts w:eastAsiaTheme="minorEastAsia"/>
+          <w:bCs/>
+          <w:lang w:val="nl-BE"/>
+        </w:rPr>
+      </w:pPr>
+      <w:r>
+        <w:rPr>
+          <w:lang w:val="nl-BE"/>
+        </w:rPr>
+        <w:t xml:space="preserve">Figuur </w:t>
+      </w:r>
+      <w:r>
+        <w:fldChar w:fldCharType="begin"/>
+      </w:r>
+      <w:r>
+        <w:rPr>
+          <w:lang w:val="nl-BE"/>
+        </w:rPr>
+        <w:instrText xml:space="preserve"> SEQ Figuur \* ARABIC </w:instrText>
+      </w:r>
+      <w:r>
+        <w:fldChar w:fldCharType="separate"/>
+      </w:r>
+      <w:r>
+        <w:rPr>
+          <w:noProof/>
+          <w:lang w:val="nl-BE"/>
+        </w:rPr>
+        <w:t>3</w:t>
+      </w:r>
+      <w:r>
+        <w:fldChar w:fldCharType="end"/>
+      </w:r>
+      <w:r>
+        <w:rPr>
+          <w:lang w:val="nl-BE"/>
+        </w:rPr>
+        <w:t xml:space="preserve">: </w:t>
+      </w:r>
+      <w:proofErr w:type="spellStart"/>
+      <w:r>
+        <w:rPr>
+          <w:lang w:val="nl-BE"/>
+        </w:rPr>
+        <w:t>Pole</w:t>
+      </w:r>
+      <w:proofErr w:type="spellEnd"/>
+      <w:r>
+        <w:rPr>
+          <w:lang w:val="nl-BE"/>
+        </w:rPr>
+        <w:t xml:space="preserve"> zero map van de </w:t>
+      </w:r>
+      <w:proofErr w:type="spellStart"/>
+      <w:r>
+        <w:rPr>
+          <w:lang w:val="nl-BE"/>
+        </w:rPr>
+        <w:t>transferfunxtie</w:t>
+      </w:r>
+      <w:proofErr w:type="spellEnd"/>
+      <w:r>
+        <w:rPr>
+          <w:lang w:val="nl-BE"/>
+        </w:rPr>
+        <w:t xml:space="preserve"> van de filter</w:t>
+      </w:r>
+    </w:p>
+    <w:p>
+      <w:pPr>
+        <w:rPr>
+          <w:rFonts w:eastAsiaTheme="minorEastAsia"/>
+          <w:bCs/>
+          <w:lang w:val="nl-BE"/>
+        </w:rPr>
+      </w:pPr>
+      <w:r>
+        <w:rPr>
+          <w:rFonts w:eastAsiaTheme="minorEastAsia"/>
+          <w:bCs/>
+          <w:lang w:val="nl-BE"/>
+        </w:rPr>
+        <w:t>De bode plot lijkt niet exact hetzelfde als in de o</w:t>
+      </w:r>
+      <w:r>
+        <w:rPr>
+          <w:rFonts w:eastAsiaTheme="minorEastAsia"/>
+          <w:bCs/>
+          <w:lang w:val="nl-BE"/>
+        </w:rPr>
+        <w:t>p</w:t>
+      </w:r>
+      <w:r>
+        <w:rPr>
+          <w:rFonts w:eastAsiaTheme="minorEastAsia"/>
+          <w:bCs/>
+          <w:lang w:val="nl-BE"/>
+        </w:rPr>
+        <w:t xml:space="preserve">gaven dit komt door een wiskundige verandering waardoor </w:t>
+      </w:r>
+      <w:proofErr w:type="spellStart"/>
+      <w:r>
+        <w:rPr>
+          <w:rFonts w:eastAsiaTheme="minorEastAsia"/>
+          <w:bCs/>
+          <w:lang w:val="nl-BE"/>
+        </w:rPr>
+        <w:t>mathlab</w:t>
+      </w:r>
+      <w:proofErr w:type="spellEnd"/>
+      <w:r>
+        <w:rPr>
+          <w:rFonts w:eastAsiaTheme="minorEastAsia"/>
+          <w:bCs/>
+          <w:lang w:val="nl-BE"/>
+        </w:rPr>
+        <w:t xml:space="preserve"> bij 360° begint te plotten en niet bij 0°. Toch is de plot hetzelfde als het eerste stuk van de plot met 360° terug wordt gedraaid krijgt men hetzelfde resultaat. Dit was te verwachten want de transferfunctie is hetzelfde omdat dit theoretische zo gemaakt is.  </w:t>
+      </w:r>
+    </w:p>
+    <w:p>
+      <w:pPr>
+        <w:rPr>
+          <w:rFonts w:eastAsiaTheme="minorEastAsia"/>
+          <w:bCs/>
+          <w:lang w:val="nl-BE"/>
+        </w:rPr>
+      </w:pPr>
+    </w:p>
+    <w:p>
+      <w:pPr>
+        <w:rPr>
+          <w:rFonts w:eastAsiaTheme="minorEastAsia"/>
+          <w:b/>
+          <w:lang w:val="nl-BE"/>
+        </w:rPr>
+      </w:pPr>
+      <w:r>
+        <w:rPr>
+          <w:rFonts w:eastAsiaTheme="minorEastAsia"/>
+          <w:b/>
+          <w:lang w:val="nl-BE"/>
+        </w:rPr>
+        <w:t>Part 2:</w:t>
+      </w:r>
+    </w:p>
+    <w:p>
+      <w:pPr>
+        <w:rPr>
+          <w:rFonts w:eastAsiaTheme="minorEastAsia"/>
+          <w:bCs/>
+          <w:lang w:val="nl-BE"/>
+        </w:rPr>
+      </w:pPr>
+      <w:r>
+        <w:rPr>
+          <w:rFonts w:eastAsiaTheme="minorEastAsia"/>
+          <w:bCs/>
+          <w:lang w:val="nl-BE"/>
+        </w:rPr>
+        <w:t>Er zijn verschillende manieren om aan te tonnen dat het systeem stabiel is.</w:t>
+      </w:r>
     </w:p>
     <w:p>
       <w:pPr>
@@ -4068,134 +4332,6 @@
           <w:lang w:val="nl-BE"/>
         </w:rPr>
         <w:lastRenderedPageBreak/>
-        <w:t xml:space="preserve">De bode plot van de filter is hetzelfde als die in de opgave. Dit is te zien omdat ze </w:t>
-      </w:r>
-      <w:r>
-        <w:rPr>
-          <w:rFonts w:eastAsiaTheme="minorEastAsia"/>
-          <w:bCs/>
-          <w:lang w:val="nl-BE"/>
-        </w:rPr>
-        <w:t>de</w:t>
-      </w:r>
-      <w:r>
-        <w:rPr>
-          <w:rFonts w:eastAsiaTheme="minorEastAsia"/>
-          <w:bCs/>
-          <w:lang w:val="nl-BE"/>
-        </w:rPr>
-        <w:t xml:space="preserve"> </w:t>
-      </w:r>
-      <w:proofErr w:type="spellStart"/>
-      <w:r>
-        <w:rPr>
-          <w:rFonts w:eastAsiaTheme="minorEastAsia"/>
-          <w:bCs/>
-          <w:lang w:val="nl-BE"/>
-        </w:rPr>
-        <w:t>ze</w:t>
-      </w:r>
-      <w:r>
-        <w:rPr>
-          <w:rFonts w:eastAsiaTheme="minorEastAsia"/>
-          <w:bCs/>
-          <w:lang w:val="nl-BE"/>
-        </w:rPr>
-        <w:t>s</w:t>
-      </w:r>
-      <w:r>
-        <w:rPr>
-          <w:rFonts w:eastAsiaTheme="minorEastAsia"/>
-          <w:bCs/>
-          <w:lang w:val="nl-BE"/>
-        </w:rPr>
-        <w:t>lfde</w:t>
-      </w:r>
-      <w:proofErr w:type="spellEnd"/>
-      <w:r>
-        <w:rPr>
-          <w:rFonts w:eastAsiaTheme="minorEastAsia"/>
-          <w:bCs/>
-          <w:lang w:val="nl-BE"/>
-        </w:rPr>
-        <w:t xml:space="preserve"> transfer functie hebben. Dit blijft een theoretische analyse, als deze in het echt wordt uitgewerkt kunnen de afwijking groot zijn. Dit door de gevoeligheid van de </w:t>
-      </w:r>
-      <w:proofErr w:type="spellStart"/>
-      <w:r>
-        <w:rPr>
-          <w:rFonts w:eastAsiaTheme="minorEastAsia"/>
-          <w:bCs/>
-          <w:lang w:val="nl-BE"/>
-        </w:rPr>
-        <w:t>notche</w:t>
-      </w:r>
-      <w:proofErr w:type="spellEnd"/>
-      <w:r>
-        <w:rPr>
-          <w:rFonts w:eastAsiaTheme="minorEastAsia"/>
-          <w:bCs/>
-          <w:lang w:val="nl-BE"/>
-        </w:rPr>
-        <w:t>.</w:t>
-      </w:r>
-    </w:p>
-    <w:p>
-      <w:pPr>
-        <w:rPr>
-          <w:rFonts w:eastAsiaTheme="minorEastAsia"/>
-          <w:bCs/>
-          <w:lang w:val="nl-BE"/>
-        </w:rPr>
-      </w:pPr>
-    </w:p>
-    <w:p>
-      <w:pPr>
-        <w:rPr>
-          <w:rFonts w:eastAsiaTheme="minorEastAsia"/>
-          <w:b/>
-          <w:lang w:val="nl-BE"/>
-        </w:rPr>
-      </w:pPr>
-      <w:r>
-        <w:rPr>
-          <w:rFonts w:eastAsiaTheme="minorEastAsia"/>
-          <w:b/>
-          <w:lang w:val="nl-BE"/>
-        </w:rPr>
-        <w:t>Part 2:</w:t>
-      </w:r>
-    </w:p>
-    <w:p>
-      <w:pPr>
-        <w:rPr>
-          <w:rFonts w:eastAsiaTheme="minorEastAsia"/>
-          <w:bCs/>
-          <w:lang w:val="nl-BE"/>
-        </w:rPr>
-      </w:pPr>
-      <w:r>
-        <w:rPr>
-          <w:rFonts w:eastAsiaTheme="minorEastAsia"/>
-          <w:bCs/>
-          <w:lang w:val="nl-BE"/>
-        </w:rPr>
-        <w:t>Er zijn verschillende manieren om aan te tonnen dat het systeem stabiel is.</w:t>
-      </w:r>
-    </w:p>
-    <w:p>
-      <w:pPr>
-        <w:rPr>
-          <w:rFonts w:eastAsiaTheme="minorEastAsia"/>
-          <w:bCs/>
-          <w:lang w:val="nl-BE"/>
-        </w:rPr>
-      </w:pPr>
-      <w:r>
-        <w:rPr>
-          <w:rFonts w:eastAsiaTheme="minorEastAsia"/>
-          <w:bCs/>
-          <w:lang w:val="nl-BE"/>
-        </w:rPr>
         <w:t xml:space="preserve">Als eerste via de bode plot, de fase verdraaiing van </w:t>
       </w:r>
       <m:oMath>
@@ -4213,25 +4349,7 @@
           <w:bCs/>
           <w:lang w:val="nl-BE"/>
         </w:rPr>
-        <w:t xml:space="preserve"> komt overeen met een </w:t>
-      </w:r>
-      <w:proofErr w:type="spellStart"/>
-      <w:r>
-        <w:rPr>
-          <w:rFonts w:eastAsiaTheme="minorEastAsia"/>
-          <w:bCs/>
-          <w:lang w:val="nl-BE"/>
-        </w:rPr>
-        <w:t>gain</w:t>
-      </w:r>
-      <w:proofErr w:type="spellEnd"/>
-      <w:r>
-        <w:rPr>
-          <w:rFonts w:eastAsiaTheme="minorEastAsia"/>
-          <w:bCs/>
-          <w:lang w:val="nl-BE"/>
-        </w:rPr>
-        <w:t xml:space="preserve"> van </w:t>
+        <w:t xml:space="preserve"> komt overeen met een gain van </w:t>
       </w:r>
       <m:oMath>
         <m:r>
@@ -4239,7 +4357,7 @@
             <w:rFonts w:ascii="Cambria Math" w:eastAsiaTheme="minorEastAsia" w:hAnsi="Cambria Math"/>
             <w:lang w:val="nl-BE"/>
           </w:rPr>
-          <m:t>-49dB</m:t>
+          <m:t>-52,9dB</m:t>
         </m:r>
       </m:oMath>
       <w:r>
@@ -4248,7 +4366,67 @@
           <w:bCs/>
           <w:lang w:val="nl-BE"/>
         </w:rPr>
-        <w:t xml:space="preserve"> ongeveer. </w:t>
+        <w:t xml:space="preserve"> ongeveer</w:t>
+      </w:r>
+      <w:r>
+        <w:rPr>
+          <w:rFonts w:eastAsiaTheme="minorEastAsia"/>
+          <w:bCs/>
+          <w:lang w:val="nl-BE"/>
+        </w:rPr>
+        <w:t xml:space="preserve"> en bij een </w:t>
+      </w:r>
+      <w:proofErr w:type="spellStart"/>
+      <w:r>
+        <w:rPr>
+          <w:rFonts w:eastAsiaTheme="minorEastAsia"/>
+          <w:bCs/>
+          <w:lang w:val="nl-BE"/>
+        </w:rPr>
+        <w:t>gain</w:t>
+      </w:r>
+      <w:proofErr w:type="spellEnd"/>
+      <w:r>
+        <w:rPr>
+          <w:rFonts w:eastAsiaTheme="minorEastAsia"/>
+          <w:bCs/>
+          <w:lang w:val="nl-BE"/>
+        </w:rPr>
+        <w:t xml:space="preserve"> van </w:t>
+      </w:r>
+      <m:oMath>
+        <m:r>
+          <w:rPr>
+            <w:rFonts w:ascii="Cambria Math" w:eastAsiaTheme="minorEastAsia" w:hAnsi="Cambria Math"/>
+            <w:lang w:val="nl-BE"/>
+          </w:rPr>
+          <m:t>0dB</m:t>
+        </m:r>
+      </m:oMath>
+      <w:r>
+        <w:rPr>
+          <w:rFonts w:eastAsiaTheme="minorEastAsia"/>
+          <w:bCs/>
+          <w:lang w:val="nl-BE"/>
+        </w:rPr>
+        <w:t xml:space="preserve"> is de fase draaiing kleiner dan </w:t>
+      </w:r>
+      <m:oMath>
+        <m:r>
+          <w:rPr>
+            <w:rFonts w:ascii="Cambria Math" w:eastAsiaTheme="minorEastAsia" w:hAnsi="Cambria Math"/>
+            <w:lang w:val="nl-BE"/>
+          </w:rPr>
+          <m:t>180°</m:t>
+        </m:r>
+      </m:oMath>
+      <w:r>
+        <w:rPr>
+          <w:rFonts w:eastAsiaTheme="minorEastAsia"/>
+          <w:bCs/>
+          <w:lang w:val="nl-BE"/>
+        </w:rPr>
+        <w:t xml:space="preserve">. </w:t>
       </w:r>
       <w:r>
         <w:rPr>
@@ -4279,11 +4457,7 @@
     </w:p>
     <w:p>
       <w:pPr>
-        <w:rPr>
-          <w:rFonts w:eastAsiaTheme="minorEastAsia"/>
-          <w:bCs/>
-          <w:lang w:val="nl-BE"/>
-        </w:rPr>
+        <w:keepNext/>
       </w:pPr>
       <w:r>
         <w:rPr>
@@ -4331,6 +4505,106 @@
     </w:p>
     <w:p>
       <w:pPr>
+        <w:pStyle w:val="Bijschrift"/>
+        <w:rPr>
+          <w:rFonts w:eastAsiaTheme="minorEastAsia"/>
+          <w:bCs/>
+          <w:lang w:val="nl-BE"/>
+        </w:rPr>
+      </w:pPr>
+      <w:r>
+        <w:rPr>
+          <w:lang w:val="nl-BE"/>
+        </w:rPr>
+        <w:t xml:space="preserve">Figuur </w:t>
+      </w:r>
+      <w:r>
+        <w:fldChar w:fldCharType="begin"/>
+      </w:r>
+      <w:r>
+        <w:rPr>
+          <w:lang w:val="nl-BE"/>
+        </w:rPr>
+        <w:instrText xml:space="preserve"> SEQ Figuur \* ARABIC </w:instrText>
+      </w:r>
+      <w:r>
+        <w:fldChar w:fldCharType="separate"/>
+      </w:r>
+      <w:r>
+        <w:rPr>
+          <w:noProof/>
+          <w:lang w:val="nl-BE"/>
+        </w:rPr>
+        <w:t>4</w:t>
+      </w:r>
+      <w:r>
+        <w:fldChar w:fldCharType="end"/>
+      </w:r>
+      <w:r>
+        <w:rPr>
+          <w:lang w:val="nl-BE"/>
+        </w:rPr>
+        <w:t xml:space="preserve">: </w:t>
+      </w:r>
+      <w:proofErr w:type="spellStart"/>
+      <w:r>
+        <w:rPr>
+          <w:lang w:val="nl-BE"/>
+        </w:rPr>
+        <w:t>Gain</w:t>
+      </w:r>
+      <w:proofErr w:type="spellEnd"/>
+      <w:r>
+        <w:rPr>
+          <w:lang w:val="nl-BE"/>
+        </w:rPr>
+        <w:t xml:space="preserve"> en </w:t>
+      </w:r>
+      <w:proofErr w:type="spellStart"/>
+      <w:r>
+        <w:rPr>
+          <w:lang w:val="nl-BE"/>
+        </w:rPr>
+        <w:t>phase</w:t>
+      </w:r>
+      <w:proofErr w:type="spellEnd"/>
+      <w:r>
+        <w:rPr>
+          <w:lang w:val="nl-BE"/>
+        </w:rPr>
+        <w:t xml:space="preserve"> </w:t>
+      </w:r>
+      <w:proofErr w:type="spellStart"/>
+      <w:r>
+        <w:rPr>
+          <w:lang w:val="nl-BE"/>
+        </w:rPr>
+        <w:t>margins</w:t>
+      </w:r>
+      <w:proofErr w:type="spellEnd"/>
+      <w:r>
+        <w:rPr>
+          <w:lang w:val="nl-BE"/>
+        </w:rPr>
+        <w:t xml:space="preserve"> van het </w:t>
+      </w:r>
+      <w:proofErr w:type="spellStart"/>
+      <w:r>
+        <w:rPr>
+          <w:lang w:val="nl-BE"/>
+        </w:rPr>
+        <w:t>gegven</w:t>
+      </w:r>
+      <w:proofErr w:type="spellEnd"/>
+      <w:r>
+        <w:rPr>
+          <w:lang w:val="nl-BE"/>
+        </w:rPr>
+        <w:t xml:space="preserve"> systeem</w:t>
+      </w:r>
+    </w:p>
+    <w:p>
+      <w:pPr>
         <w:rPr>
           <w:rFonts w:eastAsiaTheme="minorEastAsia"/>
           <w:bCs/>
@@ -4366,11 +4640,7 @@
     </w:p>
     <w:p>
       <w:pPr>
-        <w:rPr>
-          <w:rFonts w:eastAsiaTheme="minorEastAsia"/>
-          <w:bCs/>
-          <w:lang w:val="nl-BE"/>
-        </w:rPr>
+        <w:keepNext/>
       </w:pPr>
       <w:r>
         <w:rPr>
@@ -4379,7 +4649,6 @@
           <w:noProof/>
           <w:lang w:val="nl-BE"/>
         </w:rPr>
-        <w:lastRenderedPageBreak/>
         <w:drawing>
           <wp:inline distT="0" distB="0" distL="0" distR="0" wp14:anchorId="0D90DEA4" wp14:editId="220098FE">
             <wp:extent cx="5740842" cy="3748126"/>
@@ -4419,6 +4688,72 @@
     </w:p>
     <w:p>
       <w:pPr>
+        <w:pStyle w:val="Bijschrift"/>
+        <w:rPr>
+          <w:rFonts w:eastAsiaTheme="minorEastAsia"/>
+          <w:bCs/>
+          <w:lang w:val="nl-BE"/>
+        </w:rPr>
+      </w:pPr>
+      <w:r>
+        <w:rPr>
+          <w:lang w:val="nl-BE"/>
+        </w:rPr>
+        <w:t xml:space="preserve">Figuur </w:t>
+      </w:r>
+      <w:r>
+        <w:fldChar w:fldCharType="begin"/>
+      </w:r>
+      <w:r>
+        <w:rPr>
+          <w:lang w:val="nl-BE"/>
+        </w:rPr>
+        <w:instrText xml:space="preserve"> SEQ Figuur \* ARABIC </w:instrText>
+      </w:r>
+      <w:r>
+        <w:fldChar w:fldCharType="separate"/>
+      </w:r>
+      <w:r>
+        <w:rPr>
+          <w:noProof/>
+          <w:lang w:val="nl-BE"/>
+        </w:rPr>
+        <w:t>5</w:t>
+      </w:r>
+      <w:r>
+        <w:fldChar w:fldCharType="end"/>
+      </w:r>
+      <w:r>
+        <w:rPr>
+          <w:lang w:val="nl-BE"/>
+        </w:rPr>
+        <w:t xml:space="preserve">: </w:t>
+      </w:r>
+      <w:proofErr w:type="spellStart"/>
+      <w:r>
+        <w:rPr>
+          <w:lang w:val="nl-BE"/>
+        </w:rPr>
+        <w:t>Pole</w:t>
+      </w:r>
+      <w:proofErr w:type="spellEnd"/>
+      <w:r>
+        <w:rPr>
+          <w:lang w:val="nl-BE"/>
+        </w:rPr>
+        <w:t xml:space="preserve"> zero map van het gegeven </w:t>
+      </w:r>
+      <w:proofErr w:type="spellStart"/>
+      <w:r>
+        <w:rPr>
+          <w:lang w:val="nl-BE"/>
+        </w:rPr>
+        <w:t>syteem</w:t>
+      </w:r>
+      <w:proofErr w:type="spellEnd"/>
+    </w:p>
+    <w:p>
+      <w:pPr>
         <w:rPr>
           <w:rFonts w:eastAsiaTheme="minorEastAsia"/>
           <w:bCs/>
@@ -4454,11 +4789,7 @@
     </w:p>
     <w:p>
       <w:pPr>
-        <w:rPr>
-          <w:rFonts w:eastAsiaTheme="minorEastAsia"/>
-          <w:bCs/>
-          <w:lang w:val="nl-BE"/>
-        </w:rPr>
+        <w:keepNext/>
       </w:pPr>
       <w:r>
         <w:rPr>
@@ -4506,28 +4837,93 @@
     </w:p>
     <w:p>
       <w:pPr>
-        <w:rPr>
-          <w:rFonts w:eastAsiaTheme="minorEastAsia"/>
-          <w:bCs/>
-          <w:lang w:val="nl-BE"/>
-        </w:rPr>
-      </w:pPr>
-    </w:p>
-    <w:p>
-      <w:pPr>
-        <w:rPr>
-          <w:rFonts w:eastAsiaTheme="minorEastAsia"/>
-          <w:bCs/>
-          <w:lang w:val="nl-BE"/>
-        </w:rPr>
-      </w:pPr>
-      <w:r>
-        <w:rPr>
-          <w:rFonts w:eastAsiaTheme="minorEastAsia"/>
-          <w:bCs/>
-          <w:lang w:val="nl-BE"/>
-        </w:rPr>
-        <w:lastRenderedPageBreak/>
+        <w:pStyle w:val="Bijschrift"/>
+        <w:rPr>
+          <w:rFonts w:eastAsiaTheme="minorEastAsia"/>
+          <w:bCs/>
+          <w:lang w:val="nl-BE"/>
+        </w:rPr>
+      </w:pPr>
+      <w:r>
+        <w:rPr>
+          <w:lang w:val="nl-BE"/>
+        </w:rPr>
+        <w:t xml:space="preserve">Figuur </w:t>
+      </w:r>
+      <w:r>
+        <w:fldChar w:fldCharType="begin"/>
+      </w:r>
+      <w:r>
+        <w:rPr>
+          <w:lang w:val="nl-BE"/>
+        </w:rPr>
+        <w:instrText xml:space="preserve"> SEQ Figuur \* ARABIC </w:instrText>
+      </w:r>
+      <w:r>
+        <w:fldChar w:fldCharType="separate"/>
+      </w:r>
+      <w:r>
+        <w:rPr>
+          <w:noProof/>
+          <w:lang w:val="nl-BE"/>
+        </w:rPr>
+        <w:t>6</w:t>
+      </w:r>
+      <w:r>
+        <w:fldChar w:fldCharType="end"/>
+      </w:r>
+      <w:r>
+        <w:rPr>
+          <w:lang w:val="nl-BE"/>
+        </w:rPr>
+        <w:t xml:space="preserve">: Step response van het </w:t>
+      </w:r>
+      <w:proofErr w:type="spellStart"/>
+      <w:r>
+        <w:rPr>
+          <w:lang w:val="nl-BE"/>
+        </w:rPr>
+        <w:t>gegven</w:t>
+      </w:r>
+      <w:proofErr w:type="spellEnd"/>
+      <w:r>
+        <w:rPr>
+          <w:lang w:val="nl-BE"/>
+        </w:rPr>
+        <w:t xml:space="preserve"> systeem</w:t>
+      </w:r>
+    </w:p>
+    <w:p>
+      <w:pPr>
+        <w:rPr>
+          <w:rFonts w:eastAsiaTheme="minorEastAsia"/>
+          <w:b/>
+          <w:lang w:val="nl-BE"/>
+        </w:rPr>
+      </w:pPr>
+      <w:r>
+        <w:rPr>
+          <w:rFonts w:eastAsiaTheme="minorEastAsia"/>
+          <w:b/>
+          <w:lang w:val="nl-BE"/>
+        </w:rPr>
+        <w:t>Bode plot</w:t>
+      </w:r>
+    </w:p>
+    <w:p>
+      <w:pPr>
+        <w:rPr>
+          <w:rFonts w:eastAsiaTheme="minorEastAsia"/>
+          <w:bCs/>
+          <w:lang w:val="nl-BE"/>
+        </w:rPr>
+      </w:pPr>
+      <w:r>
+        <w:rPr>
+          <w:rFonts w:eastAsiaTheme="minorEastAsia"/>
+          <w:bCs/>
+          <w:lang w:val="nl-BE"/>
+        </w:rPr>
         <w:t xml:space="preserve">Voor het bepalen van een goede </w:t>
       </w:r>
       <w:proofErr w:type="spellStart"/>
@@ -4599,7 +4995,15 @@
           <w:bCs/>
           <w:lang w:val="nl-BE"/>
         </w:rPr>
-        <w:t xml:space="preserve"> of </w:t>
+        <w:t xml:space="preserve"> </w:t>
+      </w:r>
+      <w:r>
+        <w:rPr>
+          <w:rFonts w:eastAsiaTheme="minorEastAsia"/>
+          <w:bCs/>
+          <w:lang w:val="nl-BE"/>
+        </w:rPr>
+        <w:t xml:space="preserve">of </w:t>
       </w:r>
       <m:oMath>
         <m:r>
@@ -4616,79 +5020,7 @@
           <w:bCs/>
           <w:lang w:val="nl-BE"/>
         </w:rPr>
-        <w:t xml:space="preserve">. Een vuistregel om een goede gok te doen van wat een </w:t>
-      </w:r>
-      <w:proofErr w:type="spellStart"/>
-      <w:r>
-        <w:rPr>
-          <w:rFonts w:eastAsiaTheme="minorEastAsia"/>
-          <w:bCs/>
-          <w:lang w:val="nl-BE"/>
-        </w:rPr>
-        <w:t>gain</w:t>
-      </w:r>
-      <w:proofErr w:type="spellEnd"/>
-      <w:r>
-        <w:rPr>
-          <w:rFonts w:eastAsiaTheme="minorEastAsia"/>
-          <w:bCs/>
-          <w:lang w:val="nl-BE"/>
-        </w:rPr>
-        <w:t xml:space="preserve"> is half de </w:t>
-      </w:r>
-      <w:proofErr w:type="spellStart"/>
-      <w:r>
-        <w:rPr>
-          <w:rFonts w:eastAsiaTheme="minorEastAsia"/>
-          <w:bCs/>
-          <w:lang w:val="nl-BE"/>
-        </w:rPr>
-        <w:t>gain</w:t>
-      </w:r>
-      <w:proofErr w:type="spellEnd"/>
-      <w:r>
-        <w:rPr>
-          <w:rFonts w:eastAsiaTheme="minorEastAsia"/>
-          <w:bCs/>
-          <w:lang w:val="nl-BE"/>
-        </w:rPr>
-        <w:t xml:space="preserve"> </w:t>
-      </w:r>
-      <w:proofErr w:type="spellStart"/>
-      <w:r>
-        <w:rPr>
-          <w:rFonts w:eastAsiaTheme="minorEastAsia"/>
-          <w:bCs/>
-          <w:lang w:val="nl-BE"/>
-        </w:rPr>
-        <w:t>margin</w:t>
-      </w:r>
-      <w:proofErr w:type="spellEnd"/>
-      <w:r>
-        <w:rPr>
-          <w:rFonts w:eastAsiaTheme="minorEastAsia"/>
-          <w:bCs/>
-          <w:lang w:val="nl-BE"/>
-        </w:rPr>
-        <w:t xml:space="preserve">. Een </w:t>
-      </w:r>
-      <w:proofErr w:type="spellStart"/>
-      <w:r>
-        <w:rPr>
-          <w:rFonts w:eastAsiaTheme="minorEastAsia"/>
-          <w:bCs/>
-          <w:lang w:val="nl-BE"/>
-        </w:rPr>
-        <w:t>gain</w:t>
-      </w:r>
-      <w:proofErr w:type="spellEnd"/>
-      <w:r>
-        <w:rPr>
-          <w:rFonts w:eastAsiaTheme="minorEastAsia"/>
-          <w:bCs/>
-          <w:lang w:val="nl-BE"/>
-        </w:rPr>
-        <w:t xml:space="preserve"> van </w:t>
+        <w:t xml:space="preserve">. Een vuistregel om een goede gok te doen van wat een gain is half de gain margin. Een gain van </w:t>
       </w:r>
       <m:oMath>
         <m:r>
@@ -4712,6 +5044,23 @@
       <w:pPr>
         <w:rPr>
           <w:rFonts w:eastAsiaTheme="minorEastAsia"/>
+          <w:b/>
+          <w:lang w:val="nl-BE"/>
+        </w:rPr>
+      </w:pPr>
+      <w:r>
+        <w:rPr>
+          <w:rFonts w:eastAsiaTheme="minorEastAsia"/>
+          <w:b/>
+          <w:lang w:val="nl-BE"/>
+        </w:rPr>
+        <w:t>Root locus</w:t>
+      </w:r>
+    </w:p>
+    <w:p>
+      <w:pPr>
+        <w:rPr>
+          <w:rFonts w:eastAsiaTheme="minorEastAsia"/>
           <w:bCs/>
           <w:lang w:val="nl-BE"/>
         </w:rPr>
@@ -4748,7 +5097,7 @@
             <w:rFonts w:ascii="Cambria Math" w:eastAsiaTheme="minorEastAsia" w:hAnsi="Cambria Math"/>
             <w:lang w:val="nl-BE"/>
           </w:rPr>
-          <m:t>441</m:t>
+          <m:t>442</m:t>
         </m:r>
       </m:oMath>
       <w:r>
@@ -4762,11 +5111,7 @@
     </w:p>
     <w:p>
       <w:pPr>
-        <w:rPr>
-          <w:rFonts w:eastAsiaTheme="minorEastAsia"/>
-          <w:bCs/>
-          <w:lang w:val="nl-BE"/>
-        </w:rPr>
+        <w:keepNext/>
       </w:pPr>
       <w:r>
         <w:rPr>
@@ -4775,6 +5120,7 @@
           <w:noProof/>
           <w:lang w:val="nl-BE"/>
         </w:rPr>
+        <w:lastRenderedPageBreak/>
         <w:drawing>
           <wp:inline distT="0" distB="0" distL="0" distR="0" wp14:anchorId="3A7ACB16" wp14:editId="393F9A44">
             <wp:extent cx="5760720" cy="3787140"/>
@@ -4814,54 +5160,90 @@
     </w:p>
     <w:p>
       <w:pPr>
-        <w:rPr>
-          <w:rFonts w:eastAsiaTheme="minorEastAsia"/>
-          <w:bCs/>
-          <w:lang w:val="nl-BE"/>
-        </w:rPr>
-      </w:pPr>
-      <w:r>
-        <w:rPr>
-          <w:rFonts w:eastAsiaTheme="minorEastAsia"/>
-          <w:bCs/>
-          <w:lang w:val="nl-BE"/>
-        </w:rPr>
-        <w:t xml:space="preserve">Een systeem met een </w:t>
+        <w:pStyle w:val="Bijschrift"/>
+        <w:rPr>
+          <w:rFonts w:eastAsiaTheme="minorEastAsia"/>
+          <w:bCs/>
+          <w:lang w:val="nl-BE"/>
+        </w:rPr>
+      </w:pPr>
+      <w:r>
+        <w:rPr>
+          <w:lang w:val="nl-BE"/>
+        </w:rPr>
+        <w:t xml:space="preserve">Figuur </w:t>
+      </w:r>
+      <w:r>
+        <w:fldChar w:fldCharType="begin"/>
+      </w:r>
+      <w:r>
+        <w:rPr>
+          <w:lang w:val="nl-BE"/>
+        </w:rPr>
+        <w:instrText xml:space="preserve"> SEQ Figuur \* ARABIC </w:instrText>
+      </w:r>
+      <w:r>
+        <w:fldChar w:fldCharType="separate"/>
+      </w:r>
+      <w:r>
+        <w:rPr>
+          <w:noProof/>
+          <w:lang w:val="nl-BE"/>
+        </w:rPr>
+        <w:t>7</w:t>
+      </w:r>
+      <w:r>
+        <w:fldChar w:fldCharType="end"/>
+      </w:r>
+      <w:r>
+        <w:rPr>
+          <w:lang w:val="nl-BE"/>
+        </w:rPr>
+        <w:t>: rootlocus plot van het gegeven systeem</w:t>
+      </w:r>
+    </w:p>
+    <w:p>
+      <w:pPr>
+        <w:rPr>
+          <w:rFonts w:eastAsiaTheme="minorEastAsia"/>
+          <w:b/>
+          <w:lang w:val="nl-BE"/>
+        </w:rPr>
+      </w:pPr>
+      <w:r>
+        <w:rPr>
+          <w:rFonts w:eastAsiaTheme="minorEastAsia"/>
+          <w:b/>
+          <w:lang w:val="nl-BE"/>
+        </w:rPr>
+        <w:t xml:space="preserve">Beste </w:t>
       </w:r>
       <w:proofErr w:type="spellStart"/>
       <w:r>
         <w:rPr>
           <w:rFonts w:eastAsiaTheme="minorEastAsia"/>
-          <w:bCs/>
+          <w:b/>
           <w:lang w:val="nl-BE"/>
         </w:rPr>
         <w:t>gain</w:t>
       </w:r>
       <w:proofErr w:type="spellEnd"/>
-      <w:r>
-        <w:rPr>
-          <w:rFonts w:eastAsiaTheme="minorEastAsia"/>
-          <w:bCs/>
-          <w:lang w:val="nl-BE"/>
-        </w:rPr>
-        <w:t xml:space="preserve"> van 442 maat het systeem marginaal stabiel, omdat hier twee pollen op de Imaginaire as liggen.</w:t>
-      </w:r>
-    </w:p>
-    <w:p>
-      <w:pPr>
-        <w:rPr>
-          <w:rFonts w:eastAsiaTheme="minorEastAsia"/>
-          <w:bCs/>
-          <w:lang w:val="nl-BE"/>
-        </w:rPr>
-      </w:pPr>
-      <w:r>
-        <w:rPr>
-          <w:rFonts w:eastAsiaTheme="minorEastAsia"/>
-          <w:bCs/>
-          <w:lang w:val="nl-BE"/>
-        </w:rPr>
-        <w:t xml:space="preserve">Een </w:t>
+    </w:p>
+    <w:p>
+      <w:pPr>
+        <w:rPr>
+          <w:rFonts w:eastAsiaTheme="minorEastAsia"/>
+          <w:bCs/>
+          <w:lang w:val="nl-BE"/>
+        </w:rPr>
+      </w:pPr>
+      <w:r>
+        <w:rPr>
+          <w:rFonts w:eastAsiaTheme="minorEastAsia"/>
+          <w:bCs/>
+          <w:lang w:val="nl-BE"/>
+        </w:rPr>
+        <w:t xml:space="preserve">Aangezien het systeem geen </w:t>
       </w:r>
       <w:proofErr w:type="spellStart"/>
       <w:r>
@@ -4879,24 +5261,7 @@
           <w:bCs/>
           <w:lang w:val="nl-BE"/>
         </w:rPr>
-        <w:t xml:space="preserve"> van </w:t>
-      </w:r>
-      <m:oMath>
-        <m:r>
-          <w:rPr>
-            <w:rFonts w:ascii="Cambria Math" w:eastAsiaTheme="minorEastAsia" w:hAnsi="Cambria Math"/>
-            <w:lang w:val="nl-BE"/>
-          </w:rPr>
-          <m:t>63</m:t>
-        </m:r>
-      </m:oMath>
-      <w:r>
-        <w:rPr>
-          <w:rFonts w:eastAsiaTheme="minorEastAsia"/>
-          <w:bCs/>
-          <w:lang w:val="nl-BE"/>
-        </w:rPr>
-        <w:t xml:space="preserve"> is de best gain want deze heeft de hoogste demping. En zal dus voor de minsten </w:t>
+        <w:t xml:space="preserve"> heeft waarbij het gesloten lus systeem kritische gedempt is. Zal de beste P-</w:t>
       </w:r>
       <w:proofErr w:type="spellStart"/>
       <w:r>
@@ -4905,7 +5270,7 @@
           <w:bCs/>
           <w:lang w:val="nl-BE"/>
         </w:rPr>
-        <w:t>osilatie</w:t>
+        <w:t>contoler</w:t>
       </w:r>
       <w:proofErr w:type="spellEnd"/>
       <w:r>
@@ -4914,17 +5279,358 @@
           <w:bCs/>
           <w:lang w:val="nl-BE"/>
         </w:rPr>
-        <w:t xml:space="preserve"> zorgen. Aan gezien het systeem nooit kritische gedempt is dit de best optie.</w:t>
-      </w:r>
-    </w:p>
-    <w:p>
-      <w:pPr>
-        <w:rPr>
-          <w:rFonts w:eastAsiaTheme="minorEastAsia"/>
-          <w:bCs/>
-          <w:lang w:val="nl-BE"/>
-        </w:rPr>
-      </w:pPr>
+        <w:t xml:space="preserve"> zo min mogelijk oscillatie hebben en dus de grootse demping.</w:t>
+      </w:r>
+    </w:p>
+    <w:p>
+      <w:pPr>
+        <w:rPr>
+          <w:rFonts w:eastAsiaTheme="minorEastAsia"/>
+          <w:bCs/>
+          <w:lang w:val="nl-BE"/>
+        </w:rPr>
+      </w:pPr>
+      <m:oMathPara>
+        <m:oMath>
+          <m:r>
+            <w:rPr>
+              <w:rFonts w:ascii="Cambria Math" w:eastAsiaTheme="minorEastAsia" w:hAnsi="Cambria Math"/>
+              <w:lang w:val="nl-BE"/>
+            </w:rPr>
+            <m:t>ζ=-</m:t>
+          </m:r>
+          <m:f>
+            <m:fPr>
+              <m:ctrlPr>
+                <w:rPr>
+                  <w:rFonts w:ascii="Cambria Math" w:eastAsiaTheme="minorEastAsia" w:hAnsi="Cambria Math"/>
+                  <w:bCs/>
+                  <w:i/>
+                  <w:lang w:val="nl-BE"/>
+                </w:rPr>
+              </m:ctrlPr>
+            </m:fPr>
+            <m:num>
+              <m:r>
+                <m:rPr>
+                  <m:scr m:val="script"/>
+                </m:rPr>
+                <w:rPr>
+                  <w:rFonts w:ascii="Cambria Math" w:eastAsiaTheme="minorEastAsia" w:hAnsi="Cambria Math"/>
+                  <w:lang w:val="nl-BE"/>
+                </w:rPr>
+                <m:t>R(</m:t>
+              </m:r>
+              <m:r>
+                <w:rPr>
+                  <w:rFonts w:ascii="Cambria Math" w:eastAsiaTheme="minorEastAsia" w:hAnsi="Cambria Math"/>
+                  <w:lang w:val="nl-BE"/>
+                </w:rPr>
+                <m:t>p)</m:t>
+              </m:r>
+            </m:num>
+            <m:den>
+              <m:d>
+                <m:dPr>
+                  <m:begChr m:val="|"/>
+                  <m:endChr m:val="|"/>
+                  <m:ctrlPr>
+                    <w:rPr>
+                      <w:rFonts w:ascii="Cambria Math" w:eastAsiaTheme="minorEastAsia" w:hAnsi="Cambria Math"/>
+                      <w:bCs/>
+                      <w:i/>
+                      <w:lang w:val="nl-BE"/>
+                    </w:rPr>
+                  </m:ctrlPr>
+                </m:dPr>
+                <m:e>
+                  <m:r>
+                    <w:rPr>
+                      <w:rFonts w:ascii="Cambria Math" w:eastAsiaTheme="minorEastAsia" w:hAnsi="Cambria Math"/>
+                      <w:lang w:val="nl-BE"/>
+                    </w:rPr>
+                    <m:t>p</m:t>
+                  </m:r>
+                </m:e>
+              </m:d>
+            </m:den>
+          </m:f>
+        </m:oMath>
+      </m:oMathPara>
+    </w:p>
+    <w:p>
+      <w:pPr>
+        <w:rPr>
+          <w:rFonts w:eastAsiaTheme="minorEastAsia"/>
+          <w:bCs/>
+          <w:lang w:val="nl-BE"/>
+        </w:rPr>
+      </w:pPr>
+      <w:r>
+        <w:rPr>
+          <w:rFonts w:eastAsiaTheme="minorEastAsia"/>
+          <w:bCs/>
+          <w:lang w:val="nl-BE"/>
+        </w:rPr>
+        <w:t xml:space="preserve">Omdat bovenstaande formule de demping weergeeft willen we een pool die zo een groot mogelijk reëel deel heeft en tegelijk zo dicht mogelijk bij de reële as. Dit is bij een </w:t>
+      </w:r>
+      <w:proofErr w:type="spellStart"/>
+      <w:r>
+        <w:rPr>
+          <w:rFonts w:eastAsiaTheme="minorEastAsia"/>
+          <w:bCs/>
+          <w:lang w:val="nl-BE"/>
+        </w:rPr>
+        <w:t>gain</w:t>
+      </w:r>
+      <w:proofErr w:type="spellEnd"/>
+      <w:r>
+        <w:rPr>
+          <w:rFonts w:eastAsiaTheme="minorEastAsia"/>
+          <w:bCs/>
+          <w:lang w:val="nl-BE"/>
+        </w:rPr>
+        <w:t xml:space="preserve"> van 63 visueel bepaalt. </w:t>
+      </w:r>
+    </w:p>
+    <w:p>
+      <w:pPr>
+        <w:keepNext/>
+      </w:pPr>
+      <w:r>
+        <w:drawing>
+          <wp:inline distT="0" distB="0" distL="0" distR="0" wp14:anchorId="59C55326" wp14:editId="19878211">
+            <wp:extent cx="5760720" cy="2586990"/>
+            <wp:effectExtent l="0" t="0" r="0" b="3810"/>
+            <wp:docPr id="2014955045" name="Afbeelding 1"/>
+            <wp:cNvGraphicFramePr>
+              <a:graphicFrameLocks xmlns:a="http://schemas.openxmlformats.org/drawingml/2006/main" noChangeAspect="1"/>
+            </wp:cNvGraphicFramePr>
+            <a:graphic xmlns:a="http://schemas.openxmlformats.org/drawingml/2006/main">
+              <a:graphicData uri="http://schemas.openxmlformats.org/drawingml/2006/picture">
+                <pic:pic xmlns:pic="http://schemas.openxmlformats.org/drawingml/2006/picture">
+                  <pic:nvPicPr>
+                    <pic:cNvPr id="2014955045" name=""/>
+                    <pic:cNvPicPr/>
+                  </pic:nvPicPr>
+                  <pic:blipFill>
+                    <a:blip r:embed="rId11"/>
+                    <a:stretch>
+                      <a:fillRect/>
+                    </a:stretch>
+                  </pic:blipFill>
+                  <pic:spPr>
+                    <a:xfrm>
+                      <a:off x="0" y="0"/>
+                      <a:ext cx="5760720" cy="2586990"/>
+                    </a:xfrm>
+                    <a:prstGeom prst="rect">
+                      <a:avLst/>
+                    </a:prstGeom>
+                  </pic:spPr>
+                </pic:pic>
+              </a:graphicData>
+            </a:graphic>
+          </wp:inline>
+        </w:drawing>
+      </w:r>
+    </w:p>
+    <w:p>
+      <w:pPr>
+        <w:pStyle w:val="Bijschrift"/>
+        <w:rPr>
+          <w:lang w:val="nl-BE"/>
+        </w:rPr>
+      </w:pPr>
+      <w:r>
+        <w:rPr>
+          <w:lang w:val="nl-BE"/>
+        </w:rPr>
+        <w:t xml:space="preserve">Figuur </w:t>
+      </w:r>
+      <w:r>
+        <w:fldChar w:fldCharType="begin"/>
+      </w:r>
+      <w:r>
+        <w:rPr>
+          <w:lang w:val="nl-BE"/>
+        </w:rPr>
+        <w:instrText xml:space="preserve"> SEQ Figuur \* ARABIC </w:instrText>
+      </w:r>
+      <w:r>
+        <w:fldChar w:fldCharType="separate"/>
+      </w:r>
+      <w:r>
+        <w:rPr>
+          <w:noProof/>
+          <w:lang w:val="nl-BE"/>
+        </w:rPr>
+        <w:t>8</w:t>
+      </w:r>
+      <w:r>
+        <w:fldChar w:fldCharType="end"/>
+      </w:r>
+      <w:r>
+        <w:rPr>
+          <w:lang w:val="nl-BE"/>
+        </w:rPr>
+        <w:t xml:space="preserve">: Roolocus plot van het </w:t>
+      </w:r>
+      <w:proofErr w:type="spellStart"/>
+      <w:r>
+        <w:rPr>
+          <w:lang w:val="nl-BE"/>
+        </w:rPr>
+        <w:t>syteem</w:t>
+      </w:r>
+      <w:proofErr w:type="spellEnd"/>
+      <w:r>
+        <w:rPr>
+          <w:lang w:val="nl-BE"/>
+        </w:rPr>
+        <w:t xml:space="preserve"> waarbij de optimale </w:t>
+      </w:r>
+      <w:proofErr w:type="spellStart"/>
+      <w:r>
+        <w:rPr>
+          <w:lang w:val="nl-BE"/>
+        </w:rPr>
+        <w:t>gain</w:t>
+      </w:r>
+      <w:proofErr w:type="spellEnd"/>
+      <w:r>
+        <w:rPr>
+          <w:lang w:val="nl-BE"/>
+        </w:rPr>
+        <w:t xml:space="preserve"> is aangeduid</w:t>
+      </w:r>
+    </w:p>
+    <w:p>
+      <w:pPr>
+        <w:rPr>
+          <w:lang w:val="nl-BE"/>
+        </w:rPr>
+      </w:pPr>
+    </w:p>
+    <w:p>
+      <w:pPr>
+        <w:keepNext/>
+      </w:pPr>
+      <w:r>
+        <w:rPr>
+          <w:rFonts w:eastAsiaTheme="minorEastAsia"/>
+          <w:bCs/>
+          <w:noProof/>
+          <w:lang w:val="nl-BE"/>
+        </w:rPr>
+        <w:drawing>
+          <wp:inline distT="0" distB="0" distL="0" distR="0" wp14:anchorId="349D3DE4" wp14:editId="36D13770">
+            <wp:extent cx="5760720" cy="2816860"/>
+            <wp:effectExtent l="0" t="0" r="0" b="2540"/>
+            <wp:docPr id="9587921" name="Afbeelding 1"/>
+            <wp:cNvGraphicFramePr>
+              <a:graphicFrameLocks xmlns:a="http://schemas.openxmlformats.org/drawingml/2006/main" noChangeAspect="1"/>
+            </wp:cNvGraphicFramePr>
+            <a:graphic xmlns:a="http://schemas.openxmlformats.org/drawingml/2006/main">
+              <a:graphicData uri="http://schemas.openxmlformats.org/drawingml/2006/picture">
+                <pic:pic xmlns:pic="http://schemas.openxmlformats.org/drawingml/2006/picture">
+                  <pic:nvPicPr>
+                    <pic:cNvPr id="9587921" name=""/>
+                    <pic:cNvPicPr/>
+                  </pic:nvPicPr>
+                  <pic:blipFill>
+                    <a:blip r:embed="rId12"/>
+                    <a:stretch>
+                      <a:fillRect/>
+                    </a:stretch>
+                  </pic:blipFill>
+                  <pic:spPr>
+                    <a:xfrm>
+                      <a:off x="0" y="0"/>
+                      <a:ext cx="5760720" cy="2816860"/>
+                    </a:xfrm>
+                    <a:prstGeom prst="rect">
+                      <a:avLst/>
+                    </a:prstGeom>
+                  </pic:spPr>
+                </pic:pic>
+              </a:graphicData>
+            </a:graphic>
+          </wp:inline>
+        </w:drawing>
+      </w:r>
+    </w:p>
+    <w:p>
+      <w:pPr>
+        <w:pStyle w:val="Bijschrift"/>
+        <w:rPr>
+          <w:rFonts w:eastAsiaTheme="minorEastAsia"/>
+          <w:bCs/>
+          <w:lang w:val="nl-BE"/>
+        </w:rPr>
+      </w:pPr>
+      <w:r>
+        <w:rPr>
+          <w:lang w:val="nl-BE"/>
+        </w:rPr>
+        <w:t xml:space="preserve">Figuur </w:t>
+      </w:r>
+      <w:r>
+        <w:fldChar w:fldCharType="begin"/>
+      </w:r>
+      <w:r>
+        <w:rPr>
+          <w:lang w:val="nl-BE"/>
+        </w:rPr>
+        <w:instrText xml:space="preserve"> SEQ Figuur \* ARABIC </w:instrText>
+      </w:r>
+      <w:r>
+        <w:fldChar w:fldCharType="separate"/>
+      </w:r>
+      <w:r>
+        <w:rPr>
+          <w:noProof/>
+          <w:lang w:val="nl-BE"/>
+        </w:rPr>
+        <w:t>9</w:t>
+      </w:r>
+      <w:r>
+        <w:fldChar w:fldCharType="end"/>
+      </w:r>
+      <w:r>
+        <w:rPr>
+          <w:lang w:val="nl-BE"/>
+        </w:rPr>
+        <w:t xml:space="preserve">: Step response van het gesloten lus </w:t>
+      </w:r>
+      <w:proofErr w:type="spellStart"/>
+      <w:r>
+        <w:rPr>
+          <w:lang w:val="nl-BE"/>
+        </w:rPr>
+        <w:t>syteem</w:t>
+      </w:r>
+      <w:proofErr w:type="spellEnd"/>
+      <w:r>
+        <w:rPr>
+          <w:lang w:val="nl-BE"/>
+        </w:rPr>
+        <w:t xml:space="preserve"> met een P filter met een </w:t>
+      </w:r>
+      <w:proofErr w:type="spellStart"/>
+      <w:r>
+        <w:rPr>
+          <w:lang w:val="nl-BE"/>
+        </w:rPr>
+        <w:t>gain</w:t>
+      </w:r>
+      <w:proofErr w:type="spellEnd"/>
+      <w:r>
+        <w:rPr>
+          <w:lang w:val="nl-BE"/>
+        </w:rPr>
+        <w:t xml:space="preserve"> van 63</w:t>
+      </w:r>
     </w:p>
     <w:p>
       <w:pPr>
@@ -5051,7 +5757,23 @@
           <w:bCs/>
           <w:lang w:val="nl-BE"/>
         </w:rPr>
-        <w:t xml:space="preserve">Aangezien het systeem gekend is kunnen we </w:t>
+        <w:t>Aangezien het systeem gekend is kunnen we aan</w:t>
+      </w:r>
+      <w:r>
+        <w:rPr>
+          <w:rFonts w:eastAsiaTheme="minorEastAsia"/>
+          <w:bCs/>
+          <w:lang w:val="nl-BE"/>
+        </w:rPr>
+        <w:t xml:space="preserve"> </w:t>
+      </w:r>
+      <w:r>
+        <w:rPr>
+          <w:rFonts w:eastAsiaTheme="minorEastAsia"/>
+          <w:bCs/>
+          <w:lang w:val="nl-BE"/>
+        </w:rPr>
+        <w:t xml:space="preserve">de hand van de </w:t>
       </w:r>
       <w:proofErr w:type="spellStart"/>
       <w:r>
@@ -5060,7 +5782,7 @@
           <w:bCs/>
           <w:lang w:val="nl-BE"/>
         </w:rPr>
-        <w:t>aande</w:t>
+        <w:t>gainmargin</w:t>
       </w:r>
       <w:proofErr w:type="spellEnd"/>
       <w:r>
@@ -5069,54 +5791,16 @@
           <w:bCs/>
           <w:lang w:val="nl-BE"/>
         </w:rPr>
-        <w:t xml:space="preserve"> hand van de </w:t>
-      </w:r>
-      <w:proofErr w:type="spellStart"/>
-      <w:r>
-        <w:rPr>
-          <w:rFonts w:eastAsiaTheme="minorEastAsia"/>
-          <w:bCs/>
-          <w:lang w:val="nl-BE"/>
-        </w:rPr>
-        <w:t>gain</w:t>
-      </w:r>
-      <w:proofErr w:type="spellEnd"/>
-      <w:r>
-        <w:rPr>
-          <w:rFonts w:eastAsiaTheme="minorEastAsia"/>
-          <w:bCs/>
-          <w:lang w:val="nl-BE"/>
-        </w:rPr>
-        <w:t xml:space="preserve"> </w:t>
-      </w:r>
-      <w:proofErr w:type="spellStart"/>
-      <w:r>
-        <w:rPr>
-          <w:rFonts w:eastAsiaTheme="minorEastAsia"/>
-          <w:bCs/>
-          <w:lang w:val="nl-BE"/>
-        </w:rPr>
-        <w:t>margin</w:t>
-      </w:r>
-      <w:proofErr w:type="spellEnd"/>
-      <w:r>
-        <w:rPr>
-          <w:rFonts w:eastAsiaTheme="minorEastAsia"/>
-          <w:bCs/>
-          <w:lang w:val="nl-BE"/>
-        </w:rPr>
         <w:t xml:space="preserve"> en de </w:t>
       </w:r>
-      <w:proofErr w:type="spellStart"/>
-      <w:r>
-        <w:rPr>
-          <w:rFonts w:eastAsiaTheme="minorEastAsia"/>
-          <w:bCs/>
-          <w:lang w:val="nl-BE"/>
-        </w:rPr>
-        <w:t>frequetie</w:t>
-      </w:r>
-      <w:proofErr w:type="spellEnd"/>
+      <w:r>
+        <w:rPr>
+          <w:rFonts w:eastAsiaTheme="minorEastAsia"/>
+          <w:bCs/>
+          <w:lang w:val="nl-BE"/>
+        </w:rPr>
+        <w:t>frequentie</w:t>
+      </w:r>
       <w:r>
         <w:rPr>
           <w:rFonts w:eastAsiaTheme="minorEastAsia"/>
@@ -5260,7 +5944,6 @@
       <w:pPr>
         <w:rPr>
           <w:rFonts w:eastAsiaTheme="minorEastAsia"/>
-          <w:bCs/>
           <w:lang w:val="nl-BE"/>
         </w:rPr>
       </w:pPr>
@@ -5308,18 +5991,139 @@
     </w:p>
     <w:p>
       <w:pPr>
-        <w:rPr>
-          <w:rFonts w:eastAsiaTheme="minorEastAsia"/>
-          <w:bCs/>
-          <w:lang w:val="nl-BE"/>
-        </w:rPr>
-      </w:pPr>
-      <w:r>
-        <w:rPr>
-          <w:rFonts w:eastAsiaTheme="minorEastAsia"/>
-          <w:bCs/>
-          <w:lang w:val="nl-BE"/>
-        </w:rPr>
+        <w:keepNext/>
+      </w:pPr>
+      <w:r>
+        <w:rPr>
+          <w:rFonts w:eastAsiaTheme="minorEastAsia"/>
+          <w:bCs/>
+          <w:noProof/>
+          <w:lang w:val="nl-BE"/>
+        </w:rPr>
+        <w:drawing>
+          <wp:inline distT="0" distB="0" distL="0" distR="0" wp14:anchorId="5579C3F3" wp14:editId="35D2F06F">
+            <wp:extent cx="4868993" cy="3118260"/>
+            <wp:effectExtent l="0" t="0" r="8255" b="6350"/>
+            <wp:docPr id="600062466" name="Afbeelding 1"/>
+            <wp:cNvGraphicFramePr>
+              <a:graphicFrameLocks xmlns:a="http://schemas.openxmlformats.org/drawingml/2006/main" noChangeAspect="1"/>
+            </wp:cNvGraphicFramePr>
+            <a:graphic xmlns:a="http://schemas.openxmlformats.org/drawingml/2006/main">
+              <a:graphicData uri="http://schemas.openxmlformats.org/drawingml/2006/picture">
+                <pic:pic xmlns:pic="http://schemas.openxmlformats.org/drawingml/2006/picture">
+                  <pic:nvPicPr>
+                    <pic:cNvPr id="600062466" name=""/>
+                    <pic:cNvPicPr/>
+                  </pic:nvPicPr>
+                  <pic:blipFill>
+                    <a:blip r:embed="rId13"/>
+                    <a:stretch>
+                      <a:fillRect/>
+                    </a:stretch>
+                  </pic:blipFill>
+                  <pic:spPr>
+                    <a:xfrm>
+                      <a:off x="0" y="0"/>
+                      <a:ext cx="4884839" cy="3128408"/>
+                    </a:xfrm>
+                    <a:prstGeom prst="rect">
+                      <a:avLst/>
+                    </a:prstGeom>
+                  </pic:spPr>
+                </pic:pic>
+              </a:graphicData>
+            </a:graphic>
+          </wp:inline>
+        </w:drawing>
+      </w:r>
+    </w:p>
+    <w:p>
+      <w:pPr>
+        <w:pStyle w:val="Bijschrift"/>
+        <w:rPr>
+          <w:rFonts w:eastAsiaTheme="minorEastAsia"/>
+          <w:bCs/>
+          <w:lang w:val="nl-BE"/>
+        </w:rPr>
+      </w:pPr>
+      <w:r>
+        <w:rPr>
+          <w:lang w:val="nl-BE"/>
+        </w:rPr>
+        <w:t xml:space="preserve">Figuur </w:t>
+      </w:r>
+      <w:r>
+        <w:fldChar w:fldCharType="begin"/>
+      </w:r>
+      <w:r>
+        <w:rPr>
+          <w:lang w:val="nl-BE"/>
+        </w:rPr>
+        <w:instrText xml:space="preserve"> SEQ Figuur \* ARABIC </w:instrText>
+      </w:r>
+      <w:r>
+        <w:fldChar w:fldCharType="separate"/>
+      </w:r>
+      <w:r>
+        <w:rPr>
+          <w:noProof/>
+          <w:lang w:val="nl-BE"/>
+        </w:rPr>
+        <w:t>10</w:t>
+      </w:r>
+      <w:r>
+        <w:fldChar w:fldCharType="end"/>
+      </w:r>
+      <w:r>
+        <w:rPr>
+          <w:lang w:val="nl-BE"/>
+        </w:rPr>
+        <w:t xml:space="preserve">: Fase en </w:t>
+      </w:r>
+      <w:proofErr w:type="spellStart"/>
+      <w:r>
+        <w:rPr>
+          <w:lang w:val="nl-BE"/>
+        </w:rPr>
+        <w:t>gain</w:t>
+      </w:r>
+      <w:proofErr w:type="spellEnd"/>
+      <w:r>
+        <w:rPr>
+          <w:lang w:val="nl-BE"/>
+        </w:rPr>
+        <w:t xml:space="preserve"> </w:t>
+      </w:r>
+      <w:proofErr w:type="spellStart"/>
+      <w:r>
+        <w:rPr>
+          <w:lang w:val="nl-BE"/>
+        </w:rPr>
+        <w:t>margin</w:t>
+      </w:r>
+      <w:proofErr w:type="spellEnd"/>
+      <w:r>
+        <w:rPr>
+          <w:lang w:val="nl-BE"/>
+        </w:rPr>
+        <w:t xml:space="preserve"> van het systeem om de frequentie waarop het systeem onstabiel wordt te bepalen</w:t>
+      </w:r>
+    </w:p>
+    <w:p>
+      <w:pPr>
+        <w:rPr>
+          <w:rFonts w:eastAsiaTheme="minorEastAsia"/>
+          <w:bCs/>
+          <w:lang w:val="nl-BE"/>
+        </w:rPr>
+      </w:pPr>
+      <w:r>
+        <w:rPr>
+          <w:rFonts w:eastAsiaTheme="minorEastAsia"/>
+          <w:bCs/>
+          <w:lang w:val="nl-BE"/>
+        </w:rPr>
+        <w:lastRenderedPageBreak/>
         <w:t xml:space="preserve">Hieruit kommen volgende waarde: </w:t>
       </w:r>
       <m:oMath>
@@ -5395,7 +6199,7 @@
             <w:rFonts w:ascii="Cambria Math" w:eastAsiaTheme="minorEastAsia" w:hAnsi="Cambria Math"/>
             <w:lang w:val="nl-BE"/>
           </w:rPr>
-          <m:t xml:space="preserve">=2,75s  </m:t>
+          <m:t xml:space="preserve">=0,0028s  </m:t>
         </m:r>
         <m:sSub>
           <m:sSubPr>
@@ -5432,7 +6236,43 @@
             <w:rFonts w:ascii="Cambria Math" w:eastAsiaTheme="minorEastAsia" w:hAnsi="Cambria Math"/>
             <w:lang w:val="nl-BE"/>
           </w:rPr>
-          <m:t>=0,6875s</m:t>
+          <m:t>=6,92∙</m:t>
+        </m:r>
+        <m:sSup>
+          <m:sSupPr>
+            <m:ctrlPr>
+              <w:rPr>
+                <w:rFonts w:ascii="Cambria Math" w:eastAsiaTheme="minorEastAsia" w:hAnsi="Cambria Math"/>
+                <w:i/>
+                <w:lang w:val="nl-BE"/>
+              </w:rPr>
+            </m:ctrlPr>
+          </m:sSupPr>
+          <m:e>
+            <m:r>
+              <w:rPr>
+                <w:rFonts w:ascii="Cambria Math" w:eastAsiaTheme="minorEastAsia" w:hAnsi="Cambria Math"/>
+                <w:lang w:val="nl-BE"/>
+              </w:rPr>
+              <m:t>10</m:t>
+            </m:r>
+          </m:e>
+          <m:sup>
+            <m:r>
+              <w:rPr>
+                <w:rFonts w:ascii="Cambria Math" w:eastAsiaTheme="minorEastAsia" w:hAnsi="Cambria Math"/>
+                <w:lang w:val="nl-BE"/>
+              </w:rPr>
+              <m:t>-4</m:t>
+            </m:r>
+          </m:sup>
+        </m:sSup>
+        <m:r>
+          <w:rPr>
+            <w:rFonts w:ascii="Cambria Math" w:eastAsiaTheme="minorEastAsia" w:hAnsi="Cambria Math"/>
+            <w:lang w:val="nl-BE"/>
+          </w:rPr>
+          <m:t>s</m:t>
         </m:r>
       </m:oMath>
       <w:r>
@@ -5441,16 +6281,20 @@
           <w:bCs/>
           <w:lang w:val="nl-BE"/>
         </w:rPr>
-        <w:t xml:space="preserve">. </w:t>
-      </w:r>
-    </w:p>
-    <w:p>
-      <w:pPr>
-        <w:rPr>
-          <w:rFonts w:eastAsiaTheme="minorEastAsia"/>
-          <w:bCs/>
-          <w:lang w:val="nl-BE"/>
-        </w:rPr>
+        <w:t>.</w:t>
+      </w:r>
+      <w:r>
+        <w:rPr>
+          <w:rFonts w:eastAsiaTheme="minorEastAsia"/>
+          <w:bCs/>
+          <w:lang w:val="nl-BE"/>
+        </w:rPr>
+        <w:t xml:space="preserve"> Met deze waarden krijgen we volgende step response.</w:t>
+      </w:r>
+    </w:p>
+    <w:p>
+      <w:pPr>
+        <w:keepNext/>
       </w:pPr>
       <w:r>
         <w:rPr>
@@ -5459,12 +6303,11 @@
           <w:noProof/>
           <w:lang w:val="nl-BE"/>
         </w:rPr>
-        <w:lastRenderedPageBreak/>
         <w:drawing>
-          <wp:inline distT="0" distB="0" distL="0" distR="0" wp14:anchorId="4772A715" wp14:editId="159C65B0">
-            <wp:extent cx="5760720" cy="3689350"/>
-            <wp:effectExtent l="0" t="0" r="0" b="6350"/>
-            <wp:docPr id="600062466" name="Afbeelding 1"/>
+          <wp:inline distT="0" distB="0" distL="0" distR="0" wp14:anchorId="77B6087D" wp14:editId="43F46D87">
+            <wp:extent cx="5760720" cy="2835910"/>
+            <wp:effectExtent l="0" t="0" r="0" b="2540"/>
+            <wp:docPr id="459178820" name="Afbeelding 1"/>
             <wp:cNvGraphicFramePr>
               <a:graphicFrameLocks xmlns:a="http://schemas.openxmlformats.org/drawingml/2006/main" noChangeAspect="1"/>
             </wp:cNvGraphicFramePr>
@@ -5472,11 +6315,11 @@
               <a:graphicData uri="http://schemas.openxmlformats.org/drawingml/2006/picture">
                 <pic:pic xmlns:pic="http://schemas.openxmlformats.org/drawingml/2006/picture">
                   <pic:nvPicPr>
-                    <pic:cNvPr id="600062466" name=""/>
+                    <pic:cNvPr id="459178820" name=""/>
                     <pic:cNvPicPr/>
                   </pic:nvPicPr>
                   <pic:blipFill>
-                    <a:blip r:embed="rId11"/>
+                    <a:blip r:embed="rId14"/>
                     <a:stretch>
                       <a:fillRect/>
                     </a:stretch>
@@ -5484,7 +6327,7 @@
                   <pic:spPr>
                     <a:xfrm>
                       <a:off x="0" y="0"/>
-                      <a:ext cx="5760720" cy="3689350"/>
+                      <a:ext cx="5760720" cy="2835910"/>
                     </a:xfrm>
                     <a:prstGeom prst="rect">
                       <a:avLst/>
@@ -5499,6 +6342,105 @@
     </w:p>
     <w:p>
       <w:pPr>
+        <w:pStyle w:val="Bijschrift"/>
+        <w:rPr>
+          <w:rFonts w:eastAsiaTheme="minorEastAsia"/>
+          <w:bCs/>
+          <w:lang w:val="nl-BE"/>
+        </w:rPr>
+      </w:pPr>
+      <w:r>
+        <w:t xml:space="preserve">Figuur </w:t>
+      </w:r>
+      <w:fldSimple w:instr=" SEQ Figuur \* ARABIC ">
+        <w:r>
+          <w:rPr>
+            <w:noProof/>
+          </w:rPr>
+          <w:t>11</w:t>
+        </w:r>
+      </w:fldSimple>
+      <w:r>
+        <w:t xml:space="preserve">: Step </w:t>
+      </w:r>
+      <w:proofErr w:type="spellStart"/>
+      <w:r>
+        <w:t>repsonse</w:t>
+      </w:r>
+      <w:proofErr w:type="spellEnd"/>
+      <w:r>
+        <w:t xml:space="preserve"> </w:t>
+      </w:r>
+      <w:proofErr w:type="spellStart"/>
+      <w:r>
+        <w:rPr>
+          <w:rFonts w:eastAsiaTheme="minorEastAsia"/>
+          <w:bCs/>
+          <w:lang w:val="nl-BE"/>
+        </w:rPr>
+        <w:t>Ziegler</w:t>
+      </w:r>
+      <w:proofErr w:type="spellEnd"/>
+      <w:r>
+        <w:rPr>
+          <w:rFonts w:eastAsiaTheme="minorEastAsia"/>
+          <w:bCs/>
+          <w:lang w:val="nl-BE"/>
+        </w:rPr>
+        <w:t xml:space="preserve">-Nichols </w:t>
+      </w:r>
+      <w:proofErr w:type="spellStart"/>
+      <w:r>
+        <w:t>getunde</w:t>
+      </w:r>
+      <w:proofErr w:type="spellEnd"/>
+      <w:r>
+        <w:t xml:space="preserve"> PID </w:t>
+      </w:r>
+      <w:proofErr w:type="spellStart"/>
+      <w:r>
+        <w:t>contoler</w:t>
+      </w:r>
+      <w:proofErr w:type="spellEnd"/>
+    </w:p>
+    <w:p>
+      <w:pPr>
+        <w:rPr>
+          <w:rFonts w:eastAsiaTheme="minorEastAsia"/>
+          <w:bCs/>
+          <w:lang w:val="nl-BE"/>
+        </w:rPr>
+      </w:pPr>
+    </w:p>
+    <w:p>
+      <w:pPr>
+        <w:rPr>
+          <w:rFonts w:eastAsiaTheme="minorEastAsia"/>
+          <w:bCs/>
+          <w:lang w:val="nl-BE"/>
+        </w:rPr>
+      </w:pPr>
+      <w:r>
+        <w:rPr>
+          <w:rFonts w:eastAsiaTheme="minorEastAsia"/>
+          <w:b/>
+          <w:lang w:val="nl-BE"/>
+        </w:rPr>
+        <w:t xml:space="preserve">PID </w:t>
+      </w:r>
+      <w:proofErr w:type="spellStart"/>
+      <w:r>
+        <w:rPr>
+          <w:rFonts w:eastAsiaTheme="minorEastAsia"/>
+          <w:b/>
+          <w:lang w:val="nl-BE"/>
+        </w:rPr>
+        <w:t>tuning</w:t>
+      </w:r>
+      <w:proofErr w:type="spellEnd"/>
+    </w:p>
+    <w:p>
+      <w:pPr>
         <w:rPr>
           <w:rFonts w:eastAsiaTheme="minorEastAsia"/>
           <w:bCs/>
@@ -5581,18 +6523,24 @@
           <w:bCs/>
           <w:lang w:val="nl-BE"/>
         </w:rPr>
-        <w:t xml:space="preserve">- Weinig overschoot: de robot </w:t>
-      </w:r>
-      <w:proofErr w:type="gramStart"/>
-      <w:r>
-        <w:rPr>
-          <w:rFonts w:eastAsiaTheme="minorEastAsia"/>
-          <w:bCs/>
-          <w:lang w:val="nl-BE"/>
-        </w:rPr>
-        <w:t>arm  mag</w:t>
-      </w:r>
-      <w:proofErr w:type="gramEnd"/>
+        <w:t xml:space="preserve">- Weinig overschoot: de </w:t>
+      </w:r>
+      <w:r>
+        <w:rPr>
+          <w:rFonts w:eastAsiaTheme="minorEastAsia"/>
+          <w:bCs/>
+          <w:lang w:val="nl-BE"/>
+        </w:rPr>
+        <w:t>robotarm</w:t>
+      </w:r>
+      <w:r>
+        <w:rPr>
+          <w:rFonts w:eastAsiaTheme="minorEastAsia"/>
+          <w:bCs/>
+          <w:lang w:val="nl-BE"/>
+        </w:rPr>
+        <w:t xml:space="preserve"> mag</w:t>
+      </w:r>
       <w:r>
         <w:rPr>
           <w:rFonts w:eastAsiaTheme="minorEastAsia"/>
@@ -5608,7 +6556,15 @@
           <w:bCs/>
           <w:lang w:val="nl-BE"/>
         </w:rPr>
-        <w:t>overhoot</w:t>
+        <w:t>over</w:t>
+      </w:r>
+      <w:r>
+        <w:rPr>
+          <w:rFonts w:eastAsiaTheme="minorEastAsia"/>
+          <w:bCs/>
+          <w:lang w:val="nl-BE"/>
+        </w:rPr>
+        <w:t>shoot</w:t>
       </w:r>
       <w:proofErr w:type="spellEnd"/>
     </w:p>
@@ -5749,63 +6705,129 @@
           <w:lang w:val="nl-BE"/>
         </w:rPr>
       </w:pPr>
-      <w:r>
-        <w:rPr>
-          <w:rFonts w:eastAsiaTheme="minorEastAsia"/>
-          <w:bCs/>
-          <w:lang w:val="nl-BE"/>
-        </w:rPr>
-        <w:t>k = 18;</w:t>
-      </w:r>
-    </w:p>
-    <w:p>
-      <w:pPr>
-        <w:rPr>
-          <w:rFonts w:eastAsiaTheme="minorEastAsia"/>
-          <w:bCs/>
-          <w:lang w:val="nl-BE"/>
-        </w:rPr>
-      </w:pPr>
-      <w:r>
-        <w:rPr>
-          <w:rFonts w:eastAsiaTheme="minorEastAsia"/>
-          <w:bCs/>
-          <w:lang w:val="nl-BE"/>
-        </w:rPr>
-        <w:t>KI = 85;</w:t>
-      </w:r>
-    </w:p>
-    <w:p>
-      <w:pPr>
-        <w:rPr>
-          <w:rFonts w:eastAsiaTheme="minorEastAsia"/>
-          <w:bCs/>
-          <w:lang w:val="nl-BE"/>
-        </w:rPr>
-      </w:pPr>
-      <w:r>
-        <w:rPr>
-          <w:rFonts w:eastAsiaTheme="minorEastAsia"/>
-          <w:bCs/>
-          <w:lang w:val="nl-BE"/>
-        </w:rPr>
-        <w:t>KD = 0.63;</w:t>
-      </w:r>
-    </w:p>
-    <w:p>
-      <w:pPr>
-        <w:rPr>
-          <w:rFonts w:eastAsiaTheme="minorEastAsia"/>
-          <w:bCs/>
-        </w:rPr>
-      </w:pPr>
-    </w:p>
-    <w:p>
-      <w:pPr>
-        <w:rPr>
-          <w:rFonts w:eastAsiaTheme="minorEastAsia"/>
-          <w:bCs/>
-        </w:rPr>
+      <m:oMathPara>
+        <m:oMath>
+          <m:r>
+            <w:rPr>
+              <w:rFonts w:ascii="Cambria Math" w:eastAsiaTheme="minorEastAsia" w:hAnsi="Cambria Math"/>
+              <w:lang w:val="nl-BE"/>
+            </w:rPr>
+            <m:t>k = 18</m:t>
+          </m:r>
+        </m:oMath>
+      </m:oMathPara>
+    </w:p>
+    <w:p>
+      <w:pPr>
+        <w:rPr>
+          <w:rFonts w:eastAsiaTheme="minorEastAsia"/>
+          <w:bCs/>
+          <w:lang w:val="nl-BE"/>
+        </w:rPr>
+      </w:pPr>
+      <m:oMathPara>
+        <m:oMath>
+          <m:sSub>
+            <m:sSubPr>
+              <m:ctrlPr>
+                <w:rPr>
+                  <w:rFonts w:ascii="Cambria Math" w:eastAsiaTheme="minorEastAsia" w:hAnsi="Cambria Math"/>
+                  <w:bCs/>
+                  <w:i/>
+                  <w:lang w:val="nl-BE"/>
+                </w:rPr>
+              </m:ctrlPr>
+            </m:sSubPr>
+            <m:e>
+              <m:r>
+                <w:rPr>
+                  <w:rFonts w:ascii="Cambria Math" w:eastAsiaTheme="minorEastAsia" w:hAnsi="Cambria Math"/>
+                  <w:lang w:val="nl-BE"/>
+                </w:rPr>
+                <m:t>K</m:t>
+              </m:r>
+            </m:e>
+            <m:sub>
+              <m:r>
+                <w:rPr>
+                  <w:rFonts w:ascii="Cambria Math" w:eastAsiaTheme="minorEastAsia" w:hAnsi="Cambria Math"/>
+                  <w:lang w:val="nl-BE"/>
+                </w:rPr>
+                <m:t>I</m:t>
+              </m:r>
+            </m:sub>
+          </m:sSub>
+          <m:r>
+            <w:rPr>
+              <w:rFonts w:ascii="Cambria Math" w:eastAsiaTheme="minorEastAsia" w:hAnsi="Cambria Math"/>
+              <w:lang w:val="nl-BE"/>
+            </w:rPr>
+            <m:t>=85</m:t>
+          </m:r>
+        </m:oMath>
+      </m:oMathPara>
+    </w:p>
+    <w:p>
+      <w:pPr>
+        <w:rPr>
+          <w:rFonts w:eastAsiaTheme="minorEastAsia"/>
+          <w:bCs/>
+          <w:lang w:val="nl-BE"/>
+        </w:rPr>
+      </w:pPr>
+      <m:oMathPara>
+        <m:oMath>
+          <m:sSub>
+            <m:sSubPr>
+              <m:ctrlPr>
+                <w:rPr>
+                  <w:rFonts w:ascii="Cambria Math" w:eastAsiaTheme="minorEastAsia" w:hAnsi="Cambria Math"/>
+                  <w:bCs/>
+                  <w:i/>
+                  <w:lang w:val="nl-BE"/>
+                </w:rPr>
+              </m:ctrlPr>
+            </m:sSubPr>
+            <m:e>
+              <m:r>
+                <w:rPr>
+                  <w:rFonts w:ascii="Cambria Math" w:eastAsiaTheme="minorEastAsia" w:hAnsi="Cambria Math"/>
+                  <w:lang w:val="nl-BE"/>
+                </w:rPr>
+                <m:t>K</m:t>
+              </m:r>
+            </m:e>
+            <m:sub>
+              <m:r>
+                <w:rPr>
+                  <w:rFonts w:ascii="Cambria Math" w:eastAsiaTheme="minorEastAsia" w:hAnsi="Cambria Math"/>
+                  <w:lang w:val="nl-BE"/>
+                </w:rPr>
+                <m:t>D</m:t>
+              </m:r>
+            </m:sub>
+          </m:sSub>
+          <m:r>
+            <w:rPr>
+              <w:rFonts w:ascii="Cambria Math" w:eastAsiaTheme="minorEastAsia" w:hAnsi="Cambria Math"/>
+              <w:lang w:val="nl-BE"/>
+            </w:rPr>
+            <m:t>=0,63</m:t>
+          </m:r>
+        </m:oMath>
+      </m:oMathPara>
+    </w:p>
+    <w:p>
+      <w:pPr>
+        <w:rPr>
+          <w:rFonts w:eastAsiaTheme="minorEastAsia"/>
+          <w:bCs/>
+        </w:rPr>
+      </w:pPr>
+    </w:p>
+    <w:p>
+      <w:pPr>
+        <w:keepNext/>
       </w:pPr>
       <w:r>
         <w:rPr>
@@ -5830,7 +6852,7 @@
                     <pic:cNvPicPr/>
                   </pic:nvPicPr>
                   <pic:blipFill>
-                    <a:blip r:embed="rId12"/>
+                    <a:blip r:embed="rId15"/>
                     <a:stretch>
                       <a:fillRect/>
                     </a:stretch>
@@ -5850,6 +6872,58 @@
           </wp:inline>
         </w:drawing>
       </w:r>
+    </w:p>
+    <w:p>
+      <w:pPr>
+        <w:pStyle w:val="Bijschrift"/>
+        <w:rPr>
+          <w:rFonts w:eastAsiaTheme="minorEastAsia"/>
+          <w:bCs/>
+          <w:lang w:val="nl-BE"/>
+        </w:rPr>
+      </w:pPr>
+      <w:r>
+        <w:rPr>
+          <w:lang w:val="nl-BE"/>
+        </w:rPr>
+        <w:t xml:space="preserve">Figuur </w:t>
+      </w:r>
+      <w:r>
+        <w:fldChar w:fldCharType="begin"/>
+      </w:r>
+      <w:r>
+        <w:rPr>
+          <w:lang w:val="nl-BE"/>
+        </w:rPr>
+        <w:instrText xml:space="preserve"> SEQ Figuur \* ARABIC </w:instrText>
+      </w:r>
+      <w:r>
+        <w:fldChar w:fldCharType="separate"/>
+      </w:r>
+      <w:r>
+        <w:rPr>
+          <w:noProof/>
+          <w:lang w:val="nl-BE"/>
+        </w:rPr>
+        <w:t>12</w:t>
+      </w:r>
+      <w:r>
+        <w:fldChar w:fldCharType="end"/>
+      </w:r>
+      <w:r>
+        <w:rPr>
+          <w:lang w:val="nl-BE"/>
+        </w:rPr>
+        <w:t xml:space="preserve">: Step response van de geoptimaliseerd PID </w:t>
+      </w:r>
+      <w:proofErr w:type="spellStart"/>
+      <w:r>
+        <w:rPr>
+          <w:lang w:val="nl-BE"/>
+        </w:rPr>
+        <w:t>contoler</w:t>
+      </w:r>
+      <w:proofErr w:type="spellEnd"/>
     </w:p>
     <w:p>
       <w:pPr>
@@ -6010,17 +7084,13 @@
             <w:rFonts w:ascii="Cambria Math" w:eastAsiaTheme="minorEastAsia" w:hAnsi="Cambria Math"/>
             <w:lang w:val="nl-BE"/>
           </w:rPr>
-          <m:t>=0,0026s</m:t>
+          <m:t>=0,601ms</m:t>
         </m:r>
       </m:oMath>
     </w:p>
     <w:p>
       <w:pPr>
-        <w:rPr>
-          <w:rFonts w:ascii="Cambria Math" w:eastAsiaTheme="minorEastAsia" w:hAnsi="Cambria Math"/>
-          <w:bCs/>
-          <w:i/>
-        </w:rPr>
+        <w:keepNext/>
       </w:pPr>
       <w:r>
         <w:rPr>
@@ -6030,10 +7100,10 @@
           <w:noProof/>
         </w:rPr>
         <w:drawing>
-          <wp:inline distT="0" distB="0" distL="0" distR="0" wp14:anchorId="611716C7" wp14:editId="5E307091">
-            <wp:extent cx="5760720" cy="3566160"/>
-            <wp:effectExtent l="0" t="0" r="0" b="0"/>
-            <wp:docPr id="116026813" name="Afbeelding 1"/>
+          <wp:inline distT="0" distB="0" distL="0" distR="0" wp14:anchorId="1EA141AE" wp14:editId="3BCACF27">
+            <wp:extent cx="5760720" cy="2643505"/>
+            <wp:effectExtent l="0" t="0" r="0" b="4445"/>
+            <wp:docPr id="2143452556" name="Afbeelding 1"/>
             <wp:cNvGraphicFramePr>
               <a:graphicFrameLocks xmlns:a="http://schemas.openxmlformats.org/drawingml/2006/main" noChangeAspect="1"/>
             </wp:cNvGraphicFramePr>
@@ -6041,11 +7111,11 @@
               <a:graphicData uri="http://schemas.openxmlformats.org/drawingml/2006/picture">
                 <pic:pic xmlns:pic="http://schemas.openxmlformats.org/drawingml/2006/picture">
                   <pic:nvPicPr>
-                    <pic:cNvPr id="116026813" name=""/>
+                    <pic:cNvPr id="2143452556" name=""/>
                     <pic:cNvPicPr/>
                   </pic:nvPicPr>
                   <pic:blipFill>
-                    <a:blip r:embed="rId13"/>
+                    <a:blip r:embed="rId16"/>
                     <a:stretch>
                       <a:fillRect/>
                     </a:stretch>
@@ -6053,7 +7123,7 @@
                   <pic:spPr>
                     <a:xfrm>
                       <a:off x="0" y="0"/>
-                      <a:ext cx="5760720" cy="3566160"/>
+                      <a:ext cx="5760720" cy="2643505"/>
                     </a:xfrm>
                     <a:prstGeom prst="rect">
                       <a:avLst/>
@@ -6068,54 +7138,142 @@
     </w:p>
     <w:p>
       <w:pPr>
-        <w:rPr>
-          <w:rFonts w:eastAsiaTheme="minorEastAsia"/>
-          <w:bCs/>
-          <w:lang w:val="nl-BE"/>
-        </w:rPr>
-      </w:pPr>
-      <w:r>
-        <w:rPr>
-          <w:rFonts w:eastAsiaTheme="minorEastAsia"/>
-          <w:bCs/>
-          <w:lang w:val="nl-BE"/>
-        </w:rPr>
-        <w:lastRenderedPageBreak/>
-        <w:t>A</w:t>
-      </w:r>
-      <w:r>
-        <w:rPr>
-          <w:rFonts w:eastAsiaTheme="minorEastAsia"/>
-          <w:bCs/>
-          <w:lang w:val="nl-BE"/>
-        </w:rPr>
-        <w:t>ls</w:t>
-      </w:r>
-      <w:r>
-        <w:rPr>
-          <w:rFonts w:eastAsiaTheme="minorEastAsia"/>
-          <w:bCs/>
-          <w:lang w:val="nl-BE"/>
-        </w:rPr>
-        <w:t xml:space="preserve"> deze waarde in </w:t>
+        <w:pStyle w:val="Bijschrift"/>
+        <w:rPr>
+          <w:rFonts w:ascii="Cambria Math" w:eastAsiaTheme="minorEastAsia" w:hAnsi="Cambria Math"/>
+          <w:bCs/>
+          <w:i w:val="0"/>
+          <w:lang w:val="nl-BE"/>
+        </w:rPr>
+      </w:pPr>
+      <w:r>
+        <w:rPr>
+          <w:lang w:val="nl-BE"/>
+        </w:rPr>
+        <w:t xml:space="preserve">Figuur </w:t>
+      </w:r>
+      <w:r>
+        <w:fldChar w:fldCharType="begin"/>
+      </w:r>
+      <w:r>
+        <w:rPr>
+          <w:lang w:val="nl-BE"/>
+        </w:rPr>
+        <w:instrText xml:space="preserve"> SEQ Figuur \* ARABIC </w:instrText>
+      </w:r>
+      <w:r>
+        <w:fldChar w:fldCharType="separate"/>
+      </w:r>
+      <w:r>
+        <w:rPr>
+          <w:noProof/>
+          <w:lang w:val="nl-BE"/>
+        </w:rPr>
+        <w:t>13</w:t>
+      </w:r>
+      <w:r>
+        <w:fldChar w:fldCharType="end"/>
+      </w:r>
+      <w:r>
+        <w:rPr>
+          <w:lang w:val="nl-BE"/>
+        </w:rPr>
+        <w:t xml:space="preserve">: </w:t>
       </w:r>
       <w:proofErr w:type="spellStart"/>
       <w:r>
         <w:rPr>
-          <w:rFonts w:eastAsiaTheme="minorEastAsia"/>
-          <w:bCs/>
-          <w:lang w:val="nl-BE"/>
-        </w:rPr>
-        <w:t>simulink</w:t>
+          <w:lang w:val="nl-BE"/>
+        </w:rPr>
+        <w:t>Gain</w:t>
       </w:r>
       <w:proofErr w:type="spellEnd"/>
       <w:r>
         <w:rPr>
-          <w:rFonts w:eastAsiaTheme="minorEastAsia"/>
-          <w:bCs/>
-          <w:lang w:val="nl-BE"/>
-        </w:rPr>
-        <w:t xml:space="preserve"> worden getest blijkt dit systeem zwaar onstabiel te zijn. Na meer </w:t>
+          <w:lang w:val="nl-BE"/>
+        </w:rPr>
+        <w:t xml:space="preserve"> en </w:t>
+      </w:r>
+      <w:proofErr w:type="spellStart"/>
+      <w:r>
+        <w:rPr>
+          <w:lang w:val="nl-BE"/>
+        </w:rPr>
+        <w:t>phase</w:t>
+      </w:r>
+      <w:proofErr w:type="spellEnd"/>
+      <w:r>
+        <w:rPr>
+          <w:lang w:val="nl-BE"/>
+        </w:rPr>
+        <w:t xml:space="preserve"> </w:t>
+      </w:r>
+      <w:proofErr w:type="spellStart"/>
+      <w:r>
+        <w:rPr>
+          <w:lang w:val="nl-BE"/>
+        </w:rPr>
+        <w:t>margins</w:t>
+      </w:r>
+      <w:proofErr w:type="spellEnd"/>
+      <w:r>
+        <w:rPr>
+          <w:lang w:val="nl-BE"/>
+        </w:rPr>
+        <w:t xml:space="preserve"> van het systeem met PID </w:t>
+      </w:r>
+      <w:proofErr w:type="spellStart"/>
+      <w:r>
+        <w:rPr>
+          <w:lang w:val="nl-BE"/>
+        </w:rPr>
+        <w:t>contoler</w:t>
+      </w:r>
+      <w:proofErr w:type="spellEnd"/>
+      <w:r>
+        <w:rPr>
+          <w:lang w:val="nl-BE"/>
+        </w:rPr>
+        <w:t xml:space="preserve"> om </w:t>
+      </w:r>
+      <w:proofErr w:type="spellStart"/>
+      <w:r>
+        <w:rPr>
+          <w:lang w:val="nl-BE"/>
+        </w:rPr>
+        <w:t>maximaale</w:t>
+      </w:r>
+      <w:proofErr w:type="spellEnd"/>
+      <w:r>
+        <w:rPr>
+          <w:lang w:val="nl-BE"/>
+        </w:rPr>
+        <w:t xml:space="preserve"> tijdsvertraging te bepalen</w:t>
+      </w:r>
+    </w:p>
+    <w:p>
+      <w:pPr>
+        <w:rPr>
+          <w:rFonts w:eastAsiaTheme="minorEastAsia"/>
+          <w:bCs/>
+          <w:lang w:val="nl-BE"/>
+        </w:rPr>
+      </w:pPr>
+      <w:r>
+        <w:rPr>
+          <w:rFonts w:eastAsiaTheme="minorEastAsia"/>
+          <w:bCs/>
+          <w:lang w:val="nl-BE"/>
+        </w:rPr>
+        <w:t>Dit systeem blijkt nog stabiel te zijn.</w:t>
+      </w:r>
+      <w:r>
+        <w:rPr>
+          <w:rFonts w:eastAsiaTheme="minorEastAsia"/>
+          <w:bCs/>
+          <w:lang w:val="nl-BE"/>
+        </w:rPr>
+        <w:t xml:space="preserve"> Na meer </w:t>
       </w:r>
       <w:proofErr w:type="spellStart"/>
       <w:r>
@@ -6207,11 +7365,7 @@
     </w:p>
     <w:p>
       <w:pPr>
-        <w:rPr>
-          <w:rFonts w:eastAsiaTheme="minorEastAsia"/>
-          <w:bCs/>
-          <w:lang w:val="nl-BE"/>
-        </w:rPr>
+        <w:keepNext/>
       </w:pPr>
       <w:r>
         <w:rPr>
@@ -6220,6 +7374,7 @@
           <w:noProof/>
           <w:lang w:val="nl-BE"/>
         </w:rPr>
+        <w:lastRenderedPageBreak/>
         <w:drawing>
           <wp:inline distT="0" distB="0" distL="0" distR="0" wp14:anchorId="58FE5506" wp14:editId="753AD73A">
             <wp:extent cx="5760720" cy="3718560"/>
@@ -6236,7 +7391,7 @@
                     <pic:cNvPicPr/>
                   </pic:nvPicPr>
                   <pic:blipFill>
-                    <a:blip r:embed="rId14"/>
+                    <a:blip r:embed="rId17"/>
                     <a:stretch>
                       <a:fillRect/>
                     </a:stretch>
@@ -6259,6 +7414,92 @@
     </w:p>
     <w:p>
       <w:pPr>
+        <w:pStyle w:val="Bijschrift"/>
+        <w:rPr>
+          <w:rFonts w:eastAsiaTheme="minorEastAsia"/>
+          <w:bCs/>
+          <w:lang w:val="nl-BE"/>
+        </w:rPr>
+      </w:pPr>
+      <w:r>
+        <w:rPr>
+          <w:lang w:val="nl-BE"/>
+        </w:rPr>
+        <w:t xml:space="preserve">Figuur </w:t>
+      </w:r>
+      <w:r>
+        <w:fldChar w:fldCharType="begin"/>
+      </w:r>
+      <w:r>
+        <w:rPr>
+          <w:lang w:val="nl-BE"/>
+        </w:rPr>
+        <w:instrText xml:space="preserve"> SEQ Figuur \* ARABIC </w:instrText>
+      </w:r>
+      <w:r>
+        <w:fldChar w:fldCharType="separate"/>
+      </w:r>
+      <w:r>
+        <w:rPr>
+          <w:noProof/>
+          <w:lang w:val="nl-BE"/>
+        </w:rPr>
+        <w:t>14</w:t>
+      </w:r>
+      <w:r>
+        <w:fldChar w:fldCharType="end"/>
+      </w:r>
+      <w:r>
+        <w:rPr>
+          <w:lang w:val="nl-BE"/>
+        </w:rPr>
+        <w:t xml:space="preserve">: Step response van het systeem met </w:t>
+      </w:r>
+      <w:proofErr w:type="spellStart"/>
+      <w:r>
+        <w:rPr>
+          <w:lang w:val="nl-BE"/>
+        </w:rPr>
+        <w:t>maximaale</w:t>
+      </w:r>
+      <w:proofErr w:type="spellEnd"/>
+      <w:r>
+        <w:rPr>
+          <w:lang w:val="nl-BE"/>
+        </w:rPr>
+        <w:t xml:space="preserve"> tijds vertraging en PID </w:t>
+      </w:r>
+      <w:proofErr w:type="spellStart"/>
+      <w:r>
+        <w:rPr>
+          <w:lang w:val="nl-BE"/>
+        </w:rPr>
+        <w:t>contoler</w:t>
+      </w:r>
+      <w:proofErr w:type="spellEnd"/>
+      <w:r>
+        <w:rPr>
+          <w:lang w:val="nl-BE"/>
+        </w:rPr>
+        <w:t xml:space="preserve"> van het niet </w:t>
+      </w:r>
+      <w:proofErr w:type="spellStart"/>
+      <w:r>
+        <w:rPr>
+          <w:lang w:val="nl-BE"/>
+        </w:rPr>
+        <w:t>tijdsvertraagtde</w:t>
+      </w:r>
+      <w:proofErr w:type="spellEnd"/>
+      <w:r>
+        <w:rPr>
+          <w:lang w:val="nl-BE"/>
+        </w:rPr>
+        <w:t xml:space="preserve"> systeem.</w:t>
+      </w:r>
+    </w:p>
+    <w:p>
+      <w:pPr>
         <w:rPr>
           <w:rFonts w:eastAsiaTheme="minorEastAsia"/>
           <w:bCs/>
@@ -6332,58 +7573,117 @@
           <w:lang w:val="nl-BE"/>
         </w:rPr>
       </w:pPr>
-      <w:proofErr w:type="gramStart"/>
-      <w:r>
-        <w:rPr>
-          <w:rFonts w:eastAsiaTheme="minorEastAsia"/>
-          <w:bCs/>
-          <w:lang w:val="nl-BE"/>
-        </w:rPr>
-        <w:t>k</w:t>
-      </w:r>
-      <w:proofErr w:type="gramEnd"/>
-      <w:r>
-        <w:rPr>
-          <w:rFonts w:eastAsiaTheme="minorEastAsia"/>
-          <w:bCs/>
-          <w:lang w:val="nl-BE"/>
-        </w:rPr>
-        <w:t xml:space="preserve"> = 6.5;</w:t>
-      </w:r>
-    </w:p>
-    <w:p>
-      <w:pPr>
-        <w:rPr>
-          <w:rFonts w:eastAsiaTheme="minorEastAsia"/>
-          <w:bCs/>
-          <w:lang w:val="nl-BE"/>
-        </w:rPr>
-      </w:pPr>
-      <w:r>
-        <w:rPr>
-          <w:rFonts w:eastAsiaTheme="minorEastAsia"/>
-          <w:bCs/>
-          <w:lang w:val="nl-BE"/>
-        </w:rPr>
-        <w:t>KI = 47;</w:t>
-      </w:r>
-    </w:p>
-    <w:p>
-      <w:pPr>
-        <w:rPr>
-          <w:rFonts w:eastAsiaTheme="minorEastAsia"/>
-          <w:bCs/>
-          <w:lang w:val="nl-BE"/>
-        </w:rPr>
-      </w:pPr>
-      <w:r>
-        <w:rPr>
-          <w:rFonts w:eastAsiaTheme="minorEastAsia"/>
-          <w:bCs/>
-          <w:lang w:val="nl-BE"/>
-        </w:rPr>
-        <w:t>KD = 0.298;</w:t>
-      </w:r>
+      <m:oMathPara>
+        <m:oMath>
+          <m:r>
+            <w:rPr>
+              <w:rFonts w:ascii="Cambria Math" w:eastAsiaTheme="minorEastAsia" w:hAnsi="Cambria Math"/>
+              <w:lang w:val="nl-BE"/>
+            </w:rPr>
+            <m:t>k = 6.5</m:t>
+          </m:r>
+        </m:oMath>
+      </m:oMathPara>
+    </w:p>
+    <w:p>
+      <w:pPr>
+        <w:rPr>
+          <w:rFonts w:eastAsiaTheme="minorEastAsia"/>
+          <w:bCs/>
+          <w:lang w:val="nl-BE"/>
+        </w:rPr>
+      </w:pPr>
+      <m:oMathPara>
+        <m:oMath>
+          <m:sSub>
+            <m:sSubPr>
+              <m:ctrlPr>
+                <w:rPr>
+                  <w:rFonts w:ascii="Cambria Math" w:eastAsiaTheme="minorEastAsia" w:hAnsi="Cambria Math"/>
+                  <w:bCs/>
+                  <w:i/>
+                  <w:lang w:val="nl-BE"/>
+                </w:rPr>
+              </m:ctrlPr>
+            </m:sSubPr>
+            <m:e>
+              <m:r>
+                <w:rPr>
+                  <w:rFonts w:ascii="Cambria Math" w:eastAsiaTheme="minorEastAsia" w:hAnsi="Cambria Math"/>
+                  <w:lang w:val="nl-BE"/>
+                </w:rPr>
+                <m:t>K</m:t>
+              </m:r>
+            </m:e>
+            <m:sub>
+              <m:r>
+                <w:rPr>
+                  <w:rFonts w:ascii="Cambria Math" w:eastAsiaTheme="minorEastAsia" w:hAnsi="Cambria Math"/>
+                  <w:lang w:val="nl-BE"/>
+                </w:rPr>
+                <m:t>I</m:t>
+              </m:r>
+            </m:sub>
+          </m:sSub>
+          <m:r>
+            <w:rPr>
+              <w:rFonts w:ascii="Cambria Math" w:eastAsiaTheme="minorEastAsia" w:hAnsi="Cambria Math"/>
+              <w:lang w:val="nl-BE"/>
+            </w:rPr>
+            <m:t xml:space="preserve"> = 47</m:t>
+          </m:r>
+        </m:oMath>
+      </m:oMathPara>
+    </w:p>
+    <w:p>
+      <w:pPr>
+        <w:rPr>
+          <w:rFonts w:eastAsiaTheme="minorEastAsia"/>
+          <w:bCs/>
+          <w:lang w:val="nl-BE"/>
+        </w:rPr>
+      </w:pPr>
+      <m:oMathPara>
+        <m:oMath>
+          <m:sSub>
+            <m:sSubPr>
+              <m:ctrlPr>
+                <w:rPr>
+                  <w:rFonts w:ascii="Cambria Math" w:eastAsiaTheme="minorEastAsia" w:hAnsi="Cambria Math"/>
+                  <w:bCs/>
+                  <w:i/>
+                  <w:lang w:val="nl-BE"/>
+                </w:rPr>
+              </m:ctrlPr>
+            </m:sSubPr>
+            <m:e>
+              <m:r>
+                <w:rPr>
+                  <w:rFonts w:ascii="Cambria Math" w:eastAsiaTheme="minorEastAsia" w:hAnsi="Cambria Math"/>
+                  <w:lang w:val="nl-BE"/>
+                </w:rPr>
+                <m:t>K</m:t>
+              </m:r>
+            </m:e>
+            <m:sub>
+              <m:r>
+                <w:rPr>
+                  <w:rFonts w:ascii="Cambria Math" w:eastAsiaTheme="minorEastAsia" w:hAnsi="Cambria Math"/>
+                  <w:lang w:val="nl-BE"/>
+                </w:rPr>
+                <m:t>D</m:t>
+              </m:r>
+            </m:sub>
+          </m:sSub>
+          <m:r>
+            <w:rPr>
+              <w:rFonts w:ascii="Cambria Math" w:eastAsiaTheme="minorEastAsia" w:hAnsi="Cambria Math"/>
+              <w:lang w:val="nl-BE"/>
+            </w:rPr>
+            <m:t xml:space="preserve"> = 0.298</m:t>
+          </m:r>
+        </m:oMath>
+      </m:oMathPara>
     </w:p>
     <w:p>
       <w:pPr>
@@ -6404,11 +7704,7 @@
     </w:p>
     <w:p>
       <w:pPr>
-        <w:rPr>
-          <w:rFonts w:eastAsiaTheme="minorEastAsia"/>
-          <w:bCs/>
-          <w:lang w:val="nl-BE"/>
-        </w:rPr>
+        <w:keepNext/>
       </w:pPr>
       <w:r>
         <w:rPr>
@@ -6434,7 +7730,7 @@
                     <pic:cNvPicPr/>
                   </pic:nvPicPr>
                   <pic:blipFill>
-                    <a:blip r:embed="rId15"/>
+                    <a:blip r:embed="rId18"/>
                     <a:stretch>
                       <a:fillRect/>
                     </a:stretch>
@@ -6453,6 +7749,92 @@
             </a:graphic>
           </wp:inline>
         </w:drawing>
+      </w:r>
+    </w:p>
+    <w:p>
+      <w:pPr>
+        <w:pStyle w:val="Bijschrift"/>
+        <w:rPr>
+          <w:rFonts w:eastAsiaTheme="minorEastAsia"/>
+          <w:bCs/>
+          <w:lang w:val="nl-BE"/>
+        </w:rPr>
+      </w:pPr>
+      <w:r>
+        <w:rPr>
+          <w:lang w:val="nl-BE"/>
+        </w:rPr>
+        <w:t xml:space="preserve">Figuur </w:t>
+      </w:r>
+      <w:r>
+        <w:fldChar w:fldCharType="begin"/>
+      </w:r>
+      <w:r>
+        <w:rPr>
+          <w:lang w:val="nl-BE"/>
+        </w:rPr>
+        <w:instrText xml:space="preserve"> SEQ Figuur \* ARABIC </w:instrText>
+      </w:r>
+      <w:r>
+        <w:fldChar w:fldCharType="separate"/>
+      </w:r>
+      <w:r>
+        <w:rPr>
+          <w:noProof/>
+          <w:lang w:val="nl-BE"/>
+        </w:rPr>
+        <w:t>15</w:t>
+      </w:r>
+      <w:r>
+        <w:fldChar w:fldCharType="end"/>
+      </w:r>
+      <w:r>
+        <w:rPr>
+          <w:lang w:val="nl-BE"/>
+        </w:rPr>
+        <w:t xml:space="preserve">: Step </w:t>
+      </w:r>
+      <w:proofErr w:type="spellStart"/>
+      <w:r>
+        <w:rPr>
+          <w:lang w:val="nl-BE"/>
+        </w:rPr>
+        <w:t>repsonse</w:t>
+      </w:r>
+      <w:proofErr w:type="spellEnd"/>
+      <w:r>
+        <w:rPr>
+          <w:lang w:val="nl-BE"/>
+        </w:rPr>
+        <w:t xml:space="preserve"> van de PID </w:t>
+      </w:r>
+      <w:proofErr w:type="spellStart"/>
+      <w:r>
+        <w:rPr>
+          <w:lang w:val="nl-BE"/>
+        </w:rPr>
+        <w:t>contoler</w:t>
+      </w:r>
+      <w:proofErr w:type="spellEnd"/>
+      <w:r>
+        <w:rPr>
+          <w:lang w:val="nl-BE"/>
+        </w:rPr>
+        <w:t xml:space="preserve"> voor </w:t>
+      </w:r>
+      <w:proofErr w:type="spellStart"/>
+      <w:r>
+        <w:rPr>
+          <w:lang w:val="nl-BE"/>
+        </w:rPr>
+        <w:t>eht</w:t>
+      </w:r>
+      <w:proofErr w:type="spellEnd"/>
+      <w:r>
+        <w:rPr>
+          <w:lang w:val="nl-BE"/>
+        </w:rPr>
+        <w:t xml:space="preserve"> vertraagde systeem</w:t>
       </w:r>
     </w:p>
     <w:p>
@@ -7452,6 +8834,25 @@
       <w:color w:val="666666"/>
     </w:rPr>
   </w:style>
+  <w:style w:type="paragraph" w:styleId="Bijschrift">
+    <w:name w:val="caption"/>
+    <w:basedOn w:val="Standaard"/>
+    <w:next w:val="Standaard"/>
+    <w:uiPriority w:val="35"/>
+    <w:unhideWhenUsed/>
+    <w:qFormat/>
+    <w:rsid w:val="00434872"/>
+    <w:pPr>
+      <w:spacing w:after="200" w:line="240" w:lineRule="auto"/>
+    </w:pPr>
+    <w:rPr>
+      <w:i/>
+      <w:iCs/>
+      <w:color w:val="0E2841" w:themeColor="text2"/>
+      <w:sz w:val="18"/>
+      <w:szCs w:val="18"/>
+    </w:rPr>
+  </w:style>
 </w:styles>
 </file>
 

--- a/MathLab.docx
+++ b/MathLab.docx
@@ -71,23 +71,7 @@
           <w:bCs/>
           <w:lang w:val="nl-BE"/>
         </w:rPr>
-        <w:t xml:space="preserve">Om de transfer functie van de bode plot te vinden worden eerst de polen en nullen gezocht. Aangezien we opzoek zijn naar twee </w:t>
-      </w:r>
-      <w:proofErr w:type="spellStart"/>
-      <w:r>
-        <w:rPr>
-          <w:bCs/>
-          <w:lang w:val="nl-BE"/>
-        </w:rPr>
-        <w:t>nothce</w:t>
-      </w:r>
-      <w:proofErr w:type="spellEnd"/>
-      <w:r>
-        <w:rPr>
-          <w:bCs/>
-          <w:lang w:val="nl-BE"/>
-        </w:rPr>
-        <w:t xml:space="preserve"> filter weten we dat er 4 nullen en 4 pollen zijn. De eerste twee nullen bevinden zich op </w:t>
+        <w:t xml:space="preserve">Om de transfer functie van de bode plot te vinden worden eerst de polen en nullen gezocht. Aangezien we opzoek zijn naar twee nothce filter weten we dat er 4 nullen en 4 pollen zijn. De eerste twee nullen bevinden zich op </w:t>
       </w:r>
       <m:oMath>
         <m:r>
@@ -245,43 +229,7 @@
           <w:bCs/>
           <w:lang w:val="nl-BE"/>
         </w:rPr>
-        <w:t xml:space="preserve">Nu de pollen en nullen gevonden kunnen we twee tweede orde filter zoeken die elk twee nullen en pollen hebben. Om te zorgen dat het een gewone </w:t>
-      </w:r>
-      <w:proofErr w:type="spellStart"/>
-      <w:r>
-        <w:rPr>
-          <w:rFonts w:eastAsiaTheme="minorEastAsia"/>
-          <w:bCs/>
-          <w:lang w:val="nl-BE"/>
-        </w:rPr>
-        <w:t>notche</w:t>
-      </w:r>
-      <w:proofErr w:type="spellEnd"/>
-      <w:r>
-        <w:rPr>
-          <w:rFonts w:eastAsiaTheme="minorEastAsia"/>
-          <w:bCs/>
-          <w:lang w:val="nl-BE"/>
-        </w:rPr>
-        <w:t xml:space="preserve"> filter is en geen low of high pass </w:t>
-      </w:r>
-      <w:proofErr w:type="spellStart"/>
-      <w:r>
-        <w:rPr>
-          <w:rFonts w:eastAsiaTheme="minorEastAsia"/>
-          <w:bCs/>
-          <w:lang w:val="nl-BE"/>
-        </w:rPr>
-        <w:t>nothce</w:t>
-      </w:r>
-      <w:proofErr w:type="spellEnd"/>
-      <w:r>
-        <w:rPr>
-          <w:rFonts w:eastAsiaTheme="minorEastAsia"/>
-          <w:bCs/>
-          <w:lang w:val="nl-BE"/>
-        </w:rPr>
-        <w:t xml:space="preserve"> moeten de pollen aan beide kanten ongeveer even ver van de nullen liggen. </w:t>
+        <w:t xml:space="preserve">Nu de pollen en nullen gevonden kunnen we twee tweede orde filter zoeken die elk twee nullen en pollen hebben. Om te zorgen dat het een gewone notche filter is en geen low of high pass nothce moeten de pollen aan beide kanten ongeveer even ver van de nullen liggen. </w:t>
       </w:r>
       <w:r>
         <w:rPr>
@@ -644,43 +592,7 @@
           <w:bCs/>
           <w:lang w:val="nl-BE"/>
         </w:rPr>
-        <w:t xml:space="preserve">Hieruit kan de </w:t>
-      </w:r>
-      <w:proofErr w:type="spellStart"/>
-      <w:r>
-        <w:rPr>
-          <w:rFonts w:eastAsiaTheme="minorEastAsia"/>
-          <w:bCs/>
-          <w:lang w:val="nl-BE"/>
-        </w:rPr>
-        <w:t>transferfucntie</w:t>
-      </w:r>
-      <w:proofErr w:type="spellEnd"/>
-      <w:r>
-        <w:rPr>
-          <w:rFonts w:eastAsiaTheme="minorEastAsia"/>
-          <w:bCs/>
-          <w:lang w:val="nl-BE"/>
-        </w:rPr>
-        <w:t xml:space="preserve"> berend worden met de hand of in </w:t>
-      </w:r>
-      <w:proofErr w:type="spellStart"/>
-      <w:r>
-        <w:rPr>
-          <w:rFonts w:eastAsiaTheme="minorEastAsia"/>
-          <w:bCs/>
-          <w:lang w:val="nl-BE"/>
-        </w:rPr>
-        <w:t>mahtlab</w:t>
-      </w:r>
-      <w:proofErr w:type="spellEnd"/>
-      <w:r>
-        <w:rPr>
-          <w:rFonts w:eastAsiaTheme="minorEastAsia"/>
-          <w:bCs/>
-          <w:lang w:val="nl-BE"/>
-        </w:rPr>
-        <w:t>.</w:t>
+        <w:t>Hieruit kan de transferfucntie berend worden met de hand of in mahtlab.</w:t>
       </w:r>
     </w:p>
     <w:p>
@@ -925,25 +837,7 @@
           <w:bCs/>
           <w:lang w:val="nl-BE"/>
         </w:rPr>
-        <w:t xml:space="preserve">Deze filter kan herschreven worden naar de standaard vorm voor </w:t>
-      </w:r>
-      <w:proofErr w:type="spellStart"/>
-      <w:r>
-        <w:rPr>
-          <w:rFonts w:eastAsiaTheme="minorEastAsia"/>
-          <w:bCs/>
-          <w:lang w:val="nl-BE"/>
-        </w:rPr>
-        <w:t>notche</w:t>
-      </w:r>
-      <w:proofErr w:type="spellEnd"/>
-      <w:r>
-        <w:rPr>
-          <w:rFonts w:eastAsiaTheme="minorEastAsia"/>
-          <w:bCs/>
-          <w:lang w:val="nl-BE"/>
-        </w:rPr>
-        <w:t xml:space="preserve"> filters.</w:t>
+        <w:t>Deze filter kan herschreven worden naar de standaard vorm voor notche filters.</w:t>
       </w:r>
     </w:p>
     <w:p>
@@ -1372,43 +1266,7 @@
           <w:bCs/>
           <w:lang w:val="nl-BE"/>
         </w:rPr>
-        <w:t xml:space="preserve">Deze transfer functie kan gemaakt worden door twee bandstopfilters achterelkaar te plaatsen met een </w:t>
-      </w:r>
-      <w:proofErr w:type="spellStart"/>
-      <w:r>
-        <w:rPr>
-          <w:rFonts w:eastAsiaTheme="minorEastAsia"/>
-          <w:bCs/>
-          <w:lang w:val="nl-BE"/>
-        </w:rPr>
-        <w:t>spannings</w:t>
-      </w:r>
-      <w:proofErr w:type="spellEnd"/>
-      <w:r>
-        <w:rPr>
-          <w:rFonts w:eastAsiaTheme="minorEastAsia"/>
-          <w:bCs/>
-          <w:lang w:val="nl-BE"/>
-        </w:rPr>
-        <w:t xml:space="preserve"> buffer ertussen om </w:t>
-      </w:r>
-      <w:proofErr w:type="spellStart"/>
-      <w:r>
-        <w:rPr>
-          <w:rFonts w:eastAsiaTheme="minorEastAsia"/>
-          <w:bCs/>
-          <w:lang w:val="nl-BE"/>
-        </w:rPr>
-        <w:t>loading</w:t>
-      </w:r>
-      <w:proofErr w:type="spellEnd"/>
-      <w:r>
-        <w:rPr>
-          <w:rFonts w:eastAsiaTheme="minorEastAsia"/>
-          <w:bCs/>
-          <w:lang w:val="nl-BE"/>
-        </w:rPr>
-        <w:t xml:space="preserve"> tegen te gaan.</w:t>
+        <w:t>Deze transfer functie kan gemaakt worden door twee bandstopfilters achterelkaar te plaatsen met een spannings buffer ertussen om loading tegen te gaan.</w:t>
       </w:r>
     </w:p>
     <w:p>
@@ -1639,12 +1497,41 @@
         <w:t xml:space="preserve">Stel </w:t>
       </w:r>
       <m:oMath>
+        <m:sSub>
+          <m:sSubPr>
+            <m:ctrlPr>
+              <w:rPr>
+                <w:rFonts w:ascii="Cambria Math" w:eastAsiaTheme="minorEastAsia" w:hAnsi="Cambria Math"/>
+                <w:i/>
+                <w:lang w:val="nl-BE"/>
+              </w:rPr>
+            </m:ctrlPr>
+          </m:sSubPr>
+          <m:e>
+            <m:r>
+              <w:rPr>
+                <w:rFonts w:ascii="Cambria Math" w:eastAsiaTheme="minorEastAsia" w:hAnsi="Cambria Math"/>
+                <w:lang w:val="nl-BE"/>
+              </w:rPr>
+              <m:t>C</m:t>
+            </m:r>
+          </m:e>
+          <m:sub>
+            <m:r>
+              <w:rPr>
+                <w:rFonts w:ascii="Cambria Math" w:eastAsiaTheme="minorEastAsia" w:hAnsi="Cambria Math"/>
+                <w:lang w:val="nl-BE"/>
+              </w:rPr>
+              <m:t>1</m:t>
+            </m:r>
+          </m:sub>
+        </m:sSub>
         <m:r>
           <w:rPr>
             <w:rFonts w:ascii="Cambria Math" w:eastAsiaTheme="minorEastAsia" w:hAnsi="Cambria Math"/>
             <w:lang w:val="nl-BE"/>
           </w:rPr>
-          <m:t>C=1mF</m:t>
+          <m:t>=1mF</m:t>
         </m:r>
       </m:oMath>
     </w:p>
@@ -1663,7 +1550,43 @@
               <w:rFonts w:ascii="Cambria Math" w:eastAsiaTheme="minorEastAsia" w:hAnsi="Cambria Math"/>
               <w:lang w:val="nl-BE"/>
             </w:rPr>
-            <m:t xml:space="preserve">⟹L=0,4 H </m:t>
+            <m:t>⟹</m:t>
+          </m:r>
+          <m:sSub>
+            <m:sSubPr>
+              <m:ctrlPr>
+                <w:rPr>
+                  <w:rFonts w:ascii="Cambria Math" w:eastAsiaTheme="minorEastAsia" w:hAnsi="Cambria Math"/>
+                  <w:i/>
+                  <w:lang w:val="nl-BE"/>
+                </w:rPr>
+              </m:ctrlPr>
+            </m:sSubPr>
+            <m:e>
+              <m:r>
+                <w:rPr>
+                  <w:rFonts w:ascii="Cambria Math" w:eastAsiaTheme="minorEastAsia" w:hAnsi="Cambria Math"/>
+                  <w:lang w:val="nl-BE"/>
+                </w:rPr>
+                <m:t>L</m:t>
+              </m:r>
+            </m:e>
+            <m:sub>
+              <m:r>
+                <w:rPr>
+                  <w:rFonts w:ascii="Cambria Math" w:eastAsiaTheme="minorEastAsia" w:hAnsi="Cambria Math"/>
+                  <w:lang w:val="nl-BE"/>
+                </w:rPr>
+                <m:t>1</m:t>
+              </m:r>
+            </m:sub>
+          </m:sSub>
+          <m:r>
+            <w:rPr>
+              <w:rFonts w:ascii="Cambria Math" w:eastAsiaTheme="minorEastAsia" w:hAnsi="Cambria Math"/>
+              <w:lang w:val="nl-BE"/>
+            </w:rPr>
+            <m:t xml:space="preserve">=0,4 H </m:t>
           </m:r>
         </m:oMath>
       </m:oMathPara>
@@ -1683,7 +1606,43 @@
               <w:rFonts w:ascii="Cambria Math" w:eastAsiaTheme="minorEastAsia" w:hAnsi="Cambria Math"/>
               <w:lang w:val="nl-BE"/>
             </w:rPr>
-            <m:t>⟹R=800</m:t>
+            <m:t>⟹</m:t>
+          </m:r>
+          <m:sSub>
+            <m:sSubPr>
+              <m:ctrlPr>
+                <w:rPr>
+                  <w:rFonts w:ascii="Cambria Math" w:eastAsiaTheme="minorEastAsia" w:hAnsi="Cambria Math"/>
+                  <w:i/>
+                  <w:lang w:val="nl-BE"/>
+                </w:rPr>
+              </m:ctrlPr>
+            </m:sSubPr>
+            <m:e>
+              <m:r>
+                <w:rPr>
+                  <w:rFonts w:ascii="Cambria Math" w:eastAsiaTheme="minorEastAsia" w:hAnsi="Cambria Math"/>
+                  <w:lang w:val="nl-BE"/>
+                </w:rPr>
+                <m:t>R</m:t>
+              </m:r>
+            </m:e>
+            <m:sub>
+              <m:r>
+                <w:rPr>
+                  <w:rFonts w:ascii="Cambria Math" w:eastAsiaTheme="minorEastAsia" w:hAnsi="Cambria Math"/>
+                  <w:lang w:val="nl-BE"/>
+                </w:rPr>
+                <m:t>1</m:t>
+              </m:r>
+            </m:sub>
+          </m:sSub>
+          <m:r>
+            <w:rPr>
+              <w:rFonts w:ascii="Cambria Math" w:eastAsiaTheme="minorEastAsia" w:hAnsi="Cambria Math"/>
+              <w:lang w:val="nl-BE"/>
+            </w:rPr>
+            <m:t>=800</m:t>
           </m:r>
           <m:r>
             <m:rPr>
@@ -1732,12 +1691,41 @@
         <w:t xml:space="preserve">Stel </w:t>
       </w:r>
       <m:oMath>
+        <m:sSub>
+          <m:sSubPr>
+            <m:ctrlPr>
+              <w:rPr>
+                <w:rFonts w:ascii="Cambria Math" w:eastAsiaTheme="minorEastAsia" w:hAnsi="Cambria Math"/>
+                <w:i/>
+                <w:lang w:val="nl-BE"/>
+              </w:rPr>
+            </m:ctrlPr>
+          </m:sSubPr>
+          <m:e>
+            <m:r>
+              <w:rPr>
+                <w:rFonts w:ascii="Cambria Math" w:eastAsiaTheme="minorEastAsia" w:hAnsi="Cambria Math"/>
+                <w:lang w:val="nl-BE"/>
+              </w:rPr>
+              <m:t>C</m:t>
+            </m:r>
+          </m:e>
+          <m:sub>
+            <m:r>
+              <w:rPr>
+                <w:rFonts w:ascii="Cambria Math" w:eastAsiaTheme="minorEastAsia" w:hAnsi="Cambria Math"/>
+                <w:lang w:val="nl-BE"/>
+              </w:rPr>
+              <m:t>2</m:t>
+            </m:r>
+          </m:sub>
+        </m:sSub>
         <m:r>
           <w:rPr>
             <w:rFonts w:ascii="Cambria Math" w:eastAsiaTheme="minorEastAsia" w:hAnsi="Cambria Math"/>
             <w:lang w:val="nl-BE"/>
           </w:rPr>
-          <m:t>C=10μF</m:t>
+          <m:t>=10μF</m:t>
         </m:r>
       </m:oMath>
     </w:p>
@@ -1751,12 +1739,41 @@
       </w:pPr>
       <m:oMathPara>
         <m:oMath>
+          <m:sSub>
+            <m:sSubPr>
+              <m:ctrlPr>
+                <w:rPr>
+                  <w:rFonts w:ascii="Cambria Math" w:eastAsiaTheme="minorEastAsia" w:hAnsi="Cambria Math"/>
+                  <w:i/>
+                  <w:lang w:val="nl-BE"/>
+                </w:rPr>
+              </m:ctrlPr>
+            </m:sSubPr>
+            <m:e>
+              <m:r>
+                <w:rPr>
+                  <w:rFonts w:ascii="Cambria Math" w:eastAsiaTheme="minorEastAsia" w:hAnsi="Cambria Math"/>
+                  <w:lang w:val="nl-BE"/>
+                </w:rPr>
+                <m:t>L</m:t>
+              </m:r>
+            </m:e>
+            <m:sub>
+              <m:r>
+                <w:rPr>
+                  <w:rFonts w:ascii="Cambria Math" w:eastAsiaTheme="minorEastAsia" w:hAnsi="Cambria Math"/>
+                  <w:lang w:val="nl-BE"/>
+                </w:rPr>
+                <m:t>2</m:t>
+              </m:r>
+            </m:sub>
+          </m:sSub>
           <m:r>
             <w:rPr>
               <w:rFonts w:ascii="Cambria Math" w:eastAsiaTheme="minorEastAsia" w:hAnsi="Cambria Math"/>
               <w:lang w:val="nl-BE"/>
             </w:rPr>
-            <m:t>L=0,4H</m:t>
+            <m:t>=0,4H</m:t>
           </m:r>
         </m:oMath>
       </m:oMathPara>
@@ -1771,12 +1788,41 @@
       </w:pPr>
       <m:oMathPara>
         <m:oMath>
+          <m:sSub>
+            <m:sSubPr>
+              <m:ctrlPr>
+                <w:rPr>
+                  <w:rFonts w:ascii="Cambria Math" w:eastAsiaTheme="minorEastAsia" w:hAnsi="Cambria Math"/>
+                  <w:i/>
+                  <w:lang w:val="nl-BE"/>
+                </w:rPr>
+              </m:ctrlPr>
+            </m:sSubPr>
+            <m:e>
+              <m:r>
+                <w:rPr>
+                  <w:rFonts w:ascii="Cambria Math" w:eastAsiaTheme="minorEastAsia" w:hAnsi="Cambria Math"/>
+                  <w:lang w:val="nl-BE"/>
+                </w:rPr>
+                <m:t>R</m:t>
+              </m:r>
+            </m:e>
+            <m:sub>
+              <m:r>
+                <w:rPr>
+                  <w:rFonts w:ascii="Cambria Math" w:eastAsiaTheme="minorEastAsia" w:hAnsi="Cambria Math"/>
+                  <w:lang w:val="nl-BE"/>
+                </w:rPr>
+                <m:t>2</m:t>
+              </m:r>
+            </m:sub>
+          </m:sSub>
           <m:r>
             <w:rPr>
               <w:rFonts w:ascii="Cambria Math" w:eastAsiaTheme="minorEastAsia" w:hAnsi="Cambria Math"/>
               <w:lang w:val="nl-BE"/>
             </w:rPr>
-            <m:t>R=120k</m:t>
+            <m:t>=120k</m:t>
           </m:r>
           <m:r>
             <m:rPr>
@@ -1805,10 +1851,10 @@
         </w:rPr>
         <w:lastRenderedPageBreak/>
         <w:drawing>
-          <wp:inline distT="0" distB="0" distL="0" distR="0" wp14:anchorId="27455E9F" wp14:editId="2B4BD1CE">
-            <wp:extent cx="3600953" cy="1771897"/>
+          <wp:inline distT="0" distB="0" distL="0" distR="0" wp14:anchorId="54BBD697" wp14:editId="1B221923">
+            <wp:extent cx="5760720" cy="2957830"/>
             <wp:effectExtent l="0" t="0" r="0" b="0"/>
-            <wp:docPr id="862629664" name="Afbeelding 1"/>
+            <wp:docPr id="1009674594" name="Picture 1"/>
             <wp:cNvGraphicFramePr>
               <a:graphicFrameLocks xmlns:a="http://schemas.openxmlformats.org/drawingml/2006/main" noChangeAspect="1"/>
             </wp:cNvGraphicFramePr>
@@ -1816,7 +1862,7 @@
               <a:graphicData uri="http://schemas.openxmlformats.org/drawingml/2006/picture">
                 <pic:pic xmlns:pic="http://schemas.openxmlformats.org/drawingml/2006/picture">
                   <pic:nvPicPr>
-                    <pic:cNvPr id="862629664" name=""/>
+                    <pic:cNvPr id="1009674594" name=""/>
                     <pic:cNvPicPr/>
                   </pic:nvPicPr>
                   <pic:blipFill>
@@ -1828,7 +1874,7 @@
                   <pic:spPr>
                     <a:xfrm>
                       <a:off x="0" y="0"/>
-                      <a:ext cx="3600953" cy="1771897"/>
+                      <a:ext cx="5760720" cy="2957830"/>
                     </a:xfrm>
                     <a:prstGeom prst="rect">
                       <a:avLst/>
@@ -1843,7 +1889,7 @@
     </w:p>
     <w:p>
       <w:pPr>
-        <w:pStyle w:val="Bijschrift"/>
+        <w:pStyle w:val="Caption"/>
         <w:jc w:val="center"/>
         <w:rPr>
           <w:rFonts w:eastAsiaTheme="minorEastAsia"/>
@@ -1900,25 +1946,7 @@
           <w:bCs/>
           <w:lang w:val="nl-BE"/>
         </w:rPr>
-        <w:t xml:space="preserve">Voor te controleren of dit werkt kunnen we terugrekenen met de wetten van </w:t>
-      </w:r>
-      <w:proofErr w:type="spellStart"/>
-      <w:r>
-        <w:rPr>
-          <w:rFonts w:eastAsiaTheme="minorEastAsia"/>
-          <w:bCs/>
-          <w:lang w:val="nl-BE"/>
-        </w:rPr>
-        <w:t>kirchoff</w:t>
-      </w:r>
-      <w:proofErr w:type="spellEnd"/>
-      <w:r>
-        <w:rPr>
-          <w:rFonts w:eastAsiaTheme="minorEastAsia"/>
-          <w:bCs/>
-          <w:lang w:val="nl-BE"/>
-        </w:rPr>
-        <w:t>.</w:t>
+        <w:t>Voor te controleren of dit werkt kunnen we terugrekenen met de wetten van kirchoff.</w:t>
       </w:r>
     </w:p>
     <w:p>
@@ -3550,25 +3578,7 @@
           <w:bCs/>
           <w:lang w:val="nl-BE"/>
         </w:rPr>
-        <w:t xml:space="preserve">Door de spanning buffer is de totale </w:t>
-      </w:r>
-      <w:proofErr w:type="spellStart"/>
-      <w:r>
-        <w:rPr>
-          <w:rFonts w:eastAsiaTheme="minorEastAsia"/>
-          <w:bCs/>
-          <w:lang w:val="nl-BE"/>
-        </w:rPr>
-        <w:t>trasferfunctie</w:t>
-      </w:r>
-      <w:proofErr w:type="spellEnd"/>
-      <w:r>
-        <w:rPr>
-          <w:rFonts w:eastAsiaTheme="minorEastAsia"/>
-          <w:bCs/>
-          <w:lang w:val="nl-BE"/>
-        </w:rPr>
-        <w:t xml:space="preserve"> het product van de twee filters:</w:t>
+        <w:t>Door de spanning buffer is de totale trasferfunctie het product van de twee filters:</w:t>
       </w:r>
     </w:p>
     <w:p>
@@ -4021,7 +4031,6 @@
           <w:noProof/>
           <w:lang w:val="nl-BE"/>
         </w:rPr>
-        <w:lastRenderedPageBreak/>
         <w:drawing>
           <wp:inline distT="0" distB="0" distL="0" distR="0" wp14:anchorId="27CDFFAD" wp14:editId="2F4AAC30">
             <wp:extent cx="5760720" cy="3252470"/>
@@ -4061,7 +4070,7 @@
     </w:p>
     <w:p>
       <w:pPr>
-        <w:pStyle w:val="Bijschrift"/>
+        <w:pStyle w:val="Caption"/>
         <w:rPr>
           <w:rFonts w:eastAsiaTheme="minorEastAsia"/>
           <w:bCs/>
@@ -4153,7 +4162,7 @@
     </w:p>
     <w:p>
       <w:pPr>
-        <w:pStyle w:val="Bijschrift"/>
+        <w:pStyle w:val="Caption"/>
         <w:rPr>
           <w:rFonts w:eastAsiaTheme="minorEastAsia"/>
           <w:bCs/>
@@ -4192,35 +4201,7 @@
         <w:rPr>
           <w:lang w:val="nl-BE"/>
         </w:rPr>
-        <w:t xml:space="preserve">: </w:t>
-      </w:r>
-      <w:proofErr w:type="spellStart"/>
-      <w:r>
-        <w:rPr>
-          <w:lang w:val="nl-BE"/>
-        </w:rPr>
-        <w:t>Pole</w:t>
-      </w:r>
-      <w:proofErr w:type="spellEnd"/>
-      <w:r>
-        <w:rPr>
-          <w:lang w:val="nl-BE"/>
-        </w:rPr>
-        <w:t xml:space="preserve"> zero map van de </w:t>
-      </w:r>
-      <w:proofErr w:type="spellStart"/>
-      <w:r>
-        <w:rPr>
-          <w:lang w:val="nl-BE"/>
-        </w:rPr>
-        <w:t>transferfunxtie</w:t>
-      </w:r>
-      <w:proofErr w:type="spellEnd"/>
-      <w:r>
-        <w:rPr>
-          <w:lang w:val="nl-BE"/>
-        </w:rPr>
-        <w:t xml:space="preserve"> van de filter</w:t>
+        <w:t>: Pole zero map van de transferfunxtie van de filter</w:t>
       </w:r>
     </w:p>
     <w:p>
@@ -4253,25 +4234,7 @@
           <w:bCs/>
           <w:lang w:val="nl-BE"/>
         </w:rPr>
-        <w:t xml:space="preserve">gaven dit komt door een wiskundige verandering waardoor </w:t>
-      </w:r>
-      <w:proofErr w:type="spellStart"/>
-      <w:r>
-        <w:rPr>
-          <w:rFonts w:eastAsiaTheme="minorEastAsia"/>
-          <w:bCs/>
-          <w:lang w:val="nl-BE"/>
-        </w:rPr>
-        <w:t>mathlab</w:t>
-      </w:r>
-      <w:proofErr w:type="spellEnd"/>
-      <w:r>
-        <w:rPr>
-          <w:rFonts w:eastAsiaTheme="minorEastAsia"/>
-          <w:bCs/>
-          <w:lang w:val="nl-BE"/>
-        </w:rPr>
-        <w:t xml:space="preserve"> bij 360° begint te plotten en niet bij 0°. Toch is de plot hetzelfde als het eerste stuk van de plot met 360° terug wordt gedraaid krijgt men hetzelfde resultaat. Dit was te verwachten want de transferfunctie is hetzelfde omdat dit theoretische zo gemaakt is.  </w:t>
+        <w:t xml:space="preserve">gaven dit komt door een wiskundige verandering waardoor mathlab bij 360° begint te plotten en niet bij 0°. Toch is de plot hetzelfde als het eerste stuk van de plot met 360° terug wordt gedraaid krijgt men hetzelfde resultaat. Dit was te verwachten want de transferfunctie is hetzelfde omdat dit theoretische zo gemaakt is.  </w:t>
       </w:r>
     </w:p>
     <w:p>
@@ -4314,6 +4277,7 @@
           <w:bCs/>
           <w:lang w:val="nl-BE"/>
         </w:rPr>
+        <w:lastRenderedPageBreak/>
         <w:t>Er zijn verschillende manieren om aan te tonnen dat het systeem stabiel is.</w:t>
       </w:r>
     </w:p>
@@ -4331,7 +4295,6 @@
           <w:bCs/>
           <w:lang w:val="nl-BE"/>
         </w:rPr>
-        <w:lastRenderedPageBreak/>
         <w:t xml:space="preserve">Als eerste via de bode plot, de fase verdraaiing van </w:t>
       </w:r>
       <m:oMath>
@@ -4374,25 +4337,7 @@
           <w:bCs/>
           <w:lang w:val="nl-BE"/>
         </w:rPr>
-        <w:t xml:space="preserve"> en bij een </w:t>
-      </w:r>
-      <w:proofErr w:type="spellStart"/>
-      <w:r>
-        <w:rPr>
-          <w:rFonts w:eastAsiaTheme="minorEastAsia"/>
-          <w:bCs/>
-          <w:lang w:val="nl-BE"/>
-        </w:rPr>
-        <w:t>gain</w:t>
-      </w:r>
-      <w:proofErr w:type="spellEnd"/>
-      <w:r>
-        <w:rPr>
-          <w:rFonts w:eastAsiaTheme="minorEastAsia"/>
-          <w:bCs/>
-          <w:lang w:val="nl-BE"/>
-        </w:rPr>
-        <w:t xml:space="preserve"> van </w:t>
+        <w:t xml:space="preserve"> en bij een gain van </w:t>
       </w:r>
       <m:oMath>
         <m:r>
@@ -4434,25 +4379,7 @@
           <w:bCs/>
           <w:lang w:val="nl-BE"/>
         </w:rPr>
-        <w:t xml:space="preserve">Ook gaat de plot nergens naar een </w:t>
-      </w:r>
-      <w:proofErr w:type="spellStart"/>
-      <w:r>
-        <w:rPr>
-          <w:rFonts w:eastAsiaTheme="minorEastAsia"/>
-          <w:bCs/>
-          <w:lang w:val="nl-BE"/>
-        </w:rPr>
-        <w:t>gain</w:t>
-      </w:r>
-      <w:proofErr w:type="spellEnd"/>
-      <w:r>
-        <w:rPr>
-          <w:rFonts w:eastAsiaTheme="minorEastAsia"/>
-          <w:bCs/>
-          <w:lang w:val="nl-BE"/>
-        </w:rPr>
-        <w:t xml:space="preserve"> van oneindig.</w:t>
+        <w:t>Ook gaat de plot nergens naar een gain van oneindig.</w:t>
       </w:r>
     </w:p>
     <w:p>
@@ -4505,7 +4432,7 @@
     </w:p>
     <w:p>
       <w:pPr>
-        <w:pStyle w:val="Bijschrift"/>
+        <w:pStyle w:val="Caption"/>
         <w:rPr>
           <w:rFonts w:eastAsiaTheme="minorEastAsia"/>
           <w:bCs/>
@@ -4544,98 +4471,24 @@
         <w:rPr>
           <w:lang w:val="nl-BE"/>
         </w:rPr>
-        <w:t xml:space="preserve">: </w:t>
-      </w:r>
-      <w:proofErr w:type="spellStart"/>
-      <w:r>
-        <w:rPr>
-          <w:lang w:val="nl-BE"/>
-        </w:rPr>
-        <w:t>Gain</w:t>
-      </w:r>
-      <w:proofErr w:type="spellEnd"/>
-      <w:r>
-        <w:rPr>
-          <w:lang w:val="nl-BE"/>
-        </w:rPr>
-        <w:t xml:space="preserve"> en </w:t>
-      </w:r>
-      <w:proofErr w:type="spellStart"/>
-      <w:r>
-        <w:rPr>
-          <w:lang w:val="nl-BE"/>
-        </w:rPr>
-        <w:t>phase</w:t>
-      </w:r>
-      <w:proofErr w:type="spellEnd"/>
-      <w:r>
-        <w:rPr>
-          <w:lang w:val="nl-BE"/>
-        </w:rPr>
-        <w:t xml:space="preserve"> </w:t>
-      </w:r>
-      <w:proofErr w:type="spellStart"/>
-      <w:r>
-        <w:rPr>
-          <w:lang w:val="nl-BE"/>
-        </w:rPr>
-        <w:t>margins</w:t>
-      </w:r>
-      <w:proofErr w:type="spellEnd"/>
-      <w:r>
-        <w:rPr>
-          <w:lang w:val="nl-BE"/>
-        </w:rPr>
-        <w:t xml:space="preserve"> van het </w:t>
-      </w:r>
-      <w:proofErr w:type="spellStart"/>
-      <w:r>
-        <w:rPr>
-          <w:lang w:val="nl-BE"/>
-        </w:rPr>
-        <w:t>gegven</w:t>
-      </w:r>
-      <w:proofErr w:type="spellEnd"/>
-      <w:r>
-        <w:rPr>
-          <w:lang w:val="nl-BE"/>
-        </w:rPr>
-        <w:t xml:space="preserve"> systeem</w:t>
-      </w:r>
-    </w:p>
-    <w:p>
-      <w:pPr>
-        <w:rPr>
-          <w:rFonts w:eastAsiaTheme="minorEastAsia"/>
-          <w:bCs/>
-          <w:lang w:val="nl-BE"/>
-        </w:rPr>
-      </w:pPr>
-      <w:r>
-        <w:rPr>
-          <w:rFonts w:eastAsiaTheme="minorEastAsia"/>
-          <w:bCs/>
-          <w:lang w:val="nl-BE"/>
-        </w:rPr>
-        <w:t xml:space="preserve">Vervolgens toont de </w:t>
-      </w:r>
-      <w:proofErr w:type="spellStart"/>
-      <w:r>
-        <w:rPr>
-          <w:rFonts w:eastAsiaTheme="minorEastAsia"/>
-          <w:bCs/>
-          <w:lang w:val="nl-BE"/>
-        </w:rPr>
-        <w:t>Pole</w:t>
-      </w:r>
-      <w:proofErr w:type="spellEnd"/>
-      <w:r>
-        <w:rPr>
-          <w:rFonts w:eastAsiaTheme="minorEastAsia"/>
-          <w:bCs/>
-          <w:lang w:val="nl-BE"/>
-        </w:rPr>
-        <w:t>-Zero map dat er geen polen zijn met een positief reëel deel.</w:t>
+        <w:t>: Gain en phase margins van het gegven systeem</w:t>
+      </w:r>
+    </w:p>
+    <w:p>
+      <w:pPr>
+        <w:rPr>
+          <w:rFonts w:eastAsiaTheme="minorEastAsia"/>
+          <w:bCs/>
+          <w:lang w:val="nl-BE"/>
+        </w:rPr>
+      </w:pPr>
+      <w:r>
+        <w:rPr>
+          <w:rFonts w:eastAsiaTheme="minorEastAsia"/>
+          <w:bCs/>
+          <w:lang w:val="nl-BE"/>
+        </w:rPr>
+        <w:t>Vervolgens toont de Pole-Zero map dat er geen polen zijn met een positief reëel deel.</w:t>
       </w:r>
     </w:p>
     <w:p>
@@ -4649,6 +4502,7 @@
           <w:noProof/>
           <w:lang w:val="nl-BE"/>
         </w:rPr>
+        <w:lastRenderedPageBreak/>
         <w:drawing>
           <wp:inline distT="0" distB="0" distL="0" distR="0" wp14:anchorId="0D90DEA4" wp14:editId="220098FE">
             <wp:extent cx="5740842" cy="3748126"/>
@@ -4688,7 +4542,7 @@
     </w:p>
     <w:p>
       <w:pPr>
-        <w:pStyle w:val="Bijschrift"/>
+        <w:pStyle w:val="Caption"/>
         <w:rPr>
           <w:rFonts w:eastAsiaTheme="minorEastAsia"/>
           <w:bCs/>
@@ -4727,30 +4581,8 @@
         <w:rPr>
           <w:lang w:val="nl-BE"/>
         </w:rPr>
-        <w:t xml:space="preserve">: </w:t>
-      </w:r>
-      <w:proofErr w:type="spellStart"/>
-      <w:r>
-        <w:rPr>
-          <w:lang w:val="nl-BE"/>
-        </w:rPr>
-        <w:t>Pole</w:t>
-      </w:r>
-      <w:proofErr w:type="spellEnd"/>
-      <w:r>
-        <w:rPr>
-          <w:lang w:val="nl-BE"/>
-        </w:rPr>
-        <w:t xml:space="preserve"> zero map van het gegeven </w:t>
-      </w:r>
-      <w:proofErr w:type="spellStart"/>
-      <w:r>
-        <w:rPr>
-          <w:lang w:val="nl-BE"/>
-        </w:rPr>
-        <w:t>syteem</w:t>
-      </w:r>
-      <w:proofErr w:type="spellEnd"/>
+        <w:t>: Pole zero map van het gegeven syteem</w:t>
+      </w:r>
     </w:p>
     <w:p>
       <w:pPr>
@@ -4798,6 +4630,7 @@
           <w:noProof/>
           <w:lang w:val="nl-BE"/>
         </w:rPr>
+        <w:lastRenderedPageBreak/>
         <w:drawing>
           <wp:inline distT="0" distB="0" distL="0" distR="0" wp14:anchorId="7007BA25" wp14:editId="12763A0C">
             <wp:extent cx="5760720" cy="3830320"/>
@@ -4837,7 +4670,7 @@
     </w:p>
     <w:p>
       <w:pPr>
-        <w:pStyle w:val="Bijschrift"/>
+        <w:pStyle w:val="Caption"/>
         <w:rPr>
           <w:rFonts w:eastAsiaTheme="minorEastAsia"/>
           <w:bCs/>
@@ -4876,21 +4709,7 @@
         <w:rPr>
           <w:lang w:val="nl-BE"/>
         </w:rPr>
-        <w:t xml:space="preserve">: Step response van het </w:t>
-      </w:r>
-      <w:proofErr w:type="spellStart"/>
-      <w:r>
-        <w:rPr>
-          <w:lang w:val="nl-BE"/>
-        </w:rPr>
-        <w:t>gegven</w:t>
-      </w:r>
-      <w:proofErr w:type="spellEnd"/>
-      <w:r>
-        <w:rPr>
-          <w:lang w:val="nl-BE"/>
-        </w:rPr>
-        <w:t xml:space="preserve"> systeem</w:t>
+        <w:t>: Step response van het gegven systeem</w:t>
       </w:r>
     </w:p>
     <w:p>
@@ -4924,61 +4743,7 @@
           <w:bCs/>
           <w:lang w:val="nl-BE"/>
         </w:rPr>
-        <w:t xml:space="preserve">Voor het bepalen van een goede </w:t>
-      </w:r>
-      <w:proofErr w:type="spellStart"/>
-      <w:r>
-        <w:rPr>
-          <w:rFonts w:eastAsiaTheme="minorEastAsia"/>
-          <w:bCs/>
-          <w:lang w:val="nl-BE"/>
-        </w:rPr>
-        <w:t>gain</w:t>
-      </w:r>
-      <w:proofErr w:type="spellEnd"/>
-      <w:r>
-        <w:rPr>
-          <w:rFonts w:eastAsiaTheme="minorEastAsia"/>
-          <w:bCs/>
-          <w:lang w:val="nl-BE"/>
-        </w:rPr>
-        <w:t xml:space="preserve"> voor de P controller wordt eerste de </w:t>
-      </w:r>
-      <w:proofErr w:type="spellStart"/>
-      <w:r>
-        <w:rPr>
-          <w:rFonts w:eastAsiaTheme="minorEastAsia"/>
-          <w:bCs/>
-          <w:lang w:val="nl-BE"/>
-        </w:rPr>
-        <w:t>gain</w:t>
-      </w:r>
-      <w:proofErr w:type="spellEnd"/>
-      <w:r>
-        <w:rPr>
-          <w:rFonts w:eastAsiaTheme="minorEastAsia"/>
-          <w:bCs/>
-          <w:lang w:val="nl-BE"/>
-        </w:rPr>
-        <w:t xml:space="preserve"> </w:t>
-      </w:r>
-      <w:proofErr w:type="spellStart"/>
-      <w:r>
-        <w:rPr>
-          <w:rFonts w:eastAsiaTheme="minorEastAsia"/>
-          <w:bCs/>
-          <w:lang w:val="nl-BE"/>
-        </w:rPr>
-        <w:t>margin</w:t>
-      </w:r>
-      <w:proofErr w:type="spellEnd"/>
-      <w:r>
-        <w:rPr>
-          <w:rFonts w:eastAsiaTheme="minorEastAsia"/>
-          <w:bCs/>
-          <w:lang w:val="nl-BE"/>
-        </w:rPr>
-        <w:t xml:space="preserve"> bepaald. Dit is </w:t>
+        <w:t xml:space="preserve">Voor het bepalen van een goede gain voor de P controller wordt eerste de gain margin bepaald. Dit is </w:t>
       </w:r>
       <m:oMath>
         <m:r>
@@ -5071,25 +4836,7 @@
           <w:bCs/>
           <w:lang w:val="nl-BE"/>
         </w:rPr>
-        <w:t xml:space="preserve">Ja de root locus plot geeft dezelfde waard want het systeem wordt randstabiel bij een </w:t>
-      </w:r>
-      <w:proofErr w:type="spellStart"/>
-      <w:r>
-        <w:rPr>
-          <w:rFonts w:eastAsiaTheme="minorEastAsia"/>
-          <w:bCs/>
-          <w:lang w:val="nl-BE"/>
-        </w:rPr>
-        <w:t>gain</w:t>
-      </w:r>
-      <w:proofErr w:type="spellEnd"/>
-      <w:r>
-        <w:rPr>
-          <w:rFonts w:eastAsiaTheme="minorEastAsia"/>
-          <w:bCs/>
-          <w:lang w:val="nl-BE"/>
-        </w:rPr>
-        <w:t xml:space="preserve"> van </w:t>
+        <w:t xml:space="preserve">Ja de root locus plot geeft dezelfde waard want het systeem wordt randstabiel bij een gain van </w:t>
       </w:r>
       <m:oMath>
         <m:r>
@@ -5160,7 +4907,7 @@
     </w:p>
     <w:p>
       <w:pPr>
-        <w:pStyle w:val="Bijschrift"/>
+        <w:pStyle w:val="Caption"/>
         <w:rPr>
           <w:rFonts w:eastAsiaTheme="minorEastAsia"/>
           <w:bCs/>
@@ -5216,18 +4963,8 @@
           <w:b/>
           <w:lang w:val="nl-BE"/>
         </w:rPr>
-        <w:t xml:space="preserve">Beste </w:t>
-      </w:r>
-      <w:proofErr w:type="spellStart"/>
-      <w:r>
-        <w:rPr>
-          <w:rFonts w:eastAsiaTheme="minorEastAsia"/>
-          <w:b/>
-          <w:lang w:val="nl-BE"/>
-        </w:rPr>
-        <w:t>gain</w:t>
-      </w:r>
-      <w:proofErr w:type="spellEnd"/>
+        <w:t>Beste gain</w:t>
+      </w:r>
     </w:p>
     <w:p>
       <w:pPr>
@@ -5245,41 +4982,13 @@
         </w:rPr>
         <w:t xml:space="preserve">Aangezien het systeem geen </w:t>
       </w:r>
-      <w:proofErr w:type="spellStart"/>
-      <w:r>
-        <w:rPr>
-          <w:rFonts w:eastAsiaTheme="minorEastAsia"/>
-          <w:bCs/>
-          <w:lang w:val="nl-BE"/>
-        </w:rPr>
-        <w:t>gain</w:t>
-      </w:r>
-      <w:proofErr w:type="spellEnd"/>
-      <w:r>
-        <w:rPr>
-          <w:rFonts w:eastAsiaTheme="minorEastAsia"/>
-          <w:bCs/>
-          <w:lang w:val="nl-BE"/>
-        </w:rPr>
-        <w:t xml:space="preserve"> heeft waarbij het gesloten lus systeem kritische gedempt is. Zal de beste P-</w:t>
-      </w:r>
-      <w:proofErr w:type="spellStart"/>
-      <w:r>
-        <w:rPr>
-          <w:rFonts w:eastAsiaTheme="minorEastAsia"/>
-          <w:bCs/>
-          <w:lang w:val="nl-BE"/>
-        </w:rPr>
-        <w:t>contoler</w:t>
-      </w:r>
-      <w:proofErr w:type="spellEnd"/>
-      <w:r>
-        <w:rPr>
-          <w:rFonts w:eastAsiaTheme="minorEastAsia"/>
-          <w:bCs/>
-          <w:lang w:val="nl-BE"/>
-        </w:rPr>
-        <w:t xml:space="preserve"> zo min mogelijk oscillatie hebben en dus de grootse demping.</w:t>
+      <w:r>
+        <w:rPr>
+          <w:rFonts w:eastAsiaTheme="minorEastAsia"/>
+          <w:bCs/>
+          <w:lang w:val="nl-BE"/>
+        </w:rPr>
+        <w:t>gain heeft waarbij het gesloten lus systeem kritische gedempt is. Zal de beste P-contoler zo min mogelijk oscillatie hebben en dus de grootse demping.</w:t>
       </w:r>
     </w:p>
     <w:p>
@@ -5372,25 +5081,7 @@
           <w:bCs/>
           <w:lang w:val="nl-BE"/>
         </w:rPr>
-        <w:t xml:space="preserve">Omdat bovenstaande formule de demping weergeeft willen we een pool die zo een groot mogelijk reëel deel heeft en tegelijk zo dicht mogelijk bij de reële as. Dit is bij een </w:t>
-      </w:r>
-      <w:proofErr w:type="spellStart"/>
-      <w:r>
-        <w:rPr>
-          <w:rFonts w:eastAsiaTheme="minorEastAsia"/>
-          <w:bCs/>
-          <w:lang w:val="nl-BE"/>
-        </w:rPr>
-        <w:t>gain</w:t>
-      </w:r>
-      <w:proofErr w:type="spellEnd"/>
-      <w:r>
-        <w:rPr>
-          <w:rFonts w:eastAsiaTheme="minorEastAsia"/>
-          <w:bCs/>
-          <w:lang w:val="nl-BE"/>
-        </w:rPr>
-        <w:t xml:space="preserve"> van 63 visueel bepaalt. </w:t>
+        <w:t xml:space="preserve">Omdat bovenstaande formule de demping weergeeft willen we een pool die zo een groot mogelijk reëel deel heeft en tegelijk zo dicht mogelijk bij de reële as. Dit is bij een gain van 63 visueel bepaalt. </w:t>
       </w:r>
     </w:p>
     <w:p>
@@ -5398,6 +5089,9 @@
         <w:keepNext/>
       </w:pPr>
       <w:r>
+        <w:rPr>
+          <w:noProof/>
+        </w:rPr>
         <w:drawing>
           <wp:inline distT="0" distB="0" distL="0" distR="0" wp14:anchorId="59C55326" wp14:editId="19878211">
             <wp:extent cx="5760720" cy="2586990"/>
@@ -5437,7 +5131,7 @@
     </w:p>
     <w:p>
       <w:pPr>
-        <w:pStyle w:val="Bijschrift"/>
+        <w:pStyle w:val="Caption"/>
         <w:rPr>
           <w:lang w:val="nl-BE"/>
         </w:rPr>
@@ -5474,35 +5168,7 @@
         <w:rPr>
           <w:lang w:val="nl-BE"/>
         </w:rPr>
-        <w:t xml:space="preserve">: Roolocus plot van het </w:t>
-      </w:r>
-      <w:proofErr w:type="spellStart"/>
-      <w:r>
-        <w:rPr>
-          <w:lang w:val="nl-BE"/>
-        </w:rPr>
-        <w:t>syteem</w:t>
-      </w:r>
-      <w:proofErr w:type="spellEnd"/>
-      <w:r>
-        <w:rPr>
-          <w:lang w:val="nl-BE"/>
-        </w:rPr>
-        <w:t xml:space="preserve"> waarbij de optimale </w:t>
-      </w:r>
-      <w:proofErr w:type="spellStart"/>
-      <w:r>
-        <w:rPr>
-          <w:lang w:val="nl-BE"/>
-        </w:rPr>
-        <w:t>gain</w:t>
-      </w:r>
-      <w:proofErr w:type="spellEnd"/>
-      <w:r>
-        <w:rPr>
-          <w:lang w:val="nl-BE"/>
-        </w:rPr>
-        <w:t xml:space="preserve"> is aangeduid</w:t>
+        <w:t>: Roolocus plot van het syteem waarbij de optimale gain is aangeduid</w:t>
       </w:r>
     </w:p>
     <w:p>
@@ -5562,7 +5228,7 @@
     </w:p>
     <w:p>
       <w:pPr>
-        <w:pStyle w:val="Bijschrift"/>
+        <w:pStyle w:val="Caption"/>
         <w:rPr>
           <w:rFonts w:eastAsiaTheme="minorEastAsia"/>
           <w:bCs/>
@@ -5601,35 +5267,7 @@
         <w:rPr>
           <w:lang w:val="nl-BE"/>
         </w:rPr>
-        <w:t xml:space="preserve">: Step response van het gesloten lus </w:t>
-      </w:r>
-      <w:proofErr w:type="spellStart"/>
-      <w:r>
-        <w:rPr>
-          <w:lang w:val="nl-BE"/>
-        </w:rPr>
-        <w:t>syteem</w:t>
-      </w:r>
-      <w:proofErr w:type="spellEnd"/>
-      <w:r>
-        <w:rPr>
-          <w:lang w:val="nl-BE"/>
-        </w:rPr>
-        <w:t xml:space="preserve"> met een P filter met een </w:t>
-      </w:r>
-      <w:proofErr w:type="spellStart"/>
-      <w:r>
-        <w:rPr>
-          <w:lang w:val="nl-BE"/>
-        </w:rPr>
-        <w:t>gain</w:t>
-      </w:r>
-      <w:proofErr w:type="spellEnd"/>
-      <w:r>
-        <w:rPr>
-          <w:lang w:val="nl-BE"/>
-        </w:rPr>
-        <w:t xml:space="preserve"> van 63</w:t>
+        <w:t>: Step response van het gesloten lus syteem met een P filter met een gain van 63</w:t>
       </w:r>
     </w:p>
     <w:p>
@@ -5665,52 +5303,30 @@
         </w:rPr>
         <w:t xml:space="preserve">Om de </w:t>
       </w:r>
-      <w:proofErr w:type="spellStart"/>
-      <w:r>
-        <w:rPr>
-          <w:rFonts w:eastAsiaTheme="minorEastAsia"/>
-          <w:bCs/>
-          <w:lang w:val="nl-BE"/>
-        </w:rPr>
-        <w:t>Ziegler</w:t>
-      </w:r>
-      <w:proofErr w:type="spellEnd"/>
-      <w:r>
-        <w:rPr>
-          <w:rFonts w:eastAsiaTheme="minorEastAsia"/>
-          <w:bCs/>
-          <w:lang w:val="nl-BE"/>
-        </w:rPr>
-        <w:t xml:space="preserve">-Nichols </w:t>
-      </w:r>
-      <w:proofErr w:type="spellStart"/>
-      <w:r>
-        <w:rPr>
-          <w:rFonts w:eastAsiaTheme="minorEastAsia"/>
-          <w:bCs/>
-          <w:lang w:val="nl-BE"/>
-        </w:rPr>
-        <w:t>method</w:t>
-      </w:r>
-      <w:proofErr w:type="spellEnd"/>
-      <w:r>
-        <w:rPr>
-          <w:rFonts w:eastAsiaTheme="minorEastAsia"/>
-          <w:bCs/>
-          <w:lang w:val="nl-BE"/>
-        </w:rPr>
-        <w:t xml:space="preserve"> toe te kunnen passen hebben we de </w:t>
-      </w:r>
-      <w:proofErr w:type="spellStart"/>
-      <w:r>
-        <w:rPr>
-          <w:rFonts w:eastAsiaTheme="minorEastAsia"/>
-          <w:bCs/>
-          <w:lang w:val="nl-BE"/>
-        </w:rPr>
-        <w:t>gain</w:t>
-      </w:r>
-      <w:proofErr w:type="spellEnd"/>
+      <w:r>
+        <w:rPr>
+          <w:rFonts w:eastAsiaTheme="minorEastAsia"/>
+          <w:bCs/>
+          <w:lang w:val="nl-BE"/>
+        </w:rPr>
+        <w:t>Ziegler-Nichols method</w:t>
+      </w:r>
+      <w:r>
+        <w:rPr>
+          <w:rFonts w:eastAsiaTheme="minorEastAsia"/>
+          <w:bCs/>
+          <w:lang w:val="nl-BE"/>
+        </w:rPr>
+        <w:t xml:space="preserve"> toe te kunnen passen hebben we de gain </w:t>
+      </w:r>
+      <w:r>
+        <w:rPr>
+          <w:rFonts w:eastAsiaTheme="minorEastAsia"/>
+          <w:bCs/>
+          <w:lang w:val="nl-BE"/>
+        </w:rPr>
+        <w:t>van</w:t>
+      </w:r>
       <w:r>
         <w:rPr>
           <w:rFonts w:eastAsiaTheme="minorEastAsia"/>
@@ -5725,7 +5341,23 @@
           <w:bCs/>
           <w:lang w:val="nl-BE"/>
         </w:rPr>
-        <w:t>van</w:t>
+        <w:t>het</w:t>
+      </w:r>
+      <w:r>
+        <w:rPr>
+          <w:rFonts w:eastAsiaTheme="minorEastAsia"/>
+          <w:bCs/>
+          <w:lang w:val="nl-BE"/>
+        </w:rPr>
+        <w:t xml:space="preserve"> marginaal stabiel systeem nodig en de frequentie waarop dit gebeurt. </w:t>
+      </w:r>
+      <w:r>
+        <w:rPr>
+          <w:rFonts w:eastAsiaTheme="minorEastAsia"/>
+          <w:bCs/>
+          <w:lang w:val="nl-BE"/>
+        </w:rPr>
+        <w:t>Aangezien het systeem gekend is kunnen we aan</w:t>
       </w:r>
       <w:r>
         <w:rPr>
@@ -5741,57 +5373,7 @@
           <w:bCs/>
           <w:lang w:val="nl-BE"/>
         </w:rPr>
-        <w:t>het</w:t>
-      </w:r>
-      <w:r>
-        <w:rPr>
-          <w:rFonts w:eastAsiaTheme="minorEastAsia"/>
-          <w:bCs/>
-          <w:lang w:val="nl-BE"/>
-        </w:rPr>
-        <w:t xml:space="preserve"> marginaal stabiel systeem nodig en de frequentie waarop dit gebeurt. </w:t>
-      </w:r>
-      <w:r>
-        <w:rPr>
-          <w:rFonts w:eastAsiaTheme="minorEastAsia"/>
-          <w:bCs/>
-          <w:lang w:val="nl-BE"/>
-        </w:rPr>
-        <w:t>Aangezien het systeem gekend is kunnen we aan</w:t>
-      </w:r>
-      <w:r>
-        <w:rPr>
-          <w:rFonts w:eastAsiaTheme="minorEastAsia"/>
-          <w:bCs/>
-          <w:lang w:val="nl-BE"/>
-        </w:rPr>
-        <w:t xml:space="preserve"> </w:t>
-      </w:r>
-      <w:r>
-        <w:rPr>
-          <w:rFonts w:eastAsiaTheme="minorEastAsia"/>
-          <w:bCs/>
-          <w:lang w:val="nl-BE"/>
-        </w:rPr>
-        <w:t xml:space="preserve">de hand van de </w:t>
-      </w:r>
-      <w:proofErr w:type="spellStart"/>
-      <w:r>
-        <w:rPr>
-          <w:rFonts w:eastAsiaTheme="minorEastAsia"/>
-          <w:bCs/>
-          <w:lang w:val="nl-BE"/>
-        </w:rPr>
-        <w:t>gainmargin</w:t>
-      </w:r>
-      <w:proofErr w:type="spellEnd"/>
-      <w:r>
-        <w:rPr>
-          <w:rFonts w:eastAsiaTheme="minorEastAsia"/>
-          <w:bCs/>
-          <w:lang w:val="nl-BE"/>
-        </w:rPr>
-        <w:t xml:space="preserve"> en de </w:t>
+        <w:t xml:space="preserve">de hand van de gainmargin en de </w:t>
       </w:r>
       <w:r>
         <w:rPr>
@@ -6039,7 +5621,7 @@
     </w:p>
     <w:p>
       <w:pPr>
-        <w:pStyle w:val="Bijschrift"/>
+        <w:pStyle w:val="Caption"/>
         <w:rPr>
           <w:rFonts w:eastAsiaTheme="minorEastAsia"/>
           <w:bCs/>
@@ -6078,35 +5660,7 @@
         <w:rPr>
           <w:lang w:val="nl-BE"/>
         </w:rPr>
-        <w:t xml:space="preserve">: Fase en </w:t>
-      </w:r>
-      <w:proofErr w:type="spellStart"/>
-      <w:r>
-        <w:rPr>
-          <w:lang w:val="nl-BE"/>
-        </w:rPr>
-        <w:t>gain</w:t>
-      </w:r>
-      <w:proofErr w:type="spellEnd"/>
-      <w:r>
-        <w:rPr>
-          <w:lang w:val="nl-BE"/>
-        </w:rPr>
-        <w:t xml:space="preserve"> </w:t>
-      </w:r>
-      <w:proofErr w:type="spellStart"/>
-      <w:r>
-        <w:rPr>
-          <w:lang w:val="nl-BE"/>
-        </w:rPr>
-        <w:t>margin</w:t>
-      </w:r>
-      <w:proofErr w:type="spellEnd"/>
-      <w:r>
-        <w:rPr>
-          <w:lang w:val="nl-BE"/>
-        </w:rPr>
-        <w:t xml:space="preserve"> van het systeem om de frequentie waarop het systeem onstabiel wordt te bepalen</w:t>
+        <w:t>: Fase en gain margin van het systeem om de frequentie waarop het systeem onstabiel wordt te bepalen</w:t>
       </w:r>
     </w:p>
     <w:p>
@@ -6342,66 +5896,64 @@
     </w:p>
     <w:p>
       <w:pPr>
-        <w:pStyle w:val="Bijschrift"/>
-        <w:rPr>
-          <w:rFonts w:eastAsiaTheme="minorEastAsia"/>
-          <w:bCs/>
-          <w:lang w:val="nl-BE"/>
-        </w:rPr>
-      </w:pPr>
-      <w:r>
+        <w:pStyle w:val="Caption"/>
+        <w:rPr>
+          <w:rFonts w:eastAsiaTheme="minorEastAsia"/>
+          <w:bCs/>
+          <w:lang w:val="nl-BE"/>
+        </w:rPr>
+      </w:pPr>
+      <w:r>
+        <w:rPr>
+          <w:lang w:val="nl-BE"/>
+        </w:rPr>
         <w:t xml:space="preserve">Figuur </w:t>
       </w:r>
-      <w:fldSimple w:instr=" SEQ Figuur \* ARABIC ">
-        <w:r>
-          <w:rPr>
-            <w:noProof/>
-          </w:rPr>
-          <w:t>11</w:t>
-        </w:r>
-      </w:fldSimple>
-      <w:r>
-        <w:t xml:space="preserve">: Step </w:t>
-      </w:r>
-      <w:proofErr w:type="spellStart"/>
-      <w:r>
-        <w:t>repsonse</w:t>
-      </w:r>
-      <w:proofErr w:type="spellEnd"/>
-      <w:r>
-        <w:t xml:space="preserve"> </w:t>
-      </w:r>
-      <w:proofErr w:type="spellStart"/>
-      <w:r>
-        <w:rPr>
-          <w:rFonts w:eastAsiaTheme="minorEastAsia"/>
-          <w:bCs/>
-          <w:lang w:val="nl-BE"/>
-        </w:rPr>
-        <w:t>Ziegler</w:t>
-      </w:r>
-      <w:proofErr w:type="spellEnd"/>
-      <w:r>
-        <w:rPr>
-          <w:rFonts w:eastAsiaTheme="minorEastAsia"/>
-          <w:bCs/>
-          <w:lang w:val="nl-BE"/>
-        </w:rPr>
-        <w:t xml:space="preserve">-Nichols </w:t>
-      </w:r>
-      <w:proofErr w:type="spellStart"/>
-      <w:r>
-        <w:t>getunde</w:t>
-      </w:r>
-      <w:proofErr w:type="spellEnd"/>
-      <w:r>
-        <w:t xml:space="preserve"> PID </w:t>
-      </w:r>
-      <w:proofErr w:type="spellStart"/>
-      <w:r>
-        <w:t>contoler</w:t>
-      </w:r>
-      <w:proofErr w:type="spellEnd"/>
+      <w:r>
+        <w:fldChar w:fldCharType="begin"/>
+      </w:r>
+      <w:r>
+        <w:rPr>
+          <w:lang w:val="nl-BE"/>
+        </w:rPr>
+        <w:instrText xml:space="preserve"> SEQ Figuur \* ARABIC </w:instrText>
+      </w:r>
+      <w:r>
+        <w:fldChar w:fldCharType="separate"/>
+      </w:r>
+      <w:r>
+        <w:rPr>
+          <w:noProof/>
+          <w:lang w:val="nl-BE"/>
+        </w:rPr>
+        <w:t>11</w:t>
+      </w:r>
+      <w:r>
+        <w:rPr>
+          <w:noProof/>
+        </w:rPr>
+        <w:fldChar w:fldCharType="end"/>
+      </w:r>
+      <w:r>
+        <w:rPr>
+          <w:lang w:val="nl-BE"/>
+        </w:rPr>
+        <w:t xml:space="preserve">: Step repsonse </w:t>
+      </w:r>
+      <w:r>
+        <w:rPr>
+          <w:rFonts w:eastAsiaTheme="minorEastAsia"/>
+          <w:bCs/>
+          <w:lang w:val="nl-BE"/>
+        </w:rPr>
+        <w:t xml:space="preserve">Ziegler-Nichols </w:t>
+      </w:r>
+      <w:r>
+        <w:rPr>
+          <w:lang w:val="nl-BE"/>
+        </w:rPr>
+        <w:t>getunde PID contoler</w:t>
+      </w:r>
     </w:p>
     <w:p>
       <w:pPr>
@@ -6426,70 +5978,24 @@
           <w:b/>
           <w:lang w:val="nl-BE"/>
         </w:rPr>
-        <w:t xml:space="preserve">PID </w:t>
-      </w:r>
-      <w:proofErr w:type="spellStart"/>
-      <w:r>
-        <w:rPr>
-          <w:rFonts w:eastAsiaTheme="minorEastAsia"/>
-          <w:b/>
-          <w:lang w:val="nl-BE"/>
-        </w:rPr>
-        <w:t>tuning</w:t>
-      </w:r>
-      <w:proofErr w:type="spellEnd"/>
-    </w:p>
-    <w:p>
-      <w:pPr>
-        <w:rPr>
-          <w:rFonts w:eastAsiaTheme="minorEastAsia"/>
-          <w:bCs/>
-          <w:lang w:val="nl-BE"/>
-        </w:rPr>
-      </w:pPr>
-      <w:r>
-        <w:rPr>
-          <w:rFonts w:eastAsiaTheme="minorEastAsia"/>
-          <w:bCs/>
-          <w:lang w:val="nl-BE"/>
-        </w:rPr>
-        <w:t xml:space="preserve">Het doel van de PID-controller is sturen van een </w:t>
-      </w:r>
-      <w:proofErr w:type="spellStart"/>
-      <w:r>
-        <w:rPr>
-          <w:rFonts w:eastAsiaTheme="minorEastAsia"/>
-          <w:bCs/>
-          <w:lang w:val="nl-BE"/>
-        </w:rPr>
-        <w:t>servo</w:t>
-      </w:r>
-      <w:proofErr w:type="spellEnd"/>
-      <w:r>
-        <w:rPr>
-          <w:rFonts w:eastAsiaTheme="minorEastAsia"/>
-          <w:bCs/>
-          <w:lang w:val="nl-BE"/>
-        </w:rPr>
-        <w:t xml:space="preserve"> motor in een robotarm. Input is een spanning die overeenkomt met een hoek en de output is de hoek van de </w:t>
-      </w:r>
-      <w:proofErr w:type="spellStart"/>
-      <w:r>
-        <w:rPr>
-          <w:rFonts w:eastAsiaTheme="minorEastAsia"/>
-          <w:bCs/>
-          <w:lang w:val="nl-BE"/>
-        </w:rPr>
-        <w:t>servo</w:t>
-      </w:r>
-      <w:proofErr w:type="spellEnd"/>
-      <w:r>
-        <w:rPr>
-          <w:rFonts w:eastAsiaTheme="minorEastAsia"/>
-          <w:bCs/>
-          <w:lang w:val="nl-BE"/>
-        </w:rPr>
-        <w:t xml:space="preserve"> zelf. </w:t>
+        <w:t>PID tuning</w:t>
+      </w:r>
+    </w:p>
+    <w:p>
+      <w:pPr>
+        <w:rPr>
+          <w:rFonts w:eastAsiaTheme="minorEastAsia"/>
+          <w:bCs/>
+          <w:lang w:val="nl-BE"/>
+        </w:rPr>
+      </w:pPr>
+      <w:r>
+        <w:rPr>
+          <w:rFonts w:eastAsiaTheme="minorEastAsia"/>
+          <w:bCs/>
+          <w:lang w:val="nl-BE"/>
+        </w:rPr>
+        <w:t xml:space="preserve">Het doel van de PID-controller is sturen van een servo motor in een robotarm. Input is een spanning die overeenkomt met een hoek en de output is de hoek van de servo zelf. </w:t>
       </w:r>
     </w:p>
     <w:p>
@@ -6547,16 +6053,7 @@
           <w:bCs/>
           <w:lang w:val="nl-BE"/>
         </w:rPr>
-        <w:t xml:space="preserve"> niet onnodig ver uitzwenken dit kan gevaarlijk zijn en ook andere dingen omstootten of stuk maken. Max 1% </w:t>
-      </w:r>
-      <w:proofErr w:type="spellStart"/>
-      <w:r>
-        <w:rPr>
-          <w:rFonts w:eastAsiaTheme="minorEastAsia"/>
-          <w:bCs/>
-          <w:lang w:val="nl-BE"/>
-        </w:rPr>
-        <w:t>over</w:t>
+        <w:t xml:space="preserve"> niet onnodig ver uitzwenken dit kan gevaarlijk zijn en ook andere dingen omstootten of stuk maken. Max 1% over</w:t>
       </w:r>
       <w:r>
         <w:rPr>
@@ -6566,7 +6063,6 @@
         </w:rPr>
         <w:t>shoot</w:t>
       </w:r>
-      <w:proofErr w:type="spellEnd"/>
     </w:p>
     <w:p>
       <w:pPr>
@@ -6608,18 +6104,8 @@
           <w:bCs/>
           <w:lang w:val="nl-BE"/>
         </w:rPr>
-        <w:t xml:space="preserve">Na </w:t>
-      </w:r>
-      <w:proofErr w:type="spellStart"/>
-      <w:r>
-        <w:rPr>
-          <w:rFonts w:eastAsiaTheme="minorEastAsia"/>
-          <w:bCs/>
-          <w:lang w:val="nl-BE"/>
-        </w:rPr>
-        <w:t>trail</w:t>
-      </w:r>
-      <w:proofErr w:type="spellEnd"/>
+        <w:t>Na trail</w:t>
+      </w:r>
       <w:r>
         <w:rPr>
           <w:rFonts w:eastAsiaTheme="minorEastAsia"/>
@@ -6628,7 +6114,6 @@
         </w:rPr>
         <w:t>-</w:t>
       </w:r>
-      <w:proofErr w:type="spellStart"/>
       <w:r>
         <w:rPr>
           <w:rFonts w:eastAsiaTheme="minorEastAsia"/>
@@ -6637,7 +6122,6 @@
         </w:rPr>
         <w:t>and</w:t>
       </w:r>
-      <w:proofErr w:type="spellEnd"/>
       <w:r>
         <w:rPr>
           <w:rFonts w:eastAsiaTheme="minorEastAsia"/>
@@ -6652,25 +6136,7 @@
           <w:bCs/>
           <w:lang w:val="nl-BE"/>
         </w:rPr>
-        <w:t xml:space="preserve">error </w:t>
-      </w:r>
-      <w:proofErr w:type="spellStart"/>
-      <w:r>
-        <w:rPr>
-          <w:rFonts w:eastAsiaTheme="minorEastAsia"/>
-          <w:bCs/>
-          <w:lang w:val="nl-BE"/>
-        </w:rPr>
-        <w:t>tunning</w:t>
-      </w:r>
-      <w:proofErr w:type="spellEnd"/>
-      <w:r>
-        <w:rPr>
-          <w:rFonts w:eastAsiaTheme="minorEastAsia"/>
-          <w:bCs/>
-          <w:lang w:val="nl-BE"/>
-        </w:rPr>
-        <w:t xml:space="preserve"> bleken volgende waar</w:t>
+        <w:t>error tunning bleken volgende waar</w:t>
       </w:r>
       <w:r>
         <w:rPr>
@@ -6875,7 +6341,7 @@
     </w:p>
     <w:p>
       <w:pPr>
-        <w:pStyle w:val="Bijschrift"/>
+        <w:pStyle w:val="Caption"/>
         <w:rPr>
           <w:rFonts w:eastAsiaTheme="minorEastAsia"/>
           <w:bCs/>
@@ -6914,16 +6380,8 @@
         <w:rPr>
           <w:lang w:val="nl-BE"/>
         </w:rPr>
-        <w:t xml:space="preserve">: Step response van de geoptimaliseerd PID </w:t>
-      </w:r>
-      <w:proofErr w:type="spellStart"/>
-      <w:r>
-        <w:rPr>
-          <w:lang w:val="nl-BE"/>
-        </w:rPr>
-        <w:t>contoler</w:t>
-      </w:r>
-      <w:proofErr w:type="spellEnd"/>
+        <w:t>: Step response van de geoptimaliseerd PID contoler</w:t>
+      </w:r>
     </w:p>
     <w:p>
       <w:pPr>
@@ -6956,43 +6414,7 @@
           <w:bCs/>
           <w:lang w:val="nl-BE"/>
         </w:rPr>
-        <w:t xml:space="preserve">De Maximale time berekenen wordt gedaan door de </w:t>
-      </w:r>
-      <w:proofErr w:type="spellStart"/>
-      <w:r>
-        <w:rPr>
-          <w:rFonts w:eastAsiaTheme="minorEastAsia"/>
-          <w:bCs/>
-          <w:lang w:val="nl-BE"/>
-        </w:rPr>
-        <w:t>phase</w:t>
-      </w:r>
-      <w:proofErr w:type="spellEnd"/>
-      <w:r>
-        <w:rPr>
-          <w:rFonts w:eastAsiaTheme="minorEastAsia"/>
-          <w:bCs/>
-          <w:lang w:val="nl-BE"/>
-        </w:rPr>
-        <w:t xml:space="preserve"> </w:t>
-      </w:r>
-      <w:proofErr w:type="spellStart"/>
-      <w:r>
-        <w:rPr>
-          <w:rFonts w:eastAsiaTheme="minorEastAsia"/>
-          <w:bCs/>
-          <w:lang w:val="nl-BE"/>
-        </w:rPr>
-        <w:t>margin</w:t>
-      </w:r>
-      <w:proofErr w:type="spellEnd"/>
-      <w:r>
-        <w:rPr>
-          <w:rFonts w:eastAsiaTheme="minorEastAsia"/>
-          <w:bCs/>
-          <w:lang w:val="nl-BE"/>
-        </w:rPr>
-        <w:t xml:space="preserve"> te bepalen en dan volgende formule toe te passen:</w:t>
+        <w:t>De Maximale time berekenen wordt gedaan door de phase margin te bepalen en dan volgende formule toe te passen:</w:t>
       </w:r>
     </w:p>
     <w:p>
@@ -7138,7 +6560,7 @@
     </w:p>
     <w:p>
       <w:pPr>
-        <w:pStyle w:val="Bijschrift"/>
+        <w:pStyle w:val="Caption"/>
         <w:rPr>
           <w:rFonts w:ascii="Cambria Math" w:eastAsiaTheme="minorEastAsia" w:hAnsi="Cambria Math"/>
           <w:bCs/>
@@ -7178,77 +6600,7 @@
         <w:rPr>
           <w:lang w:val="nl-BE"/>
         </w:rPr>
-        <w:t xml:space="preserve">: </w:t>
-      </w:r>
-      <w:proofErr w:type="spellStart"/>
-      <w:r>
-        <w:rPr>
-          <w:lang w:val="nl-BE"/>
-        </w:rPr>
-        <w:t>Gain</w:t>
-      </w:r>
-      <w:proofErr w:type="spellEnd"/>
-      <w:r>
-        <w:rPr>
-          <w:lang w:val="nl-BE"/>
-        </w:rPr>
-        <w:t xml:space="preserve"> en </w:t>
-      </w:r>
-      <w:proofErr w:type="spellStart"/>
-      <w:r>
-        <w:rPr>
-          <w:lang w:val="nl-BE"/>
-        </w:rPr>
-        <w:t>phase</w:t>
-      </w:r>
-      <w:proofErr w:type="spellEnd"/>
-      <w:r>
-        <w:rPr>
-          <w:lang w:val="nl-BE"/>
-        </w:rPr>
-        <w:t xml:space="preserve"> </w:t>
-      </w:r>
-      <w:proofErr w:type="spellStart"/>
-      <w:r>
-        <w:rPr>
-          <w:lang w:val="nl-BE"/>
-        </w:rPr>
-        <w:t>margins</w:t>
-      </w:r>
-      <w:proofErr w:type="spellEnd"/>
-      <w:r>
-        <w:rPr>
-          <w:lang w:val="nl-BE"/>
-        </w:rPr>
-        <w:t xml:space="preserve"> van het systeem met PID </w:t>
-      </w:r>
-      <w:proofErr w:type="spellStart"/>
-      <w:r>
-        <w:rPr>
-          <w:lang w:val="nl-BE"/>
-        </w:rPr>
-        <w:t>contoler</w:t>
-      </w:r>
-      <w:proofErr w:type="spellEnd"/>
-      <w:r>
-        <w:rPr>
-          <w:lang w:val="nl-BE"/>
-        </w:rPr>
-        <w:t xml:space="preserve"> om </w:t>
-      </w:r>
-      <w:proofErr w:type="spellStart"/>
-      <w:r>
-        <w:rPr>
-          <w:lang w:val="nl-BE"/>
-        </w:rPr>
-        <w:t>maximaale</w:t>
-      </w:r>
-      <w:proofErr w:type="spellEnd"/>
-      <w:r>
-        <w:rPr>
-          <w:lang w:val="nl-BE"/>
-        </w:rPr>
-        <w:t xml:space="preserve"> tijdsvertraging te bepalen</w:t>
+        <w:t>: Gain en phase margins van het systeem met PID contoler om maximaale tijdsvertraging te bepalen</w:t>
       </w:r>
     </w:p>
     <w:p>
@@ -7275,7 +6627,6 @@
         </w:rPr>
         <w:t xml:space="preserve"> Na meer </w:t>
       </w:r>
-      <w:proofErr w:type="spellStart"/>
       <w:r>
         <w:rPr>
           <w:rFonts w:eastAsiaTheme="minorEastAsia"/>
@@ -7284,7 +6635,6 @@
         </w:rPr>
         <w:t>trail</w:t>
       </w:r>
-      <w:proofErr w:type="spellEnd"/>
       <w:r>
         <w:rPr>
           <w:rFonts w:eastAsiaTheme="minorEastAsia"/>
@@ -7293,7 +6643,6 @@
         </w:rPr>
         <w:t>-</w:t>
       </w:r>
-      <w:proofErr w:type="spellStart"/>
       <w:r>
         <w:rPr>
           <w:rFonts w:eastAsiaTheme="minorEastAsia"/>
@@ -7302,7 +6651,6 @@
         </w:rPr>
         <w:t>and</w:t>
       </w:r>
-      <w:proofErr w:type="spellEnd"/>
       <w:r>
         <w:rPr>
           <w:rFonts w:eastAsiaTheme="minorEastAsia"/>
@@ -7325,25 +6673,7 @@
           <w:bCs/>
           <w:lang w:val="nl-BE"/>
         </w:rPr>
-        <w:t xml:space="preserve"> </w:t>
-      </w:r>
-      <w:proofErr w:type="spellStart"/>
-      <w:r>
-        <w:rPr>
-          <w:rFonts w:eastAsiaTheme="minorEastAsia"/>
-          <w:bCs/>
-          <w:lang w:val="nl-BE"/>
-        </w:rPr>
-        <w:t>testing</w:t>
-      </w:r>
-      <w:proofErr w:type="spellEnd"/>
-      <w:r>
-        <w:rPr>
-          <w:rFonts w:eastAsiaTheme="minorEastAsia"/>
-          <w:bCs/>
-          <w:lang w:val="nl-BE"/>
-        </w:rPr>
-        <w:t xml:space="preserve"> blijkt dat het systeem marginaal stabiel is met een vertraging van </w:t>
+        <w:t xml:space="preserve"> testing blijkt dat het systeem marginaal stabiel is met een vertraging van </w:t>
       </w:r>
       <m:oMath>
         <m:r>
@@ -7414,7 +6744,7 @@
     </w:p>
     <w:p>
       <w:pPr>
-        <w:pStyle w:val="Bijschrift"/>
+        <w:pStyle w:val="Caption"/>
         <w:rPr>
           <w:rFonts w:eastAsiaTheme="minorEastAsia"/>
           <w:bCs/>
@@ -7453,49 +6783,7 @@
         <w:rPr>
           <w:lang w:val="nl-BE"/>
         </w:rPr>
-        <w:t xml:space="preserve">: Step response van het systeem met </w:t>
-      </w:r>
-      <w:proofErr w:type="spellStart"/>
-      <w:r>
-        <w:rPr>
-          <w:lang w:val="nl-BE"/>
-        </w:rPr>
-        <w:t>maximaale</w:t>
-      </w:r>
-      <w:proofErr w:type="spellEnd"/>
-      <w:r>
-        <w:rPr>
-          <w:lang w:val="nl-BE"/>
-        </w:rPr>
-        <w:t xml:space="preserve"> tijds vertraging en PID </w:t>
-      </w:r>
-      <w:proofErr w:type="spellStart"/>
-      <w:r>
-        <w:rPr>
-          <w:lang w:val="nl-BE"/>
-        </w:rPr>
-        <w:t>contoler</w:t>
-      </w:r>
-      <w:proofErr w:type="spellEnd"/>
-      <w:r>
-        <w:rPr>
-          <w:lang w:val="nl-BE"/>
-        </w:rPr>
-        <w:t xml:space="preserve"> van het niet </w:t>
-      </w:r>
-      <w:proofErr w:type="spellStart"/>
-      <w:r>
-        <w:rPr>
-          <w:lang w:val="nl-BE"/>
-        </w:rPr>
-        <w:t>tijdsvertraagtde</w:t>
-      </w:r>
-      <w:proofErr w:type="spellEnd"/>
-      <w:r>
-        <w:rPr>
-          <w:lang w:val="nl-BE"/>
-        </w:rPr>
-        <w:t xml:space="preserve"> systeem.</w:t>
+        <w:t>: Step response van het systeem met maximaale tijds vertraging en PID contoler van het niet tijdsvertraagtde systeem.</w:t>
       </w:r>
     </w:p>
     <w:p>
@@ -7528,16 +6816,7 @@
           <w:bCs/>
           <w:lang w:val="nl-BE"/>
         </w:rPr>
-        <w:t xml:space="preserve"> is opnieuw </w:t>
-      </w:r>
-      <w:proofErr w:type="spellStart"/>
-      <w:r>
-        <w:rPr>
-          <w:rFonts w:eastAsiaTheme="minorEastAsia"/>
-          <w:bCs/>
-          <w:lang w:val="nl-BE"/>
-        </w:rPr>
-        <w:t>ge</w:t>
+        <w:t xml:space="preserve"> is opnieuw ge</w:t>
       </w:r>
       <w:r>
         <w:rPr>
@@ -7547,7 +6826,6 @@
         </w:rPr>
         <w:t>tunned</w:t>
       </w:r>
-      <w:proofErr w:type="spellEnd"/>
       <w:r>
         <w:rPr>
           <w:rFonts w:eastAsiaTheme="minorEastAsia"/>
@@ -7753,7 +7031,7 @@
     </w:p>
     <w:p>
       <w:pPr>
-        <w:pStyle w:val="Bijschrift"/>
+        <w:pStyle w:val="Caption"/>
         <w:rPr>
           <w:rFonts w:eastAsiaTheme="minorEastAsia"/>
           <w:bCs/>
@@ -7792,49 +7070,7 @@
         <w:rPr>
           <w:lang w:val="nl-BE"/>
         </w:rPr>
-        <w:t xml:space="preserve">: Step </w:t>
-      </w:r>
-      <w:proofErr w:type="spellStart"/>
-      <w:r>
-        <w:rPr>
-          <w:lang w:val="nl-BE"/>
-        </w:rPr>
-        <w:t>repsonse</w:t>
-      </w:r>
-      <w:proofErr w:type="spellEnd"/>
-      <w:r>
-        <w:rPr>
-          <w:lang w:val="nl-BE"/>
-        </w:rPr>
-        <w:t xml:space="preserve"> van de PID </w:t>
-      </w:r>
-      <w:proofErr w:type="spellStart"/>
-      <w:r>
-        <w:rPr>
-          <w:lang w:val="nl-BE"/>
-        </w:rPr>
-        <w:t>contoler</w:t>
-      </w:r>
-      <w:proofErr w:type="spellEnd"/>
-      <w:r>
-        <w:rPr>
-          <w:lang w:val="nl-BE"/>
-        </w:rPr>
-        <w:t xml:space="preserve"> voor </w:t>
-      </w:r>
-      <w:proofErr w:type="spellStart"/>
-      <w:r>
-        <w:rPr>
-          <w:lang w:val="nl-BE"/>
-        </w:rPr>
-        <w:t>eht</w:t>
-      </w:r>
-      <w:proofErr w:type="spellEnd"/>
-      <w:r>
-        <w:rPr>
-          <w:lang w:val="nl-BE"/>
-        </w:rPr>
-        <w:t xml:space="preserve"> vertraagde systeem</w:t>
+        <w:t>: Step repsonse van de PID contoler voor eht vertraagde systeem</w:t>
       </w:r>
     </w:p>
     <w:p>
@@ -8304,15 +7540,15 @@
     <w:lsdException w:name="Unresolved Mention" w:semiHidden="1" w:unhideWhenUsed="1"/>
     <w:lsdException w:name="Smart Link" w:semiHidden="1" w:unhideWhenUsed="1"/>
   </w:latentStyles>
-  <w:style w:type="paragraph" w:default="1" w:styleId="Standaard">
+  <w:style w:type="paragraph" w:default="1" w:styleId="Normal">
     <w:name w:val="Normal"/>
     <w:qFormat/>
   </w:style>
-  <w:style w:type="paragraph" w:styleId="Kop1">
+  <w:style w:type="paragraph" w:styleId="Heading1">
     <w:name w:val="heading 1"/>
-    <w:basedOn w:val="Standaard"/>
-    <w:next w:val="Standaard"/>
-    <w:link w:val="Kop1Char"/>
+    <w:basedOn w:val="Normal"/>
+    <w:next w:val="Normal"/>
+    <w:link w:val="Heading1Char"/>
     <w:uiPriority w:val="9"/>
     <w:qFormat/>
     <w:rsid w:val="00B00D71"/>
@@ -8329,11 +7565,11 @@
       <w:szCs w:val="40"/>
     </w:rPr>
   </w:style>
-  <w:style w:type="paragraph" w:styleId="Kop2">
+  <w:style w:type="paragraph" w:styleId="Heading2">
     <w:name w:val="heading 2"/>
-    <w:basedOn w:val="Standaard"/>
-    <w:next w:val="Standaard"/>
-    <w:link w:val="Kop2Char"/>
+    <w:basedOn w:val="Normal"/>
+    <w:next w:val="Normal"/>
+    <w:link w:val="Heading2Char"/>
     <w:uiPriority w:val="9"/>
     <w:semiHidden/>
     <w:unhideWhenUsed/>
@@ -8352,11 +7588,11 @@
       <w:szCs w:val="32"/>
     </w:rPr>
   </w:style>
-  <w:style w:type="paragraph" w:styleId="Kop3">
+  <w:style w:type="paragraph" w:styleId="Heading3">
     <w:name w:val="heading 3"/>
-    <w:basedOn w:val="Standaard"/>
-    <w:next w:val="Standaard"/>
-    <w:link w:val="Kop3Char"/>
+    <w:basedOn w:val="Normal"/>
+    <w:next w:val="Normal"/>
+    <w:link w:val="Heading3Char"/>
     <w:uiPriority w:val="9"/>
     <w:semiHidden/>
     <w:unhideWhenUsed/>
@@ -8375,11 +7611,11 @@
       <w:szCs w:val="28"/>
     </w:rPr>
   </w:style>
-  <w:style w:type="paragraph" w:styleId="Kop4">
+  <w:style w:type="paragraph" w:styleId="Heading4">
     <w:name w:val="heading 4"/>
-    <w:basedOn w:val="Standaard"/>
-    <w:next w:val="Standaard"/>
-    <w:link w:val="Kop4Char"/>
+    <w:basedOn w:val="Normal"/>
+    <w:next w:val="Normal"/>
+    <w:link w:val="Heading4Char"/>
     <w:uiPriority w:val="9"/>
     <w:semiHidden/>
     <w:unhideWhenUsed/>
@@ -8398,11 +7634,11 @@
       <w:color w:val="0F4761" w:themeColor="accent1" w:themeShade="BF"/>
     </w:rPr>
   </w:style>
-  <w:style w:type="paragraph" w:styleId="Kop5">
+  <w:style w:type="paragraph" w:styleId="Heading5">
     <w:name w:val="heading 5"/>
-    <w:basedOn w:val="Standaard"/>
-    <w:next w:val="Standaard"/>
-    <w:link w:val="Kop5Char"/>
+    <w:basedOn w:val="Normal"/>
+    <w:next w:val="Normal"/>
+    <w:link w:val="Heading5Char"/>
     <w:uiPriority w:val="9"/>
     <w:semiHidden/>
     <w:unhideWhenUsed/>
@@ -8419,11 +7655,11 @@
       <w:color w:val="0F4761" w:themeColor="accent1" w:themeShade="BF"/>
     </w:rPr>
   </w:style>
-  <w:style w:type="paragraph" w:styleId="Kop6">
+  <w:style w:type="paragraph" w:styleId="Heading6">
     <w:name w:val="heading 6"/>
-    <w:basedOn w:val="Standaard"/>
-    <w:next w:val="Standaard"/>
-    <w:link w:val="Kop6Char"/>
+    <w:basedOn w:val="Normal"/>
+    <w:next w:val="Normal"/>
+    <w:link w:val="Heading6Char"/>
     <w:uiPriority w:val="9"/>
     <w:semiHidden/>
     <w:unhideWhenUsed/>
@@ -8442,11 +7678,11 @@
       <w:color w:val="595959" w:themeColor="text1" w:themeTint="A6"/>
     </w:rPr>
   </w:style>
-  <w:style w:type="paragraph" w:styleId="Kop7">
+  <w:style w:type="paragraph" w:styleId="Heading7">
     <w:name w:val="heading 7"/>
-    <w:basedOn w:val="Standaard"/>
-    <w:next w:val="Standaard"/>
-    <w:link w:val="Kop7Char"/>
+    <w:basedOn w:val="Normal"/>
+    <w:next w:val="Normal"/>
+    <w:link w:val="Heading7Char"/>
     <w:uiPriority w:val="9"/>
     <w:semiHidden/>
     <w:unhideWhenUsed/>
@@ -8463,11 +7699,11 @@
       <w:color w:val="595959" w:themeColor="text1" w:themeTint="A6"/>
     </w:rPr>
   </w:style>
-  <w:style w:type="paragraph" w:styleId="Kop8">
+  <w:style w:type="paragraph" w:styleId="Heading8">
     <w:name w:val="heading 8"/>
-    <w:basedOn w:val="Standaard"/>
-    <w:next w:val="Standaard"/>
-    <w:link w:val="Kop8Char"/>
+    <w:basedOn w:val="Normal"/>
+    <w:next w:val="Normal"/>
+    <w:link w:val="Heading8Char"/>
     <w:uiPriority w:val="9"/>
     <w:semiHidden/>
     <w:unhideWhenUsed/>
@@ -8486,11 +7722,11 @@
       <w:color w:val="272727" w:themeColor="text1" w:themeTint="D8"/>
     </w:rPr>
   </w:style>
-  <w:style w:type="paragraph" w:styleId="Kop9">
+  <w:style w:type="paragraph" w:styleId="Heading9">
     <w:name w:val="heading 9"/>
-    <w:basedOn w:val="Standaard"/>
-    <w:next w:val="Standaard"/>
-    <w:link w:val="Kop9Char"/>
+    <w:basedOn w:val="Normal"/>
+    <w:next w:val="Normal"/>
+    <w:link w:val="Heading9Char"/>
     <w:uiPriority w:val="9"/>
     <w:semiHidden/>
     <w:unhideWhenUsed/>
@@ -8507,13 +7743,13 @@
       <w:color w:val="272727" w:themeColor="text1" w:themeTint="D8"/>
     </w:rPr>
   </w:style>
-  <w:style w:type="character" w:default="1" w:styleId="Standaardalinea-lettertype">
+  <w:style w:type="character" w:default="1" w:styleId="DefaultParagraphFont">
     <w:name w:val="Default Paragraph Font"/>
     <w:uiPriority w:val="1"/>
     <w:semiHidden/>
     <w:unhideWhenUsed/>
   </w:style>
-  <w:style w:type="table" w:default="1" w:styleId="Standaardtabel">
+  <w:style w:type="table" w:default="1" w:styleId="TableNormal">
     <w:name w:val="Normal Table"/>
     <w:uiPriority w:val="99"/>
     <w:semiHidden/>
@@ -8528,16 +7764,16 @@
       </w:tblCellMar>
     </w:tblPr>
   </w:style>
-  <w:style w:type="numbering" w:default="1" w:styleId="Geenlijst">
+  <w:style w:type="numbering" w:default="1" w:styleId="NoList">
     <w:name w:val="No List"/>
     <w:uiPriority w:val="99"/>
     <w:semiHidden/>
     <w:unhideWhenUsed/>
   </w:style>
-  <w:style w:type="character" w:customStyle="1" w:styleId="Kop1Char">
-    <w:name w:val="Kop 1 Char"/>
-    <w:basedOn w:val="Standaardalinea-lettertype"/>
-    <w:link w:val="Kop1"/>
+  <w:style w:type="character" w:customStyle="1" w:styleId="Heading1Char">
+    <w:name w:val="Heading 1 Char"/>
+    <w:basedOn w:val="DefaultParagraphFont"/>
+    <w:link w:val="Heading1"/>
     <w:uiPriority w:val="9"/>
     <w:rsid w:val="00B00D71"/>
     <w:rPr>
@@ -8547,10 +7783,10 @@
       <w:szCs w:val="40"/>
     </w:rPr>
   </w:style>
-  <w:style w:type="character" w:customStyle="1" w:styleId="Kop2Char">
-    <w:name w:val="Kop 2 Char"/>
-    <w:basedOn w:val="Standaardalinea-lettertype"/>
-    <w:link w:val="Kop2"/>
+  <w:style w:type="character" w:customStyle="1" w:styleId="Heading2Char">
+    <w:name w:val="Heading 2 Char"/>
+    <w:basedOn w:val="DefaultParagraphFont"/>
+    <w:link w:val="Heading2"/>
     <w:uiPriority w:val="9"/>
     <w:semiHidden/>
     <w:rsid w:val="00B00D71"/>
@@ -8561,10 +7797,10 @@
       <w:szCs w:val="32"/>
     </w:rPr>
   </w:style>
-  <w:style w:type="character" w:customStyle="1" w:styleId="Kop3Char">
-    <w:name w:val="Kop 3 Char"/>
-    <w:basedOn w:val="Standaardalinea-lettertype"/>
-    <w:link w:val="Kop3"/>
+  <w:style w:type="character" w:customStyle="1" w:styleId="Heading3Char">
+    <w:name w:val="Heading 3 Char"/>
+    <w:basedOn w:val="DefaultParagraphFont"/>
+    <w:link w:val="Heading3"/>
     <w:uiPriority w:val="9"/>
     <w:semiHidden/>
     <w:rsid w:val="00B00D71"/>
@@ -8575,10 +7811,10 @@
       <w:szCs w:val="28"/>
     </w:rPr>
   </w:style>
-  <w:style w:type="character" w:customStyle="1" w:styleId="Kop4Char">
-    <w:name w:val="Kop 4 Char"/>
-    <w:basedOn w:val="Standaardalinea-lettertype"/>
-    <w:link w:val="Kop4"/>
+  <w:style w:type="character" w:customStyle="1" w:styleId="Heading4Char">
+    <w:name w:val="Heading 4 Char"/>
+    <w:basedOn w:val="DefaultParagraphFont"/>
+    <w:link w:val="Heading4"/>
     <w:uiPriority w:val="9"/>
     <w:semiHidden/>
     <w:rsid w:val="00B00D71"/>
@@ -8589,10 +7825,10 @@
       <w:color w:val="0F4761" w:themeColor="accent1" w:themeShade="BF"/>
     </w:rPr>
   </w:style>
-  <w:style w:type="character" w:customStyle="1" w:styleId="Kop5Char">
-    <w:name w:val="Kop 5 Char"/>
-    <w:basedOn w:val="Standaardalinea-lettertype"/>
-    <w:link w:val="Kop5"/>
+  <w:style w:type="character" w:customStyle="1" w:styleId="Heading5Char">
+    <w:name w:val="Heading 5 Char"/>
+    <w:basedOn w:val="DefaultParagraphFont"/>
+    <w:link w:val="Heading5"/>
     <w:uiPriority w:val="9"/>
     <w:semiHidden/>
     <w:rsid w:val="00B00D71"/>
@@ -8601,10 +7837,10 @@
       <w:color w:val="0F4761" w:themeColor="accent1" w:themeShade="BF"/>
     </w:rPr>
   </w:style>
-  <w:style w:type="character" w:customStyle="1" w:styleId="Kop6Char">
-    <w:name w:val="Kop 6 Char"/>
-    <w:basedOn w:val="Standaardalinea-lettertype"/>
-    <w:link w:val="Kop6"/>
+  <w:style w:type="character" w:customStyle="1" w:styleId="Heading6Char">
+    <w:name w:val="Heading 6 Char"/>
+    <w:basedOn w:val="DefaultParagraphFont"/>
+    <w:link w:val="Heading6"/>
     <w:uiPriority w:val="9"/>
     <w:semiHidden/>
     <w:rsid w:val="00B00D71"/>
@@ -8615,10 +7851,10 @@
       <w:color w:val="595959" w:themeColor="text1" w:themeTint="A6"/>
     </w:rPr>
   </w:style>
-  <w:style w:type="character" w:customStyle="1" w:styleId="Kop7Char">
-    <w:name w:val="Kop 7 Char"/>
-    <w:basedOn w:val="Standaardalinea-lettertype"/>
-    <w:link w:val="Kop7"/>
+  <w:style w:type="character" w:customStyle="1" w:styleId="Heading7Char">
+    <w:name w:val="Heading 7 Char"/>
+    <w:basedOn w:val="DefaultParagraphFont"/>
+    <w:link w:val="Heading7"/>
     <w:uiPriority w:val="9"/>
     <w:semiHidden/>
     <w:rsid w:val="00B00D71"/>
@@ -8627,10 +7863,10 @@
       <w:color w:val="595959" w:themeColor="text1" w:themeTint="A6"/>
     </w:rPr>
   </w:style>
-  <w:style w:type="character" w:customStyle="1" w:styleId="Kop8Char">
-    <w:name w:val="Kop 8 Char"/>
-    <w:basedOn w:val="Standaardalinea-lettertype"/>
-    <w:link w:val="Kop8"/>
+  <w:style w:type="character" w:customStyle="1" w:styleId="Heading8Char">
+    <w:name w:val="Heading 8 Char"/>
+    <w:basedOn w:val="DefaultParagraphFont"/>
+    <w:link w:val="Heading8"/>
     <w:uiPriority w:val="9"/>
     <w:semiHidden/>
     <w:rsid w:val="00B00D71"/>
@@ -8641,10 +7877,10 @@
       <w:color w:val="272727" w:themeColor="text1" w:themeTint="D8"/>
     </w:rPr>
   </w:style>
-  <w:style w:type="character" w:customStyle="1" w:styleId="Kop9Char">
-    <w:name w:val="Kop 9 Char"/>
-    <w:basedOn w:val="Standaardalinea-lettertype"/>
-    <w:link w:val="Kop9"/>
+  <w:style w:type="character" w:customStyle="1" w:styleId="Heading9Char">
+    <w:name w:val="Heading 9 Char"/>
+    <w:basedOn w:val="DefaultParagraphFont"/>
+    <w:link w:val="Heading9"/>
     <w:uiPriority w:val="9"/>
     <w:semiHidden/>
     <w:rsid w:val="00B00D71"/>
@@ -8653,11 +7889,11 @@
       <w:color w:val="272727" w:themeColor="text1" w:themeTint="D8"/>
     </w:rPr>
   </w:style>
-  <w:style w:type="paragraph" w:styleId="Titel">
+  <w:style w:type="paragraph" w:styleId="Title">
     <w:name w:val="Title"/>
-    <w:basedOn w:val="Standaard"/>
-    <w:next w:val="Standaard"/>
-    <w:link w:val="TitelChar"/>
+    <w:basedOn w:val="Normal"/>
+    <w:next w:val="Normal"/>
+    <w:link w:val="TitleChar"/>
     <w:uiPriority w:val="10"/>
     <w:qFormat/>
     <w:rsid w:val="00B00D71"/>
@@ -8673,10 +7909,10 @@
       <w:szCs w:val="56"/>
     </w:rPr>
   </w:style>
-  <w:style w:type="character" w:customStyle="1" w:styleId="TitelChar">
-    <w:name w:val="Titel Char"/>
-    <w:basedOn w:val="Standaardalinea-lettertype"/>
-    <w:link w:val="Titel"/>
+  <w:style w:type="character" w:customStyle="1" w:styleId="TitleChar">
+    <w:name w:val="Title Char"/>
+    <w:basedOn w:val="DefaultParagraphFont"/>
+    <w:link w:val="Title"/>
     <w:uiPriority w:val="10"/>
     <w:rsid w:val="00B00D71"/>
     <w:rPr>
@@ -8687,11 +7923,11 @@
       <w:szCs w:val="56"/>
     </w:rPr>
   </w:style>
-  <w:style w:type="paragraph" w:styleId="Ondertitel">
+  <w:style w:type="paragraph" w:styleId="Subtitle">
     <w:name w:val="Subtitle"/>
-    <w:basedOn w:val="Standaard"/>
-    <w:next w:val="Standaard"/>
-    <w:link w:val="OndertitelChar"/>
+    <w:basedOn w:val="Normal"/>
+    <w:next w:val="Normal"/>
+    <w:link w:val="SubtitleChar"/>
     <w:uiPriority w:val="11"/>
     <w:qFormat/>
     <w:rsid w:val="00B00D71"/>
@@ -8708,10 +7944,10 @@
       <w:szCs w:val="28"/>
     </w:rPr>
   </w:style>
-  <w:style w:type="character" w:customStyle="1" w:styleId="OndertitelChar">
-    <w:name w:val="Ondertitel Char"/>
-    <w:basedOn w:val="Standaardalinea-lettertype"/>
-    <w:link w:val="Ondertitel"/>
+  <w:style w:type="character" w:customStyle="1" w:styleId="SubtitleChar">
+    <w:name w:val="Subtitle Char"/>
+    <w:basedOn w:val="DefaultParagraphFont"/>
+    <w:link w:val="Subtitle"/>
     <w:uiPriority w:val="11"/>
     <w:rsid w:val="00B00D71"/>
     <w:rPr>
@@ -8722,11 +7958,11 @@
       <w:szCs w:val="28"/>
     </w:rPr>
   </w:style>
-  <w:style w:type="paragraph" w:styleId="Citaat">
+  <w:style w:type="paragraph" w:styleId="Quote">
     <w:name w:val="Quote"/>
-    <w:basedOn w:val="Standaard"/>
-    <w:next w:val="Standaard"/>
-    <w:link w:val="CitaatChar"/>
+    <w:basedOn w:val="Normal"/>
+    <w:next w:val="Normal"/>
+    <w:link w:val="QuoteChar"/>
     <w:uiPriority w:val="29"/>
     <w:qFormat/>
     <w:rsid w:val="00B00D71"/>
@@ -8740,10 +7976,10 @@
       <w:color w:val="404040" w:themeColor="text1" w:themeTint="BF"/>
     </w:rPr>
   </w:style>
-  <w:style w:type="character" w:customStyle="1" w:styleId="CitaatChar">
-    <w:name w:val="Citaat Char"/>
-    <w:basedOn w:val="Standaardalinea-lettertype"/>
-    <w:link w:val="Citaat"/>
+  <w:style w:type="character" w:customStyle="1" w:styleId="QuoteChar">
+    <w:name w:val="Quote Char"/>
+    <w:basedOn w:val="DefaultParagraphFont"/>
+    <w:link w:val="Quote"/>
     <w:uiPriority w:val="29"/>
     <w:rsid w:val="00B00D71"/>
     <w:rPr>
@@ -8752,9 +7988,9 @@
       <w:color w:val="404040" w:themeColor="text1" w:themeTint="BF"/>
     </w:rPr>
   </w:style>
-  <w:style w:type="paragraph" w:styleId="Lijstalinea">
+  <w:style w:type="paragraph" w:styleId="ListParagraph">
     <w:name w:val="List Paragraph"/>
-    <w:basedOn w:val="Standaard"/>
+    <w:basedOn w:val="Normal"/>
     <w:uiPriority w:val="34"/>
     <w:qFormat/>
     <w:rsid w:val="00B00D71"/>
@@ -8763,9 +7999,9 @@
       <w:contextualSpacing/>
     </w:pPr>
   </w:style>
-  <w:style w:type="character" w:styleId="Intensievebenadrukking">
+  <w:style w:type="character" w:styleId="IntenseEmphasis">
     <w:name w:val="Intense Emphasis"/>
-    <w:basedOn w:val="Standaardalinea-lettertype"/>
+    <w:basedOn w:val="DefaultParagraphFont"/>
     <w:uiPriority w:val="21"/>
     <w:qFormat/>
     <w:rsid w:val="00B00D71"/>
@@ -8775,11 +8011,11 @@
       <w:color w:val="0F4761" w:themeColor="accent1" w:themeShade="BF"/>
     </w:rPr>
   </w:style>
-  <w:style w:type="paragraph" w:styleId="Duidelijkcitaat">
+  <w:style w:type="paragraph" w:styleId="IntenseQuote">
     <w:name w:val="Intense Quote"/>
-    <w:basedOn w:val="Standaard"/>
-    <w:next w:val="Standaard"/>
-    <w:link w:val="DuidelijkcitaatChar"/>
+    <w:basedOn w:val="Normal"/>
+    <w:next w:val="Normal"/>
+    <w:link w:val="IntenseQuoteChar"/>
     <w:uiPriority w:val="30"/>
     <w:qFormat/>
     <w:rsid w:val="00B00D71"/>
@@ -8798,10 +8034,10 @@
       <w:color w:val="0F4761" w:themeColor="accent1" w:themeShade="BF"/>
     </w:rPr>
   </w:style>
-  <w:style w:type="character" w:customStyle="1" w:styleId="DuidelijkcitaatChar">
-    <w:name w:val="Duidelijk citaat Char"/>
-    <w:basedOn w:val="Standaardalinea-lettertype"/>
-    <w:link w:val="Duidelijkcitaat"/>
+  <w:style w:type="character" w:customStyle="1" w:styleId="IntenseQuoteChar">
+    <w:name w:val="Intense Quote Char"/>
+    <w:basedOn w:val="DefaultParagraphFont"/>
+    <w:link w:val="IntenseQuote"/>
     <w:uiPriority w:val="30"/>
     <w:rsid w:val="00B00D71"/>
     <w:rPr>
@@ -8810,9 +8046,9 @@
       <w:color w:val="0F4761" w:themeColor="accent1" w:themeShade="BF"/>
     </w:rPr>
   </w:style>
-  <w:style w:type="character" w:styleId="Intensieveverwijzing">
+  <w:style w:type="character" w:styleId="IntenseReference">
     <w:name w:val="Intense Reference"/>
-    <w:basedOn w:val="Standaardalinea-lettertype"/>
+    <w:basedOn w:val="DefaultParagraphFont"/>
     <w:uiPriority w:val="32"/>
     <w:qFormat/>
     <w:rsid w:val="00B00D71"/>
@@ -8824,9 +8060,9 @@
       <w:spacing w:val="5"/>
     </w:rPr>
   </w:style>
-  <w:style w:type="character" w:styleId="Tekstvantijdelijkeaanduiding">
+  <w:style w:type="character" w:styleId="PlaceholderText">
     <w:name w:val="Placeholder Text"/>
-    <w:basedOn w:val="Standaardalinea-lettertype"/>
+    <w:basedOn w:val="DefaultParagraphFont"/>
     <w:uiPriority w:val="99"/>
     <w:semiHidden/>
     <w:rsid w:val="00B00D71"/>
@@ -8834,10 +8070,10 @@
       <w:color w:val="666666"/>
     </w:rPr>
   </w:style>
-  <w:style w:type="paragraph" w:styleId="Bijschrift">
+  <w:style w:type="paragraph" w:styleId="Caption">
     <w:name w:val="caption"/>
-    <w:basedOn w:val="Standaard"/>
-    <w:next w:val="Standaard"/>
+    <w:basedOn w:val="Normal"/>
+    <w:next w:val="Normal"/>
     <w:uiPriority w:val="35"/>
     <w:unhideWhenUsed/>
     <w:qFormat/>

--- a/MathLab.docx
+++ b/MathLab.docx
@@ -71,7 +71,37 @@
           <w:bCs/>
           <w:lang w:val="nl-BE"/>
         </w:rPr>
-        <w:t xml:space="preserve">Om de transfer functie van de bode plot te vinden worden eerst de polen en nullen gezocht. Aangezien we opzoek zijn naar twee nothce filter weten we dat er 4 nullen en 4 pollen zijn. De eerste twee nullen bevinden zich op </w:t>
+        <w:t xml:space="preserve">Om de transferfunctie van de bode plot te vinden worden eerst de polen en nullen gezocht. Aangezien we opzoek zijn naar twee </w:t>
+      </w:r>
+      <w:proofErr w:type="spellStart"/>
+      <w:r>
+        <w:rPr>
+          <w:bCs/>
+          <w:lang w:val="nl-BE"/>
+        </w:rPr>
+        <w:t>nothce</w:t>
+      </w:r>
+      <w:proofErr w:type="spellEnd"/>
+      <w:r>
+        <w:rPr>
+          <w:bCs/>
+          <w:lang w:val="nl-BE"/>
+        </w:rPr>
+        <w:t xml:space="preserve"> filter</w:t>
+      </w:r>
+      <w:r>
+        <w:rPr>
+          <w:bCs/>
+          <w:lang w:val="nl-BE"/>
+        </w:rPr>
+        <w:t>s</w:t>
+      </w:r>
+      <w:r>
+        <w:rPr>
+          <w:bCs/>
+          <w:lang w:val="nl-BE"/>
+        </w:rPr>
+        <w:t xml:space="preserve"> weten we dat er 4 nullen en 4 pollen zijn. De eerste twee nullen bevinden zich op </w:t>
       </w:r>
       <m:oMath>
         <m:r>
@@ -165,7 +195,31 @@
           <w:bCs/>
           <w:lang w:val="nl-BE"/>
         </w:rPr>
-        <w:t xml:space="preserve"> en de tweede op </w:t>
+        <w:t xml:space="preserve"> en de tweede op</w:t>
+      </w:r>
+      <w:r>
+        <w:rPr>
+          <w:rFonts w:eastAsiaTheme="minorEastAsia"/>
+          <w:bCs/>
+          <w:lang w:val="nl-BE"/>
+        </w:rPr>
+        <w:t xml:space="preserve"> </w:t>
+      </w:r>
+      <w:r>
+        <w:rPr>
+          <w:rFonts w:eastAsiaTheme="minorEastAsia"/>
+          <w:bCs/>
+          <w:lang w:val="nl-BE"/>
+        </w:rPr>
+        <w:t>ongeveer</w:t>
+      </w:r>
+      <w:r>
+        <w:rPr>
+          <w:rFonts w:eastAsiaTheme="minorEastAsia"/>
+          <w:bCs/>
+          <w:lang w:val="nl-BE"/>
+        </w:rPr>
+        <w:t xml:space="preserve"> </w:t>
       </w:r>
       <m:oMath>
         <m:r>
@@ -212,24 +266,56 @@
           <w:bCs/>
           <w:lang w:val="nl-BE"/>
         </w:rPr>
-        <w:t xml:space="preserve"> ongeveer. </w:t>
-      </w:r>
-    </w:p>
-    <w:p>
-      <w:pPr>
-        <w:rPr>
-          <w:rFonts w:eastAsiaTheme="minorEastAsia"/>
-          <w:bCs/>
-          <w:lang w:val="nl-BE"/>
-        </w:rPr>
-      </w:pPr>
-      <w:r>
-        <w:rPr>
-          <w:rFonts w:eastAsiaTheme="minorEastAsia"/>
-          <w:bCs/>
-          <w:lang w:val="nl-BE"/>
-        </w:rPr>
-        <w:t xml:space="preserve">Nu de pollen en nullen gevonden kunnen we twee tweede orde filter zoeken die elk twee nullen en pollen hebben. Om te zorgen dat het een gewone notche filter is en geen low of high pass nothce moeten de pollen aan beide kanten ongeveer even ver van de nullen liggen. </w:t>
+        <w:t xml:space="preserve">. </w:t>
+      </w:r>
+    </w:p>
+    <w:p>
+      <w:pPr>
+        <w:rPr>
+          <w:rFonts w:eastAsiaTheme="minorEastAsia"/>
+          <w:bCs/>
+          <w:lang w:val="nl-BE"/>
+        </w:rPr>
+      </w:pPr>
+      <w:r>
+        <w:rPr>
+          <w:rFonts w:eastAsiaTheme="minorEastAsia"/>
+          <w:bCs/>
+          <w:lang w:val="nl-BE"/>
+        </w:rPr>
+        <w:t xml:space="preserve">Nu de pollen en nullen gevonden </w:t>
+      </w:r>
+      <w:r>
+        <w:rPr>
+          <w:rFonts w:eastAsiaTheme="minorEastAsia"/>
+          <w:bCs/>
+          <w:lang w:val="nl-BE"/>
+        </w:rPr>
+        <w:t xml:space="preserve">zijn </w:t>
+      </w:r>
+      <w:r>
+        <w:rPr>
+          <w:rFonts w:eastAsiaTheme="minorEastAsia"/>
+          <w:bCs/>
+          <w:lang w:val="nl-BE"/>
+        </w:rPr>
+        <w:t>kunnen we twee tweede orde filter</w:t>
+      </w:r>
+      <w:r>
+        <w:rPr>
+          <w:rFonts w:eastAsiaTheme="minorEastAsia"/>
+          <w:bCs/>
+          <w:lang w:val="nl-BE"/>
+        </w:rPr>
+        <w:t>s</w:t>
+      </w:r>
+      <w:r>
+        <w:rPr>
+          <w:rFonts w:eastAsiaTheme="minorEastAsia"/>
+          <w:bCs/>
+          <w:lang w:val="nl-BE"/>
+        </w:rPr>
+        <w:t xml:space="preserve"> zoeken die elk twee nullen en pollen hebben. Om te zorgen dat het een gewone notche filter is en geen low of high pass nothce moeten de pollen aan beide kanten ongeveer even ver van de nullen liggen. </w:t>
       </w:r>
       <w:r>
         <w:rPr>
@@ -465,7 +551,23 @@
           <w:bCs/>
           <w:lang w:val="nl-BE"/>
         </w:rPr>
-        <w:t xml:space="preserve"> en reëel pool</w:t>
+        <w:t xml:space="preserve"> en </w:t>
+      </w:r>
+      <w:r>
+        <w:rPr>
+          <w:rFonts w:eastAsiaTheme="minorEastAsia"/>
+          <w:bCs/>
+          <w:lang w:val="nl-BE"/>
+        </w:rPr>
+        <w:t>reële</w:t>
+      </w:r>
+      <w:r>
+        <w:rPr>
+          <w:rFonts w:eastAsiaTheme="minorEastAsia"/>
+          <w:bCs/>
+          <w:lang w:val="nl-BE"/>
+        </w:rPr>
+        <w:t xml:space="preserve"> pool</w:t>
       </w:r>
       <w:r>
         <w:rPr>
@@ -592,7 +694,73 @@
           <w:bCs/>
           <w:lang w:val="nl-BE"/>
         </w:rPr>
-        <w:t>Hieruit kan de transferfucntie berend worden met de hand of in mahtlab.</w:t>
+        <w:t>Hieruit kan de transferfun</w:t>
+      </w:r>
+      <w:r>
+        <w:rPr>
+          <w:rFonts w:eastAsiaTheme="minorEastAsia"/>
+          <w:bCs/>
+          <w:lang w:val="nl-BE"/>
+        </w:rPr>
+        <w:t>c</w:t>
+      </w:r>
+      <w:r>
+        <w:rPr>
+          <w:rFonts w:eastAsiaTheme="minorEastAsia"/>
+          <w:bCs/>
+          <w:lang w:val="nl-BE"/>
+        </w:rPr>
+        <w:t>tie bere</w:t>
+      </w:r>
+      <w:r>
+        <w:rPr>
+          <w:rFonts w:eastAsiaTheme="minorEastAsia"/>
+          <w:bCs/>
+          <w:lang w:val="nl-BE"/>
+        </w:rPr>
+        <w:t>ke</w:t>
+      </w:r>
+      <w:r>
+        <w:rPr>
+          <w:rFonts w:eastAsiaTheme="minorEastAsia"/>
+          <w:bCs/>
+          <w:lang w:val="nl-BE"/>
+        </w:rPr>
+        <w:t xml:space="preserve">nd worden </w:t>
+      </w:r>
+      <w:r>
+        <w:rPr>
+          <w:rFonts w:eastAsiaTheme="minorEastAsia"/>
+          <w:bCs/>
+          <w:lang w:val="nl-BE"/>
+        </w:rPr>
+        <w:t>met</w:t>
+      </w:r>
+      <w:r>
+        <w:rPr>
+          <w:rFonts w:eastAsiaTheme="minorEastAsia"/>
+          <w:bCs/>
+          <w:lang w:val="nl-BE"/>
+        </w:rPr>
+        <w:t xml:space="preserve"> </w:t>
+      </w:r>
+      <w:proofErr w:type="spellStart"/>
+      <w:r>
+        <w:rPr>
+          <w:rFonts w:eastAsiaTheme="minorEastAsia"/>
+          <w:bCs/>
+          <w:lang w:val="nl-BE"/>
+        </w:rPr>
+        <w:t>mahtlab</w:t>
+      </w:r>
+      <w:proofErr w:type="spellEnd"/>
+      <w:r>
+        <w:rPr>
+          <w:rFonts w:eastAsiaTheme="minorEastAsia"/>
+          <w:bCs/>
+          <w:lang w:val="nl-BE"/>
+        </w:rPr>
+        <w:t>.</w:t>
       </w:r>
     </w:p>
     <w:p>
@@ -1266,7 +1434,25 @@
           <w:bCs/>
           <w:lang w:val="nl-BE"/>
         </w:rPr>
-        <w:t>Deze transfer functie kan gemaakt worden door twee bandstopfilters achterelkaar te plaatsen met een spannings buffer ertussen om loading tegen te gaan.</w:t>
+        <w:t xml:space="preserve">Deze transferfunctie kan gemaakt worden door twee bandstopfilters achterelkaar te plaatsen met een spanningsbuffer ertussen om </w:t>
+      </w:r>
+      <w:proofErr w:type="spellStart"/>
+      <w:r>
+        <w:rPr>
+          <w:rFonts w:eastAsiaTheme="minorEastAsia"/>
+          <w:bCs/>
+          <w:lang w:val="nl-BE"/>
+        </w:rPr>
+        <w:t>loading</w:t>
+      </w:r>
+      <w:proofErr w:type="spellEnd"/>
+      <w:r>
+        <w:rPr>
+          <w:rFonts w:eastAsiaTheme="minorEastAsia"/>
+          <w:bCs/>
+          <w:lang w:val="nl-BE"/>
+        </w:rPr>
+        <w:t xml:space="preserve"> tegen te gaan.</w:t>
       </w:r>
     </w:p>
     <w:p>
@@ -1889,7 +2075,7 @@
     </w:p>
     <w:p>
       <w:pPr>
-        <w:pStyle w:val="Caption"/>
+        <w:pStyle w:val="Bijschrift"/>
         <w:jc w:val="center"/>
         <w:rPr>
           <w:rFonts w:eastAsiaTheme="minorEastAsia"/>
@@ -1946,7 +2132,15 @@
           <w:bCs/>
           <w:lang w:val="nl-BE"/>
         </w:rPr>
-        <w:t>Voor te controleren of dit werkt kunnen we terugrekenen met de wetten van kirchoff.</w:t>
+        <w:t>Om</w:t>
+      </w:r>
+      <w:r>
+        <w:rPr>
+          <w:rFonts w:eastAsiaTheme="minorEastAsia"/>
+          <w:bCs/>
+          <w:lang w:val="nl-BE"/>
+        </w:rPr>
+        <w:t xml:space="preserve"> te controleren of dit werkt kunnen we terugrekenen met de wetten van kirchoff.</w:t>
       </w:r>
     </w:p>
     <w:p>
@@ -3578,7 +3772,23 @@
           <w:bCs/>
           <w:lang w:val="nl-BE"/>
         </w:rPr>
-        <w:t>Door de spanning buffer is de totale trasferfunctie het product van de twee filters:</w:t>
+        <w:t>Door de spanning</w:t>
+      </w:r>
+      <w:r>
+        <w:rPr>
+          <w:rFonts w:eastAsiaTheme="minorEastAsia"/>
+          <w:bCs/>
+          <w:lang w:val="nl-BE"/>
+        </w:rPr>
+        <w:t>sb</w:t>
+      </w:r>
+      <w:r>
+        <w:rPr>
+          <w:rFonts w:eastAsiaTheme="minorEastAsia"/>
+          <w:bCs/>
+          <w:lang w:val="nl-BE"/>
+        </w:rPr>
+        <w:t>uffer is de totale trasferfunctie het product van de twee filters:</w:t>
       </w:r>
     </w:p>
     <w:p>
@@ -4070,7 +4280,7 @@
     </w:p>
     <w:p>
       <w:pPr>
-        <w:pStyle w:val="Caption"/>
+        <w:pStyle w:val="Bijschrift"/>
         <w:rPr>
           <w:rFonts w:eastAsiaTheme="minorEastAsia"/>
           <w:bCs/>
@@ -4162,7 +4372,7 @@
     </w:p>
     <w:p>
       <w:pPr>
-        <w:pStyle w:val="Caption"/>
+        <w:pStyle w:val="Bijschrift"/>
         <w:rPr>
           <w:rFonts w:eastAsiaTheme="minorEastAsia"/>
           <w:bCs/>
@@ -4234,7 +4444,105 @@
           <w:bCs/>
           <w:lang w:val="nl-BE"/>
         </w:rPr>
-        <w:t xml:space="preserve">gaven dit komt door een wiskundige verandering waardoor mathlab bij 360° begint te plotten en niet bij 0°. Toch is de plot hetzelfde als het eerste stuk van de plot met 360° terug wordt gedraaid krijgt men hetzelfde resultaat. Dit was te verwachten want de transferfunctie is hetzelfde omdat dit theoretische zo gemaakt is.  </w:t>
+        <w:t>gave</w:t>
+      </w:r>
+      <w:r>
+        <w:rPr>
+          <w:rFonts w:eastAsiaTheme="minorEastAsia"/>
+          <w:bCs/>
+          <w:lang w:val="nl-BE"/>
+        </w:rPr>
+        <w:t>.  D</w:t>
+      </w:r>
+      <w:r>
+        <w:rPr>
+          <w:rFonts w:eastAsiaTheme="minorEastAsia"/>
+          <w:bCs/>
+          <w:lang w:val="nl-BE"/>
+        </w:rPr>
+        <w:t xml:space="preserve">it komt door een wiskundige verandering waardoor mathlab bij 360° begint te plotten en niet bij 0°. Toch is de plot </w:t>
+      </w:r>
+      <w:proofErr w:type="gramStart"/>
+      <w:r>
+        <w:rPr>
+          <w:rFonts w:eastAsiaTheme="minorEastAsia"/>
+          <w:bCs/>
+          <w:lang w:val="nl-BE"/>
+        </w:rPr>
+        <w:t xml:space="preserve">hetzelfde </w:t>
+      </w:r>
+      <w:r>
+        <w:rPr>
+          <w:rFonts w:eastAsiaTheme="minorEastAsia"/>
+          <w:bCs/>
+          <w:lang w:val="nl-BE"/>
+        </w:rPr>
+        <w:t>:</w:t>
+      </w:r>
+      <w:proofErr w:type="gramEnd"/>
+      <w:r>
+        <w:rPr>
+          <w:rFonts w:eastAsiaTheme="minorEastAsia"/>
+          <w:bCs/>
+          <w:lang w:val="nl-BE"/>
+        </w:rPr>
+        <w:t xml:space="preserve"> </w:t>
+      </w:r>
+      <w:r>
+        <w:rPr>
+          <w:rFonts w:eastAsiaTheme="minorEastAsia"/>
+          <w:bCs/>
+          <w:lang w:val="nl-BE"/>
+        </w:rPr>
+        <w:t xml:space="preserve">als </w:t>
+      </w:r>
+      <w:r>
+        <w:rPr>
+          <w:rFonts w:eastAsiaTheme="minorEastAsia"/>
+          <w:bCs/>
+          <w:lang w:val="nl-BE"/>
+        </w:rPr>
+        <w:t xml:space="preserve">je </w:t>
+      </w:r>
+      <w:r>
+        <w:rPr>
+          <w:rFonts w:eastAsiaTheme="minorEastAsia"/>
+          <w:bCs/>
+          <w:lang w:val="nl-BE"/>
+        </w:rPr>
+        <w:t>het eerste stuk van de plot met 360° terug</w:t>
+      </w:r>
+      <w:r>
+        <w:rPr>
+          <w:rFonts w:eastAsiaTheme="minorEastAsia"/>
+          <w:bCs/>
+          <w:lang w:val="nl-BE"/>
+        </w:rPr>
+        <w:t>d</w:t>
+      </w:r>
+      <w:r>
+        <w:rPr>
+          <w:rFonts w:eastAsiaTheme="minorEastAsia"/>
+          <w:bCs/>
+          <w:lang w:val="nl-BE"/>
+        </w:rPr>
+        <w:t>raai</w:t>
+      </w:r>
+      <w:r>
+        <w:rPr>
+          <w:rFonts w:eastAsiaTheme="minorEastAsia"/>
+          <w:bCs/>
+          <w:lang w:val="nl-BE"/>
+        </w:rPr>
+        <w:t>t</w:t>
+      </w:r>
+      <w:r>
+        <w:rPr>
+          <w:rFonts w:eastAsiaTheme="minorEastAsia"/>
+          <w:bCs/>
+          <w:lang w:val="nl-BE"/>
+        </w:rPr>
+        <w:t xml:space="preserve"> krijgt men hetzelfde resultaat. Dit was te verwachten want de transferfunctie is hetzelfde omdat dit theoretische zo gemaakt is.  </w:t>
       </w:r>
     </w:p>
     <w:p>
@@ -4295,7 +4603,49 @@
           <w:bCs/>
           <w:lang w:val="nl-BE"/>
         </w:rPr>
-        <w:t xml:space="preserve">Als eerste via de bode plot, de fase verdraaiing van </w:t>
+        <w:t>Ten</w:t>
+      </w:r>
+      <w:r>
+        <w:rPr>
+          <w:rFonts w:eastAsiaTheme="minorEastAsia"/>
+          <w:bCs/>
+          <w:lang w:val="nl-BE"/>
+        </w:rPr>
+        <w:t xml:space="preserve"> eerste via de bode </w:t>
+      </w:r>
+      <w:proofErr w:type="gramStart"/>
+      <w:r>
+        <w:rPr>
+          <w:rFonts w:eastAsiaTheme="minorEastAsia"/>
+          <w:bCs/>
+          <w:lang w:val="nl-BE"/>
+        </w:rPr>
+        <w:t>plot</w:t>
+      </w:r>
+      <w:r>
+        <w:rPr>
+          <w:rFonts w:eastAsiaTheme="minorEastAsia"/>
+          <w:bCs/>
+          <w:lang w:val="nl-BE"/>
+        </w:rPr>
+        <w:t xml:space="preserve"> :</w:t>
+      </w:r>
+      <w:proofErr w:type="gramEnd"/>
+      <w:r>
+        <w:rPr>
+          <w:rFonts w:eastAsiaTheme="minorEastAsia"/>
+          <w:bCs/>
+          <w:lang w:val="nl-BE"/>
+        </w:rPr>
+        <w:t xml:space="preserve"> </w:t>
+      </w:r>
+      <w:r>
+        <w:rPr>
+          <w:rFonts w:eastAsiaTheme="minorEastAsia"/>
+          <w:bCs/>
+          <w:lang w:val="nl-BE"/>
+        </w:rPr>
+        <w:t xml:space="preserve"> de fase van </w:t>
       </w:r>
       <m:oMath>
         <m:r>
@@ -4314,6 +4664,22 @@
         </w:rPr>
         <w:t xml:space="preserve"> komt overeen met een gain van </w:t>
       </w:r>
+      <w:r>
+        <w:rPr>
+          <w:rFonts w:eastAsiaTheme="minorEastAsia"/>
+          <w:bCs/>
+          <w:lang w:val="nl-BE"/>
+        </w:rPr>
+        <w:t>ongeveer</w:t>
+      </w:r>
+      <w:r>
+        <w:rPr>
+          <w:rFonts w:eastAsiaTheme="minorEastAsia"/>
+          <w:bCs/>
+          <w:lang w:val="nl-BE"/>
+        </w:rPr>
+        <w:t xml:space="preserve"> </w:t>
+      </w:r>
       <m:oMath>
         <m:r>
           <w:rPr>
@@ -4329,15 +4695,15 @@
           <w:bCs/>
           <w:lang w:val="nl-BE"/>
         </w:rPr>
-        <w:t xml:space="preserve"> ongeveer</w:t>
-      </w:r>
-      <w:r>
-        <w:rPr>
-          <w:rFonts w:eastAsiaTheme="minorEastAsia"/>
-          <w:bCs/>
-          <w:lang w:val="nl-BE"/>
-        </w:rPr>
-        <w:t xml:space="preserve"> en bij een gain van </w:t>
+        <w:t xml:space="preserve"> </w:t>
+      </w:r>
+      <w:r>
+        <w:rPr>
+          <w:rFonts w:eastAsiaTheme="minorEastAsia"/>
+          <w:bCs/>
+          <w:lang w:val="nl-BE"/>
+        </w:rPr>
+        <w:t xml:space="preserve">en bij een gain van </w:t>
       </w:r>
       <m:oMath>
         <m:r>
@@ -4354,7 +4720,7 @@
           <w:bCs/>
           <w:lang w:val="nl-BE"/>
         </w:rPr>
-        <w:t xml:space="preserve"> is de fase draaiing kleiner dan </w:t>
+        <w:t xml:space="preserve"> is de fase kleiner dan </w:t>
       </w:r>
       <m:oMath>
         <m:r>
@@ -4432,7 +4798,7 @@
     </w:p>
     <w:p>
       <w:pPr>
-        <w:pStyle w:val="Caption"/>
+        <w:pStyle w:val="Bijschrift"/>
         <w:rPr>
           <w:rFonts w:eastAsiaTheme="minorEastAsia"/>
           <w:bCs/>
@@ -4542,7 +4908,7 @@
     </w:p>
     <w:p>
       <w:pPr>
-        <w:pStyle w:val="Caption"/>
+        <w:pStyle w:val="Bijschrift"/>
         <w:rPr>
           <w:rFonts w:eastAsiaTheme="minorEastAsia"/>
           <w:bCs/>
@@ -4670,7 +5036,7 @@
     </w:p>
     <w:p>
       <w:pPr>
-        <w:pStyle w:val="Caption"/>
+        <w:pStyle w:val="Bijschrift"/>
         <w:rPr>
           <w:rFonts w:eastAsiaTheme="minorEastAsia"/>
           <w:bCs/>
@@ -4785,7 +5151,85 @@
           <w:bCs/>
           <w:lang w:val="nl-BE"/>
         </w:rPr>
-        <w:t xml:space="preserve">. Een vuistregel om een goede gok te doen van wat een gain is half de gain margin. Een gain van </w:t>
+        <w:t xml:space="preserve">. Een vuistregel om een gok te doen van wat een </w:t>
+      </w:r>
+      <w:r>
+        <w:rPr>
+          <w:rFonts w:eastAsiaTheme="minorEastAsia"/>
+          <w:bCs/>
+          <w:lang w:val="nl-BE"/>
+        </w:rPr>
+        <w:t>goede</w:t>
+      </w:r>
+      <w:r>
+        <w:rPr>
+          <w:rFonts w:eastAsiaTheme="minorEastAsia"/>
+          <w:bCs/>
+          <w:lang w:val="nl-BE"/>
+        </w:rPr>
+        <w:t xml:space="preserve"> </w:t>
+      </w:r>
+      <w:proofErr w:type="spellStart"/>
+      <w:r>
+        <w:rPr>
+          <w:rFonts w:eastAsiaTheme="minorEastAsia"/>
+          <w:bCs/>
+          <w:lang w:val="nl-BE"/>
+        </w:rPr>
+        <w:t>gain</w:t>
+      </w:r>
+      <w:proofErr w:type="spellEnd"/>
+      <w:r>
+        <w:rPr>
+          <w:rFonts w:eastAsiaTheme="minorEastAsia"/>
+          <w:bCs/>
+          <w:lang w:val="nl-BE"/>
+        </w:rPr>
+        <w:t xml:space="preserve"> is half de </w:t>
+      </w:r>
+      <w:proofErr w:type="spellStart"/>
+      <w:r>
+        <w:rPr>
+          <w:rFonts w:eastAsiaTheme="minorEastAsia"/>
+          <w:bCs/>
+          <w:lang w:val="nl-BE"/>
+        </w:rPr>
+        <w:t>gain</w:t>
+      </w:r>
+      <w:proofErr w:type="spellEnd"/>
+      <w:r>
+        <w:rPr>
+          <w:rFonts w:eastAsiaTheme="minorEastAsia"/>
+          <w:bCs/>
+          <w:lang w:val="nl-BE"/>
+        </w:rPr>
+        <w:t xml:space="preserve"> </w:t>
+      </w:r>
+      <w:proofErr w:type="spellStart"/>
+      <w:r>
+        <w:rPr>
+          <w:rFonts w:eastAsiaTheme="minorEastAsia"/>
+          <w:bCs/>
+          <w:lang w:val="nl-BE"/>
+        </w:rPr>
+        <w:t>margin</w:t>
+      </w:r>
+      <w:proofErr w:type="spellEnd"/>
+      <w:r>
+        <w:rPr>
+          <w:rFonts w:eastAsiaTheme="minorEastAsia"/>
+          <w:bCs/>
+          <w:lang w:val="nl-BE"/>
+        </w:rPr>
+        <w:t xml:space="preserve"> nemen</w:t>
+      </w:r>
+      <w:r>
+        <w:rPr>
+          <w:rFonts w:eastAsiaTheme="minorEastAsia"/>
+          <w:bCs/>
+          <w:lang w:val="nl-BE"/>
+        </w:rPr>
+        <w:t xml:space="preserve">. Een gain van </w:t>
       </w:r>
       <m:oMath>
         <m:r>
@@ -4836,7 +5280,82 @@
           <w:bCs/>
           <w:lang w:val="nl-BE"/>
         </w:rPr>
-        <w:t xml:space="preserve">Ja de root locus plot geeft dezelfde waard want het systeem wordt randstabiel bij een gain van </w:t>
+        <w:t xml:space="preserve">De volgende vraag wordt </w:t>
+      </w:r>
+      <w:proofErr w:type="gramStart"/>
+      <w:r>
+        <w:rPr>
+          <w:rFonts w:eastAsiaTheme="minorEastAsia"/>
+          <w:bCs/>
+          <w:lang w:val="nl-BE"/>
+        </w:rPr>
+        <w:t>gesteld :</w:t>
+      </w:r>
+      <w:proofErr w:type="gramEnd"/>
+      <w:r>
+        <w:rPr>
+          <w:rFonts w:eastAsiaTheme="minorEastAsia"/>
+          <w:bCs/>
+          <w:lang w:val="nl-BE"/>
+        </w:rPr>
+        <w:t xml:space="preserve"> “</w:t>
+      </w:r>
+      <w:r>
+        <w:rPr>
+          <w:rFonts w:eastAsiaTheme="minorEastAsia"/>
+          <w:bCs/>
+        </w:rPr>
+        <w:t>Does the root locus plot confirm these values?</w:t>
+      </w:r>
+      <w:r>
+        <w:rPr>
+          <w:rFonts w:eastAsiaTheme="minorEastAsia"/>
+          <w:bCs/>
+        </w:rPr>
+        <w:t>”</w:t>
+      </w:r>
+    </w:p>
+    <w:p>
+      <w:pPr>
+        <w:rPr>
+          <w:rFonts w:eastAsiaTheme="minorEastAsia"/>
+          <w:bCs/>
+          <w:lang w:val="nl-BE"/>
+        </w:rPr>
+      </w:pPr>
+      <w:proofErr w:type="gramStart"/>
+      <w:r>
+        <w:rPr>
+          <w:rFonts w:eastAsiaTheme="minorEastAsia"/>
+          <w:bCs/>
+          <w:lang w:val="nl-BE"/>
+        </w:rPr>
+        <w:t>Ja</w:t>
+      </w:r>
+      <w:r>
+        <w:rPr>
+          <w:rFonts w:eastAsiaTheme="minorEastAsia"/>
+          <w:bCs/>
+          <w:lang w:val="nl-BE"/>
+        </w:rPr>
+        <w:t xml:space="preserve">, </w:t>
+      </w:r>
+      <w:r>
+        <w:rPr>
+          <w:rFonts w:eastAsiaTheme="minorEastAsia"/>
+          <w:bCs/>
+          <w:lang w:val="nl-BE"/>
+        </w:rPr>
+        <w:t xml:space="preserve"> de</w:t>
+      </w:r>
+      <w:proofErr w:type="gramEnd"/>
+      <w:r>
+        <w:rPr>
+          <w:rFonts w:eastAsiaTheme="minorEastAsia"/>
+          <w:bCs/>
+          <w:lang w:val="nl-BE"/>
+        </w:rPr>
+        <w:t xml:space="preserve"> root locus plot geeft dezelfde waard want het systeem wordt randstabiel bij een gain van </w:t>
       </w:r>
       <m:oMath>
         <m:r>
@@ -4907,7 +5426,7 @@
     </w:p>
     <w:p>
       <w:pPr>
-        <w:pStyle w:val="Caption"/>
+        <w:pStyle w:val="Bijschrift"/>
         <w:rPr>
           <w:rFonts w:eastAsiaTheme="minorEastAsia"/>
           <w:bCs/>
@@ -4988,7 +5507,39 @@
           <w:bCs/>
           <w:lang w:val="nl-BE"/>
         </w:rPr>
-        <w:t>gain heeft waarbij het gesloten lus systeem kritische gedempt is. Zal de beste P-contoler zo min mogelijk oscillatie hebben en dus de grootse demping.</w:t>
+        <w:t>gain heeft waarbij het gesloten lus systeem kritisch gedempt is</w:t>
+      </w:r>
+      <w:r>
+        <w:rPr>
+          <w:rFonts w:eastAsiaTheme="minorEastAsia"/>
+          <w:bCs/>
+          <w:lang w:val="nl-BE"/>
+        </w:rPr>
+        <w:t>, z</w:t>
+      </w:r>
+      <w:r>
+        <w:rPr>
+          <w:rFonts w:eastAsiaTheme="minorEastAsia"/>
+          <w:bCs/>
+          <w:lang w:val="nl-BE"/>
+        </w:rPr>
+        <w:t>al de beste P-</w:t>
+      </w:r>
+      <w:r>
+        <w:rPr>
+          <w:rFonts w:eastAsiaTheme="minorEastAsia"/>
+          <w:bCs/>
+          <w:lang w:val="nl-BE"/>
+        </w:rPr>
+        <w:t>controller</w:t>
+      </w:r>
+      <w:r>
+        <w:rPr>
+          <w:rFonts w:eastAsiaTheme="minorEastAsia"/>
+          <w:bCs/>
+          <w:lang w:val="nl-BE"/>
+        </w:rPr>
+        <w:t xml:space="preserve"> zo min mogelijk oscillatie hebben en dus de grootse demping.</w:t>
       </w:r>
     </w:p>
     <w:p>
@@ -5081,7 +5632,23 @@
           <w:bCs/>
           <w:lang w:val="nl-BE"/>
         </w:rPr>
-        <w:t xml:space="preserve">Omdat bovenstaande formule de demping weergeeft willen we een pool die zo een groot mogelijk reëel deel heeft en tegelijk zo dicht mogelijk bij de reële as. Dit is bij een gain van 63 visueel bepaalt. </w:t>
+        <w:t>Omdat bovenstaande formule de demping weergeeft willen we een pool die zo een groot mogelijk reëel deel heeft en tegelijk zo dicht mogelijk bij de reële as. Dit is bij een gain van 63 visueel bepaal</w:t>
+      </w:r>
+      <w:r>
+        <w:rPr>
+          <w:rFonts w:eastAsiaTheme="minorEastAsia"/>
+          <w:bCs/>
+          <w:lang w:val="nl-BE"/>
+        </w:rPr>
+        <w:t>d</w:t>
+      </w:r>
+      <w:r>
+        <w:rPr>
+          <w:rFonts w:eastAsiaTheme="minorEastAsia"/>
+          <w:bCs/>
+          <w:lang w:val="nl-BE"/>
+        </w:rPr>
+        <w:t xml:space="preserve">. </w:t>
       </w:r>
     </w:p>
     <w:p>
@@ -5131,7 +5698,7 @@
     </w:p>
     <w:p>
       <w:pPr>
-        <w:pStyle w:val="Caption"/>
+        <w:pStyle w:val="Bijschrift"/>
         <w:rPr>
           <w:lang w:val="nl-BE"/>
         </w:rPr>
@@ -5228,7 +5795,7 @@
     </w:p>
     <w:p>
       <w:pPr>
-        <w:pStyle w:val="Caption"/>
+        <w:pStyle w:val="Bijschrift"/>
         <w:rPr>
           <w:rFonts w:eastAsiaTheme="minorEastAsia"/>
           <w:bCs/>
@@ -5621,7 +6188,7 @@
     </w:p>
     <w:p>
       <w:pPr>
-        <w:pStyle w:val="Caption"/>
+        <w:pStyle w:val="Bijschrift"/>
         <w:rPr>
           <w:rFonts w:eastAsiaTheme="minorEastAsia"/>
           <w:bCs/>
@@ -5896,7 +6463,7 @@
     </w:p>
     <w:p>
       <w:pPr>
-        <w:pStyle w:val="Caption"/>
+        <w:pStyle w:val="Bijschrift"/>
         <w:rPr>
           <w:rFonts w:eastAsiaTheme="minorEastAsia"/>
           <w:bCs/>
@@ -5995,7 +6562,65 @@
           <w:bCs/>
           <w:lang w:val="nl-BE"/>
         </w:rPr>
-        <w:t xml:space="preserve">Het doel van de PID-controller is sturen van een servo motor in een robotarm. Input is een spanning die overeenkomt met een hoek en de output is de hoek van de servo zelf. </w:t>
+        <w:t>D</w:t>
+      </w:r>
+      <w:r>
+        <w:rPr>
+          <w:rFonts w:eastAsiaTheme="minorEastAsia"/>
+          <w:bCs/>
+          <w:lang w:val="nl-BE"/>
+        </w:rPr>
+        <w:t xml:space="preserve">e PID-controller is </w:t>
+      </w:r>
+      <w:r>
+        <w:rPr>
+          <w:rFonts w:eastAsiaTheme="minorEastAsia"/>
+          <w:bCs/>
+          <w:lang w:val="nl-BE"/>
+        </w:rPr>
+        <w:t>getuned om</w:t>
+      </w:r>
+      <w:r>
+        <w:rPr>
+          <w:rFonts w:eastAsiaTheme="minorEastAsia"/>
+          <w:bCs/>
+          <w:lang w:val="nl-BE"/>
+        </w:rPr>
+        <w:t xml:space="preserve"> een </w:t>
+      </w:r>
+      <w:proofErr w:type="spellStart"/>
+      <w:r>
+        <w:rPr>
+          <w:rFonts w:eastAsiaTheme="minorEastAsia"/>
+          <w:bCs/>
+          <w:lang w:val="nl-BE"/>
+        </w:rPr>
+        <w:t>servo</w:t>
+      </w:r>
+      <w:proofErr w:type="spellEnd"/>
+      <w:r>
+        <w:rPr>
+          <w:rFonts w:eastAsiaTheme="minorEastAsia"/>
+          <w:bCs/>
+          <w:lang w:val="nl-BE"/>
+        </w:rPr>
+        <w:t xml:space="preserve"> motor in een robotarm</w:t>
+      </w:r>
+      <w:r>
+        <w:rPr>
+          <w:rFonts w:eastAsiaTheme="minorEastAsia"/>
+          <w:bCs/>
+          <w:lang w:val="nl-BE"/>
+        </w:rPr>
+        <w:t xml:space="preserve"> aan te sturen</w:t>
+      </w:r>
+      <w:r>
+        <w:rPr>
+          <w:rFonts w:eastAsiaTheme="minorEastAsia"/>
+          <w:bCs/>
+          <w:lang w:val="nl-BE"/>
+        </w:rPr>
+        <w:t xml:space="preserve">. Input is een spanning die overeenkomt met een hoek en de output is de hoek van de servo zelf. </w:t>
       </w:r>
     </w:p>
     <w:p>
@@ -6053,7 +6678,23 @@
           <w:bCs/>
           <w:lang w:val="nl-BE"/>
         </w:rPr>
-        <w:t xml:space="preserve"> niet onnodig ver uitzwenken dit kan gevaarlijk zijn en ook andere dingen omstootten of stuk maken. Max 1% over</w:t>
+        <w:t xml:space="preserve"> niet onnodig ver uitzwenken</w:t>
+      </w:r>
+      <w:r>
+        <w:rPr>
+          <w:rFonts w:eastAsiaTheme="minorEastAsia"/>
+          <w:bCs/>
+          <w:lang w:val="nl-BE"/>
+        </w:rPr>
+        <w:t>.  D</w:t>
+      </w:r>
+      <w:r>
+        <w:rPr>
+          <w:rFonts w:eastAsiaTheme="minorEastAsia"/>
+          <w:bCs/>
+          <w:lang w:val="nl-BE"/>
+        </w:rPr>
+        <w:t>it kan gevaarlijk zijn en ook andere dingen omstoten of stuk maken. Max 1% over</w:t>
       </w:r>
       <w:r>
         <w:rPr>
@@ -6078,7 +6719,91 @@
           <w:bCs/>
           <w:lang w:val="nl-BE"/>
         </w:rPr>
-        <w:t>-Sneller reactie: de robotarm moet snel van het een naar het ander punt kunnen. Dus het systeem moet snel genoeg naar zijn doel waarde. Binnen 1s naar 99,9% van de stap.</w:t>
+        <w:t xml:space="preserve">-Sneller reactie: de robotarm moet snel van het </w:t>
+      </w:r>
+      <w:r>
+        <w:rPr>
+          <w:rFonts w:eastAsiaTheme="minorEastAsia"/>
+          <w:bCs/>
+          <w:lang w:val="nl-BE"/>
+        </w:rPr>
+        <w:t>éé</w:t>
+      </w:r>
+      <w:r>
+        <w:rPr>
+          <w:rFonts w:eastAsiaTheme="minorEastAsia"/>
+          <w:bCs/>
+          <w:lang w:val="nl-BE"/>
+        </w:rPr>
+        <w:t xml:space="preserve">n naar het ander punt </w:t>
+      </w:r>
+      <w:r>
+        <w:rPr>
+          <w:rFonts w:eastAsiaTheme="minorEastAsia"/>
+          <w:bCs/>
+          <w:lang w:val="nl-BE"/>
+        </w:rPr>
+        <w:t>bewegen</w:t>
+      </w:r>
+      <w:r>
+        <w:rPr>
+          <w:rFonts w:eastAsiaTheme="minorEastAsia"/>
+          <w:bCs/>
+          <w:lang w:val="nl-BE"/>
+        </w:rPr>
+        <w:t xml:space="preserve">. Dus het systeem moet snel </w:t>
+      </w:r>
+      <w:proofErr w:type="gramStart"/>
+      <w:r>
+        <w:rPr>
+          <w:rFonts w:eastAsiaTheme="minorEastAsia"/>
+          <w:bCs/>
+          <w:lang w:val="nl-BE"/>
+        </w:rPr>
+        <w:t>genoeg  zijn</w:t>
+      </w:r>
+      <w:proofErr w:type="gramEnd"/>
+      <w:r>
+        <w:rPr>
+          <w:rFonts w:eastAsiaTheme="minorEastAsia"/>
+          <w:bCs/>
+          <w:lang w:val="nl-BE"/>
+        </w:rPr>
+        <w:t xml:space="preserve"> doelwaarde</w:t>
+      </w:r>
+      <w:r>
+        <w:rPr>
+          <w:rFonts w:eastAsiaTheme="minorEastAsia"/>
+          <w:bCs/>
+          <w:lang w:val="nl-BE"/>
+        </w:rPr>
+        <w:t xml:space="preserve"> </w:t>
+      </w:r>
+      <w:proofErr w:type="gramStart"/>
+      <w:r>
+        <w:rPr>
+          <w:rFonts w:eastAsiaTheme="minorEastAsia"/>
+          <w:bCs/>
+          <w:lang w:val="nl-BE"/>
+        </w:rPr>
+        <w:t xml:space="preserve">bereiken </w:t>
+      </w:r>
+      <w:r>
+        <w:rPr>
+          <w:rFonts w:eastAsiaTheme="minorEastAsia"/>
+          <w:bCs/>
+          <w:lang w:val="nl-BE"/>
+        </w:rPr>
+        <w:t>.</w:t>
+      </w:r>
+      <w:proofErr w:type="gramEnd"/>
+      <w:r>
+        <w:rPr>
+          <w:rFonts w:eastAsiaTheme="minorEastAsia"/>
+          <w:bCs/>
+          <w:lang w:val="nl-BE"/>
+        </w:rPr>
+        <w:t xml:space="preserve"> Binnen 1s naar 99,9% van de stap.</w:t>
       </w:r>
     </w:p>
     <w:p>
@@ -6153,6 +6878,14 @@
           <w:lang w:val="nl-BE"/>
         </w:rPr>
         <w:t>werk</w:t>
+      </w:r>
+      <w:r>
+        <w:rPr>
+          <w:rFonts w:eastAsiaTheme="minorEastAsia"/>
+          <w:bCs/>
+          <w:lang w:val="nl-BE"/>
+        </w:rPr>
+        <w:t>en</w:t>
       </w:r>
       <w:r>
         <w:rPr>
@@ -6341,7 +7074,7 @@
     </w:p>
     <w:p>
       <w:pPr>
-        <w:pStyle w:val="Caption"/>
+        <w:pStyle w:val="Bijschrift"/>
         <w:rPr>
           <w:rFonts w:eastAsiaTheme="minorEastAsia"/>
           <w:bCs/>
@@ -6414,7 +7147,39 @@
           <w:bCs/>
           <w:lang w:val="nl-BE"/>
         </w:rPr>
-        <w:t>De Maximale time berekenen wordt gedaan door de phase margin te bepalen en dan volgende formule toe te passen:</w:t>
+        <w:t xml:space="preserve">De </w:t>
+      </w:r>
+      <w:r>
+        <w:rPr>
+          <w:rFonts w:eastAsiaTheme="minorEastAsia"/>
+          <w:bCs/>
+          <w:lang w:val="nl-BE"/>
+        </w:rPr>
+        <w:t>m</w:t>
+      </w:r>
+      <w:r>
+        <w:rPr>
+          <w:rFonts w:eastAsiaTheme="minorEastAsia"/>
+          <w:bCs/>
+          <w:lang w:val="nl-BE"/>
+        </w:rPr>
+        <w:t>aximale ti</w:t>
+      </w:r>
+      <w:r>
+        <w:rPr>
+          <w:rFonts w:eastAsiaTheme="minorEastAsia"/>
+          <w:bCs/>
+          <w:lang w:val="nl-BE"/>
+        </w:rPr>
+        <w:t>jdsvertraging</w:t>
+      </w:r>
+      <w:r>
+        <w:rPr>
+          <w:rFonts w:eastAsiaTheme="minorEastAsia"/>
+          <w:bCs/>
+          <w:lang w:val="nl-BE"/>
+        </w:rPr>
+        <w:t xml:space="preserve"> berekenen wordt gedaan door de phase margin te bepalen en dan volgende formule toe te passen:</w:t>
       </w:r>
     </w:p>
     <w:p>
@@ -6560,7 +7325,7 @@
     </w:p>
     <w:p>
       <w:pPr>
-        <w:pStyle w:val="Caption"/>
+        <w:pStyle w:val="Bijschrift"/>
         <w:rPr>
           <w:rFonts w:ascii="Cambria Math" w:eastAsiaTheme="minorEastAsia" w:hAnsi="Cambria Math"/>
           <w:bCs/>
@@ -6744,7 +7509,7 @@
     </w:p>
     <w:p>
       <w:pPr>
-        <w:pStyle w:val="Caption"/>
+        <w:pStyle w:val="Bijschrift"/>
         <w:rPr>
           <w:rFonts w:eastAsiaTheme="minorEastAsia"/>
           <w:bCs/>
@@ -6783,7 +7548,55 @@
         <w:rPr>
           <w:lang w:val="nl-BE"/>
         </w:rPr>
-        <w:t>: Step response van het systeem met maximaale tijds vertraging en PID contoler van het niet tijdsvertraagtde systeem.</w:t>
+        <w:t xml:space="preserve">: Step response van het systeem met </w:t>
+      </w:r>
+      <w:proofErr w:type="spellStart"/>
+      <w:r>
+        <w:rPr>
+          <w:lang w:val="nl-BE"/>
+        </w:rPr>
+        <w:t>maximaale</w:t>
+      </w:r>
+      <w:proofErr w:type="spellEnd"/>
+      <w:r>
+        <w:rPr>
+          <w:lang w:val="nl-BE"/>
+        </w:rPr>
+        <w:t xml:space="preserve"> tijdsvertraging en PID </w:t>
+      </w:r>
+      <w:proofErr w:type="spellStart"/>
+      <w:r>
+        <w:rPr>
+          <w:lang w:val="nl-BE"/>
+        </w:rPr>
+        <w:t>contoler</w:t>
+      </w:r>
+      <w:proofErr w:type="spellEnd"/>
+      <w:r>
+        <w:rPr>
+          <w:lang w:val="nl-BE"/>
+        </w:rPr>
+        <w:t xml:space="preserve"> van het niet</w:t>
+      </w:r>
+      <w:r>
+        <w:rPr>
+          <w:lang w:val="nl-BE"/>
+        </w:rPr>
+        <w:t>-</w:t>
+      </w:r>
+      <w:proofErr w:type="spellStart"/>
+      <w:r>
+        <w:rPr>
+          <w:lang w:val="nl-BE"/>
+        </w:rPr>
+        <w:t>tijdsvertraagde</w:t>
+      </w:r>
+      <w:proofErr w:type="spellEnd"/>
+      <w:r>
+        <w:rPr>
+          <w:lang w:val="nl-BE"/>
+        </w:rPr>
+        <w:t xml:space="preserve"> systeem.</w:t>
       </w:r>
     </w:p>
     <w:p>
@@ -6858,7 +7671,21 @@
               <w:rFonts w:ascii="Cambria Math" w:eastAsiaTheme="minorEastAsia" w:hAnsi="Cambria Math"/>
               <w:lang w:val="nl-BE"/>
             </w:rPr>
-            <m:t>k = 6.5</m:t>
+            <m:t>k = 6</m:t>
+          </m:r>
+          <m:r>
+            <w:rPr>
+              <w:rFonts w:ascii="Cambria Math" w:eastAsiaTheme="minorEastAsia" w:hAnsi="Cambria Math"/>
+              <w:lang w:val="nl-BE"/>
+            </w:rPr>
+            <m:t>,</m:t>
+          </m:r>
+          <m:r>
+            <w:rPr>
+              <w:rFonts w:ascii="Cambria Math" w:eastAsiaTheme="minorEastAsia" w:hAnsi="Cambria Math"/>
+              <w:lang w:val="nl-BE"/>
+            </w:rPr>
+            <m:t>5</m:t>
           </m:r>
         </m:oMath>
       </m:oMathPara>
@@ -6958,7 +7785,21 @@
               <w:rFonts w:ascii="Cambria Math" w:eastAsiaTheme="minorEastAsia" w:hAnsi="Cambria Math"/>
               <w:lang w:val="nl-BE"/>
             </w:rPr>
-            <m:t xml:space="preserve"> = 0.298</m:t>
+            <m:t xml:space="preserve"> = 0</m:t>
+          </m:r>
+          <m:r>
+            <w:rPr>
+              <w:rFonts w:ascii="Cambria Math" w:eastAsiaTheme="minorEastAsia" w:hAnsi="Cambria Math"/>
+              <w:lang w:val="nl-BE"/>
+            </w:rPr>
+            <m:t>,</m:t>
+          </m:r>
+          <m:r>
+            <w:rPr>
+              <w:rFonts w:ascii="Cambria Math" w:eastAsiaTheme="minorEastAsia" w:hAnsi="Cambria Math"/>
+              <w:lang w:val="nl-BE"/>
+            </w:rPr>
+            <m:t>298</m:t>
           </m:r>
         </m:oMath>
       </m:oMathPara>
@@ -7031,7 +7872,7 @@
     </w:p>
     <w:p>
       <w:pPr>
-        <w:pStyle w:val="Caption"/>
+        <w:pStyle w:val="Bijschrift"/>
         <w:rPr>
           <w:rFonts w:eastAsiaTheme="minorEastAsia"/>
           <w:bCs/>
@@ -7070,7 +7911,33 @@
         <w:rPr>
           <w:lang w:val="nl-BE"/>
         </w:rPr>
-        <w:t>: Step repsonse van de PID contoler voor eht vertraagde systeem</w:t>
+        <w:t xml:space="preserve">: Step repsonse van de PID </w:t>
+      </w:r>
+      <w:proofErr w:type="spellStart"/>
+      <w:r>
+        <w:rPr>
+          <w:lang w:val="nl-BE"/>
+        </w:rPr>
+        <w:t>contoler</w:t>
+      </w:r>
+      <w:proofErr w:type="spellEnd"/>
+      <w:r>
+        <w:rPr>
+          <w:lang w:val="nl-BE"/>
+        </w:rPr>
+        <w:t xml:space="preserve"> voor </w:t>
+      </w:r>
+      <w:r>
+        <w:rPr>
+          <w:lang w:val="nl-BE"/>
+        </w:rPr>
+        <w:t>het</w:t>
+      </w:r>
+      <w:r>
+        <w:rPr>
+          <w:lang w:val="nl-BE"/>
+        </w:rPr>
+        <w:t xml:space="preserve"> vertraagde systeem</w:t>
       </w:r>
     </w:p>
     <w:p>
@@ -7540,15 +8407,15 @@
     <w:lsdException w:name="Unresolved Mention" w:semiHidden="1" w:unhideWhenUsed="1"/>
     <w:lsdException w:name="Smart Link" w:semiHidden="1" w:unhideWhenUsed="1"/>
   </w:latentStyles>
-  <w:style w:type="paragraph" w:default="1" w:styleId="Normal">
+  <w:style w:type="paragraph" w:default="1" w:styleId="Standaard">
     <w:name w:val="Normal"/>
     <w:qFormat/>
   </w:style>
-  <w:style w:type="paragraph" w:styleId="Heading1">
+  <w:style w:type="paragraph" w:styleId="Kop1">
     <w:name w:val="heading 1"/>
-    <w:basedOn w:val="Normal"/>
-    <w:next w:val="Normal"/>
-    <w:link w:val="Heading1Char"/>
+    <w:basedOn w:val="Standaard"/>
+    <w:next w:val="Standaard"/>
+    <w:link w:val="Kop1Char"/>
     <w:uiPriority w:val="9"/>
     <w:qFormat/>
     <w:rsid w:val="00B00D71"/>
@@ -7565,11 +8432,11 @@
       <w:szCs w:val="40"/>
     </w:rPr>
   </w:style>
-  <w:style w:type="paragraph" w:styleId="Heading2">
+  <w:style w:type="paragraph" w:styleId="Kop2">
     <w:name w:val="heading 2"/>
-    <w:basedOn w:val="Normal"/>
-    <w:next w:val="Normal"/>
-    <w:link w:val="Heading2Char"/>
+    <w:basedOn w:val="Standaard"/>
+    <w:next w:val="Standaard"/>
+    <w:link w:val="Kop2Char"/>
     <w:uiPriority w:val="9"/>
     <w:semiHidden/>
     <w:unhideWhenUsed/>
@@ -7588,11 +8455,11 @@
       <w:szCs w:val="32"/>
     </w:rPr>
   </w:style>
-  <w:style w:type="paragraph" w:styleId="Heading3">
+  <w:style w:type="paragraph" w:styleId="Kop3">
     <w:name w:val="heading 3"/>
-    <w:basedOn w:val="Normal"/>
-    <w:next w:val="Normal"/>
-    <w:link w:val="Heading3Char"/>
+    <w:basedOn w:val="Standaard"/>
+    <w:next w:val="Standaard"/>
+    <w:link w:val="Kop3Char"/>
     <w:uiPriority w:val="9"/>
     <w:semiHidden/>
     <w:unhideWhenUsed/>
@@ -7611,11 +8478,11 @@
       <w:szCs w:val="28"/>
     </w:rPr>
   </w:style>
-  <w:style w:type="paragraph" w:styleId="Heading4">
+  <w:style w:type="paragraph" w:styleId="Kop4">
     <w:name w:val="heading 4"/>
-    <w:basedOn w:val="Normal"/>
-    <w:next w:val="Normal"/>
-    <w:link w:val="Heading4Char"/>
+    <w:basedOn w:val="Standaard"/>
+    <w:next w:val="Standaard"/>
+    <w:link w:val="Kop4Char"/>
     <w:uiPriority w:val="9"/>
     <w:semiHidden/>
     <w:unhideWhenUsed/>
@@ -7634,11 +8501,11 @@
       <w:color w:val="0F4761" w:themeColor="accent1" w:themeShade="BF"/>
     </w:rPr>
   </w:style>
-  <w:style w:type="paragraph" w:styleId="Heading5">
+  <w:style w:type="paragraph" w:styleId="Kop5">
     <w:name w:val="heading 5"/>
-    <w:basedOn w:val="Normal"/>
-    <w:next w:val="Normal"/>
-    <w:link w:val="Heading5Char"/>
+    <w:basedOn w:val="Standaard"/>
+    <w:next w:val="Standaard"/>
+    <w:link w:val="Kop5Char"/>
     <w:uiPriority w:val="9"/>
     <w:semiHidden/>
     <w:unhideWhenUsed/>
@@ -7655,11 +8522,11 @@
       <w:color w:val="0F4761" w:themeColor="accent1" w:themeShade="BF"/>
     </w:rPr>
   </w:style>
-  <w:style w:type="paragraph" w:styleId="Heading6">
+  <w:style w:type="paragraph" w:styleId="Kop6">
     <w:name w:val="heading 6"/>
-    <w:basedOn w:val="Normal"/>
-    <w:next w:val="Normal"/>
-    <w:link w:val="Heading6Char"/>
+    <w:basedOn w:val="Standaard"/>
+    <w:next w:val="Standaard"/>
+    <w:link w:val="Kop6Char"/>
     <w:uiPriority w:val="9"/>
     <w:semiHidden/>
     <w:unhideWhenUsed/>
@@ -7678,11 +8545,11 @@
       <w:color w:val="595959" w:themeColor="text1" w:themeTint="A6"/>
     </w:rPr>
   </w:style>
-  <w:style w:type="paragraph" w:styleId="Heading7">
+  <w:style w:type="paragraph" w:styleId="Kop7">
     <w:name w:val="heading 7"/>
-    <w:basedOn w:val="Normal"/>
-    <w:next w:val="Normal"/>
-    <w:link w:val="Heading7Char"/>
+    <w:basedOn w:val="Standaard"/>
+    <w:next w:val="Standaard"/>
+    <w:link w:val="Kop7Char"/>
     <w:uiPriority w:val="9"/>
     <w:semiHidden/>
     <w:unhideWhenUsed/>
@@ -7699,11 +8566,11 @@
       <w:color w:val="595959" w:themeColor="text1" w:themeTint="A6"/>
     </w:rPr>
   </w:style>
-  <w:style w:type="paragraph" w:styleId="Heading8">
+  <w:style w:type="paragraph" w:styleId="Kop8">
     <w:name w:val="heading 8"/>
-    <w:basedOn w:val="Normal"/>
-    <w:next w:val="Normal"/>
-    <w:link w:val="Heading8Char"/>
+    <w:basedOn w:val="Standaard"/>
+    <w:next w:val="Standaard"/>
+    <w:link w:val="Kop8Char"/>
     <w:uiPriority w:val="9"/>
     <w:semiHidden/>
     <w:unhideWhenUsed/>
@@ -7722,11 +8589,11 @@
       <w:color w:val="272727" w:themeColor="text1" w:themeTint="D8"/>
     </w:rPr>
   </w:style>
-  <w:style w:type="paragraph" w:styleId="Heading9">
+  <w:style w:type="paragraph" w:styleId="Kop9">
     <w:name w:val="heading 9"/>
-    <w:basedOn w:val="Normal"/>
-    <w:next w:val="Normal"/>
-    <w:link w:val="Heading9Char"/>
+    <w:basedOn w:val="Standaard"/>
+    <w:next w:val="Standaard"/>
+    <w:link w:val="Kop9Char"/>
     <w:uiPriority w:val="9"/>
     <w:semiHidden/>
     <w:unhideWhenUsed/>
@@ -7743,13 +8610,12 @@
       <w:color w:val="272727" w:themeColor="text1" w:themeTint="D8"/>
     </w:rPr>
   </w:style>
-  <w:style w:type="character" w:default="1" w:styleId="DefaultParagraphFont">
+  <w:style w:type="character" w:default="1" w:styleId="Standaardalinea-lettertype">
     <w:name w:val="Default Paragraph Font"/>
     <w:uiPriority w:val="1"/>
-    <w:semiHidden/>
     <w:unhideWhenUsed/>
   </w:style>
-  <w:style w:type="table" w:default="1" w:styleId="TableNormal">
+  <w:style w:type="table" w:default="1" w:styleId="Standaardtabel">
     <w:name w:val="Normal Table"/>
     <w:uiPriority w:val="99"/>
     <w:semiHidden/>
@@ -7764,16 +8630,16 @@
       </w:tblCellMar>
     </w:tblPr>
   </w:style>
-  <w:style w:type="numbering" w:default="1" w:styleId="NoList">
+  <w:style w:type="numbering" w:default="1" w:styleId="Geenlijst">
     <w:name w:val="No List"/>
     <w:uiPriority w:val="99"/>
     <w:semiHidden/>
     <w:unhideWhenUsed/>
   </w:style>
-  <w:style w:type="character" w:customStyle="1" w:styleId="Heading1Char">
-    <w:name w:val="Heading 1 Char"/>
-    <w:basedOn w:val="DefaultParagraphFont"/>
-    <w:link w:val="Heading1"/>
+  <w:style w:type="character" w:customStyle="1" w:styleId="Kop1Char">
+    <w:name w:val="Kop 1 Char"/>
+    <w:basedOn w:val="Standaardalinea-lettertype"/>
+    <w:link w:val="Kop1"/>
     <w:uiPriority w:val="9"/>
     <w:rsid w:val="00B00D71"/>
     <w:rPr>
@@ -7783,10 +8649,10 @@
       <w:szCs w:val="40"/>
     </w:rPr>
   </w:style>
-  <w:style w:type="character" w:customStyle="1" w:styleId="Heading2Char">
-    <w:name w:val="Heading 2 Char"/>
-    <w:basedOn w:val="DefaultParagraphFont"/>
-    <w:link w:val="Heading2"/>
+  <w:style w:type="character" w:customStyle="1" w:styleId="Kop2Char">
+    <w:name w:val="Kop 2 Char"/>
+    <w:basedOn w:val="Standaardalinea-lettertype"/>
+    <w:link w:val="Kop2"/>
     <w:uiPriority w:val="9"/>
     <w:semiHidden/>
     <w:rsid w:val="00B00D71"/>
@@ -7797,10 +8663,10 @@
       <w:szCs w:val="32"/>
     </w:rPr>
   </w:style>
-  <w:style w:type="character" w:customStyle="1" w:styleId="Heading3Char">
-    <w:name w:val="Heading 3 Char"/>
-    <w:basedOn w:val="DefaultParagraphFont"/>
-    <w:link w:val="Heading3"/>
+  <w:style w:type="character" w:customStyle="1" w:styleId="Kop3Char">
+    <w:name w:val="Kop 3 Char"/>
+    <w:basedOn w:val="Standaardalinea-lettertype"/>
+    <w:link w:val="Kop3"/>
     <w:uiPriority w:val="9"/>
     <w:semiHidden/>
     <w:rsid w:val="00B00D71"/>
@@ -7811,10 +8677,10 @@
       <w:szCs w:val="28"/>
     </w:rPr>
   </w:style>
-  <w:style w:type="character" w:customStyle="1" w:styleId="Heading4Char">
-    <w:name w:val="Heading 4 Char"/>
-    <w:basedOn w:val="DefaultParagraphFont"/>
-    <w:link w:val="Heading4"/>
+  <w:style w:type="character" w:customStyle="1" w:styleId="Kop4Char">
+    <w:name w:val="Kop 4 Char"/>
+    <w:basedOn w:val="Standaardalinea-lettertype"/>
+    <w:link w:val="Kop4"/>
     <w:uiPriority w:val="9"/>
     <w:semiHidden/>
     <w:rsid w:val="00B00D71"/>
@@ -7825,10 +8691,10 @@
       <w:color w:val="0F4761" w:themeColor="accent1" w:themeShade="BF"/>
     </w:rPr>
   </w:style>
-  <w:style w:type="character" w:customStyle="1" w:styleId="Heading5Char">
-    <w:name w:val="Heading 5 Char"/>
-    <w:basedOn w:val="DefaultParagraphFont"/>
-    <w:link w:val="Heading5"/>
+  <w:style w:type="character" w:customStyle="1" w:styleId="Kop5Char">
+    <w:name w:val="Kop 5 Char"/>
+    <w:basedOn w:val="Standaardalinea-lettertype"/>
+    <w:link w:val="Kop5"/>
     <w:uiPriority w:val="9"/>
     <w:semiHidden/>
     <w:rsid w:val="00B00D71"/>
@@ -7837,10 +8703,10 @@
       <w:color w:val="0F4761" w:themeColor="accent1" w:themeShade="BF"/>
     </w:rPr>
   </w:style>
-  <w:style w:type="character" w:customStyle="1" w:styleId="Heading6Char">
-    <w:name w:val="Heading 6 Char"/>
-    <w:basedOn w:val="DefaultParagraphFont"/>
-    <w:link w:val="Heading6"/>
+  <w:style w:type="character" w:customStyle="1" w:styleId="Kop6Char">
+    <w:name w:val="Kop 6 Char"/>
+    <w:basedOn w:val="Standaardalinea-lettertype"/>
+    <w:link w:val="Kop6"/>
     <w:uiPriority w:val="9"/>
     <w:semiHidden/>
     <w:rsid w:val="00B00D71"/>
@@ -7851,10 +8717,10 @@
       <w:color w:val="595959" w:themeColor="text1" w:themeTint="A6"/>
     </w:rPr>
   </w:style>
-  <w:style w:type="character" w:customStyle="1" w:styleId="Heading7Char">
-    <w:name w:val="Heading 7 Char"/>
-    <w:basedOn w:val="DefaultParagraphFont"/>
-    <w:link w:val="Heading7"/>
+  <w:style w:type="character" w:customStyle="1" w:styleId="Kop7Char">
+    <w:name w:val="Kop 7 Char"/>
+    <w:basedOn w:val="Standaardalinea-lettertype"/>
+    <w:link w:val="Kop7"/>
     <w:uiPriority w:val="9"/>
     <w:semiHidden/>
     <w:rsid w:val="00B00D71"/>
@@ -7863,10 +8729,10 @@
       <w:color w:val="595959" w:themeColor="text1" w:themeTint="A6"/>
     </w:rPr>
   </w:style>
-  <w:style w:type="character" w:customStyle="1" w:styleId="Heading8Char">
-    <w:name w:val="Heading 8 Char"/>
-    <w:basedOn w:val="DefaultParagraphFont"/>
-    <w:link w:val="Heading8"/>
+  <w:style w:type="character" w:customStyle="1" w:styleId="Kop8Char">
+    <w:name w:val="Kop 8 Char"/>
+    <w:basedOn w:val="Standaardalinea-lettertype"/>
+    <w:link w:val="Kop8"/>
     <w:uiPriority w:val="9"/>
     <w:semiHidden/>
     <w:rsid w:val="00B00D71"/>
@@ -7877,10 +8743,10 @@
       <w:color w:val="272727" w:themeColor="text1" w:themeTint="D8"/>
     </w:rPr>
   </w:style>
-  <w:style w:type="character" w:customStyle="1" w:styleId="Heading9Char">
-    <w:name w:val="Heading 9 Char"/>
-    <w:basedOn w:val="DefaultParagraphFont"/>
-    <w:link w:val="Heading9"/>
+  <w:style w:type="character" w:customStyle="1" w:styleId="Kop9Char">
+    <w:name w:val="Kop 9 Char"/>
+    <w:basedOn w:val="Standaardalinea-lettertype"/>
+    <w:link w:val="Kop9"/>
     <w:uiPriority w:val="9"/>
     <w:semiHidden/>
     <w:rsid w:val="00B00D71"/>
@@ -7889,11 +8755,11 @@
       <w:color w:val="272727" w:themeColor="text1" w:themeTint="D8"/>
     </w:rPr>
   </w:style>
-  <w:style w:type="paragraph" w:styleId="Title">
+  <w:style w:type="paragraph" w:styleId="Titel">
     <w:name w:val="Title"/>
-    <w:basedOn w:val="Normal"/>
-    <w:next w:val="Normal"/>
-    <w:link w:val="TitleChar"/>
+    <w:basedOn w:val="Standaard"/>
+    <w:next w:val="Standaard"/>
+    <w:link w:val="TitelChar"/>
     <w:uiPriority w:val="10"/>
     <w:qFormat/>
     <w:rsid w:val="00B00D71"/>
@@ -7909,10 +8775,10 @@
       <w:szCs w:val="56"/>
     </w:rPr>
   </w:style>
-  <w:style w:type="character" w:customStyle="1" w:styleId="TitleChar">
-    <w:name w:val="Title Char"/>
-    <w:basedOn w:val="DefaultParagraphFont"/>
-    <w:link w:val="Title"/>
+  <w:style w:type="character" w:customStyle="1" w:styleId="TitelChar">
+    <w:name w:val="Titel Char"/>
+    <w:basedOn w:val="Standaardalinea-lettertype"/>
+    <w:link w:val="Titel"/>
     <w:uiPriority w:val="10"/>
     <w:rsid w:val="00B00D71"/>
     <w:rPr>
@@ -7923,11 +8789,11 @@
       <w:szCs w:val="56"/>
     </w:rPr>
   </w:style>
-  <w:style w:type="paragraph" w:styleId="Subtitle">
+  <w:style w:type="paragraph" w:styleId="Ondertitel">
     <w:name w:val="Subtitle"/>
-    <w:basedOn w:val="Normal"/>
-    <w:next w:val="Normal"/>
-    <w:link w:val="SubtitleChar"/>
+    <w:basedOn w:val="Standaard"/>
+    <w:next w:val="Standaard"/>
+    <w:link w:val="OndertitelChar"/>
     <w:uiPriority w:val="11"/>
     <w:qFormat/>
     <w:rsid w:val="00B00D71"/>
@@ -7944,10 +8810,10 @@
       <w:szCs w:val="28"/>
     </w:rPr>
   </w:style>
-  <w:style w:type="character" w:customStyle="1" w:styleId="SubtitleChar">
-    <w:name w:val="Subtitle Char"/>
-    <w:basedOn w:val="DefaultParagraphFont"/>
-    <w:link w:val="Subtitle"/>
+  <w:style w:type="character" w:customStyle="1" w:styleId="OndertitelChar">
+    <w:name w:val="Ondertitel Char"/>
+    <w:basedOn w:val="Standaardalinea-lettertype"/>
+    <w:link w:val="Ondertitel"/>
     <w:uiPriority w:val="11"/>
     <w:rsid w:val="00B00D71"/>
     <w:rPr>
@@ -7958,11 +8824,11 @@
       <w:szCs w:val="28"/>
     </w:rPr>
   </w:style>
-  <w:style w:type="paragraph" w:styleId="Quote">
+  <w:style w:type="paragraph" w:styleId="Citaat">
     <w:name w:val="Quote"/>
-    <w:basedOn w:val="Normal"/>
-    <w:next w:val="Normal"/>
-    <w:link w:val="QuoteChar"/>
+    <w:basedOn w:val="Standaard"/>
+    <w:next w:val="Standaard"/>
+    <w:link w:val="CitaatChar"/>
     <w:uiPriority w:val="29"/>
     <w:qFormat/>
     <w:rsid w:val="00B00D71"/>
@@ -7976,10 +8842,10 @@
       <w:color w:val="404040" w:themeColor="text1" w:themeTint="BF"/>
     </w:rPr>
   </w:style>
-  <w:style w:type="character" w:customStyle="1" w:styleId="QuoteChar">
-    <w:name w:val="Quote Char"/>
-    <w:basedOn w:val="DefaultParagraphFont"/>
-    <w:link w:val="Quote"/>
+  <w:style w:type="character" w:customStyle="1" w:styleId="CitaatChar">
+    <w:name w:val="Citaat Char"/>
+    <w:basedOn w:val="Standaardalinea-lettertype"/>
+    <w:link w:val="Citaat"/>
     <w:uiPriority w:val="29"/>
     <w:rsid w:val="00B00D71"/>
     <w:rPr>
@@ -7988,9 +8854,9 @@
       <w:color w:val="404040" w:themeColor="text1" w:themeTint="BF"/>
     </w:rPr>
   </w:style>
-  <w:style w:type="paragraph" w:styleId="ListParagraph">
+  <w:style w:type="paragraph" w:styleId="Lijstalinea">
     <w:name w:val="List Paragraph"/>
-    <w:basedOn w:val="Normal"/>
+    <w:basedOn w:val="Standaard"/>
     <w:uiPriority w:val="34"/>
     <w:qFormat/>
     <w:rsid w:val="00B00D71"/>
@@ -7999,9 +8865,9 @@
       <w:contextualSpacing/>
     </w:pPr>
   </w:style>
-  <w:style w:type="character" w:styleId="IntenseEmphasis">
+  <w:style w:type="character" w:styleId="Intensievebenadrukking">
     <w:name w:val="Intense Emphasis"/>
-    <w:basedOn w:val="DefaultParagraphFont"/>
+    <w:basedOn w:val="Standaardalinea-lettertype"/>
     <w:uiPriority w:val="21"/>
     <w:qFormat/>
     <w:rsid w:val="00B00D71"/>
@@ -8011,11 +8877,11 @@
       <w:color w:val="0F4761" w:themeColor="accent1" w:themeShade="BF"/>
     </w:rPr>
   </w:style>
-  <w:style w:type="paragraph" w:styleId="IntenseQuote">
+  <w:style w:type="paragraph" w:styleId="Duidelijkcitaat">
     <w:name w:val="Intense Quote"/>
-    <w:basedOn w:val="Normal"/>
-    <w:next w:val="Normal"/>
-    <w:link w:val="IntenseQuoteChar"/>
+    <w:basedOn w:val="Standaard"/>
+    <w:next w:val="Standaard"/>
+    <w:link w:val="DuidelijkcitaatChar"/>
     <w:uiPriority w:val="30"/>
     <w:qFormat/>
     <w:rsid w:val="00B00D71"/>
@@ -8034,10 +8900,10 @@
       <w:color w:val="0F4761" w:themeColor="accent1" w:themeShade="BF"/>
     </w:rPr>
   </w:style>
-  <w:style w:type="character" w:customStyle="1" w:styleId="IntenseQuoteChar">
-    <w:name w:val="Intense Quote Char"/>
-    <w:basedOn w:val="DefaultParagraphFont"/>
-    <w:link w:val="IntenseQuote"/>
+  <w:style w:type="character" w:customStyle="1" w:styleId="DuidelijkcitaatChar">
+    <w:name w:val="Duidelijk citaat Char"/>
+    <w:basedOn w:val="Standaardalinea-lettertype"/>
+    <w:link w:val="Duidelijkcitaat"/>
     <w:uiPriority w:val="30"/>
     <w:rsid w:val="00B00D71"/>
     <w:rPr>
@@ -8046,9 +8912,9 @@
       <w:color w:val="0F4761" w:themeColor="accent1" w:themeShade="BF"/>
     </w:rPr>
   </w:style>
-  <w:style w:type="character" w:styleId="IntenseReference">
+  <w:style w:type="character" w:styleId="Intensieveverwijzing">
     <w:name w:val="Intense Reference"/>
-    <w:basedOn w:val="DefaultParagraphFont"/>
+    <w:basedOn w:val="Standaardalinea-lettertype"/>
     <w:uiPriority w:val="32"/>
     <w:qFormat/>
     <w:rsid w:val="00B00D71"/>
@@ -8060,9 +8926,9 @@
       <w:spacing w:val="5"/>
     </w:rPr>
   </w:style>
-  <w:style w:type="character" w:styleId="PlaceholderText">
+  <w:style w:type="character" w:styleId="Tekstvantijdelijkeaanduiding">
     <w:name w:val="Placeholder Text"/>
-    <w:basedOn w:val="DefaultParagraphFont"/>
+    <w:basedOn w:val="Standaardalinea-lettertype"/>
     <w:uiPriority w:val="99"/>
     <w:semiHidden/>
     <w:rsid w:val="00B00D71"/>
@@ -8070,10 +8936,10 @@
       <w:color w:val="666666"/>
     </w:rPr>
   </w:style>
-  <w:style w:type="paragraph" w:styleId="Caption">
+  <w:style w:type="paragraph" w:styleId="Bijschrift">
     <w:name w:val="caption"/>
-    <w:basedOn w:val="Normal"/>
-    <w:next w:val="Normal"/>
+    <w:basedOn w:val="Standaard"/>
+    <w:next w:val="Standaard"/>
     <w:uiPriority w:val="35"/>
     <w:unhideWhenUsed/>
     <w:qFormat/>
